--- a/Daily Reports/04_09_2026-CBOT Reports.docx
+++ b/Daily Reports/04_09_2026-CBOT Reports.docx
@@ -104,7 +104,7 @@
           <w:color w:val="5C768D"/>
           <w:sz w:val="19"/>
         </w:rPr>
-        <w:t>Cập nhật tự động qua `macro_tracker.py` vào lúc 02:00 ICT ngày 04/09/2026</w:t>
+        <w:t>Cập nhật tự động qua `macro_tracker.py` vào lúc 03:00 ICT ngày 04/09/2026</w:t>
       </w:r>
     </w:p>
     <w:tbl>
@@ -313,7 +313,7 @@
               <w:rPr>
                 <w:b/>
               </w:rPr>
-              <w:t>95.57 / thùng</w:t>
+              <w:t>95.65 / thùng</w:t>
             </w:r>
           </w:p>
         </w:tc>
@@ -344,7 +344,7 @@
               <w:rPr>
                 <w:b/>
               </w:rPr>
-              <w:t>-0.06%</w:t>
+              <w:t>+0.02%</w:t>
             </w:r>
           </w:p>
         </w:tc>
@@ -442,7 +442,7 @@
               <w:rPr>
                 <w:b/>
               </w:rPr>
-              <w:t>98.92</w:t>
+              <w:t>98.97</w:t>
             </w:r>
           </w:p>
         </w:tc>
@@ -473,7 +473,7 @@
               <w:rPr>
                 <w:b/>
               </w:rPr>
-              <w:t>-0.64%</w:t>
+              <w:t>-0.59%</w:t>
             </w:r>
           </w:p>
         </w:tc>
@@ -1228,7 +1228,7 @@
         <w:rPr>
           <w:b/>
         </w:rPr>
-        <w:t>`95.57` (-0.06%)</w:t>
+        <w:t>`95.65` (+0.02%)</w:t>
       </w:r>
       <w:r>
         <w:t xml:space="preserve"> | DXY: </w:t>
@@ -1237,7 +1237,7 @@
         <w:rPr>
           <w:b/>
         </w:rPr>
-        <w:t>`98.92` (-0.64%)</w:t>
+        <w:t>`98.97` (-0.59%)</w:t>
       </w:r>
       <w:r>
         <w:t xml:space="preserve"> | Lúa mì CBOT: </w:t>
@@ -1316,7 +1316,7 @@
           <w:color w:val="5C768D"/>
           <w:sz w:val="19"/>
         </w:rPr>
-        <w:t>Cập nhật tự động lúc 02:00 ICT ngày 04/09/2026 — Nguồn: NOAA, USDA, BOM Australia</w:t>
+        <w:t>Cập nhật tự động lúc 03:00 ICT ngày 04/09/2026 — Nguồn: NOAA, USDA, BOM Australia</w:t>
       </w:r>
     </w:p>
     <w:p>
@@ -3615,7 +3615,7 @@
               <w:rPr>
                 <w:b/>
               </w:rPr>
-              <w:t>541.42 (+2.17)</w:t>
+              <w:t>541.41 (+2.16)</w:t>
             </w:r>
           </w:p>
         </w:tc>
@@ -3863,7 +3863,7 @@
               <w:rPr>
                 <w:b/>
               </w:rPr>
-              <w:t>756.13 (+3.88)</w:t>
+              <w:t>756.07 (+3.82)</w:t>
             </w:r>
           </w:p>
         </w:tc>
@@ -11624,10 +11624,10 @@
         <w:rPr>
           <w:b/>
         </w:rPr>
-        <w:t>`541.42 cents`</w:t>
+        <w:t>`541.41 cents`</w:t>
       </w:r>
       <w:r>
-        <w:t xml:space="preserve"> (+2.17).</w:t>
+        <w:t xml:space="preserve"> (+2.16).</w:t>
       </w:r>
     </w:p>
     <w:p>
@@ -11991,7 +11991,7 @@
               <w:rPr>
                 <w:b/>
               </w:rPr>
-              <w:t>95.57</w:t>
+              <w:t>95.65</w:t>
             </w:r>
           </w:p>
         </w:tc>
@@ -12022,7 +12022,7 @@
               <w:rPr>
                 <w:b/>
               </w:rPr>
-              <w:t>-0.06%</w:t>
+              <w:t>+0.02%</w:t>
             </w:r>
           </w:p>
         </w:tc>
@@ -12050,7 +12050,7 @@
             </w:pPr>
             <w:r/>
             <w:r>
-              <w:t>Giá dầu Giảm làm giảm biên lợi nhuận pha chế Ethanol, tạo sức ép lên nhu cầu ngô.</w:t>
+              <w:t>Giá dầu Tăng hỗ trợ biên lợi nhuận pha chế Ethanol, kéo theo nhu cầu ngô tích cực.</w:t>
             </w:r>
           </w:p>
         </w:tc>
@@ -12114,7 +12114,7 @@
               <w:rPr>
                 <w:b/>
               </w:rPr>
-              <w:t>98.92</w:t>
+              <w:t>98.97</w:t>
             </w:r>
           </w:p>
         </w:tc>
@@ -12145,7 +12145,7 @@
               <w:rPr>
                 <w:b/>
               </w:rPr>
-              <w:t>-0.64%</w:t>
+              <w:t>-0.59%</w:t>
             </w:r>
           </w:p>
         </w:tc>
@@ -21806,10 +21806,10 @@
         <w:rPr>
           <w:b/>
         </w:rPr>
-        <w:t>`756.13 cents`</w:t>
+        <w:t>`756.07 cents`</w:t>
       </w:r>
       <w:r>
-        <w:t xml:space="preserve"> (+3.88).</w:t>
+        <w:t xml:space="preserve"> (+3.82).</w:t>
       </w:r>
     </w:p>
     <w:p>
@@ -22173,7 +22173,7 @@
               <w:rPr>
                 <w:b/>
               </w:rPr>
-              <w:t>95.57</w:t>
+              <w:t>95.65</w:t>
             </w:r>
           </w:p>
         </w:tc>
@@ -22204,7 +22204,7 @@
               <w:rPr>
                 <w:b/>
               </w:rPr>
-              <w:t>-0.06%</w:t>
+              <w:t>+0.02%</w:t>
             </w:r>
           </w:p>
         </w:tc>
@@ -22232,7 +22232,7 @@
             </w:pPr>
             <w:r/>
             <w:r>
-              <w:t>Giá dầu Giảm giảm bớt premium rủi ro địa chính trị, tạo áp lực chốt lời lúa mì.</w:t>
+              <w:t>Giá dầu Tăng tăng premium rủi ro địa chính trị và logistics Biển Đen, hỗ trợ giá lúa mì.</w:t>
             </w:r>
           </w:p>
         </w:tc>
@@ -22296,7 +22296,7 @@
               <w:rPr>
                 <w:b/>
               </w:rPr>
-              <w:t>98.92</w:t>
+              <w:t>98.97</w:t>
             </w:r>
           </w:p>
         </w:tc>
@@ -22327,7 +22327,7 @@
               <w:rPr>
                 <w:b/>
               </w:rPr>
-              <w:t>-0.64%</w:t>
+              <w:t>-0.59%</w:t>
             </w:r>
           </w:p>
         </w:tc>

--- a/Daily Reports/04_09_2026-CBOT Reports.docx
+++ b/Daily Reports/04_09_2026-CBOT Reports.docx
@@ -104,7 +104,7 @@
           <w:color w:val="5C768D"/>
           <w:sz w:val="19"/>
         </w:rPr>
-        <w:t>Cập nhật tự động qua `macro_tracker.py` vào lúc 03:00 ICT ngày 04/09/2026</w:t>
+        <w:t>Cập nhật tự động qua `macro_tracker.py` vào lúc 04:00 ICT ngày 04/09/2026</w:t>
       </w:r>
     </w:p>
     <w:tbl>
@@ -313,7 +313,7 @@
               <w:rPr>
                 <w:b/>
               </w:rPr>
-              <w:t>95.65 / thùng</w:t>
+              <w:t>95.83 / thùng</w:t>
             </w:r>
           </w:p>
         </w:tc>
@@ -344,7 +344,7 @@
               <w:rPr>
                 <w:b/>
               </w:rPr>
-              <w:t>+0.02%</w:t>
+              <w:t>+0.21%</w:t>
             </w:r>
           </w:p>
         </w:tc>
@@ -442,7 +442,7 @@
               <w:rPr>
                 <w:b/>
               </w:rPr>
-              <w:t>98.97</w:t>
+              <w:t>98.98</w:t>
             </w:r>
           </w:p>
         </w:tc>
@@ -473,7 +473,7 @@
               <w:rPr>
                 <w:b/>
               </w:rPr>
-              <w:t>-0.59%</w:t>
+              <w:t>-0.58%</w:t>
             </w:r>
           </w:p>
         </w:tc>
@@ -1228,7 +1228,7 @@
         <w:rPr>
           <w:b/>
         </w:rPr>
-        <w:t>`95.65` (+0.02%)</w:t>
+        <w:t>`95.83` (+0.21%)</w:t>
       </w:r>
       <w:r>
         <w:t xml:space="preserve"> | DXY: </w:t>
@@ -1237,7 +1237,7 @@
         <w:rPr>
           <w:b/>
         </w:rPr>
-        <w:t>`98.97` (-0.59%)</w:t>
+        <w:t>`98.98` (-0.58%)</w:t>
       </w:r>
       <w:r>
         <w:t xml:space="preserve"> | Lúa mì CBOT: </w:t>
@@ -1316,7 +1316,7 @@
           <w:color w:val="5C768D"/>
           <w:sz w:val="19"/>
         </w:rPr>
-        <w:t>Cập nhật tự động lúc 03:00 ICT ngày 04/09/2026 — Nguồn: NOAA, USDA, BOM Australia</w:t>
+        <w:t>Cập nhật tự động lúc 04:00 ICT ngày 04/09/2026 — Nguồn: NOAA, USDA, BOM Australia</w:t>
       </w:r>
     </w:p>
     <w:p>
@@ -3615,7 +3615,7 @@
               <w:rPr>
                 <w:b/>
               </w:rPr>
-              <w:t>541.41 (+2.16)</w:t>
+              <w:t>541.44 (+2.19)</w:t>
             </w:r>
           </w:p>
         </w:tc>
@@ -3863,7 +3863,7 @@
               <w:rPr>
                 <w:b/>
               </w:rPr>
-              <w:t>756.07 (+3.82)</w:t>
+              <w:t>756.06 (+3.81)</w:t>
             </w:r>
           </w:p>
         </w:tc>
@@ -11624,10 +11624,10 @@
         <w:rPr>
           <w:b/>
         </w:rPr>
-        <w:t>`541.41 cents`</w:t>
+        <w:t>`541.44 cents`</w:t>
       </w:r>
       <w:r>
-        <w:t xml:space="preserve"> (+2.16).</w:t>
+        <w:t xml:space="preserve"> (+2.19).</w:t>
       </w:r>
     </w:p>
     <w:p>
@@ -11991,7 +11991,7 @@
               <w:rPr>
                 <w:b/>
               </w:rPr>
-              <w:t>95.65</w:t>
+              <w:t>95.83</w:t>
             </w:r>
           </w:p>
         </w:tc>
@@ -12022,7 +12022,7 @@
               <w:rPr>
                 <w:b/>
               </w:rPr>
-              <w:t>+0.02%</w:t>
+              <w:t>+0.21%</w:t>
             </w:r>
           </w:p>
         </w:tc>
@@ -12114,7 +12114,7 @@
               <w:rPr>
                 <w:b/>
               </w:rPr>
-              <w:t>98.97</w:t>
+              <w:t>98.98</w:t>
             </w:r>
           </w:p>
         </w:tc>
@@ -12145,7 +12145,7 @@
               <w:rPr>
                 <w:b/>
               </w:rPr>
-              <w:t>-0.59%</w:t>
+              <w:t>-0.58%</w:t>
             </w:r>
           </w:p>
         </w:tc>
@@ -21806,10 +21806,10 @@
         <w:rPr>
           <w:b/>
         </w:rPr>
-        <w:t>`756.07 cents`</w:t>
+        <w:t>`756.06 cents`</w:t>
       </w:r>
       <w:r>
-        <w:t xml:space="preserve"> (+3.82).</w:t>
+        <w:t xml:space="preserve"> (+3.81).</w:t>
       </w:r>
     </w:p>
     <w:p>
@@ -22173,7 +22173,7 @@
               <w:rPr>
                 <w:b/>
               </w:rPr>
-              <w:t>95.65</w:t>
+              <w:t>95.83</w:t>
             </w:r>
           </w:p>
         </w:tc>
@@ -22204,7 +22204,7 @@
               <w:rPr>
                 <w:b/>
               </w:rPr>
-              <w:t>+0.02%</w:t>
+              <w:t>+0.21%</w:t>
             </w:r>
           </w:p>
         </w:tc>
@@ -22296,7 +22296,7 @@
               <w:rPr>
                 <w:b/>
               </w:rPr>
-              <w:t>98.97</w:t>
+              <w:t>98.98</w:t>
             </w:r>
           </w:p>
         </w:tc>
@@ -22327,7 +22327,7 @@
               <w:rPr>
                 <w:b/>
               </w:rPr>
-              <w:t>-0.59%</w:t>
+              <w:t>-0.58%</w:t>
             </w:r>
           </w:p>
         </w:tc>

--- a/Daily Reports/04_09_2026-CBOT Reports.docx
+++ b/Daily Reports/04_09_2026-CBOT Reports.docx
@@ -104,7 +104,7 @@
           <w:color w:val="5C768D"/>
           <w:sz w:val="19"/>
         </w:rPr>
-        <w:t>Cập nhật tự động qua `macro_tracker.py` vào lúc 04:00 ICT ngày 04/09/2026</w:t>
+        <w:t>Cập nhật tự động qua `macro_tracker.py` vào lúc 05:01 ICT ngày 04/09/2026</w:t>
       </w:r>
     </w:p>
     <w:tbl>
@@ -313,7 +313,7 @@
               <w:rPr>
                 <w:b/>
               </w:rPr>
-              <w:t>95.83 / thùng</w:t>
+              <w:t>95.82 / thùng</w:t>
             </w:r>
           </w:p>
         </w:tc>
@@ -344,7 +344,7 @@
               <w:rPr>
                 <w:b/>
               </w:rPr>
-              <w:t>+0.21%</w:t>
+              <w:t>+0.20%</w:t>
             </w:r>
           </w:p>
         </w:tc>
@@ -442,7 +442,7 @@
               <w:rPr>
                 <w:b/>
               </w:rPr>
-              <w:t>98.98</w:t>
+              <w:t>99.00</w:t>
             </w:r>
           </w:p>
         </w:tc>
@@ -473,7 +473,7 @@
               <w:rPr>
                 <w:b/>
               </w:rPr>
-              <w:t>-0.58%</w:t>
+              <w:t>-0.56%</w:t>
             </w:r>
           </w:p>
         </w:tc>
@@ -1228,7 +1228,7 @@
         <w:rPr>
           <w:b/>
         </w:rPr>
-        <w:t>`95.83` (+0.21%)</w:t>
+        <w:t>`95.82` (+0.20%)</w:t>
       </w:r>
       <w:r>
         <w:t xml:space="preserve"> | DXY: </w:t>
@@ -1237,7 +1237,7 @@
         <w:rPr>
           <w:b/>
         </w:rPr>
-        <w:t>`98.98` (-0.58%)</w:t>
+        <w:t>`99.00` (-0.56%)</w:t>
       </w:r>
       <w:r>
         <w:t xml:space="preserve"> | Lúa mì CBOT: </w:t>
@@ -1316,7 +1316,7 @@
           <w:color w:val="5C768D"/>
           <w:sz w:val="19"/>
         </w:rPr>
-        <w:t>Cập nhật tự động lúc 04:00 ICT ngày 04/09/2026 — Nguồn: NOAA, USDA, BOM Australia</w:t>
+        <w:t>Cập nhật tự động lúc 05:01 ICT ngày 04/09/2026 — Nguồn: NOAA, USDA, BOM Australia</w:t>
       </w:r>
     </w:p>
     <w:p>
@@ -3615,7 +3615,7 @@
               <w:rPr>
                 <w:b/>
               </w:rPr>
-              <w:t>541.44 (+2.19)</w:t>
+              <w:t>541.42 (+2.17)</w:t>
             </w:r>
           </w:p>
         </w:tc>
@@ -3863,7 +3863,7 @@
               <w:rPr>
                 <w:b/>
               </w:rPr>
-              <w:t>756.06 (+3.81)</w:t>
+              <w:t>756.03 (+3.78)</w:t>
             </w:r>
           </w:p>
         </w:tc>
@@ -11624,10 +11624,10 @@
         <w:rPr>
           <w:b/>
         </w:rPr>
-        <w:t>`541.44 cents`</w:t>
+        <w:t>`541.42 cents`</w:t>
       </w:r>
       <w:r>
-        <w:t xml:space="preserve"> (+2.19).</w:t>
+        <w:t xml:space="preserve"> (+2.17).</w:t>
       </w:r>
     </w:p>
     <w:p>
@@ -11991,7 +11991,7 @@
               <w:rPr>
                 <w:b/>
               </w:rPr>
-              <w:t>95.83</w:t>
+              <w:t>95.82</w:t>
             </w:r>
           </w:p>
         </w:tc>
@@ -12022,7 +12022,7 @@
               <w:rPr>
                 <w:b/>
               </w:rPr>
-              <w:t>+0.21%</w:t>
+              <w:t>+0.20%</w:t>
             </w:r>
           </w:p>
         </w:tc>
@@ -12114,7 +12114,7 @@
               <w:rPr>
                 <w:b/>
               </w:rPr>
-              <w:t>98.98</w:t>
+              <w:t>99.00</w:t>
             </w:r>
           </w:p>
         </w:tc>
@@ -12145,7 +12145,7 @@
               <w:rPr>
                 <w:b/>
               </w:rPr>
-              <w:t>-0.58%</w:t>
+              <w:t>-0.56%</w:t>
             </w:r>
           </w:p>
         </w:tc>
@@ -21806,10 +21806,10 @@
         <w:rPr>
           <w:b/>
         </w:rPr>
-        <w:t>`756.06 cents`</w:t>
+        <w:t>`756.03 cents`</w:t>
       </w:r>
       <w:r>
-        <w:t xml:space="preserve"> (+3.81).</w:t>
+        <w:t xml:space="preserve"> (+3.78).</w:t>
       </w:r>
     </w:p>
     <w:p>
@@ -22173,7 +22173,7 @@
               <w:rPr>
                 <w:b/>
               </w:rPr>
-              <w:t>95.83</w:t>
+              <w:t>95.82</w:t>
             </w:r>
           </w:p>
         </w:tc>
@@ -22204,7 +22204,7 @@
               <w:rPr>
                 <w:b/>
               </w:rPr>
-              <w:t>+0.21%</w:t>
+              <w:t>+0.20%</w:t>
             </w:r>
           </w:p>
         </w:tc>
@@ -22296,7 +22296,7 @@
               <w:rPr>
                 <w:b/>
               </w:rPr>
-              <w:t>98.98</w:t>
+              <w:t>99.00</w:t>
             </w:r>
           </w:p>
         </w:tc>
@@ -22327,7 +22327,7 @@
               <w:rPr>
                 <w:b/>
               </w:rPr>
-              <w:t>-0.58%</w:t>
+              <w:t>-0.56%</w:t>
             </w:r>
           </w:p>
         </w:tc>

--- a/Daily Reports/04_09_2026-CBOT Reports.docx
+++ b/Daily Reports/04_09_2026-CBOT Reports.docx
@@ -104,7 +104,7 @@
           <w:color w:val="5C768D"/>
           <w:sz w:val="19"/>
         </w:rPr>
-        <w:t>Cập nhật tự động qua `macro_tracker.py` vào lúc 05:01 ICT ngày 04/09/2026</w:t>
+        <w:t>Cập nhật tự động qua `macro_tracker.py` vào lúc 06:00 ICT ngày 04/09/2026</w:t>
       </w:r>
     </w:p>
     <w:tbl>
@@ -1316,7 +1316,7 @@
           <w:color w:val="5C768D"/>
           <w:sz w:val="19"/>
         </w:rPr>
-        <w:t>Cập nhật tự động lúc 05:01 ICT ngày 04/09/2026 — Nguồn: NOAA, USDA, BOM Australia</w:t>
+        <w:t>Cập nhật tự động lúc 06:00 ICT ngày 04/09/2026 — Nguồn: NOAA, USDA, BOM Australia</w:t>
       </w:r>
     </w:p>
     <w:p>

--- a/Daily Reports/04_09_2026-CBOT Reports.docx
+++ b/Daily Reports/04_09_2026-CBOT Reports.docx
@@ -104,7 +104,7 @@
           <w:color w:val="5C768D"/>
           <w:sz w:val="19"/>
         </w:rPr>
-        <w:t>Cập nhật tự động qua `macro_tracker.py` vào lúc 06:00 ICT ngày 04/09/2026</w:t>
+        <w:t>Cập nhật tự động qua `macro_tracker.py` vào lúc 06:32 ICT ngày 04/09/2026</w:t>
       </w:r>
     </w:p>
     <w:tbl>
@@ -313,7 +313,7 @@
               <w:rPr>
                 <w:b/>
               </w:rPr>
-              <w:t>95.82 / thùng</w:t>
+              <w:t>95.93 / thùng</w:t>
             </w:r>
           </w:p>
         </w:tc>
@@ -344,7 +344,7 @@
               <w:rPr>
                 <w:b/>
               </w:rPr>
-              <w:t>+0.20%</w:t>
+              <w:t>+0.31%</w:t>
             </w:r>
           </w:p>
         </w:tc>
@@ -1228,7 +1228,7 @@
         <w:rPr>
           <w:b/>
         </w:rPr>
-        <w:t>`95.82` (+0.20%)</w:t>
+        <w:t>`95.93` (+0.31%)</w:t>
       </w:r>
       <w:r>
         <w:t xml:space="preserve"> | DXY: </w:t>
@@ -1316,7 +1316,7 @@
           <w:color w:val="5C768D"/>
           <w:sz w:val="19"/>
         </w:rPr>
-        <w:t>Cập nhật tự động lúc 06:00 ICT ngày 04/09/2026 — Nguồn: NOAA, USDA, BOM Australia</w:t>
+        <w:t>Cập nhật tự động lúc 06:32 ICT ngày 04/09/2026 — Nguồn: NOAA, USDA, BOM Australia</w:t>
       </w:r>
     </w:p>
     <w:p>
@@ -3615,7 +3615,7 @@
               <w:rPr>
                 <w:b/>
               </w:rPr>
-              <w:t>541.42 (+2.17)</w:t>
+              <w:t>541.45 (+2.20)</w:t>
             </w:r>
           </w:p>
         </w:tc>
@@ -11624,10 +11624,10 @@
         <w:rPr>
           <w:b/>
         </w:rPr>
-        <w:t>`541.42 cents`</w:t>
+        <w:t>`541.45 cents`</w:t>
       </w:r>
       <w:r>
-        <w:t xml:space="preserve"> (+2.17).</w:t>
+        <w:t xml:space="preserve"> (+2.20).</w:t>
       </w:r>
     </w:p>
     <w:p>
@@ -11991,7 +11991,7 @@
               <w:rPr>
                 <w:b/>
               </w:rPr>
-              <w:t>95.82</w:t>
+              <w:t>95.93</w:t>
             </w:r>
           </w:p>
         </w:tc>
@@ -12022,7 +12022,7 @@
               <w:rPr>
                 <w:b/>
               </w:rPr>
-              <w:t>+0.20%</w:t>
+              <w:t>+0.31%</w:t>
             </w:r>
           </w:p>
         </w:tc>
@@ -22173,7 +22173,7 @@
               <w:rPr>
                 <w:b/>
               </w:rPr>
-              <w:t>95.82</w:t>
+              <w:t>95.93</w:t>
             </w:r>
           </w:p>
         </w:tc>
@@ -22204,7 +22204,7 @@
               <w:rPr>
                 <w:b/>
               </w:rPr>
-              <w:t>+0.20%</w:t>
+              <w:t>+0.31%</w:t>
             </w:r>
           </w:p>
         </w:tc>

--- a/Daily Reports/04_09_2026-CBOT Reports.docx
+++ b/Daily Reports/04_09_2026-CBOT Reports.docx
@@ -104,7 +104,7 @@
           <w:color w:val="5C768D"/>
           <w:sz w:val="19"/>
         </w:rPr>
-        <w:t>Cập nhật tự động qua `macro_tracker.py` vào lúc 07:27 ICT ngày 04/09/2026</w:t>
+        <w:t>Cập nhật tự động qua `macro_tracker.py` vào lúc 08:00 ICT ngày 04/09/2026</w:t>
       </w:r>
     </w:p>
     <w:tbl>
@@ -313,7 +313,7 @@
               <w:rPr>
                 <w:b/>
               </w:rPr>
-              <w:t>95.75 / thùng</w:t>
+              <w:t>95.52 / thùng</w:t>
             </w:r>
           </w:p>
         </w:tc>
@@ -344,7 +344,7 @@
               <w:rPr>
                 <w:b/>
               </w:rPr>
-              <w:t>+0.12%</w:t>
+              <w:t>-0.12%</w:t>
             </w:r>
           </w:p>
         </w:tc>
@@ -442,7 +442,7 @@
               <w:rPr>
                 <w:b/>
               </w:rPr>
-              <w:t>98.98</w:t>
+              <w:t>98.97</w:t>
             </w:r>
           </w:p>
         </w:tc>
@@ -473,7 +473,7 @@
               <w:rPr>
                 <w:b/>
               </w:rPr>
-              <w:t>-0.58%</w:t>
+              <w:t>-0.60%</w:t>
             </w:r>
           </w:p>
         </w:tc>
@@ -1228,7 +1228,7 @@
         <w:rPr>
           <w:b/>
         </w:rPr>
-        <w:t>`95.75` (+0.12%)</w:t>
+        <w:t>`95.52` (-0.12%)</w:t>
       </w:r>
       <w:r>
         <w:t xml:space="preserve"> | DXY: </w:t>
@@ -1237,7 +1237,7 @@
         <w:rPr>
           <w:b/>
         </w:rPr>
-        <w:t>`98.98` (-0.58%)</w:t>
+        <w:t>`98.97` (-0.60%)</w:t>
       </w:r>
       <w:r>
         <w:t xml:space="preserve"> | Lúa mì CBOT: </w:t>
@@ -1246,7 +1246,7 @@
         <w:rPr>
           <w:b/>
         </w:rPr>
-        <w:t>`748.75` (-0.80%)</w:t>
+        <w:t>`750.75` (-0.60%)</w:t>
       </w:r>
       <w:r>
         <w:t>.</w:t>
@@ -1316,7 +1316,7 @@
           <w:color w:val="5C768D"/>
           <w:sz w:val="19"/>
         </w:rPr>
-        <w:t>Cập nhật tự động lúc 07:27 ICT ngày 04/09/2026 — Nguồn: NOAA, USDA, BOM Australia</w:t>
+        <w:t>Cập nhật tự động lúc 08:00 ICT ngày 04/09/2026 — Nguồn: NOAA, USDA, BOM Australia</w:t>
       </w:r>
     </w:p>
     <w:p>
@@ -3584,7 +3584,7 @@
               <w:rPr>
                 <w:b/>
               </w:rPr>
-              <w:t>537.00</w:t>
+              <w:t>538.25</w:t>
             </w:r>
           </w:p>
         </w:tc>
@@ -3615,7 +3615,7 @@
               <w:rPr>
                 <w:b/>
               </w:rPr>
-              <w:t>539.08 (+2.08)</w:t>
+              <w:t>540.32 (+2.07)</w:t>
             </w:r>
           </w:p>
         </w:tc>
@@ -3643,7 +3643,7 @@
             </w:pPr>
             <w:r/>
             <w:r>
-              <w:t>Bearish (536.90 &lt; 537.71)</w:t>
+              <w:t>Bearish (537.02 &lt; 537.76)</w:t>
             </w:r>
           </w:p>
         </w:tc>
@@ -3671,7 +3671,7 @@
             </w:pPr>
             <w:r/>
             <w:r>
-              <w:t>2.75 cents</w:t>
+              <w:t>3.00 cents</w:t>
             </w:r>
           </w:p>
         </w:tc>
@@ -3832,7 +3832,7 @@
               <w:rPr>
                 <w:b/>
               </w:rPr>
-              <w:t>748.75</w:t>
+              <w:t>750.75</w:t>
             </w:r>
           </w:p>
         </w:tc>
@@ -3863,7 +3863,7 @@
               <w:rPr>
                 <w:b/>
               </w:rPr>
-              <w:t>752.30 (+3.55)</w:t>
+              <w:t>754.33 (+3.58)</w:t>
             </w:r>
           </w:p>
         </w:tc>
@@ -3891,7 +3891,7 @@
             </w:pPr>
             <w:r/>
             <w:r>
-              <w:t>Bearish (755.00 &lt; 762.63)</w:t>
+              <w:t>Bearish (755.19 &lt; 762.71)</w:t>
             </w:r>
           </w:p>
         </w:tc>
@@ -4357,7 +4357,7 @@
                 <w:b/>
                 <w:color w:val="15803D"/>
               </w:rPr>
-              <w:t>535.00 - 536.90 cents (Canh mua vùng hỗ trợ)</w:t>
+              <w:t>536.25 - 537.02 cents (Canh mua vùng hỗ trợ)</w:t>
             </w:r>
           </w:p>
         </w:tc>
@@ -4388,7 +4388,7 @@
               <w:rPr>
                 <w:b/>
               </w:rPr>
-              <w:t>451.39 cents (Dưới cản S2 + 1.5x ATR)</w:t>
+              <w:t>451.34 cents (Dưới cản S2 + 1.5x ATR)</w:t>
             </w:r>
           </w:p>
         </w:tc>
@@ -4424,7 +4424,7 @@
                 <w:color w:val="D97706"/>
                 <w:sz w:val="19"/>
               </w:rPr>
-              <w:t xml:space="preserve"> 539.75 cents </w:t>
+              <w:t xml:space="preserve"> 540.50 cents </w:t>
             </w:r>
             <w:r>
               <w:t xml:space="preserve"> / TP2: </w:t>
@@ -4569,7 +4569,7 @@
               <w:rPr>
                 <w:b/>
               </w:rPr>
-              <w:t>533.50 - 535.00 cents</w:t>
+              <w:t>534.75 - 536.25 cents</w:t>
             </w:r>
           </w:p>
         </w:tc>
@@ -4600,7 +4600,7 @@
               <w:rPr>
                 <w:b/>
               </w:rPr>
-              <w:t>453.35 cents (Chống quét SL tuyệt đối)</w:t>
+              <w:t>453.31 cents (Chống quét SL tuyệt đối)</w:t>
             </w:r>
           </w:p>
         </w:tc>
@@ -4762,7 +4762,7 @@
               <w:rPr>
                 <w:b/>
               </w:rPr>
-              <w:t>539.75 - 541.25 cents</w:t>
+              <w:t>540.50 - 542.00 cents</w:t>
             </w:r>
           </w:p>
         </w:tc>
@@ -4793,7 +4793,7 @@
               <w:rPr>
                 <w:b/>
               </w:rPr>
-              <w:t>543.65 cents</w:t>
+              <w:t>544.44 cents</w:t>
             </w:r>
           </w:p>
         </w:tc>
@@ -4955,7 +4955,7 @@
               <w:rPr>
                 <w:b/>
               </w:rPr>
-              <w:t>441.63 - 457.25 cents</w:t>
+              <w:t>441.50 - 457.25 cents</w:t>
             </w:r>
           </w:p>
         </w:tc>
@@ -5136,7 +5136,7 @@
                 <w:b/>
                 <w:color w:val="B91C1C"/>
               </w:rPr>
-              <w:t>755.00 - 762.63 cents (Canh bán hồi kỹ thuật H1)</w:t>
+              <w:t>755.19 - 762.71 cents (Canh bán hồi kỹ thuật H1)</w:t>
             </w:r>
           </w:p>
         </w:tc>
@@ -11609,7 +11609,7 @@
         <w:t>Giá Chốt Phiên (Close):</w:t>
       </w:r>
       <w:r>
-        <w:t xml:space="preserve"> 537.00 cents | </w:t>
+        <w:t xml:space="preserve"> 538.25 cents | </w:t>
       </w:r>
       <w:r>
         <w:rPr>
@@ -11624,10 +11624,10 @@
         <w:rPr>
           <w:b/>
         </w:rPr>
-        <w:t>`539.08 cents`</w:t>
+        <w:t>`540.32 cents`</w:t>
       </w:r>
       <w:r>
-        <w:t xml:space="preserve"> (+2.08).</w:t>
+        <w:t xml:space="preserve"> (+2.07).</w:t>
       </w:r>
     </w:p>
     <w:p>
@@ -11648,7 +11648,7 @@
         <w:rPr>
           <w:b/>
         </w:rPr>
-        <w:t>`8,974`</w:t>
+        <w:t>`10,632`</w:t>
       </w:r>
       <w:r>
         <w:t xml:space="preserve"> (Chênh lệch: </w:t>
@@ -11657,7 +11657,7 @@
         <w:rPr>
           <w:b/>
         </w:rPr>
-        <w:t>`-292,546`</w:t>
+        <w:t>`-290,888`</w:t>
       </w:r>
       <w:r>
         <w:t xml:space="preserve">) | OI: </w:t>
@@ -11991,7 +11991,7 @@
               <w:rPr>
                 <w:b/>
               </w:rPr>
-              <w:t>95.75</w:t>
+              <w:t>95.52</w:t>
             </w:r>
           </w:p>
         </w:tc>
@@ -12022,7 +12022,7 @@
               <w:rPr>
                 <w:b/>
               </w:rPr>
-              <w:t>+0.12%</w:t>
+              <w:t>-0.12%</w:t>
             </w:r>
           </w:p>
         </w:tc>
@@ -12050,7 +12050,7 @@
             </w:pPr>
             <w:r/>
             <w:r>
-              <w:t>Giá dầu Tăng hỗ trợ biên lợi nhuận pha chế Ethanol, kéo theo nhu cầu ngô tích cực.</w:t>
+              <w:t>Giá dầu Giảm làm giảm biên lợi nhuận pha chế Ethanol, tạo sức ép lên nhu cầu ngô.</w:t>
             </w:r>
           </w:p>
         </w:tc>
@@ -12114,7 +12114,7 @@
               <w:rPr>
                 <w:b/>
               </w:rPr>
-              <w:t>98.98</w:t>
+              <w:t>98.97</w:t>
             </w:r>
           </w:p>
         </w:tc>
@@ -12145,7 +12145,7 @@
               <w:rPr>
                 <w:b/>
               </w:rPr>
-              <w:t>-0.58%</w:t>
+              <w:t>-0.60%</w:t>
             </w:r>
           </w:p>
         </w:tc>
@@ -12749,7 +12749,7 @@
         <w:t xml:space="preserve"> EMA_21 </w:t>
       </w:r>
       <w:r>
-        <w:t xml:space="preserve"> (536.90) &lt; </w:t>
+        <w:t xml:space="preserve"> (537.02) &lt; </w:t>
       </w:r>
       <w:r>
         <w:rPr>
@@ -12760,7 +12760,7 @@
         <w:t xml:space="preserve"> EMA_50 </w:t>
       </w:r>
       <w:r>
-        <w:t xml:space="preserve"> (537.71).</w:t>
+        <w:t xml:space="preserve"> (537.76).</w:t>
       </w:r>
     </w:p>
     <w:p>
@@ -12781,7 +12781,7 @@
         <w:rPr>
           <w:b/>
         </w:rPr>
-        <w:t>`49.61`</w:t>
+        <w:t>`51.69`</w:t>
       </w:r>
       <w:r>
         <w:t xml:space="preserve"> | ATR (14) = </w:t>
@@ -12790,7 +12790,7 @@
         <w:rPr>
           <w:b/>
         </w:rPr>
-        <w:t>`3.90`</w:t>
+        <w:t>`3.94`</w:t>
       </w:r>
       <w:r>
         <w:t xml:space="preserve"> cents | Volatility = </w:t>
@@ -12799,7 +12799,7 @@
         <w:rPr>
           <w:b/>
         </w:rPr>
-        <w:t>`2.75 cents`</w:t>
+        <w:t>`3.00 cents`</w:t>
       </w:r>
       <w:r>
         <w:t>.</w:t>
@@ -12823,7 +12823,7 @@
         <w:rPr>
           <w:b/>
         </w:rPr>
-        <w:t>`535.00`</w:t>
+        <w:t>`536.25`</w:t>
       </w:r>
       <w:r>
         <w:t xml:space="preserve"> | S2: </w:t>
@@ -12841,7 +12841,7 @@
         <w:rPr>
           <w:b/>
         </w:rPr>
-        <w:t>`539.75`</w:t>
+        <w:t>`540.50`</w:t>
       </w:r>
       <w:r>
         <w:t xml:space="preserve"> | R2: </w:t>
@@ -13584,7 +13584,7 @@
           <w:b/>
           <w:color w:val="15803D"/>
         </w:rPr>
-        <w:t>`535.00 - 536.90 cents (Canh mua vùng hỗ trợ)`</w:t>
+        <w:t>`536.25 - 537.02 cents (Canh mua vùng hỗ trợ)`</w:t>
       </w:r>
       <w:r>
         <w:t xml:space="preserve"> | SL: </w:t>
@@ -13593,7 +13593,7 @@
         <w:rPr>
           <w:b/>
         </w:rPr>
-        <w:t>`451.39 cents (Dưới cản S2 + 1.5x ATR)`</w:t>
+        <w:t>`451.34 cents (Dưới cản S2 + 1.5x ATR)`</w:t>
       </w:r>
       <w:r>
         <w:t xml:space="preserve"> | TP: </w:t>
@@ -13604,7 +13604,7 @@
           <w:color w:val="D97706"/>
           <w:sz w:val="19"/>
         </w:rPr>
-        <w:t xml:space="preserve"> 539.75 cents </w:t>
+        <w:t xml:space="preserve"> 540.50 cents </w:t>
       </w:r>
       <w:r>
         <w:t xml:space="preserve"> / </w:t>
@@ -13655,7 +13655,7 @@
         <w:rPr>
           <w:b/>
         </w:rPr>
-        <w:t>`533.50 - 535.00 cents`</w:t>
+        <w:t>`534.75 - 536.25 cents`</w:t>
       </w:r>
       <w:r>
         <w:t xml:space="preserve"> | SL: </w:t>
@@ -13664,7 +13664,7 @@
         <w:rPr>
           <w:b/>
         </w:rPr>
-        <w:t>`453.35 cents (Chống quét SL tuyệt đối)`</w:t>
+        <w:t>`453.31 cents (Chống quét SL tuyệt đối)`</w:t>
       </w:r>
       <w:r>
         <w:t xml:space="preserve"> | TP: </w:t>
@@ -13701,7 +13701,7 @@
         <w:rPr>
           <w:b/>
         </w:rPr>
-        <w:t>`539.75 - 541.25 cents`</w:t>
+        <w:t>`540.50 - 542.00 cents`</w:t>
       </w:r>
       <w:r>
         <w:t xml:space="preserve"> | SL: </w:t>
@@ -13710,7 +13710,7 @@
         <w:rPr>
           <w:b/>
         </w:rPr>
-        <w:t>`543.65 cents`</w:t>
+        <w:t>`544.44 cents`</w:t>
       </w:r>
       <w:r>
         <w:t xml:space="preserve"> | TP: </w:t>
@@ -13759,7 +13759,7 @@
         <w:rPr>
           <w:b/>
         </w:rPr>
-        <w:t>`441.63 - 457.25 cents`</w:t>
+        <w:t>`441.50 - 457.25 cents`</w:t>
       </w:r>
     </w:p>
     <w:p>
@@ -14166,7 +14166,7 @@
             </w:pPr>
             <w:r/>
             <w:r>
-              <w:t>537.00</w:t>
+              <w:t>538.25</w:t>
             </w:r>
           </w:p>
         </w:tc>
@@ -14194,7 +14194,7 @@
             </w:pPr>
             <w:r/>
             <w:r>
-              <w:t>540.75</w:t>
+              <w:t>542.00</w:t>
             </w:r>
           </w:p>
         </w:tc>
@@ -14222,7 +14222,7 @@
             </w:pPr>
             <w:r/>
             <w:r>
-              <w:t>533.75</w:t>
+              <w:t>535.00</w:t>
             </w:r>
           </w:p>
         </w:tc>
@@ -14253,7 +14253,7 @@
               <w:rPr>
                 <w:b/>
               </w:rPr>
-              <w:t>537.25</w:t>
+              <w:t>538.50</w:t>
             </w:r>
           </w:p>
         </w:tc>
@@ -14401,7 +14401,7 @@
             </w:pPr>
             <w:r/>
             <w:r>
-              <w:t>537.25</w:t>
+              <w:t>538.50</w:t>
             </w:r>
           </w:p>
         </w:tc>
@@ -14429,7 +14429,7 @@
             </w:pPr>
             <w:r/>
             <w:r>
-              <w:t>540.00</w:t>
+              <w:t>541.25</w:t>
             </w:r>
           </w:p>
         </w:tc>
@@ -14457,7 +14457,7 @@
             </w:pPr>
             <w:r/>
             <w:r>
-              <w:t>533.50</w:t>
+              <w:t>534.75</w:t>
             </w:r>
           </w:p>
         </w:tc>
@@ -14488,7 +14488,7 @@
               <w:rPr>
                 <w:b/>
               </w:rPr>
-              <w:t>536.75</w:t>
+              <w:t>538.00</w:t>
             </w:r>
           </w:p>
         </w:tc>
@@ -14636,7 +14636,7 @@
             </w:pPr>
             <w:r/>
             <w:r>
-              <w:t>536.75</w:t>
+              <w:t>538.00</w:t>
             </w:r>
           </w:p>
         </w:tc>
@@ -14664,7 +14664,7 @@
             </w:pPr>
             <w:r/>
             <w:r>
-              <w:t>539.75</w:t>
+              <w:t>541.00</w:t>
             </w:r>
           </w:p>
         </w:tc>
@@ -14692,7 +14692,7 @@
             </w:pPr>
             <w:r/>
             <w:r>
-              <w:t>532.75</w:t>
+              <w:t>534.00</w:t>
             </w:r>
           </w:p>
         </w:tc>
@@ -14723,7 +14723,7 @@
               <w:rPr>
                 <w:b/>
               </w:rPr>
-              <w:t>537.50</w:t>
+              <w:t>538.75</w:t>
             </w:r>
           </w:p>
         </w:tc>
@@ -14871,7 +14871,7 @@
             </w:pPr>
             <w:r/>
             <w:r>
-              <w:t>537.50</w:t>
+              <w:t>538.75</w:t>
             </w:r>
           </w:p>
         </w:tc>
@@ -14899,7 +14899,7 @@
             </w:pPr>
             <w:r/>
             <w:r>
-              <w:t>542.00</w:t>
+              <w:t>543.25</w:t>
             </w:r>
           </w:p>
         </w:tc>
@@ -14927,7 +14927,7 @@
             </w:pPr>
             <w:r/>
             <w:r>
-              <w:t>532.50</w:t>
+              <w:t>533.75</w:t>
             </w:r>
           </w:p>
         </w:tc>
@@ -14958,7 +14958,7 @@
               <w:rPr>
                 <w:b/>
               </w:rPr>
-              <w:t>538.25</w:t>
+              <w:t>539.50</w:t>
             </w:r>
           </w:p>
         </w:tc>
@@ -15106,7 +15106,7 @@
             </w:pPr>
             <w:r/>
             <w:r>
-              <w:t>538.25</w:t>
+              <w:t>539.50</w:t>
             </w:r>
           </w:p>
         </w:tc>
@@ -15134,7 +15134,7 @@
             </w:pPr>
             <w:r/>
             <w:r>
-              <w:t>543.75</w:t>
+              <w:t>545.00</w:t>
             </w:r>
           </w:p>
         </w:tc>
@@ -15162,7 +15162,7 @@
             </w:pPr>
             <w:r/>
             <w:r>
-              <w:t>532.00</w:t>
+              <w:t>533.25</w:t>
             </w:r>
           </w:p>
         </w:tc>
@@ -15193,7 +15193,7 @@
               <w:rPr>
                 <w:b/>
               </w:rPr>
-              <w:t>540.50</w:t>
+              <w:t>541.75</w:t>
             </w:r>
           </w:p>
         </w:tc>
@@ -15341,7 +15341,7 @@
             </w:pPr>
             <w:r/>
             <w:r>
-              <w:t>540.50</w:t>
+              <w:t>541.75</w:t>
             </w:r>
           </w:p>
         </w:tc>
@@ -15369,7 +15369,7 @@
             </w:pPr>
             <w:r/>
             <w:r>
-              <w:t>543.50</w:t>
+              <w:t>544.75</w:t>
             </w:r>
           </w:p>
         </w:tc>
@@ -15397,7 +15397,7 @@
             </w:pPr>
             <w:r/>
             <w:r>
-              <w:t>536.25</w:t>
+              <w:t>537.50</w:t>
             </w:r>
           </w:p>
         </w:tc>
@@ -15428,7 +15428,7 @@
               <w:rPr>
                 <w:b/>
               </w:rPr>
-              <w:t>540.75</w:t>
+              <w:t>542.00</w:t>
             </w:r>
           </w:p>
         </w:tc>
@@ -15576,7 +15576,7 @@
             </w:pPr>
             <w:r/>
             <w:r>
-              <w:t>540.75</w:t>
+              <w:t>542.00</w:t>
             </w:r>
           </w:p>
         </w:tc>
@@ -15604,7 +15604,7 @@
             </w:pPr>
             <w:r/>
             <w:r>
-              <w:t>544.00</w:t>
+              <w:t>545.25</w:t>
             </w:r>
           </w:p>
         </w:tc>
@@ -15632,7 +15632,7 @@
             </w:pPr>
             <w:r/>
             <w:r>
-              <w:t>534.25</w:t>
+              <w:t>535.50</w:t>
             </w:r>
           </w:p>
         </w:tc>
@@ -15663,7 +15663,7 @@
               <w:rPr>
                 <w:b/>
               </w:rPr>
-              <w:t>541.50</w:t>
+              <w:t>542.75</w:t>
             </w:r>
           </w:p>
         </w:tc>
@@ -15811,7 +15811,7 @@
             </w:pPr>
             <w:r/>
             <w:r>
-              <w:t>541.50</w:t>
+              <w:t>542.75</w:t>
             </w:r>
           </w:p>
         </w:tc>
@@ -15839,7 +15839,7 @@
             </w:pPr>
             <w:r/>
             <w:r>
-              <w:t>544.50</w:t>
+              <w:t>545.75</w:t>
             </w:r>
           </w:p>
         </w:tc>
@@ -15867,7 +15867,7 @@
             </w:pPr>
             <w:r/>
             <w:r>
-              <w:t>537.00</w:t>
+              <w:t>538.25</w:t>
             </w:r>
           </w:p>
         </w:tc>
@@ -15898,7 +15898,7 @@
               <w:rPr>
                 <w:b/>
               </w:rPr>
-              <w:t>541.00</w:t>
+              <w:t>542.25</w:t>
             </w:r>
           </w:p>
         </w:tc>
@@ -16046,7 +16046,7 @@
             </w:pPr>
             <w:r/>
             <w:r>
-              <w:t>541.00</w:t>
+              <w:t>542.25</w:t>
             </w:r>
           </w:p>
         </w:tc>
@@ -16074,7 +16074,7 @@
             </w:pPr>
             <w:r/>
             <w:r>
-              <w:t>545.00</w:t>
+              <w:t>546.25</w:t>
             </w:r>
           </w:p>
         </w:tc>
@@ -16102,7 +16102,7 @@
             </w:pPr>
             <w:r/>
             <w:r>
-              <w:t>535.25</w:t>
+              <w:t>536.50</w:t>
             </w:r>
           </w:p>
         </w:tc>
@@ -16133,7 +16133,7 @@
               <w:rPr>
                 <w:b/>
               </w:rPr>
-              <w:t>541.50</w:t>
+              <w:t>542.75</w:t>
             </w:r>
           </w:p>
         </w:tc>
@@ -16281,7 +16281,7 @@
             </w:pPr>
             <w:r/>
             <w:r>
-              <w:t>541.50</w:t>
+              <w:t>542.75</w:t>
             </w:r>
           </w:p>
         </w:tc>
@@ -16309,7 +16309,7 @@
             </w:pPr>
             <w:r/>
             <w:r>
-              <w:t>544.00</w:t>
+              <w:t>545.25</w:t>
             </w:r>
           </w:p>
         </w:tc>
@@ -16337,7 +16337,7 @@
             </w:pPr>
             <w:r/>
             <w:r>
-              <w:t>538.25</w:t>
+              <w:t>539.50</w:t>
             </w:r>
           </w:p>
         </w:tc>
@@ -16368,7 +16368,7 @@
               <w:rPr>
                 <w:b/>
               </w:rPr>
-              <w:t>542.00</w:t>
+              <w:t>543.25</w:t>
             </w:r>
           </w:p>
         </w:tc>
@@ -16516,7 +16516,7 @@
             </w:pPr>
             <w:r/>
             <w:r>
-              <w:t>542.00</w:t>
+              <w:t>543.25</w:t>
             </w:r>
           </w:p>
         </w:tc>
@@ -16544,7 +16544,7 @@
             </w:pPr>
             <w:r/>
             <w:r>
-              <w:t>545.50</w:t>
+              <w:t>546.75</w:t>
             </w:r>
           </w:p>
         </w:tc>
@@ -16572,7 +16572,7 @@
             </w:pPr>
             <w:r/>
             <w:r>
-              <w:t>536.00</w:t>
+              <w:t>537.25</w:t>
             </w:r>
           </w:p>
         </w:tc>
@@ -16603,7 +16603,7 @@
               <w:rPr>
                 <w:b/>
               </w:rPr>
-              <w:t>543.00</w:t>
+              <w:t>544.25</w:t>
             </w:r>
           </w:p>
         </w:tc>
@@ -16751,7 +16751,7 @@
             </w:pPr>
             <w:r/>
             <w:r>
-              <w:t>543.00</w:t>
+              <w:t>544.25</w:t>
             </w:r>
           </w:p>
         </w:tc>
@@ -16779,7 +16779,7 @@
             </w:pPr>
             <w:r/>
             <w:r>
-              <w:t>545.75</w:t>
+              <w:t>547.00</w:t>
             </w:r>
           </w:p>
         </w:tc>
@@ -16807,7 +16807,7 @@
             </w:pPr>
             <w:r/>
             <w:r>
-              <w:t>540.50</w:t>
+              <w:t>541.75</w:t>
             </w:r>
           </w:p>
         </w:tc>
@@ -16838,7 +16838,7 @@
               <w:rPr>
                 <w:b/>
               </w:rPr>
-              <w:t>543.00</w:t>
+              <w:t>544.25</w:t>
             </w:r>
           </w:p>
         </w:tc>
@@ -16986,7 +16986,7 @@
             </w:pPr>
             <w:r/>
             <w:r>
-              <w:t>543.00</w:t>
+              <w:t>544.25</w:t>
             </w:r>
           </w:p>
         </w:tc>
@@ -17014,7 +17014,7 @@
             </w:pPr>
             <w:r/>
             <w:r>
-              <w:t>545.75</w:t>
+              <w:t>547.00</w:t>
             </w:r>
           </w:p>
         </w:tc>
@@ -17042,7 +17042,7 @@
             </w:pPr>
             <w:r/>
             <w:r>
-              <w:t>540.50</w:t>
+              <w:t>541.75</w:t>
             </w:r>
           </w:p>
         </w:tc>
@@ -17073,7 +17073,7 @@
               <w:rPr>
                 <w:b/>
               </w:rPr>
-              <w:t>542.50</w:t>
+              <w:t>543.75</w:t>
             </w:r>
           </w:p>
         </w:tc>
@@ -17221,7 +17221,7 @@
             </w:pPr>
             <w:r/>
             <w:r>
-              <w:t>542.50</w:t>
+              <w:t>543.75</w:t>
             </w:r>
           </w:p>
         </w:tc>
@@ -17249,7 +17249,7 @@
             </w:pPr>
             <w:r/>
             <w:r>
-              <w:t>545.50</w:t>
+              <w:t>546.75</w:t>
             </w:r>
           </w:p>
         </w:tc>
@@ -17277,7 +17277,7 @@
             </w:pPr>
             <w:r/>
             <w:r>
-              <w:t>539.25</w:t>
+              <w:t>540.50</w:t>
             </w:r>
           </w:p>
         </w:tc>
@@ -17308,7 +17308,7 @@
               <w:rPr>
                 <w:b/>
               </w:rPr>
-              <w:t>542.25</w:t>
+              <w:t>543.50</w:t>
             </w:r>
           </w:p>
         </w:tc>
@@ -17456,7 +17456,7 @@
             </w:pPr>
             <w:r/>
             <w:r>
-              <w:t>542.25</w:t>
+              <w:t>543.50</w:t>
             </w:r>
           </w:p>
         </w:tc>
@@ -17484,7 +17484,7 @@
             </w:pPr>
             <w:r/>
             <w:r>
-              <w:t>546.25</w:t>
+              <w:t>547.50</w:t>
             </w:r>
           </w:p>
         </w:tc>
@@ -17512,7 +17512,7 @@
             </w:pPr>
             <w:r/>
             <w:r>
-              <w:t>537.00</w:t>
+              <w:t>538.25</w:t>
             </w:r>
           </w:p>
         </w:tc>
@@ -17543,7 +17543,7 @@
               <w:rPr>
                 <w:b/>
               </w:rPr>
-              <w:t>542.75</w:t>
+              <w:t>544.00</w:t>
             </w:r>
           </w:p>
         </w:tc>
@@ -17691,7 +17691,7 @@
             </w:pPr>
             <w:r/>
             <w:r>
-              <w:t>542.75</w:t>
+              <w:t>544.00</w:t>
             </w:r>
           </w:p>
         </w:tc>
@@ -17719,7 +17719,7 @@
             </w:pPr>
             <w:r/>
             <w:r>
-              <w:t>547.50</w:t>
+              <w:t>548.75</w:t>
             </w:r>
           </w:p>
         </w:tc>
@@ -17747,7 +17747,7 @@
             </w:pPr>
             <w:r/>
             <w:r>
-              <w:t>535.75</w:t>
+              <w:t>537.00</w:t>
             </w:r>
           </w:p>
         </w:tc>
@@ -17778,7 +17778,7 @@
               <w:rPr>
                 <w:b/>
               </w:rPr>
-              <w:t>544.75</w:t>
+              <w:t>546.00</w:t>
             </w:r>
           </w:p>
         </w:tc>
@@ -17926,7 +17926,7 @@
             </w:pPr>
             <w:r/>
             <w:r>
-              <w:t>544.75</w:t>
+              <w:t>546.00</w:t>
             </w:r>
           </w:p>
         </w:tc>
@@ -17954,7 +17954,7 @@
             </w:pPr>
             <w:r/>
             <w:r>
-              <w:t>552.75</w:t>
+              <w:t>554.00</w:t>
             </w:r>
           </w:p>
         </w:tc>
@@ -17982,7 +17982,7 @@
             </w:pPr>
             <w:r/>
             <w:r>
-              <w:t>537.75</w:t>
+              <w:t>539.00</w:t>
             </w:r>
           </w:p>
         </w:tc>
@@ -18013,7 +18013,7 @@
               <w:rPr>
                 <w:b/>
               </w:rPr>
-              <w:t>546.25</w:t>
+              <w:t>547.50</w:t>
             </w:r>
           </w:p>
         </w:tc>
@@ -18161,7 +18161,7 @@
             </w:pPr>
             <w:r/>
             <w:r>
-              <w:t>546.25</w:t>
+              <w:t>547.50</w:t>
             </w:r>
           </w:p>
         </w:tc>
@@ -18189,7 +18189,7 @@
             </w:pPr>
             <w:r/>
             <w:r>
-              <w:t>550.75</w:t>
+              <w:t>552.00</w:t>
             </w:r>
           </w:p>
         </w:tc>
@@ -18217,7 +18217,7 @@
             </w:pPr>
             <w:r/>
             <w:r>
-              <w:t>542.00</w:t>
+              <w:t>543.25</w:t>
             </w:r>
           </w:p>
         </w:tc>
@@ -18248,7 +18248,7 @@
               <w:rPr>
                 <w:b/>
               </w:rPr>
-              <w:t>545.75</w:t>
+              <w:t>547.00</w:t>
             </w:r>
           </w:p>
         </w:tc>
@@ -18396,7 +18396,7 @@
             </w:pPr>
             <w:r/>
             <w:r>
-              <w:t>545.75</w:t>
+              <w:t>547.00</w:t>
             </w:r>
           </w:p>
         </w:tc>
@@ -18424,7 +18424,7 @@
             </w:pPr>
             <w:r/>
             <w:r>
-              <w:t>548.00</w:t>
+              <w:t>549.25</w:t>
             </w:r>
           </w:p>
         </w:tc>
@@ -18452,7 +18452,7 @@
             </w:pPr>
             <w:r/>
             <w:r>
-              <w:t>543.00</w:t>
+              <w:t>544.25</w:t>
             </w:r>
           </w:p>
         </w:tc>
@@ -18483,7 +18483,7 @@
               <w:rPr>
                 <w:b/>
               </w:rPr>
-              <w:t>545.50</w:t>
+              <w:t>546.75</w:t>
             </w:r>
           </w:p>
         </w:tc>
@@ -18631,7 +18631,7 @@
             </w:pPr>
             <w:r/>
             <w:r>
-              <w:t>545.50</w:t>
+              <w:t>546.75</w:t>
             </w:r>
           </w:p>
         </w:tc>
@@ -18659,7 +18659,7 @@
             </w:pPr>
             <w:r/>
             <w:r>
-              <w:t>547.50</w:t>
+              <w:t>548.75</w:t>
             </w:r>
           </w:p>
         </w:tc>
@@ -18687,7 +18687,7 @@
             </w:pPr>
             <w:r/>
             <w:r>
-              <w:t>541.00</w:t>
+              <w:t>542.25</w:t>
             </w:r>
           </w:p>
         </w:tc>
@@ -18718,7 +18718,7 @@
               <w:rPr>
                 <w:b/>
               </w:rPr>
-              <w:t>545.75</w:t>
+              <w:t>547.00</w:t>
             </w:r>
           </w:p>
         </w:tc>
@@ -18866,7 +18866,7 @@
             </w:pPr>
             <w:r/>
             <w:r>
-              <w:t>545.75</w:t>
+              <w:t>547.00</w:t>
             </w:r>
           </w:p>
         </w:tc>
@@ -18894,7 +18894,7 @@
             </w:pPr>
             <w:r/>
             <w:r>
-              <w:t>549.50</w:t>
+              <w:t>550.75</w:t>
             </w:r>
           </w:p>
         </w:tc>
@@ -18922,7 +18922,7 @@
             </w:pPr>
             <w:r/>
             <w:r>
-              <w:t>543.00</w:t>
+              <w:t>544.25</w:t>
             </w:r>
           </w:p>
         </w:tc>
@@ -18953,7 +18953,7 @@
               <w:rPr>
                 <w:b/>
               </w:rPr>
-              <w:t>546.25</w:t>
+              <w:t>547.50</w:t>
             </w:r>
           </w:p>
         </w:tc>
@@ -19101,7 +19101,7 @@
             </w:pPr>
             <w:r/>
             <w:r>
-              <w:t>546.25</w:t>
+              <w:t>547.50</w:t>
             </w:r>
           </w:p>
         </w:tc>
@@ -19129,7 +19129,7 @@
             </w:pPr>
             <w:r/>
             <w:r>
-              <w:t>549.25</w:t>
+              <w:t>550.50</w:t>
             </w:r>
           </w:p>
         </w:tc>
@@ -19157,7 +19157,7 @@
             </w:pPr>
             <w:r/>
             <w:r>
-              <w:t>541.75</w:t>
+              <w:t>543.00</w:t>
             </w:r>
           </w:p>
         </w:tc>
@@ -19188,7 +19188,7 @@
               <w:rPr>
                 <w:b/>
               </w:rPr>
-              <w:t>546.50</w:t>
+              <w:t>547.75</w:t>
             </w:r>
           </w:p>
         </w:tc>
@@ -19336,7 +19336,7 @@
             </w:pPr>
             <w:r/>
             <w:r>
-              <w:t>546.50</w:t>
+              <w:t>547.75</w:t>
             </w:r>
           </w:p>
         </w:tc>
@@ -19364,7 +19364,7 @@
             </w:pPr>
             <w:r/>
             <w:r>
-              <w:t>550.75</w:t>
+              <w:t>552.00</w:t>
             </w:r>
           </w:p>
         </w:tc>
@@ -19392,7 +19392,7 @@
             </w:pPr>
             <w:r/>
             <w:r>
-              <w:t>543.25</w:t>
+              <w:t>544.50</w:t>
             </w:r>
           </w:p>
         </w:tc>
@@ -19423,7 +19423,7 @@
               <w:rPr>
                 <w:b/>
               </w:rPr>
-              <w:t>547.25</w:t>
+              <w:t>548.50</w:t>
             </w:r>
           </w:p>
         </w:tc>
@@ -19571,7 +19571,7 @@
             </w:pPr>
             <w:r/>
             <w:r>
-              <w:t>547.25</w:t>
+              <w:t>548.50</w:t>
             </w:r>
           </w:p>
         </w:tc>
@@ -19599,7 +19599,7 @@
             </w:pPr>
             <w:r/>
             <w:r>
-              <w:t>550.75</w:t>
+              <w:t>552.00</w:t>
             </w:r>
           </w:p>
         </w:tc>
@@ -19627,7 +19627,7 @@
             </w:pPr>
             <w:r/>
             <w:r>
-              <w:t>545.00</w:t>
+              <w:t>546.25</w:t>
             </w:r>
           </w:p>
         </w:tc>
@@ -19658,7 +19658,7 @@
               <w:rPr>
                 <w:b/>
               </w:rPr>
-              <w:t>547.25</w:t>
+              <w:t>548.50</w:t>
             </w:r>
           </w:p>
         </w:tc>
@@ -19806,7 +19806,7 @@
             </w:pPr>
             <w:r/>
             <w:r>
-              <w:t>547.25</w:t>
+              <w:t>548.50</w:t>
             </w:r>
           </w:p>
         </w:tc>
@@ -19834,7 +19834,7 @@
             </w:pPr>
             <w:r/>
             <w:r>
-              <w:t>551.00</w:t>
+              <w:t>552.25</w:t>
             </w:r>
           </w:p>
         </w:tc>
@@ -19862,7 +19862,7 @@
             </w:pPr>
             <w:r/>
             <w:r>
-              <w:t>543.75</w:t>
+              <w:t>545.00</w:t>
             </w:r>
           </w:p>
         </w:tc>
@@ -19893,7 +19893,7 @@
               <w:rPr>
                 <w:b/>
               </w:rPr>
-              <w:t>547.00</w:t>
+              <w:t>548.25</w:t>
             </w:r>
           </w:p>
         </w:tc>
@@ -20041,7 +20041,7 @@
             </w:pPr>
             <w:r/>
             <w:r>
-              <w:t>547.00</w:t>
+              <w:t>548.25</w:t>
             </w:r>
           </w:p>
         </w:tc>
@@ -20069,7 +20069,7 @@
             </w:pPr>
             <w:r/>
             <w:r>
-              <w:t>550.50</w:t>
+              <w:t>551.75</w:t>
             </w:r>
           </w:p>
         </w:tc>
@@ -20097,7 +20097,7 @@
             </w:pPr>
             <w:r/>
             <w:r>
-              <w:t>543.75</w:t>
+              <w:t>545.00</w:t>
             </w:r>
           </w:p>
         </w:tc>
@@ -20128,7 +20128,7 @@
               <w:rPr>
                 <w:b/>
               </w:rPr>
-              <w:t>546.75</w:t>
+              <w:t>548.00</w:t>
             </w:r>
           </w:p>
         </w:tc>
@@ -20276,7 +20276,7 @@
             </w:pPr>
             <w:r/>
             <w:r>
-              <w:t>546.75</w:t>
+              <w:t>548.00</w:t>
             </w:r>
           </w:p>
         </w:tc>
@@ -20304,7 +20304,7 @@
             </w:pPr>
             <w:r/>
             <w:r>
-              <w:t>549.75</w:t>
+              <w:t>551.00</w:t>
             </w:r>
           </w:p>
         </w:tc>
@@ -20332,7 +20332,7 @@
             </w:pPr>
             <w:r/>
             <w:r>
-              <w:t>544.00</w:t>
+              <w:t>545.25</w:t>
             </w:r>
           </w:p>
         </w:tc>
@@ -20363,7 +20363,7 @@
               <w:rPr>
                 <w:b/>
               </w:rPr>
-              <w:t>547.00</w:t>
+              <w:t>548.25</w:t>
             </w:r>
           </w:p>
         </w:tc>
@@ -20511,7 +20511,7 @@
             </w:pPr>
             <w:r/>
             <w:r>
-              <w:t>547.00</w:t>
+              <w:t>548.25</w:t>
             </w:r>
           </w:p>
         </w:tc>
@@ -20539,7 +20539,7 @@
             </w:pPr>
             <w:r/>
             <w:r>
-              <w:t>550.00</w:t>
+              <w:t>551.25</w:t>
             </w:r>
           </w:p>
         </w:tc>
@@ -20567,7 +20567,7 @@
             </w:pPr>
             <w:r/>
             <w:r>
-              <w:t>544.25</w:t>
+              <w:t>545.50</w:t>
             </w:r>
           </w:p>
         </w:tc>
@@ -20598,7 +20598,7 @@
               <w:rPr>
                 <w:b/>
               </w:rPr>
-              <w:t>547.00</w:t>
+              <w:t>548.25</w:t>
             </w:r>
           </w:p>
         </w:tc>
@@ -20746,7 +20746,7 @@
             </w:pPr>
             <w:r/>
             <w:r>
-              <w:t>547.00</w:t>
+              <w:t>548.25</w:t>
             </w:r>
           </w:p>
         </w:tc>
@@ -20774,7 +20774,7 @@
             </w:pPr>
             <w:r/>
             <w:r>
-              <w:t>551.00</w:t>
+              <w:t>552.25</w:t>
             </w:r>
           </w:p>
         </w:tc>
@@ -20802,7 +20802,7 @@
             </w:pPr>
             <w:r/>
             <w:r>
-              <w:t>543.50</w:t>
+              <w:t>544.75</w:t>
             </w:r>
           </w:p>
         </w:tc>
@@ -20833,7 +20833,7 @@
               <w:rPr>
                 <w:b/>
               </w:rPr>
-              <w:t>547.50</w:t>
+              <w:t>548.75</w:t>
             </w:r>
           </w:p>
         </w:tc>
@@ -20981,7 +20981,7 @@
             </w:pPr>
             <w:r/>
             <w:r>
-              <w:t>547.50</w:t>
+              <w:t>548.75</w:t>
             </w:r>
           </w:p>
         </w:tc>
@@ -21009,7 +21009,7 @@
             </w:pPr>
             <w:r/>
             <w:r>
-              <w:t>551.50</w:t>
+              <w:t>552.75</w:t>
             </w:r>
           </w:p>
         </w:tc>
@@ -21037,7 +21037,7 @@
             </w:pPr>
             <w:r/>
             <w:r>
-              <w:t>545.75</w:t>
+              <w:t>547.00</w:t>
             </w:r>
           </w:p>
         </w:tc>
@@ -21068,7 +21068,7 @@
               <w:rPr>
                 <w:b/>
               </w:rPr>
-              <w:t>547.25</w:t>
+              <w:t>548.50</w:t>
             </w:r>
           </w:p>
         </w:tc>
@@ -21791,7 +21791,7 @@
         <w:t>Giá Chốt Phiên (Close):</w:t>
       </w:r>
       <w:r>
-        <w:t xml:space="preserve"> 748.75 cents | </w:t>
+        <w:t xml:space="preserve"> 750.75 cents | </w:t>
       </w:r>
       <w:r>
         <w:rPr>
@@ -21806,10 +21806,10 @@
         <w:rPr>
           <w:b/>
         </w:rPr>
-        <w:t>`752.30 cents`</w:t>
+        <w:t>`754.33 cents`</w:t>
       </w:r>
       <w:r>
-        <w:t xml:space="preserve"> (+3.55).</w:t>
+        <w:t xml:space="preserve"> (+3.58).</w:t>
       </w:r>
     </w:p>
     <w:p>
@@ -21830,7 +21830,7 @@
         <w:rPr>
           <w:b/>
         </w:rPr>
-        <w:t>`1,107`</w:t>
+        <w:t>`1,710`</w:t>
       </w:r>
       <w:r>
         <w:t xml:space="preserve"> (Chênh lệch: </w:t>
@@ -21839,7 +21839,7 @@
         <w:rPr>
           <w:b/>
         </w:rPr>
-        <w:t>`-100,361`</w:t>
+        <w:t>`-99,758`</w:t>
       </w:r>
       <w:r>
         <w:t xml:space="preserve">) | OI: </w:t>
@@ -22172,7 +22172,7 @@
               <w:rPr>
                 <w:b/>
               </w:rPr>
-              <w:t>95.75</w:t>
+              <w:t>95.52</w:t>
             </w:r>
           </w:p>
         </w:tc>
@@ -22203,7 +22203,7 @@
               <w:rPr>
                 <w:b/>
               </w:rPr>
-              <w:t>+0.12%</w:t>
+              <w:t>-0.12%</w:t>
             </w:r>
           </w:p>
         </w:tc>
@@ -22231,7 +22231,7 @@
             </w:pPr>
             <w:r/>
             <w:r>
-              <w:t>Giá dầu Tăng tăng premium rủi ro địa chính trị và logistics Biển Đen, hỗ trợ giá lúa mì.</w:t>
+              <w:t>Giá dầu Giảm giảm bớt premium rủi ro địa chính trị, tạo áp lực chốt lời lúa mì.</w:t>
             </w:r>
           </w:p>
         </w:tc>
@@ -22295,7 +22295,7 @@
               <w:rPr>
                 <w:b/>
               </w:rPr>
-              <w:t>98.98</w:t>
+              <w:t>98.97</w:t>
             </w:r>
           </w:p>
         </w:tc>
@@ -22326,7 +22326,7 @@
               <w:rPr>
                 <w:b/>
               </w:rPr>
-              <w:t>-0.58%</w:t>
+              <w:t>-0.60%</w:t>
             </w:r>
           </w:p>
         </w:tc>
@@ -22940,7 +22940,7 @@
         <w:t xml:space="preserve"> EMA_21 </w:t>
       </w:r>
       <w:r>
-        <w:t xml:space="preserve"> (755.00) &lt; </w:t>
+        <w:t xml:space="preserve"> (755.19) &lt; </w:t>
       </w:r>
       <w:r>
         <w:rPr>
@@ -22951,7 +22951,7 @@
         <w:t xml:space="preserve"> EMA_50 </w:t>
       </w:r>
       <w:r>
-        <w:t xml:space="preserve"> (762.63).</w:t>
+        <w:t xml:space="preserve"> (762.71).</w:t>
       </w:r>
     </w:p>
     <w:p>
@@ -22972,7 +22972,7 @@
         <w:rPr>
           <w:b/>
         </w:rPr>
-        <w:t>`42.25`</w:t>
+        <w:t>`43.68`</w:t>
       </w:r>
       <w:r>
         <w:t xml:space="preserve"> | ATR (14) = </w:t>
@@ -23765,7 +23765,7 @@
           <w:b/>
           <w:color w:val="B91C1C"/>
         </w:rPr>
-        <w:t>`755.00 - 762.63 cents (Canh bán hồi kỹ thuật H1)`</w:t>
+        <w:t>`755.19 - 762.71 cents (Canh bán hồi kỹ thuật H1)`</w:t>
       </w:r>
       <w:r>
         <w:t xml:space="preserve"> | SL: </w:t>
@@ -24347,7 +24347,7 @@
             </w:pPr>
             <w:r/>
             <w:r>
-              <w:t>748.75</w:t>
+              <w:t>750.75</w:t>
             </w:r>
           </w:p>
         </w:tc>
@@ -24375,7 +24375,7 @@
             </w:pPr>
             <w:r/>
             <w:r>
-              <w:t>760.00</w:t>
+              <w:t>762.00</w:t>
             </w:r>
           </w:p>
         </w:tc>
@@ -24403,7 +24403,7 @@
             </w:pPr>
             <w:r/>
             <w:r>
-              <w:t>743.25</w:t>
+              <w:t>745.25</w:t>
             </w:r>
           </w:p>
         </w:tc>
@@ -24434,7 +24434,7 @@
               <w:rPr>
                 <w:b/>
               </w:rPr>
-              <w:t>748.00</w:t>
+              <w:t>750.00</w:t>
             </w:r>
           </w:p>
         </w:tc>
@@ -24582,7 +24582,7 @@
             </w:pPr>
             <w:r/>
             <w:r>
-              <w:t>748.00</w:t>
+              <w:t>750.00</w:t>
             </w:r>
           </w:p>
         </w:tc>
@@ -24610,7 +24610,7 @@
             </w:pPr>
             <w:r/>
             <w:r>
-              <w:t>755.50</w:t>
+              <w:t>757.50</w:t>
             </w:r>
           </w:p>
         </w:tc>
@@ -24638,7 +24638,7 @@
             </w:pPr>
             <w:r/>
             <w:r>
-              <w:t>742.00</w:t>
+              <w:t>744.00</w:t>
             </w:r>
           </w:p>
         </w:tc>
@@ -24669,7 +24669,7 @@
               <w:rPr>
                 <w:b/>
               </w:rPr>
-              <w:t>747.50</w:t>
+              <w:t>749.50</w:t>
             </w:r>
           </w:p>
         </w:tc>
@@ -24817,7 +24817,7 @@
             </w:pPr>
             <w:r/>
             <w:r>
-              <w:t>747.50</w:t>
+              <w:t>749.50</w:t>
             </w:r>
           </w:p>
         </w:tc>
@@ -24845,7 +24845,7 @@
             </w:pPr>
             <w:r/>
             <w:r>
-              <w:t>761.25</w:t>
+              <w:t>763.25</w:t>
             </w:r>
           </w:p>
         </w:tc>
@@ -24873,7 +24873,7 @@
             </w:pPr>
             <w:r/>
             <w:r>
-              <w:t>732.75</w:t>
+              <w:t>734.75</w:t>
             </w:r>
           </w:p>
         </w:tc>
@@ -24904,7 +24904,7 @@
               <w:rPr>
                 <w:b/>
               </w:rPr>
-              <w:t>749.50</w:t>
+              <w:t>751.50</w:t>
             </w:r>
           </w:p>
         </w:tc>
@@ -25052,7 +25052,7 @@
             </w:pPr>
             <w:r/>
             <w:r>
-              <w:t>749.50</w:t>
+              <w:t>751.50</w:t>
             </w:r>
           </w:p>
         </w:tc>
@@ -25080,7 +25080,7 @@
             </w:pPr>
             <w:r/>
             <w:r>
-              <w:t>762.75</w:t>
+              <w:t>764.75</w:t>
             </w:r>
           </w:p>
         </w:tc>
@@ -25108,7 +25108,7 @@
             </w:pPr>
             <w:r/>
             <w:r>
-              <w:t>741.25</w:t>
+              <w:t>743.25</w:t>
             </w:r>
           </w:p>
         </w:tc>
@@ -25139,7 +25139,7 @@
               <w:rPr>
                 <w:b/>
               </w:rPr>
-              <w:t>750.75</w:t>
+              <w:t>752.75</w:t>
             </w:r>
           </w:p>
         </w:tc>
@@ -25287,7 +25287,7 @@
             </w:pPr>
             <w:r/>
             <w:r>
-              <w:t>750.75</w:t>
+              <w:t>752.75</w:t>
             </w:r>
           </w:p>
         </w:tc>
@@ -25315,7 +25315,7 @@
             </w:pPr>
             <w:r/>
             <w:r>
-              <w:t>767.25</w:t>
+              <w:t>769.25</w:t>
             </w:r>
           </w:p>
         </w:tc>
@@ -25343,7 +25343,7 @@
             </w:pPr>
             <w:r/>
             <w:r>
-              <w:t>740.25</w:t>
+              <w:t>742.25</w:t>
             </w:r>
           </w:p>
         </w:tc>
@@ -25374,7 +25374,7 @@
               <w:rPr>
                 <w:b/>
               </w:rPr>
-              <w:t>755.25</w:t>
+              <w:t>757.25</w:t>
             </w:r>
           </w:p>
         </w:tc>
@@ -25522,7 +25522,7 @@
             </w:pPr>
             <w:r/>
             <w:r>
-              <w:t>755.25</w:t>
+              <w:t>757.25</w:t>
             </w:r>
           </w:p>
         </w:tc>
@@ -25550,7 +25550,7 @@
             </w:pPr>
             <w:r/>
             <w:r>
-              <w:t>763.00</w:t>
+              <w:t>765.00</w:t>
             </w:r>
           </w:p>
         </w:tc>
@@ -25578,7 +25578,7 @@
             </w:pPr>
             <w:r/>
             <w:r>
-              <w:t>744.25</w:t>
+              <w:t>746.25</w:t>
             </w:r>
           </w:p>
         </w:tc>
@@ -25609,7 +25609,7 @@
               <w:rPr>
                 <w:b/>
               </w:rPr>
-              <w:t>756.50</w:t>
+              <w:t>758.50</w:t>
             </w:r>
           </w:p>
         </w:tc>
@@ -25757,7 +25757,7 @@
             </w:pPr>
             <w:r/>
             <w:r>
-              <w:t>756.50</w:t>
+              <w:t>758.50</w:t>
             </w:r>
           </w:p>
         </w:tc>
@@ -25785,7 +25785,7 @@
             </w:pPr>
             <w:r/>
             <w:r>
-              <w:t>764.75</w:t>
+              <w:t>766.75</w:t>
             </w:r>
           </w:p>
         </w:tc>
@@ -25813,7 +25813,7 @@
             </w:pPr>
             <w:r/>
             <w:r>
-              <w:t>746.00</w:t>
+              <w:t>748.00</w:t>
             </w:r>
           </w:p>
         </w:tc>
@@ -25844,7 +25844,7 @@
               <w:rPr>
                 <w:b/>
               </w:rPr>
-              <w:t>758.25</w:t>
+              <w:t>760.25</w:t>
             </w:r>
           </w:p>
         </w:tc>
@@ -25992,7 +25992,7 @@
             </w:pPr>
             <w:r/>
             <w:r>
-              <w:t>758.25</w:t>
+              <w:t>760.25</w:t>
             </w:r>
           </w:p>
         </w:tc>
@@ -26020,7 +26020,7 @@
             </w:pPr>
             <w:r/>
             <w:r>
-              <w:t>770.50</w:t>
+              <w:t>772.50</w:t>
             </w:r>
           </w:p>
         </w:tc>
@@ -26048,7 +26048,7 @@
             </w:pPr>
             <w:r/>
             <w:r>
-              <w:t>748.50</w:t>
+              <w:t>750.50</w:t>
             </w:r>
           </w:p>
         </w:tc>
@@ -26079,7 +26079,7 @@
               <w:rPr>
                 <w:b/>
               </w:rPr>
-              <w:t>757.25</w:t>
+              <w:t>759.25</w:t>
             </w:r>
           </w:p>
         </w:tc>
@@ -26227,7 +26227,7 @@
             </w:pPr>
             <w:r/>
             <w:r>
-              <w:t>757.25</w:t>
+              <w:t>759.25</w:t>
             </w:r>
           </w:p>
         </w:tc>
@@ -26255,7 +26255,7 @@
             </w:pPr>
             <w:r/>
             <w:r>
-              <w:t>767.75</w:t>
+              <w:t>769.75</w:t>
             </w:r>
           </w:p>
         </w:tc>
@@ -26283,7 +26283,7 @@
             </w:pPr>
             <w:r/>
             <w:r>
-              <w:t>742.50</w:t>
+              <w:t>744.50</w:t>
             </w:r>
           </w:p>
         </w:tc>
@@ -26314,7 +26314,7 @@
               <w:rPr>
                 <w:b/>
               </w:rPr>
-              <w:t>759.50</w:t>
+              <w:t>761.50</w:t>
             </w:r>
           </w:p>
         </w:tc>
@@ -26462,7 +26462,7 @@
             </w:pPr>
             <w:r/>
             <w:r>
-              <w:t>759.50</w:t>
+              <w:t>761.50</w:t>
             </w:r>
           </w:p>
         </w:tc>
@@ -26490,7 +26490,7 @@
             </w:pPr>
             <w:r/>
             <w:r>
-              <w:t>770.00</w:t>
+              <w:t>772.00</w:t>
             </w:r>
           </w:p>
         </w:tc>
@@ -26518,7 +26518,7 @@
             </w:pPr>
             <w:r/>
             <w:r>
-              <w:t>753.25</w:t>
+              <w:t>755.25</w:t>
             </w:r>
           </w:p>
         </w:tc>
@@ -26549,7 +26549,7 @@
               <w:rPr>
                 <w:b/>
               </w:rPr>
-              <w:t>760.25</w:t>
+              <w:t>762.25</w:t>
             </w:r>
           </w:p>
         </w:tc>
@@ -26697,7 +26697,7 @@
             </w:pPr>
             <w:r/>
             <w:r>
-              <w:t>760.25</w:t>
+              <w:t>762.25</w:t>
             </w:r>
           </w:p>
         </w:tc>
@@ -26725,7 +26725,7 @@
             </w:pPr>
             <w:r/>
             <w:r>
-              <w:t>774.50</w:t>
+              <w:t>776.50</w:t>
             </w:r>
           </w:p>
         </w:tc>
@@ -26753,7 +26753,7 @@
             </w:pPr>
             <w:r/>
             <w:r>
-              <w:t>745.50</w:t>
+              <w:t>747.50</w:t>
             </w:r>
           </w:p>
         </w:tc>
@@ -26784,7 +26784,7 @@
               <w:rPr>
                 <w:b/>
               </w:rPr>
-              <w:t>762.25</w:t>
+              <w:t>764.25</w:t>
             </w:r>
           </w:p>
         </w:tc>
@@ -26932,7 +26932,7 @@
             </w:pPr>
             <w:r/>
             <w:r>
-              <w:t>762.25</w:t>
+              <w:t>764.25</w:t>
             </w:r>
           </w:p>
         </w:tc>
@@ -26960,7 +26960,7 @@
             </w:pPr>
             <w:r/>
             <w:r>
-              <w:t>768.75</w:t>
+              <w:t>770.75</w:t>
             </w:r>
           </w:p>
         </w:tc>
@@ -26988,7 +26988,7 @@
             </w:pPr>
             <w:r/>
             <w:r>
-              <w:t>755.50</w:t>
+              <w:t>757.50</w:t>
             </w:r>
           </w:p>
         </w:tc>
@@ -27019,7 +27019,7 @@
               <w:rPr>
                 <w:b/>
               </w:rPr>
-              <w:t>762.50</w:t>
+              <w:t>764.50</w:t>
             </w:r>
           </w:p>
         </w:tc>
@@ -27167,7 +27167,7 @@
             </w:pPr>
             <w:r/>
             <w:r>
-              <w:t>762.50</w:t>
+              <w:t>764.50</w:t>
             </w:r>
           </w:p>
         </w:tc>
@@ -27195,7 +27195,7 @@
             </w:pPr>
             <w:r/>
             <w:r>
-              <w:t>772.75</w:t>
+              <w:t>774.75</w:t>
             </w:r>
           </w:p>
         </w:tc>
@@ -27223,7 +27223,7 @@
             </w:pPr>
             <w:r/>
             <w:r>
-              <w:t>754.50</w:t>
+              <w:t>756.50</w:t>
             </w:r>
           </w:p>
         </w:tc>
@@ -27254,7 +27254,7 @@
               <w:rPr>
                 <w:b/>
               </w:rPr>
-              <w:t>763.00</w:t>
+              <w:t>765.00</w:t>
             </w:r>
           </w:p>
         </w:tc>
@@ -27402,7 +27402,7 @@
             </w:pPr>
             <w:r/>
             <w:r>
-              <w:t>763.00</w:t>
+              <w:t>765.00</w:t>
             </w:r>
           </w:p>
         </w:tc>
@@ -27430,7 +27430,7 @@
             </w:pPr>
             <w:r/>
             <w:r>
-              <w:t>770.00</w:t>
+              <w:t>772.00</w:t>
             </w:r>
           </w:p>
         </w:tc>
@@ -27458,7 +27458,7 @@
             </w:pPr>
             <w:r/>
             <w:r>
-              <w:t>757.00</w:t>
+              <w:t>759.00</w:t>
             </w:r>
           </w:p>
         </w:tc>
@@ -27489,7 +27489,7 @@
               <w:rPr>
                 <w:b/>
               </w:rPr>
-              <w:t>762.25</w:t>
+              <w:t>764.25</w:t>
             </w:r>
           </w:p>
         </w:tc>
@@ -27637,7 +27637,7 @@
             </w:pPr>
             <w:r/>
             <w:r>
-              <w:t>762.25</w:t>
+              <w:t>764.25</w:t>
             </w:r>
           </w:p>
         </w:tc>
@@ -27665,7 +27665,7 @@
             </w:pPr>
             <w:r/>
             <w:r>
-              <w:t>775.75</w:t>
+              <w:t>777.75</w:t>
             </w:r>
           </w:p>
         </w:tc>
@@ -27693,7 +27693,7 @@
             </w:pPr>
             <w:r/>
             <w:r>
-              <w:t>749.25</w:t>
+              <w:t>751.25</w:t>
             </w:r>
           </w:p>
         </w:tc>
@@ -27724,7 +27724,7 @@
               <w:rPr>
                 <w:b/>
               </w:rPr>
-              <w:t>764.00</w:t>
+              <w:t>766.00</w:t>
             </w:r>
           </w:p>
         </w:tc>
@@ -27872,7 +27872,7 @@
             </w:pPr>
             <w:r/>
             <w:r>
-              <w:t>764.00</w:t>
+              <w:t>766.00</w:t>
             </w:r>
           </w:p>
         </w:tc>
@@ -27900,7 +27900,7 @@
             </w:pPr>
             <w:r/>
             <w:r>
-              <w:t>773.25</w:t>
+              <w:t>775.25</w:t>
             </w:r>
           </w:p>
         </w:tc>
@@ -27928,7 +27928,7 @@
             </w:pPr>
             <w:r/>
             <w:r>
-              <w:t>753.25</w:t>
+              <w:t>755.25</w:t>
             </w:r>
           </w:p>
         </w:tc>
@@ -27959,7 +27959,7 @@
               <w:rPr>
                 <w:b/>
               </w:rPr>
-              <w:t>764.50</w:t>
+              <w:t>766.50</w:t>
             </w:r>
           </w:p>
         </w:tc>
@@ -28107,7 +28107,7 @@
             </w:pPr>
             <w:r/>
             <w:r>
-              <w:t>764.50</w:t>
+              <w:t>766.50</w:t>
             </w:r>
           </w:p>
         </w:tc>
@@ -28135,7 +28135,7 @@
             </w:pPr>
             <w:r/>
             <w:r>
-              <w:t>776.75</w:t>
+              <w:t>778.75</w:t>
             </w:r>
           </w:p>
         </w:tc>
@@ -28163,7 +28163,7 @@
             </w:pPr>
             <w:r/>
             <w:r>
-              <w:t>750.25</w:t>
+              <w:t>752.25</w:t>
             </w:r>
           </w:p>
         </w:tc>
@@ -28194,7 +28194,7 @@
               <w:rPr>
                 <w:b/>
               </w:rPr>
-              <w:t>763.00</w:t>
+              <w:t>765.00</w:t>
             </w:r>
           </w:p>
         </w:tc>
@@ -28342,7 +28342,7 @@
             </w:pPr>
             <w:r/>
             <w:r>
-              <w:t>763.00</w:t>
+              <w:t>765.00</w:t>
             </w:r>
           </w:p>
         </w:tc>
@@ -28370,7 +28370,7 @@
             </w:pPr>
             <w:r/>
             <w:r>
-              <w:t>770.00</w:t>
+              <w:t>772.00</w:t>
             </w:r>
           </w:p>
         </w:tc>
@@ -28398,7 +28398,7 @@
             </w:pPr>
             <w:r/>
             <w:r>
-              <w:t>753.50</w:t>
+              <w:t>755.50</w:t>
             </w:r>
           </w:p>
         </w:tc>
@@ -28429,7 +28429,7 @@
               <w:rPr>
                 <w:b/>
               </w:rPr>
-              <w:t>763.50</w:t>
+              <w:t>765.50</w:t>
             </w:r>
           </w:p>
         </w:tc>
@@ -28577,7 +28577,7 @@
             </w:pPr>
             <w:r/>
             <w:r>
-              <w:t>763.50</w:t>
+              <w:t>765.50</w:t>
             </w:r>
           </w:p>
         </w:tc>
@@ -28605,7 +28605,7 @@
             </w:pPr>
             <w:r/>
             <w:r>
-              <w:t>774.00</w:t>
+              <w:t>776.00</w:t>
             </w:r>
           </w:p>
         </w:tc>
@@ -28633,7 +28633,7 @@
             </w:pPr>
             <w:r/>
             <w:r>
-              <w:t>756.25</w:t>
+              <w:t>758.25</w:t>
             </w:r>
           </w:p>
         </w:tc>
@@ -28664,7 +28664,7 @@
               <w:rPr>
                 <w:b/>
               </w:rPr>
-              <w:t>763.25</w:t>
+              <w:t>765.25</w:t>
             </w:r>
           </w:p>
         </w:tc>
@@ -28812,7 +28812,7 @@
             </w:pPr>
             <w:r/>
             <w:r>
-              <w:t>763.25</w:t>
+              <w:t>765.25</w:t>
             </w:r>
           </w:p>
         </w:tc>
@@ -28840,7 +28840,7 @@
             </w:pPr>
             <w:r/>
             <w:r>
-              <w:t>773.00</w:t>
+              <w:t>775.00</w:t>
             </w:r>
           </w:p>
         </w:tc>
@@ -28868,7 +28868,7 @@
             </w:pPr>
             <w:r/>
             <w:r>
-              <w:t>753.50</w:t>
+              <w:t>755.50</w:t>
             </w:r>
           </w:p>
         </w:tc>
@@ -28899,7 +28899,7 @@
               <w:rPr>
                 <w:b/>
               </w:rPr>
-              <w:t>763.75</w:t>
+              <w:t>765.75</w:t>
             </w:r>
           </w:p>
         </w:tc>
@@ -29047,7 +29047,7 @@
             </w:pPr>
             <w:r/>
             <w:r>
-              <w:t>763.75</w:t>
+              <w:t>765.75</w:t>
             </w:r>
           </w:p>
         </w:tc>
@@ -29075,7 +29075,7 @@
             </w:pPr>
             <w:r/>
             <w:r>
-              <w:t>774.50</w:t>
+              <w:t>776.50</w:t>
             </w:r>
           </w:p>
         </w:tc>
@@ -29103,7 +29103,7 @@
             </w:pPr>
             <w:r/>
             <w:r>
-              <w:t>756.50</w:t>
+              <w:t>758.50</w:t>
             </w:r>
           </w:p>
         </w:tc>
@@ -29134,7 +29134,7 @@
               <w:rPr>
                 <w:b/>
               </w:rPr>
-              <w:t>764.50</w:t>
+              <w:t>766.50</w:t>
             </w:r>
           </w:p>
         </w:tc>
@@ -29282,7 +29282,7 @@
             </w:pPr>
             <w:r/>
             <w:r>
-              <w:t>764.50</w:t>
+              <w:t>766.50</w:t>
             </w:r>
           </w:p>
         </w:tc>
@@ -29310,7 +29310,7 @@
             </w:pPr>
             <w:r/>
             <w:r>
-              <w:t>771.00</w:t>
+              <w:t>773.00</w:t>
             </w:r>
           </w:p>
         </w:tc>
@@ -29338,7 +29338,7 @@
             </w:pPr>
             <w:r/>
             <w:r>
-              <w:t>756.00</w:t>
+              <w:t>758.00</w:t>
             </w:r>
           </w:p>
         </w:tc>
@@ -29369,7 +29369,7 @@
               <w:rPr>
                 <w:b/>
               </w:rPr>
-              <w:t>765.00</w:t>
+              <w:t>767.00</w:t>
             </w:r>
           </w:p>
         </w:tc>
@@ -29517,7 +29517,7 @@
             </w:pPr>
             <w:r/>
             <w:r>
-              <w:t>765.00</w:t>
+              <w:t>767.00</w:t>
             </w:r>
           </w:p>
         </w:tc>
@@ -29545,7 +29545,7 @@
             </w:pPr>
             <w:r/>
             <w:r>
-              <w:t>776.00</w:t>
+              <w:t>778.00</w:t>
             </w:r>
           </w:p>
         </w:tc>
@@ -29573,7 +29573,7 @@
             </w:pPr>
             <w:r/>
             <w:r>
-              <w:t>753.25</w:t>
+              <w:t>755.25</w:t>
             </w:r>
           </w:p>
         </w:tc>
@@ -29604,7 +29604,7 @@
               <w:rPr>
                 <w:b/>
               </w:rPr>
-              <w:t>768.50</w:t>
+              <w:t>770.50</w:t>
             </w:r>
           </w:p>
         </w:tc>
@@ -29752,7 +29752,7 @@
             </w:pPr>
             <w:r/>
             <w:r>
-              <w:t>768.50</w:t>
+              <w:t>770.50</w:t>
             </w:r>
           </w:p>
         </w:tc>
@@ -29780,7 +29780,7 @@
             </w:pPr>
             <w:r/>
             <w:r>
-              <w:t>774.00</w:t>
+              <w:t>776.00</w:t>
             </w:r>
           </w:p>
         </w:tc>
@@ -29808,7 +29808,7 @@
             </w:pPr>
             <w:r/>
             <w:r>
-              <w:t>760.75</w:t>
+              <w:t>762.75</w:t>
             </w:r>
           </w:p>
         </w:tc>
@@ -29839,7 +29839,7 @@
               <w:rPr>
                 <w:b/>
               </w:rPr>
-              <w:t>769.25</w:t>
+              <w:t>771.25</w:t>
             </w:r>
           </w:p>
         </w:tc>
@@ -29987,7 +29987,7 @@
             </w:pPr>
             <w:r/>
             <w:r>
-              <w:t>769.25</w:t>
+              <w:t>771.25</w:t>
             </w:r>
           </w:p>
         </w:tc>
@@ -30015,7 +30015,7 @@
             </w:pPr>
             <w:r/>
             <w:r>
-              <w:t>778.50</w:t>
+              <w:t>780.50</w:t>
             </w:r>
           </w:p>
         </w:tc>
@@ -30043,7 +30043,7 @@
             </w:pPr>
             <w:r/>
             <w:r>
-              <w:t>762.75</w:t>
+              <w:t>764.75</w:t>
             </w:r>
           </w:p>
         </w:tc>
@@ -30074,7 +30074,7 @@
               <w:rPr>
                 <w:b/>
               </w:rPr>
-              <w:t>768.50</w:t>
+              <w:t>770.50</w:t>
             </w:r>
           </w:p>
         </w:tc>
@@ -30222,7 +30222,7 @@
             </w:pPr>
             <w:r/>
             <w:r>
-              <w:t>768.50</w:t>
+              <w:t>770.50</w:t>
             </w:r>
           </w:p>
         </w:tc>
@@ -30250,7 +30250,7 @@
             </w:pPr>
             <w:r/>
             <w:r>
-              <w:t>776.00</w:t>
+              <w:t>778.00</w:t>
             </w:r>
           </w:p>
         </w:tc>
@@ -30278,7 +30278,7 @@
             </w:pPr>
             <w:r/>
             <w:r>
-              <w:t>762.50</w:t>
+              <w:t>764.50</w:t>
             </w:r>
           </w:p>
         </w:tc>
@@ -30309,7 +30309,7 @@
               <w:rPr>
                 <w:b/>
               </w:rPr>
-              <w:t>767.50</w:t>
+              <w:t>769.50</w:t>
             </w:r>
           </w:p>
         </w:tc>
@@ -30457,7 +30457,7 @@
             </w:pPr>
             <w:r/>
             <w:r>
-              <w:t>767.50</w:t>
+              <w:t>769.50</w:t>
             </w:r>
           </w:p>
         </w:tc>
@@ -30485,7 +30485,7 @@
             </w:pPr>
             <w:r/>
             <w:r>
-              <w:t>774.50</w:t>
+              <w:t>776.50</w:t>
             </w:r>
           </w:p>
         </w:tc>
@@ -30513,7 +30513,7 @@
             </w:pPr>
             <w:r/>
             <w:r>
-              <w:t>754.00</w:t>
+              <w:t>756.00</w:t>
             </w:r>
           </w:p>
         </w:tc>
@@ -30544,7 +30544,7 @@
               <w:rPr>
                 <w:b/>
               </w:rPr>
-              <w:t>768.25</w:t>
+              <w:t>770.25</w:t>
             </w:r>
           </w:p>
         </w:tc>
@@ -30692,7 +30692,7 @@
             </w:pPr>
             <w:r/>
             <w:r>
-              <w:t>768.25</w:t>
+              <w:t>770.25</w:t>
             </w:r>
           </w:p>
         </w:tc>
@@ -30720,7 +30720,7 @@
             </w:pPr>
             <w:r/>
             <w:r>
-              <w:t>777.50</w:t>
+              <w:t>779.50</w:t>
             </w:r>
           </w:p>
         </w:tc>
@@ -30748,7 +30748,7 @@
             </w:pPr>
             <w:r/>
             <w:r>
-              <w:t>761.00</w:t>
+              <w:t>763.00</w:t>
             </w:r>
           </w:p>
         </w:tc>
@@ -30779,7 +30779,7 @@
               <w:rPr>
                 <w:b/>
               </w:rPr>
-              <w:t>768.00</w:t>
+              <w:t>770.00</w:t>
             </w:r>
           </w:p>
         </w:tc>
@@ -30927,7 +30927,7 @@
             </w:pPr>
             <w:r/>
             <w:r>
-              <w:t>768.00</w:t>
+              <w:t>770.00</w:t>
             </w:r>
           </w:p>
         </w:tc>
@@ -30955,7 +30955,7 @@
             </w:pPr>
             <w:r/>
             <w:r>
-              <w:t>776.50</w:t>
+              <w:t>778.50</w:t>
             </w:r>
           </w:p>
         </w:tc>
@@ -30983,7 +30983,7 @@
             </w:pPr>
             <w:r/>
             <w:r>
-              <w:t>754.00</w:t>
+              <w:t>756.00</w:t>
             </w:r>
           </w:p>
         </w:tc>
@@ -31014,7 +31014,7 @@
               <w:rPr>
                 <w:b/>
               </w:rPr>
-              <w:t>769.75</w:t>
+              <w:t>771.75</w:t>
             </w:r>
           </w:p>
         </w:tc>
@@ -31162,7 +31162,7 @@
             </w:pPr>
             <w:r/>
             <w:r>
-              <w:t>769.75</w:t>
+              <w:t>771.75</w:t>
             </w:r>
           </w:p>
         </w:tc>
@@ -31190,7 +31190,7 @@
             </w:pPr>
             <w:r/>
             <w:r>
-              <w:t>776.00</w:t>
+              <w:t>778.00</w:t>
             </w:r>
           </w:p>
         </w:tc>
@@ -31218,7 +31218,7 @@
             </w:pPr>
             <w:r/>
             <w:r>
-              <w:t>763.25</w:t>
+              <w:t>765.25</w:t>
             </w:r>
           </w:p>
         </w:tc>
@@ -31249,7 +31249,7 @@
               <w:rPr>
                 <w:b/>
               </w:rPr>
-              <w:t>769.00</w:t>
+              <w:t>771.00</w:t>
             </w:r>
           </w:p>
         </w:tc>

--- a/Daily Reports/04_09_2026-CBOT Reports.docx
+++ b/Daily Reports/04_09_2026-CBOT Reports.docx
@@ -104,7 +104,7 @@
           <w:color w:val="5C768D"/>
           <w:sz w:val="19"/>
         </w:rPr>
-        <w:t>Cập nhật tự động qua `macro_tracker.py` vào lúc 08:00 ICT ngày 04/09/2026</w:t>
+        <w:t>Cập nhật tự động qua `macro_tracker.py` vào lúc 10:47 ICT ngày 04/09/2026</w:t>
       </w:r>
     </w:p>
     <w:tbl>
@@ -313,7 +313,7 @@
               <w:rPr>
                 <w:b/>
               </w:rPr>
-              <w:t>95.52 / thùng</w:t>
+              <w:t>95.96 / thùng</w:t>
             </w:r>
           </w:p>
         </w:tc>
@@ -344,7 +344,7 @@
               <w:rPr>
                 <w:b/>
               </w:rPr>
-              <w:t>-0.12%</w:t>
+              <w:t>+0.34%</w:t>
             </w:r>
           </w:p>
         </w:tc>
@@ -442,7 +442,7 @@
               <w:rPr>
                 <w:b/>
               </w:rPr>
-              <w:t>98.97</w:t>
+              <w:t>99.02</w:t>
             </w:r>
           </w:p>
         </w:tc>
@@ -473,7 +473,7 @@
               <w:rPr>
                 <w:b/>
               </w:rPr>
-              <w:t>-0.60%</w:t>
+              <w:t>-0.55%</w:t>
             </w:r>
           </w:p>
         </w:tc>
@@ -1228,7 +1228,7 @@
         <w:rPr>
           <w:b/>
         </w:rPr>
-        <w:t>`95.52` (-0.12%)</w:t>
+        <w:t>`95.96` (+0.34%)</w:t>
       </w:r>
       <w:r>
         <w:t xml:space="preserve"> | DXY: </w:t>
@@ -1237,7 +1237,7 @@
         <w:rPr>
           <w:b/>
         </w:rPr>
-        <w:t>`98.97` (-0.60%)</w:t>
+        <w:t>`99.02` (-0.55%)</w:t>
       </w:r>
       <w:r>
         <w:t xml:space="preserve"> | Lúa mì CBOT: </w:t>
@@ -1246,7 +1246,7 @@
         <w:rPr>
           <w:b/>
         </w:rPr>
-        <w:t>`750.75` (-0.60%)</w:t>
+        <w:t>`752.50` (-0.27%)</w:t>
       </w:r>
       <w:r>
         <w:t>.</w:t>
@@ -1316,7 +1316,7 @@
           <w:color w:val="5C768D"/>
           <w:sz w:val="19"/>
         </w:rPr>
-        <w:t>Cập nhật tự động lúc 08:00 ICT ngày 04/09/2026 — Nguồn: NOAA, USDA, BOM Australia</w:t>
+        <w:t>Cập nhật tự động lúc 10:47 ICT ngày 04/09/2026 — Nguồn: NOAA, USDA, BOM Australia</w:t>
       </w:r>
     </w:p>
     <w:p>
@@ -3584,7 +3584,7 @@
               <w:rPr>
                 <w:b/>
               </w:rPr>
-              <w:t>538.25</w:t>
+              <w:t>540.25</w:t>
             </w:r>
           </w:p>
         </w:tc>
@@ -3615,7 +3615,7 @@
               <w:rPr>
                 <w:b/>
               </w:rPr>
-              <w:t>540.32 (+2.07)</w:t>
+              <w:t>542.46 (+2.21)</w:t>
             </w:r>
           </w:p>
         </w:tc>
@@ -3643,7 +3643,7 @@
             </w:pPr>
             <w:r/>
             <w:r>
-              <w:t>Bearish (537.02 &lt; 537.76)</w:t>
+              <w:t>Bearish (538.02 &lt; 538.13)</w:t>
             </w:r>
           </w:p>
         </w:tc>
@@ -3671,7 +3671,7 @@
             </w:pPr>
             <w:r/>
             <w:r>
-              <w:t>3.00 cents</w:t>
+              <w:t>2.50 cents</w:t>
             </w:r>
           </w:p>
         </w:tc>
@@ -3832,7 +3832,7 @@
               <w:rPr>
                 <w:b/>
               </w:rPr>
-              <w:t>750.75</w:t>
+              <w:t>752.50</w:t>
             </w:r>
           </w:p>
         </w:tc>
@@ -3863,7 +3863,7 @@
               <w:rPr>
                 <w:b/>
               </w:rPr>
-              <w:t>754.33 (+3.58)</w:t>
+              <w:t>755.90 (+3.40)</w:t>
             </w:r>
           </w:p>
         </w:tc>
@@ -3891,7 +3891,7 @@
             </w:pPr>
             <w:r/>
             <w:r>
-              <w:t>Bearish (755.19 &lt; 762.71)</w:t>
+              <w:t>Bearish (754.96 &lt; 761.76)</w:t>
             </w:r>
           </w:p>
         </w:tc>
@@ -3919,7 +3919,7 @@
             </w:pPr>
             <w:r/>
             <w:r>
-              <w:t>5.25 cents</w:t>
+              <w:t>4.75 cents</w:t>
             </w:r>
           </w:p>
         </w:tc>
@@ -4357,7 +4357,7 @@
                 <w:b/>
                 <w:color w:val="15803D"/>
               </w:rPr>
-              <w:t>536.25 - 537.02 cents (Canh mua vùng hỗ trợ)</w:t>
+              <w:t>536.75 - 538.02 cents (Canh mua vùng hỗ trợ)</w:t>
             </w:r>
           </w:p>
         </w:tc>
@@ -4388,7 +4388,7 @@
               <w:rPr>
                 <w:b/>
               </w:rPr>
-              <w:t>451.34 cents (Dưới cản S2 + 1.5x ATR)</w:t>
+              <w:t>451.46 cents (Dưới cản S2 + 1.5x ATR)</w:t>
             </w:r>
           </w:p>
         </w:tc>
@@ -4424,7 +4424,7 @@
                 <w:color w:val="D97706"/>
                 <w:sz w:val="19"/>
               </w:rPr>
-              <w:t xml:space="preserve"> 540.50 cents </w:t>
+              <w:t xml:space="preserve"> 543.75 cents </w:t>
             </w:r>
             <w:r>
               <w:t xml:space="preserve"> / TP2: </w:t>
@@ -4569,7 +4569,7 @@
               <w:rPr>
                 <w:b/>
               </w:rPr>
-              <w:t>534.75 - 536.25 cents</w:t>
+              <w:t>535.25 - 536.75 cents</w:t>
             </w:r>
           </w:p>
         </w:tc>
@@ -4600,7 +4600,7 @@
               <w:rPr>
                 <w:b/>
               </w:rPr>
-              <w:t>453.31 cents (Chống quét SL tuyệt đối)</w:t>
+              <w:t>453.39 cents (Chống quét SL tuyệt đối)</w:t>
             </w:r>
           </w:p>
         </w:tc>
@@ -4762,7 +4762,7 @@
               <w:rPr>
                 <w:b/>
               </w:rPr>
-              <w:t>540.50 - 542.00 cents</w:t>
+              <w:t>543.75 - 545.25 cents</w:t>
             </w:r>
           </w:p>
         </w:tc>
@@ -4793,7 +4793,7 @@
               <w:rPr>
                 <w:b/>
               </w:rPr>
-              <w:t>544.44 cents</w:t>
+              <w:t>547.61 cents</w:t>
             </w:r>
           </w:p>
         </w:tc>
@@ -4955,7 +4955,7 @@
               <w:rPr>
                 <w:b/>
               </w:rPr>
-              <w:t>441.50 - 457.25 cents</w:t>
+              <w:t>441.82 - 457.25 cents</w:t>
             </w:r>
           </w:p>
         </w:tc>
@@ -5136,7 +5136,7 @@
                 <w:b/>
                 <w:color w:val="B91C1C"/>
               </w:rPr>
-              <w:t>755.19 - 762.71 cents (Canh bán hồi kỹ thuật H1)</w:t>
+              <w:t>754.96 - 761.76 cents (Canh bán hồi kỹ thuật H1)</w:t>
             </w:r>
           </w:p>
         </w:tc>
@@ -5167,7 +5167,7 @@
               <w:rPr>
                 <w:b/>
               </w:rPr>
-              <w:t>806.74 cents (Trên kháng cự R2 + 1.5x ATR)</w:t>
+              <w:t>806.11 cents (Trên kháng cự R2 + 1.5x ATR)</w:t>
             </w:r>
           </w:p>
         </w:tc>
@@ -5376,7 +5376,7 @@
               <w:rPr>
                 <w:b/>
               </w:rPr>
-              <w:t>637.42 cents</w:t>
+              <w:t>637.84 cents</w:t>
             </w:r>
           </w:p>
         </w:tc>
@@ -5569,7 +5569,7 @@
               <w:rPr>
                 <w:b/>
               </w:rPr>
-              <w:t>765.83 cents</w:t>
+              <w:t>765.41 cents</w:t>
             </w:r>
           </w:p>
         </w:tc>
@@ -5731,7 +5731,7 @@
               <w:rPr>
                 <w:b/>
               </w:rPr>
-              <w:t>613.94 - 645.25 cents</w:t>
+              <w:t>615.62 - 645.25 cents</w:t>
             </w:r>
           </w:p>
         </w:tc>
@@ -11609,7 +11609,7 @@
         <w:t>Giá Chốt Phiên (Close):</w:t>
       </w:r>
       <w:r>
-        <w:t xml:space="preserve"> 538.25 cents | </w:t>
+        <w:t xml:space="preserve"> 540.25 cents | </w:t>
       </w:r>
       <w:r>
         <w:rPr>
@@ -11624,10 +11624,10 @@
         <w:rPr>
           <w:b/>
         </w:rPr>
-        <w:t>`540.32 cents`</w:t>
+        <w:t>`542.46 cents`</w:t>
       </w:r>
       <w:r>
-        <w:t xml:space="preserve"> (+2.07).</w:t>
+        <w:t xml:space="preserve"> (+2.21).</w:t>
       </w:r>
     </w:p>
     <w:p>
@@ -11648,7 +11648,7 @@
         <w:rPr>
           <w:b/>
         </w:rPr>
-        <w:t>`10,632`</w:t>
+        <w:t>`21,258`</w:t>
       </w:r>
       <w:r>
         <w:t xml:space="preserve"> (Chênh lệch: </w:t>
@@ -11657,7 +11657,7 @@
         <w:rPr>
           <w:b/>
         </w:rPr>
-        <w:t>`-290,888`</w:t>
+        <w:t>`-307,170`</w:t>
       </w:r>
       <w:r>
         <w:t xml:space="preserve">) | OI: </w:t>
@@ -11666,7 +11666,7 @@
         <w:rPr>
           <w:b/>
         </w:rPr>
-        <w:t>`1,001,146`</w:t>
+        <w:t>`992,969`</w:t>
       </w:r>
       <w:r>
         <w:t xml:space="preserve"> (Chênh lệch: </w:t>
@@ -11675,7 +11675,7 @@
         <w:rPr>
           <w:b/>
         </w:rPr>
-        <w:t>`-103`</w:t>
+        <w:t>`-8,280`</w:t>
       </w:r>
       <w:r>
         <w:t>)</w:t>
@@ -11991,7 +11991,7 @@
               <w:rPr>
                 <w:b/>
               </w:rPr>
-              <w:t>95.52</w:t>
+              <w:t>95.96</w:t>
             </w:r>
           </w:p>
         </w:tc>
@@ -12022,7 +12022,7 @@
               <w:rPr>
                 <w:b/>
               </w:rPr>
-              <w:t>-0.12%</w:t>
+              <w:t>+0.34%</w:t>
             </w:r>
           </w:p>
         </w:tc>
@@ -12050,7 +12050,7 @@
             </w:pPr>
             <w:r/>
             <w:r>
-              <w:t>Giá dầu Giảm làm giảm biên lợi nhuận pha chế Ethanol, tạo sức ép lên nhu cầu ngô.</w:t>
+              <w:t>Giá dầu Tăng hỗ trợ biên lợi nhuận pha chế Ethanol, kéo theo nhu cầu ngô tích cực.</w:t>
             </w:r>
           </w:p>
         </w:tc>
@@ -12114,7 +12114,7 @@
               <w:rPr>
                 <w:b/>
               </w:rPr>
-              <w:t>98.97</w:t>
+              <w:t>99.02</w:t>
             </w:r>
           </w:p>
         </w:tc>
@@ -12145,7 +12145,7 @@
               <w:rPr>
                 <w:b/>
               </w:rPr>
-              <w:t>-0.60%</w:t>
+              <w:t>-0.55%</w:t>
             </w:r>
           </w:p>
         </w:tc>
@@ -12749,7 +12749,7 @@
         <w:t xml:space="preserve"> EMA_21 </w:t>
       </w:r>
       <w:r>
-        <w:t xml:space="preserve"> (537.02) &lt; </w:t>
+        <w:t xml:space="preserve"> (538.02) &lt; </w:t>
       </w:r>
       <w:r>
         <w:rPr>
@@ -12760,7 +12760,7 @@
         <w:t xml:space="preserve"> EMA_50 </w:t>
       </w:r>
       <w:r>
-        <w:t xml:space="preserve"> (537.76).</w:t>
+        <w:t xml:space="preserve"> (538.13).</w:t>
       </w:r>
     </w:p>
     <w:p>
@@ -12781,7 +12781,7 @@
         <w:rPr>
           <w:b/>
         </w:rPr>
-        <w:t>`51.69`</w:t>
+        <w:t>`53.98`</w:t>
       </w:r>
       <w:r>
         <w:t xml:space="preserve"> | ATR (14) = </w:t>
@@ -12790,7 +12790,7 @@
         <w:rPr>
           <w:b/>
         </w:rPr>
-        <w:t>`3.94`</w:t>
+        <w:t>`3.86`</w:t>
       </w:r>
       <w:r>
         <w:t xml:space="preserve"> cents | Volatility = </w:t>
@@ -12799,7 +12799,7 @@
         <w:rPr>
           <w:b/>
         </w:rPr>
-        <w:t>`3.00 cents`</w:t>
+        <w:t>`2.50 cents`</w:t>
       </w:r>
       <w:r>
         <w:t>.</w:t>
@@ -12823,7 +12823,7 @@
         <w:rPr>
           <w:b/>
         </w:rPr>
-        <w:t>`536.25`</w:t>
+        <w:t>`536.75`</w:t>
       </w:r>
       <w:r>
         <w:t xml:space="preserve"> | S2: </w:t>
@@ -12841,7 +12841,7 @@
         <w:rPr>
           <w:b/>
         </w:rPr>
-        <w:t>`540.50`</w:t>
+        <w:t>`543.75`</w:t>
       </w:r>
       <w:r>
         <w:t xml:space="preserve"> | R2: </w:t>
@@ -13584,7 +13584,7 @@
           <w:b/>
           <w:color w:val="15803D"/>
         </w:rPr>
-        <w:t>`536.25 - 537.02 cents (Canh mua vùng hỗ trợ)`</w:t>
+        <w:t>`536.75 - 538.02 cents (Canh mua vùng hỗ trợ)`</w:t>
       </w:r>
       <w:r>
         <w:t xml:space="preserve"> | SL: </w:t>
@@ -13593,7 +13593,7 @@
         <w:rPr>
           <w:b/>
         </w:rPr>
-        <w:t>`451.34 cents (Dưới cản S2 + 1.5x ATR)`</w:t>
+        <w:t>`451.46 cents (Dưới cản S2 + 1.5x ATR)`</w:t>
       </w:r>
       <w:r>
         <w:t xml:space="preserve"> | TP: </w:t>
@@ -13604,7 +13604,7 @@
           <w:color w:val="D97706"/>
           <w:sz w:val="19"/>
         </w:rPr>
-        <w:t xml:space="preserve"> 540.50 cents </w:t>
+        <w:t xml:space="preserve"> 543.75 cents </w:t>
       </w:r>
       <w:r>
         <w:t xml:space="preserve"> / </w:t>
@@ -13655,7 +13655,7 @@
         <w:rPr>
           <w:b/>
         </w:rPr>
-        <w:t>`534.75 - 536.25 cents`</w:t>
+        <w:t>`535.25 - 536.75 cents`</w:t>
       </w:r>
       <w:r>
         <w:t xml:space="preserve"> | SL: </w:t>
@@ -13664,7 +13664,7 @@
         <w:rPr>
           <w:b/>
         </w:rPr>
-        <w:t>`453.31 cents (Chống quét SL tuyệt đối)`</w:t>
+        <w:t>`453.39 cents (Chống quét SL tuyệt đối)`</w:t>
       </w:r>
       <w:r>
         <w:t xml:space="preserve"> | TP: </w:t>
@@ -13701,7 +13701,7 @@
         <w:rPr>
           <w:b/>
         </w:rPr>
-        <w:t>`540.50 - 542.00 cents`</w:t>
+        <w:t>`543.75 - 545.25 cents`</w:t>
       </w:r>
       <w:r>
         <w:t xml:space="preserve"> | SL: </w:t>
@@ -13710,7 +13710,7 @@
         <w:rPr>
           <w:b/>
         </w:rPr>
-        <w:t>`544.44 cents`</w:t>
+        <w:t>`547.61 cents`</w:t>
       </w:r>
       <w:r>
         <w:t xml:space="preserve"> | TP: </w:t>
@@ -13759,7 +13759,7 @@
         <w:rPr>
           <w:b/>
         </w:rPr>
-        <w:t>`441.50 - 457.25 cents`</w:t>
+        <w:t>`441.82 - 457.25 cents`</w:t>
       </w:r>
     </w:p>
     <w:p>
@@ -14166,7 +14166,7 @@
             </w:pPr>
             <w:r/>
             <w:r>
-              <w:t>538.25</w:t>
+              <w:t>540.25</w:t>
             </w:r>
           </w:p>
         </w:tc>
@@ -14194,7 +14194,7 @@
             </w:pPr>
             <w:r/>
             <w:r>
-              <w:t>542.00</w:t>
+              <w:t>544.00</w:t>
             </w:r>
           </w:p>
         </w:tc>
@@ -14222,7 +14222,7 @@
             </w:pPr>
             <w:r/>
             <w:r>
-              <w:t>535.00</w:t>
+              <w:t>537.00</w:t>
             </w:r>
           </w:p>
         </w:tc>
@@ -14253,7 +14253,7 @@
               <w:rPr>
                 <w:b/>
               </w:rPr>
-              <w:t>538.50</w:t>
+              <w:t>540.50</w:t>
             </w:r>
           </w:p>
         </w:tc>
@@ -14401,7 +14401,7 @@
             </w:pPr>
             <w:r/>
             <w:r>
-              <w:t>538.50</w:t>
+              <w:t>540.50</w:t>
             </w:r>
           </w:p>
         </w:tc>
@@ -14429,7 +14429,7 @@
             </w:pPr>
             <w:r/>
             <w:r>
-              <w:t>541.25</w:t>
+              <w:t>543.25</w:t>
             </w:r>
           </w:p>
         </w:tc>
@@ -14457,7 +14457,7 @@
             </w:pPr>
             <w:r/>
             <w:r>
-              <w:t>534.75</w:t>
+              <w:t>536.75</w:t>
             </w:r>
           </w:p>
         </w:tc>
@@ -14488,7 +14488,7 @@
               <w:rPr>
                 <w:b/>
               </w:rPr>
-              <w:t>538.00</w:t>
+              <w:t>540.00</w:t>
             </w:r>
           </w:p>
         </w:tc>
@@ -14636,7 +14636,7 @@
             </w:pPr>
             <w:r/>
             <w:r>
-              <w:t>538.00</w:t>
+              <w:t>540.00</w:t>
             </w:r>
           </w:p>
         </w:tc>
@@ -14664,7 +14664,7 @@
             </w:pPr>
             <w:r/>
             <w:r>
-              <w:t>541.00</w:t>
+              <w:t>543.00</w:t>
             </w:r>
           </w:p>
         </w:tc>
@@ -14692,7 +14692,7 @@
             </w:pPr>
             <w:r/>
             <w:r>
-              <w:t>534.00</w:t>
+              <w:t>536.00</w:t>
             </w:r>
           </w:p>
         </w:tc>
@@ -14723,7 +14723,7 @@
               <w:rPr>
                 <w:b/>
               </w:rPr>
-              <w:t>538.75</w:t>
+              <w:t>540.75</w:t>
             </w:r>
           </w:p>
         </w:tc>
@@ -14871,7 +14871,7 @@
             </w:pPr>
             <w:r/>
             <w:r>
-              <w:t>538.75</w:t>
+              <w:t>540.75</w:t>
             </w:r>
           </w:p>
         </w:tc>
@@ -14899,7 +14899,7 @@
             </w:pPr>
             <w:r/>
             <w:r>
-              <w:t>543.25</w:t>
+              <w:t>545.25</w:t>
             </w:r>
           </w:p>
         </w:tc>
@@ -14927,7 +14927,7 @@
             </w:pPr>
             <w:r/>
             <w:r>
-              <w:t>533.75</w:t>
+              <w:t>535.75</w:t>
             </w:r>
           </w:p>
         </w:tc>
@@ -14958,7 +14958,7 @@
               <w:rPr>
                 <w:b/>
               </w:rPr>
-              <w:t>539.50</w:t>
+              <w:t>541.50</w:t>
             </w:r>
           </w:p>
         </w:tc>
@@ -15106,7 +15106,7 @@
             </w:pPr>
             <w:r/>
             <w:r>
-              <w:t>539.50</w:t>
+              <w:t>541.50</w:t>
             </w:r>
           </w:p>
         </w:tc>
@@ -15134,7 +15134,7 @@
             </w:pPr>
             <w:r/>
             <w:r>
-              <w:t>545.00</w:t>
+              <w:t>547.00</w:t>
             </w:r>
           </w:p>
         </w:tc>
@@ -15162,7 +15162,7 @@
             </w:pPr>
             <w:r/>
             <w:r>
-              <w:t>533.25</w:t>
+              <w:t>535.25</w:t>
             </w:r>
           </w:p>
         </w:tc>
@@ -15193,7 +15193,7 @@
               <w:rPr>
                 <w:b/>
               </w:rPr>
-              <w:t>541.75</w:t>
+              <w:t>543.75</w:t>
             </w:r>
           </w:p>
         </w:tc>
@@ -15341,7 +15341,7 @@
             </w:pPr>
             <w:r/>
             <w:r>
-              <w:t>541.75</w:t>
+              <w:t>543.75</w:t>
             </w:r>
           </w:p>
         </w:tc>
@@ -15369,7 +15369,7 @@
             </w:pPr>
             <w:r/>
             <w:r>
-              <w:t>544.75</w:t>
+              <w:t>546.75</w:t>
             </w:r>
           </w:p>
         </w:tc>
@@ -15397,7 +15397,7 @@
             </w:pPr>
             <w:r/>
             <w:r>
-              <w:t>537.50</w:t>
+              <w:t>539.50</w:t>
             </w:r>
           </w:p>
         </w:tc>
@@ -15428,7 +15428,7 @@
               <w:rPr>
                 <w:b/>
               </w:rPr>
-              <w:t>542.00</w:t>
+              <w:t>544.00</w:t>
             </w:r>
           </w:p>
         </w:tc>
@@ -15576,7 +15576,7 @@
             </w:pPr>
             <w:r/>
             <w:r>
-              <w:t>542.00</w:t>
+              <w:t>544.00</w:t>
             </w:r>
           </w:p>
         </w:tc>
@@ -15604,7 +15604,7 @@
             </w:pPr>
             <w:r/>
             <w:r>
-              <w:t>545.25</w:t>
+              <w:t>547.25</w:t>
             </w:r>
           </w:p>
         </w:tc>
@@ -15632,7 +15632,7 @@
             </w:pPr>
             <w:r/>
             <w:r>
-              <w:t>535.50</w:t>
+              <w:t>537.50</w:t>
             </w:r>
           </w:p>
         </w:tc>
@@ -15663,7 +15663,7 @@
               <w:rPr>
                 <w:b/>
               </w:rPr>
-              <w:t>542.75</w:t>
+              <w:t>544.75</w:t>
             </w:r>
           </w:p>
         </w:tc>
@@ -15811,7 +15811,7 @@
             </w:pPr>
             <w:r/>
             <w:r>
-              <w:t>542.75</w:t>
+              <w:t>544.75</w:t>
             </w:r>
           </w:p>
         </w:tc>
@@ -15839,7 +15839,7 @@
             </w:pPr>
             <w:r/>
             <w:r>
-              <w:t>545.75</w:t>
+              <w:t>547.75</w:t>
             </w:r>
           </w:p>
         </w:tc>
@@ -15867,7 +15867,7 @@
             </w:pPr>
             <w:r/>
             <w:r>
-              <w:t>538.25</w:t>
+              <w:t>540.25</w:t>
             </w:r>
           </w:p>
         </w:tc>
@@ -15898,7 +15898,7 @@
               <w:rPr>
                 <w:b/>
               </w:rPr>
-              <w:t>542.25</w:t>
+              <w:t>544.25</w:t>
             </w:r>
           </w:p>
         </w:tc>
@@ -16046,7 +16046,7 @@
             </w:pPr>
             <w:r/>
             <w:r>
-              <w:t>542.25</w:t>
+              <w:t>544.25</w:t>
             </w:r>
           </w:p>
         </w:tc>
@@ -16074,7 +16074,7 @@
             </w:pPr>
             <w:r/>
             <w:r>
-              <w:t>546.25</w:t>
+              <w:t>548.25</w:t>
             </w:r>
           </w:p>
         </w:tc>
@@ -16102,7 +16102,7 @@
             </w:pPr>
             <w:r/>
             <w:r>
-              <w:t>536.50</w:t>
+              <w:t>538.50</w:t>
             </w:r>
           </w:p>
         </w:tc>
@@ -16133,7 +16133,7 @@
               <w:rPr>
                 <w:b/>
               </w:rPr>
-              <w:t>542.75</w:t>
+              <w:t>544.75</w:t>
             </w:r>
           </w:p>
         </w:tc>
@@ -16281,7 +16281,7 @@
             </w:pPr>
             <w:r/>
             <w:r>
-              <w:t>542.75</w:t>
+              <w:t>544.75</w:t>
             </w:r>
           </w:p>
         </w:tc>
@@ -16309,7 +16309,7 @@
             </w:pPr>
             <w:r/>
             <w:r>
-              <w:t>545.25</w:t>
+              <w:t>547.25</w:t>
             </w:r>
           </w:p>
         </w:tc>
@@ -16337,7 +16337,7 @@
             </w:pPr>
             <w:r/>
             <w:r>
-              <w:t>539.50</w:t>
+              <w:t>541.50</w:t>
             </w:r>
           </w:p>
         </w:tc>
@@ -16368,7 +16368,7 @@
               <w:rPr>
                 <w:b/>
               </w:rPr>
-              <w:t>543.25</w:t>
+              <w:t>545.25</w:t>
             </w:r>
           </w:p>
         </w:tc>
@@ -16516,7 +16516,7 @@
             </w:pPr>
             <w:r/>
             <w:r>
-              <w:t>543.25</w:t>
+              <w:t>545.25</w:t>
             </w:r>
           </w:p>
         </w:tc>
@@ -16544,7 +16544,7 @@
             </w:pPr>
             <w:r/>
             <w:r>
-              <w:t>546.75</w:t>
+              <w:t>548.75</w:t>
             </w:r>
           </w:p>
         </w:tc>
@@ -16572,7 +16572,7 @@
             </w:pPr>
             <w:r/>
             <w:r>
-              <w:t>537.25</w:t>
+              <w:t>539.25</w:t>
             </w:r>
           </w:p>
         </w:tc>
@@ -16603,7 +16603,7 @@
               <w:rPr>
                 <w:b/>
               </w:rPr>
-              <w:t>544.25</w:t>
+              <w:t>546.25</w:t>
             </w:r>
           </w:p>
         </w:tc>
@@ -16751,7 +16751,7 @@
             </w:pPr>
             <w:r/>
             <w:r>
-              <w:t>544.25</w:t>
+              <w:t>546.25</w:t>
             </w:r>
           </w:p>
         </w:tc>
@@ -16779,7 +16779,7 @@
             </w:pPr>
             <w:r/>
             <w:r>
-              <w:t>547.00</w:t>
+              <w:t>549.00</w:t>
             </w:r>
           </w:p>
         </w:tc>
@@ -16807,7 +16807,7 @@
             </w:pPr>
             <w:r/>
             <w:r>
-              <w:t>541.75</w:t>
+              <w:t>543.75</w:t>
             </w:r>
           </w:p>
         </w:tc>
@@ -16838,7 +16838,7 @@
               <w:rPr>
                 <w:b/>
               </w:rPr>
-              <w:t>544.25</w:t>
+              <w:t>546.25</w:t>
             </w:r>
           </w:p>
         </w:tc>
@@ -16986,7 +16986,7 @@
             </w:pPr>
             <w:r/>
             <w:r>
-              <w:t>544.25</w:t>
+              <w:t>546.25</w:t>
             </w:r>
           </w:p>
         </w:tc>
@@ -17014,7 +17014,7 @@
             </w:pPr>
             <w:r/>
             <w:r>
-              <w:t>547.00</w:t>
+              <w:t>549.00</w:t>
             </w:r>
           </w:p>
         </w:tc>
@@ -17042,7 +17042,7 @@
             </w:pPr>
             <w:r/>
             <w:r>
-              <w:t>541.75</w:t>
+              <w:t>543.75</w:t>
             </w:r>
           </w:p>
         </w:tc>
@@ -17073,7 +17073,7 @@
               <w:rPr>
                 <w:b/>
               </w:rPr>
-              <w:t>543.75</w:t>
+              <w:t>545.75</w:t>
             </w:r>
           </w:p>
         </w:tc>
@@ -17221,7 +17221,7 @@
             </w:pPr>
             <w:r/>
             <w:r>
-              <w:t>543.75</w:t>
+              <w:t>545.75</w:t>
             </w:r>
           </w:p>
         </w:tc>
@@ -17249,7 +17249,7 @@
             </w:pPr>
             <w:r/>
             <w:r>
-              <w:t>546.75</w:t>
+              <w:t>548.75</w:t>
             </w:r>
           </w:p>
         </w:tc>
@@ -17277,7 +17277,7 @@
             </w:pPr>
             <w:r/>
             <w:r>
-              <w:t>540.50</w:t>
+              <w:t>542.50</w:t>
             </w:r>
           </w:p>
         </w:tc>
@@ -17308,7 +17308,7 @@
               <w:rPr>
                 <w:b/>
               </w:rPr>
-              <w:t>543.50</w:t>
+              <w:t>545.50</w:t>
             </w:r>
           </w:p>
         </w:tc>
@@ -17456,7 +17456,7 @@
             </w:pPr>
             <w:r/>
             <w:r>
-              <w:t>543.50</w:t>
+              <w:t>545.50</w:t>
             </w:r>
           </w:p>
         </w:tc>
@@ -17484,7 +17484,7 @@
             </w:pPr>
             <w:r/>
             <w:r>
-              <w:t>547.50</w:t>
+              <w:t>549.50</w:t>
             </w:r>
           </w:p>
         </w:tc>
@@ -17512,7 +17512,7 @@
             </w:pPr>
             <w:r/>
             <w:r>
-              <w:t>538.25</w:t>
+              <w:t>540.25</w:t>
             </w:r>
           </w:p>
         </w:tc>
@@ -17543,7 +17543,7 @@
               <w:rPr>
                 <w:b/>
               </w:rPr>
-              <w:t>544.00</w:t>
+              <w:t>546.00</w:t>
             </w:r>
           </w:p>
         </w:tc>
@@ -17691,7 +17691,7 @@
             </w:pPr>
             <w:r/>
             <w:r>
-              <w:t>544.00</w:t>
+              <w:t>546.00</w:t>
             </w:r>
           </w:p>
         </w:tc>
@@ -17719,7 +17719,7 @@
             </w:pPr>
             <w:r/>
             <w:r>
-              <w:t>548.75</w:t>
+              <w:t>550.75</w:t>
             </w:r>
           </w:p>
         </w:tc>
@@ -17747,7 +17747,7 @@
             </w:pPr>
             <w:r/>
             <w:r>
-              <w:t>537.00</w:t>
+              <w:t>539.00</w:t>
             </w:r>
           </w:p>
         </w:tc>
@@ -17778,7 +17778,7 @@
               <w:rPr>
                 <w:b/>
               </w:rPr>
-              <w:t>546.00</w:t>
+              <w:t>548.00</w:t>
             </w:r>
           </w:p>
         </w:tc>
@@ -17926,7 +17926,7 @@
             </w:pPr>
             <w:r/>
             <w:r>
-              <w:t>546.00</w:t>
+              <w:t>548.00</w:t>
             </w:r>
           </w:p>
         </w:tc>
@@ -17954,7 +17954,7 @@
             </w:pPr>
             <w:r/>
             <w:r>
-              <w:t>554.00</w:t>
+              <w:t>556.00</w:t>
             </w:r>
           </w:p>
         </w:tc>
@@ -17982,7 +17982,7 @@
             </w:pPr>
             <w:r/>
             <w:r>
-              <w:t>539.00</w:t>
+              <w:t>541.00</w:t>
             </w:r>
           </w:p>
         </w:tc>
@@ -18013,7 +18013,7 @@
               <w:rPr>
                 <w:b/>
               </w:rPr>
-              <w:t>547.50</w:t>
+              <w:t>549.50</w:t>
             </w:r>
           </w:p>
         </w:tc>
@@ -18161,7 +18161,7 @@
             </w:pPr>
             <w:r/>
             <w:r>
-              <w:t>547.50</w:t>
+              <w:t>549.50</w:t>
             </w:r>
           </w:p>
         </w:tc>
@@ -18189,7 +18189,7 @@
             </w:pPr>
             <w:r/>
             <w:r>
-              <w:t>552.00</w:t>
+              <w:t>554.00</w:t>
             </w:r>
           </w:p>
         </w:tc>
@@ -18217,7 +18217,7 @@
             </w:pPr>
             <w:r/>
             <w:r>
-              <w:t>543.25</w:t>
+              <w:t>545.25</w:t>
             </w:r>
           </w:p>
         </w:tc>
@@ -18248,7 +18248,7 @@
               <w:rPr>
                 <w:b/>
               </w:rPr>
-              <w:t>547.00</w:t>
+              <w:t>549.00</w:t>
             </w:r>
           </w:p>
         </w:tc>
@@ -18396,7 +18396,7 @@
             </w:pPr>
             <w:r/>
             <w:r>
-              <w:t>547.00</w:t>
+              <w:t>549.00</w:t>
             </w:r>
           </w:p>
         </w:tc>
@@ -18424,7 +18424,7 @@
             </w:pPr>
             <w:r/>
             <w:r>
-              <w:t>549.25</w:t>
+              <w:t>551.25</w:t>
             </w:r>
           </w:p>
         </w:tc>
@@ -18452,7 +18452,7 @@
             </w:pPr>
             <w:r/>
             <w:r>
-              <w:t>544.25</w:t>
+              <w:t>546.25</w:t>
             </w:r>
           </w:p>
         </w:tc>
@@ -18483,7 +18483,7 @@
               <w:rPr>
                 <w:b/>
               </w:rPr>
-              <w:t>546.75</w:t>
+              <w:t>548.75</w:t>
             </w:r>
           </w:p>
         </w:tc>
@@ -18631,7 +18631,7 @@
             </w:pPr>
             <w:r/>
             <w:r>
-              <w:t>546.75</w:t>
+              <w:t>548.75</w:t>
             </w:r>
           </w:p>
         </w:tc>
@@ -18659,7 +18659,7 @@
             </w:pPr>
             <w:r/>
             <w:r>
-              <w:t>548.75</w:t>
+              <w:t>550.75</w:t>
             </w:r>
           </w:p>
         </w:tc>
@@ -18687,7 +18687,7 @@
             </w:pPr>
             <w:r/>
             <w:r>
-              <w:t>542.25</w:t>
+              <w:t>544.25</w:t>
             </w:r>
           </w:p>
         </w:tc>
@@ -18718,7 +18718,7 @@
               <w:rPr>
                 <w:b/>
               </w:rPr>
-              <w:t>547.00</w:t>
+              <w:t>549.00</w:t>
             </w:r>
           </w:p>
         </w:tc>
@@ -18866,7 +18866,7 @@
             </w:pPr>
             <w:r/>
             <w:r>
-              <w:t>547.00</w:t>
+              <w:t>549.00</w:t>
             </w:r>
           </w:p>
         </w:tc>
@@ -18894,7 +18894,7 @@
             </w:pPr>
             <w:r/>
             <w:r>
-              <w:t>550.75</w:t>
+              <w:t>552.75</w:t>
             </w:r>
           </w:p>
         </w:tc>
@@ -18922,7 +18922,7 @@
             </w:pPr>
             <w:r/>
             <w:r>
-              <w:t>544.25</w:t>
+              <w:t>546.25</w:t>
             </w:r>
           </w:p>
         </w:tc>
@@ -18953,7 +18953,7 @@
               <w:rPr>
                 <w:b/>
               </w:rPr>
-              <w:t>547.50</w:t>
+              <w:t>549.50</w:t>
             </w:r>
           </w:p>
         </w:tc>
@@ -19101,7 +19101,7 @@
             </w:pPr>
             <w:r/>
             <w:r>
-              <w:t>547.50</w:t>
+              <w:t>549.50</w:t>
             </w:r>
           </w:p>
         </w:tc>
@@ -19129,7 +19129,7 @@
             </w:pPr>
             <w:r/>
             <w:r>
-              <w:t>550.50</w:t>
+              <w:t>552.50</w:t>
             </w:r>
           </w:p>
         </w:tc>
@@ -19157,7 +19157,7 @@
             </w:pPr>
             <w:r/>
             <w:r>
-              <w:t>543.00</w:t>
+              <w:t>545.00</w:t>
             </w:r>
           </w:p>
         </w:tc>
@@ -19188,7 +19188,7 @@
               <w:rPr>
                 <w:b/>
               </w:rPr>
-              <w:t>547.75</w:t>
+              <w:t>549.75</w:t>
             </w:r>
           </w:p>
         </w:tc>
@@ -19336,7 +19336,7 @@
             </w:pPr>
             <w:r/>
             <w:r>
-              <w:t>547.75</w:t>
+              <w:t>549.75</w:t>
             </w:r>
           </w:p>
         </w:tc>
@@ -19364,7 +19364,7 @@
             </w:pPr>
             <w:r/>
             <w:r>
-              <w:t>552.00</w:t>
+              <w:t>554.00</w:t>
             </w:r>
           </w:p>
         </w:tc>
@@ -19392,7 +19392,7 @@
             </w:pPr>
             <w:r/>
             <w:r>
-              <w:t>544.50</w:t>
+              <w:t>546.50</w:t>
             </w:r>
           </w:p>
         </w:tc>
@@ -19423,7 +19423,7 @@
               <w:rPr>
                 <w:b/>
               </w:rPr>
-              <w:t>548.50</w:t>
+              <w:t>550.50</w:t>
             </w:r>
           </w:p>
         </w:tc>
@@ -19571,7 +19571,7 @@
             </w:pPr>
             <w:r/>
             <w:r>
-              <w:t>548.50</w:t>
+              <w:t>550.50</w:t>
             </w:r>
           </w:p>
         </w:tc>
@@ -19599,7 +19599,7 @@
             </w:pPr>
             <w:r/>
             <w:r>
-              <w:t>552.00</w:t>
+              <w:t>554.00</w:t>
             </w:r>
           </w:p>
         </w:tc>
@@ -19627,7 +19627,7 @@
             </w:pPr>
             <w:r/>
             <w:r>
-              <w:t>546.25</w:t>
+              <w:t>548.25</w:t>
             </w:r>
           </w:p>
         </w:tc>
@@ -19658,7 +19658,7 @@
               <w:rPr>
                 <w:b/>
               </w:rPr>
-              <w:t>548.50</w:t>
+              <w:t>550.50</w:t>
             </w:r>
           </w:p>
         </w:tc>
@@ -19806,7 +19806,7 @@
             </w:pPr>
             <w:r/>
             <w:r>
-              <w:t>548.50</w:t>
+              <w:t>550.50</w:t>
             </w:r>
           </w:p>
         </w:tc>
@@ -19834,7 +19834,7 @@
             </w:pPr>
             <w:r/>
             <w:r>
-              <w:t>552.25</w:t>
+              <w:t>554.25</w:t>
             </w:r>
           </w:p>
         </w:tc>
@@ -19862,7 +19862,7 @@
             </w:pPr>
             <w:r/>
             <w:r>
-              <w:t>545.00</w:t>
+              <w:t>547.00</w:t>
             </w:r>
           </w:p>
         </w:tc>
@@ -19893,7 +19893,7 @@
               <w:rPr>
                 <w:b/>
               </w:rPr>
-              <w:t>548.25</w:t>
+              <w:t>550.25</w:t>
             </w:r>
           </w:p>
         </w:tc>
@@ -20041,7 +20041,7 @@
             </w:pPr>
             <w:r/>
             <w:r>
-              <w:t>548.25</w:t>
+              <w:t>550.25</w:t>
             </w:r>
           </w:p>
         </w:tc>
@@ -20069,7 +20069,7 @@
             </w:pPr>
             <w:r/>
             <w:r>
-              <w:t>551.75</w:t>
+              <w:t>553.75</w:t>
             </w:r>
           </w:p>
         </w:tc>
@@ -20097,7 +20097,7 @@
             </w:pPr>
             <w:r/>
             <w:r>
-              <w:t>545.00</w:t>
+              <w:t>547.00</w:t>
             </w:r>
           </w:p>
         </w:tc>
@@ -20128,7 +20128,7 @@
               <w:rPr>
                 <w:b/>
               </w:rPr>
-              <w:t>548.00</w:t>
+              <w:t>550.00</w:t>
             </w:r>
           </w:p>
         </w:tc>
@@ -20276,7 +20276,7 @@
             </w:pPr>
             <w:r/>
             <w:r>
-              <w:t>548.00</w:t>
+              <w:t>550.00</w:t>
             </w:r>
           </w:p>
         </w:tc>
@@ -20304,7 +20304,7 @@
             </w:pPr>
             <w:r/>
             <w:r>
-              <w:t>551.00</w:t>
+              <w:t>553.00</w:t>
             </w:r>
           </w:p>
         </w:tc>
@@ -20332,7 +20332,7 @@
             </w:pPr>
             <w:r/>
             <w:r>
-              <w:t>545.25</w:t>
+              <w:t>547.25</w:t>
             </w:r>
           </w:p>
         </w:tc>
@@ -20363,7 +20363,7 @@
               <w:rPr>
                 <w:b/>
               </w:rPr>
-              <w:t>548.25</w:t>
+              <w:t>550.25</w:t>
             </w:r>
           </w:p>
         </w:tc>
@@ -20511,7 +20511,7 @@
             </w:pPr>
             <w:r/>
             <w:r>
-              <w:t>548.25</w:t>
+              <w:t>550.25</w:t>
             </w:r>
           </w:p>
         </w:tc>
@@ -20539,7 +20539,7 @@
             </w:pPr>
             <w:r/>
             <w:r>
-              <w:t>551.25</w:t>
+              <w:t>553.25</w:t>
             </w:r>
           </w:p>
         </w:tc>
@@ -20567,7 +20567,7 @@
             </w:pPr>
             <w:r/>
             <w:r>
-              <w:t>545.50</w:t>
+              <w:t>547.50</w:t>
             </w:r>
           </w:p>
         </w:tc>
@@ -20598,7 +20598,7 @@
               <w:rPr>
                 <w:b/>
               </w:rPr>
-              <w:t>548.25</w:t>
+              <w:t>550.25</w:t>
             </w:r>
           </w:p>
         </w:tc>
@@ -20746,7 +20746,7 @@
             </w:pPr>
             <w:r/>
             <w:r>
-              <w:t>548.25</w:t>
+              <w:t>550.25</w:t>
             </w:r>
           </w:p>
         </w:tc>
@@ -20774,7 +20774,7 @@
             </w:pPr>
             <w:r/>
             <w:r>
-              <w:t>552.25</w:t>
+              <w:t>554.25</w:t>
             </w:r>
           </w:p>
         </w:tc>
@@ -20802,7 +20802,7 @@
             </w:pPr>
             <w:r/>
             <w:r>
-              <w:t>544.75</w:t>
+              <w:t>546.75</w:t>
             </w:r>
           </w:p>
         </w:tc>
@@ -20833,7 +20833,7 @@
               <w:rPr>
                 <w:b/>
               </w:rPr>
-              <w:t>548.75</w:t>
+              <w:t>550.75</w:t>
             </w:r>
           </w:p>
         </w:tc>
@@ -20981,7 +20981,7 @@
             </w:pPr>
             <w:r/>
             <w:r>
-              <w:t>548.75</w:t>
+              <w:t>550.75</w:t>
             </w:r>
           </w:p>
         </w:tc>
@@ -21009,7 +21009,7 @@
             </w:pPr>
             <w:r/>
             <w:r>
-              <w:t>552.75</w:t>
+              <w:t>554.75</w:t>
             </w:r>
           </w:p>
         </w:tc>
@@ -21037,7 +21037,7 @@
             </w:pPr>
             <w:r/>
             <w:r>
-              <w:t>547.00</w:t>
+              <w:t>549.00</w:t>
             </w:r>
           </w:p>
         </w:tc>
@@ -21068,7 +21068,7 @@
               <w:rPr>
                 <w:b/>
               </w:rPr>
-              <w:t>548.50</w:t>
+              <w:t>550.50</w:t>
             </w:r>
           </w:p>
         </w:tc>
@@ -21791,7 +21791,7 @@
         <w:t>Giá Chốt Phiên (Close):</w:t>
       </w:r>
       <w:r>
-        <w:t xml:space="preserve"> 750.75 cents | </w:t>
+        <w:t xml:space="preserve"> 752.50 cents | </w:t>
       </w:r>
       <w:r>
         <w:rPr>
@@ -21806,10 +21806,10 @@
         <w:rPr>
           <w:b/>
         </w:rPr>
-        <w:t>`754.33 cents`</w:t>
+        <w:t>`755.90 cents`</w:t>
       </w:r>
       <w:r>
-        <w:t xml:space="preserve"> (+3.58).</w:t>
+        <w:t xml:space="preserve"> (+3.40).</w:t>
       </w:r>
     </w:p>
     <w:p>
@@ -21830,7 +21830,7 @@
         <w:rPr>
           <w:b/>
         </w:rPr>
-        <w:t>`1,710`</w:t>
+        <w:t>`8,431`</w:t>
       </w:r>
       <w:r>
         <w:t xml:space="preserve"> (Chênh lệch: </w:t>
@@ -21839,7 +21839,7 @@
         <w:rPr>
           <w:b/>
         </w:rPr>
-        <w:t>`-99,758`</w:t>
+        <w:t>`-92,268`</w:t>
       </w:r>
       <w:r>
         <w:t xml:space="preserve">) | OI: </w:t>
@@ -21848,7 +21848,7 @@
         <w:rPr>
           <w:b/>
         </w:rPr>
-        <w:t>`275,637`</w:t>
+        <w:t>`268,323`</w:t>
       </w:r>
       <w:r>
         <w:t xml:space="preserve"> (Chênh lệch: </w:t>
@@ -21857,7 +21857,7 @@
         <w:rPr>
           <w:b/>
         </w:rPr>
-        <w:t>`+107`</w:t>
+        <w:t>`-7,207`</w:t>
       </w:r>
       <w:r>
         <w:t>)</w:t>
@@ -21901,8 +21901,9 @@
       <w:r>
         <w:rPr>
           <w:b/>
+          <w:color w:val="15803D"/>
         </w:rPr>
-        <w:t>`Giảm nhẹ tích lũy (Distribution Decline)`</w:t>
+        <w:t>`Giảm suy yếu / Đáy ngắn hạn (Long Liquidation Decline)`</w:t>
       </w:r>
     </w:p>
     <w:p>
@@ -22172,7 +22173,7 @@
               <w:rPr>
                 <w:b/>
               </w:rPr>
-              <w:t>95.52</w:t>
+              <w:t>95.96</w:t>
             </w:r>
           </w:p>
         </w:tc>
@@ -22203,7 +22204,7 @@
               <w:rPr>
                 <w:b/>
               </w:rPr>
-              <w:t>-0.12%</w:t>
+              <w:t>+0.34%</w:t>
             </w:r>
           </w:p>
         </w:tc>
@@ -22231,7 +22232,7 @@
             </w:pPr>
             <w:r/>
             <w:r>
-              <w:t>Giá dầu Giảm giảm bớt premium rủi ro địa chính trị, tạo áp lực chốt lời lúa mì.</w:t>
+              <w:t>Giá dầu Tăng tăng premium rủi ro địa chính trị và logistics Biển Đen, hỗ trợ giá lúa mì.</w:t>
             </w:r>
           </w:p>
         </w:tc>
@@ -22295,7 +22296,7 @@
               <w:rPr>
                 <w:b/>
               </w:rPr>
-              <w:t>98.97</w:t>
+              <w:t>99.02</w:t>
             </w:r>
           </w:p>
         </w:tc>
@@ -22326,7 +22327,7 @@
               <w:rPr>
                 <w:b/>
               </w:rPr>
-              <w:t>-0.60%</w:t>
+              <w:t>-0.55%</w:t>
             </w:r>
           </w:p>
         </w:tc>
@@ -22940,7 +22941,7 @@
         <w:t xml:space="preserve"> EMA_21 </w:t>
       </w:r>
       <w:r>
-        <w:t xml:space="preserve"> (755.19) &lt; </w:t>
+        <w:t xml:space="preserve"> (754.96) &lt; </w:t>
       </w:r>
       <w:r>
         <w:rPr>
@@ -22951,7 +22952,7 @@
         <w:t xml:space="preserve"> EMA_50 </w:t>
       </w:r>
       <w:r>
-        <w:t xml:space="preserve"> (762.71).</w:t>
+        <w:t xml:space="preserve"> (761.76).</w:t>
       </w:r>
     </w:p>
     <w:p>
@@ -22972,7 +22973,7 @@
         <w:rPr>
           <w:b/>
         </w:rPr>
-        <w:t>`43.68`</w:t>
+        <w:t>`45.80`</w:t>
       </w:r>
       <w:r>
         <w:t xml:space="preserve"> | ATR (14) = </w:t>
@@ -22981,7 +22982,7 @@
         <w:rPr>
           <w:b/>
         </w:rPr>
-        <w:t>`7.83`</w:t>
+        <w:t>`7.41`</w:t>
       </w:r>
       <w:r>
         <w:t xml:space="preserve"> cents | Volatility = </w:t>
@@ -22990,7 +22991,7 @@
         <w:rPr>
           <w:b/>
         </w:rPr>
-        <w:t>`5.25 cents`</w:t>
+        <w:t>`4.75 cents`</w:t>
       </w:r>
       <w:r>
         <w:t>.</w:t>
@@ -23765,7 +23766,7 @@
           <w:b/>
           <w:color w:val="B91C1C"/>
         </w:rPr>
-        <w:t>`755.19 - 762.71 cents (Canh bán hồi kỹ thuật H1)`</w:t>
+        <w:t>`754.96 - 761.76 cents (Canh bán hồi kỹ thuật H1)`</w:t>
       </w:r>
       <w:r>
         <w:t xml:space="preserve"> | SL: </w:t>
@@ -23774,7 +23775,7 @@
         <w:rPr>
           <w:b/>
         </w:rPr>
-        <w:t>`806.74 cents (Trên kháng cự R2 + 1.5x ATR)`</w:t>
+        <w:t>`806.11 cents (Trên kháng cự R2 + 1.5x ATR)`</w:t>
       </w:r>
       <w:r>
         <w:t xml:space="preserve"> | TP: </w:t>
@@ -23845,7 +23846,7 @@
         <w:rPr>
           <w:b/>
         </w:rPr>
-        <w:t>`637.42 cents`</w:t>
+        <w:t>`637.84 cents`</w:t>
       </w:r>
       <w:r>
         <w:t xml:space="preserve"> | TP: </w:t>
@@ -23891,7 +23892,7 @@
         <w:rPr>
           <w:b/>
         </w:rPr>
-        <w:t>`765.83 cents`</w:t>
+        <w:t>`765.41 cents`</w:t>
       </w:r>
       <w:r>
         <w:t xml:space="preserve"> | TP: </w:t>
@@ -23940,7 +23941,7 @@
         <w:rPr>
           <w:b/>
         </w:rPr>
-        <w:t>`613.94 - 645.25 cents`</w:t>
+        <w:t>`615.62 - 645.25 cents`</w:t>
       </w:r>
     </w:p>
     <w:p>
@@ -24347,7 +24348,7 @@
             </w:pPr>
             <w:r/>
             <w:r>
-              <w:t>750.75</w:t>
+              <w:t>752.50</w:t>
             </w:r>
           </w:p>
         </w:tc>
@@ -24375,7 +24376,7 @@
             </w:pPr>
             <w:r/>
             <w:r>
-              <w:t>762.00</w:t>
+              <w:t>763.75</w:t>
             </w:r>
           </w:p>
         </w:tc>
@@ -24403,7 +24404,7 @@
             </w:pPr>
             <w:r/>
             <w:r>
-              <w:t>745.25</w:t>
+              <w:t>747.00</w:t>
             </w:r>
           </w:p>
         </w:tc>
@@ -24434,7 +24435,7 @@
               <w:rPr>
                 <w:b/>
               </w:rPr>
-              <w:t>750.00</w:t>
+              <w:t>751.75</w:t>
             </w:r>
           </w:p>
         </w:tc>
@@ -24582,7 +24583,7 @@
             </w:pPr>
             <w:r/>
             <w:r>
-              <w:t>750.00</w:t>
+              <w:t>751.75</w:t>
             </w:r>
           </w:p>
         </w:tc>
@@ -24610,7 +24611,7 @@
             </w:pPr>
             <w:r/>
             <w:r>
-              <w:t>757.50</w:t>
+              <w:t>759.25</w:t>
             </w:r>
           </w:p>
         </w:tc>
@@ -24638,7 +24639,7 @@
             </w:pPr>
             <w:r/>
             <w:r>
-              <w:t>744.00</w:t>
+              <w:t>745.75</w:t>
             </w:r>
           </w:p>
         </w:tc>
@@ -24669,7 +24670,7 @@
               <w:rPr>
                 <w:b/>
               </w:rPr>
-              <w:t>749.50</w:t>
+              <w:t>751.25</w:t>
             </w:r>
           </w:p>
         </w:tc>
@@ -24817,7 +24818,7 @@
             </w:pPr>
             <w:r/>
             <w:r>
-              <w:t>749.50</w:t>
+              <w:t>751.25</w:t>
             </w:r>
           </w:p>
         </w:tc>
@@ -24845,7 +24846,7 @@
             </w:pPr>
             <w:r/>
             <w:r>
-              <w:t>763.25</w:t>
+              <w:t>765.00</w:t>
             </w:r>
           </w:p>
         </w:tc>
@@ -24873,7 +24874,7 @@
             </w:pPr>
             <w:r/>
             <w:r>
-              <w:t>734.75</w:t>
+              <w:t>736.50</w:t>
             </w:r>
           </w:p>
         </w:tc>
@@ -24904,7 +24905,7 @@
               <w:rPr>
                 <w:b/>
               </w:rPr>
-              <w:t>751.50</w:t>
+              <w:t>753.25</w:t>
             </w:r>
           </w:p>
         </w:tc>
@@ -25052,7 +25053,7 @@
             </w:pPr>
             <w:r/>
             <w:r>
-              <w:t>751.50</w:t>
+              <w:t>753.25</w:t>
             </w:r>
           </w:p>
         </w:tc>
@@ -25080,7 +25081,7 @@
             </w:pPr>
             <w:r/>
             <w:r>
-              <w:t>764.75</w:t>
+              <w:t>766.50</w:t>
             </w:r>
           </w:p>
         </w:tc>
@@ -25108,7 +25109,7 @@
             </w:pPr>
             <w:r/>
             <w:r>
-              <w:t>743.25</w:t>
+              <w:t>745.00</w:t>
             </w:r>
           </w:p>
         </w:tc>
@@ -25139,7 +25140,7 @@
               <w:rPr>
                 <w:b/>
               </w:rPr>
-              <w:t>752.75</w:t>
+              <w:t>754.50</w:t>
             </w:r>
           </w:p>
         </w:tc>
@@ -25287,7 +25288,7 @@
             </w:pPr>
             <w:r/>
             <w:r>
-              <w:t>752.75</w:t>
+              <w:t>754.50</w:t>
             </w:r>
           </w:p>
         </w:tc>
@@ -25315,7 +25316,7 @@
             </w:pPr>
             <w:r/>
             <w:r>
-              <w:t>769.25</w:t>
+              <w:t>771.00</w:t>
             </w:r>
           </w:p>
         </w:tc>
@@ -25343,7 +25344,7 @@
             </w:pPr>
             <w:r/>
             <w:r>
-              <w:t>742.25</w:t>
+              <w:t>744.00</w:t>
             </w:r>
           </w:p>
         </w:tc>
@@ -25374,7 +25375,7 @@
               <w:rPr>
                 <w:b/>
               </w:rPr>
-              <w:t>757.25</w:t>
+              <w:t>759.00</w:t>
             </w:r>
           </w:p>
         </w:tc>
@@ -25522,7 +25523,7 @@
             </w:pPr>
             <w:r/>
             <w:r>
-              <w:t>757.25</w:t>
+              <w:t>759.00</w:t>
             </w:r>
           </w:p>
         </w:tc>
@@ -25550,7 +25551,7 @@
             </w:pPr>
             <w:r/>
             <w:r>
-              <w:t>765.00</w:t>
+              <w:t>766.75</w:t>
             </w:r>
           </w:p>
         </w:tc>
@@ -25578,7 +25579,7 @@
             </w:pPr>
             <w:r/>
             <w:r>
-              <w:t>746.25</w:t>
+              <w:t>748.00</w:t>
             </w:r>
           </w:p>
         </w:tc>
@@ -25609,7 +25610,7 @@
               <w:rPr>
                 <w:b/>
               </w:rPr>
-              <w:t>758.50</w:t>
+              <w:t>760.25</w:t>
             </w:r>
           </w:p>
         </w:tc>
@@ -25757,7 +25758,7 @@
             </w:pPr>
             <w:r/>
             <w:r>
-              <w:t>758.50</w:t>
+              <w:t>760.25</w:t>
             </w:r>
           </w:p>
         </w:tc>
@@ -25785,7 +25786,7 @@
             </w:pPr>
             <w:r/>
             <w:r>
-              <w:t>766.75</w:t>
+              <w:t>768.50</w:t>
             </w:r>
           </w:p>
         </w:tc>
@@ -25813,7 +25814,7 @@
             </w:pPr>
             <w:r/>
             <w:r>
-              <w:t>748.00</w:t>
+              <w:t>749.75</w:t>
             </w:r>
           </w:p>
         </w:tc>
@@ -25844,7 +25845,7 @@
               <w:rPr>
                 <w:b/>
               </w:rPr>
-              <w:t>760.25</w:t>
+              <w:t>762.00</w:t>
             </w:r>
           </w:p>
         </w:tc>
@@ -25992,7 +25993,7 @@
             </w:pPr>
             <w:r/>
             <w:r>
-              <w:t>760.25</w:t>
+              <w:t>762.00</w:t>
             </w:r>
           </w:p>
         </w:tc>
@@ -26020,7 +26021,7 @@
             </w:pPr>
             <w:r/>
             <w:r>
-              <w:t>772.50</w:t>
+              <w:t>774.25</w:t>
             </w:r>
           </w:p>
         </w:tc>
@@ -26048,7 +26049,7 @@
             </w:pPr>
             <w:r/>
             <w:r>
-              <w:t>750.50</w:t>
+              <w:t>752.25</w:t>
             </w:r>
           </w:p>
         </w:tc>
@@ -26079,7 +26080,7 @@
               <w:rPr>
                 <w:b/>
               </w:rPr>
-              <w:t>759.25</w:t>
+              <w:t>761.00</w:t>
             </w:r>
           </w:p>
         </w:tc>
@@ -26227,7 +26228,7 @@
             </w:pPr>
             <w:r/>
             <w:r>
-              <w:t>759.25</w:t>
+              <w:t>761.00</w:t>
             </w:r>
           </w:p>
         </w:tc>
@@ -26255,7 +26256,7 @@
             </w:pPr>
             <w:r/>
             <w:r>
-              <w:t>769.75</w:t>
+              <w:t>771.50</w:t>
             </w:r>
           </w:p>
         </w:tc>
@@ -26283,7 +26284,7 @@
             </w:pPr>
             <w:r/>
             <w:r>
-              <w:t>744.50</w:t>
+              <w:t>746.25</w:t>
             </w:r>
           </w:p>
         </w:tc>
@@ -26314,7 +26315,7 @@
               <w:rPr>
                 <w:b/>
               </w:rPr>
-              <w:t>761.50</w:t>
+              <w:t>763.25</w:t>
             </w:r>
           </w:p>
         </w:tc>
@@ -26462,7 +26463,7 @@
             </w:pPr>
             <w:r/>
             <w:r>
-              <w:t>761.50</w:t>
+              <w:t>763.25</w:t>
             </w:r>
           </w:p>
         </w:tc>
@@ -26490,7 +26491,7 @@
             </w:pPr>
             <w:r/>
             <w:r>
-              <w:t>772.00</w:t>
+              <w:t>773.75</w:t>
             </w:r>
           </w:p>
         </w:tc>
@@ -26518,7 +26519,7 @@
             </w:pPr>
             <w:r/>
             <w:r>
-              <w:t>755.25</w:t>
+              <w:t>757.00</w:t>
             </w:r>
           </w:p>
         </w:tc>
@@ -26549,7 +26550,7 @@
               <w:rPr>
                 <w:b/>
               </w:rPr>
-              <w:t>762.25</w:t>
+              <w:t>764.00</w:t>
             </w:r>
           </w:p>
         </w:tc>
@@ -26697,7 +26698,7 @@
             </w:pPr>
             <w:r/>
             <w:r>
-              <w:t>762.25</w:t>
+              <w:t>764.00</w:t>
             </w:r>
           </w:p>
         </w:tc>
@@ -26725,7 +26726,7 @@
             </w:pPr>
             <w:r/>
             <w:r>
-              <w:t>776.50</w:t>
+              <w:t>778.25</w:t>
             </w:r>
           </w:p>
         </w:tc>
@@ -26753,7 +26754,7 @@
             </w:pPr>
             <w:r/>
             <w:r>
-              <w:t>747.50</w:t>
+              <w:t>749.25</w:t>
             </w:r>
           </w:p>
         </w:tc>
@@ -26784,7 +26785,7 @@
               <w:rPr>
                 <w:b/>
               </w:rPr>
-              <w:t>764.25</w:t>
+              <w:t>766.00</w:t>
             </w:r>
           </w:p>
         </w:tc>
@@ -26932,7 +26933,7 @@
             </w:pPr>
             <w:r/>
             <w:r>
-              <w:t>764.25</w:t>
+              <w:t>766.00</w:t>
             </w:r>
           </w:p>
         </w:tc>
@@ -26960,7 +26961,7 @@
             </w:pPr>
             <w:r/>
             <w:r>
-              <w:t>770.75</w:t>
+              <w:t>772.50</w:t>
             </w:r>
           </w:p>
         </w:tc>
@@ -26988,7 +26989,7 @@
             </w:pPr>
             <w:r/>
             <w:r>
-              <w:t>757.50</w:t>
+              <w:t>759.25</w:t>
             </w:r>
           </w:p>
         </w:tc>
@@ -27019,7 +27020,7 @@
               <w:rPr>
                 <w:b/>
               </w:rPr>
-              <w:t>764.50</w:t>
+              <w:t>766.25</w:t>
             </w:r>
           </w:p>
         </w:tc>
@@ -27167,7 +27168,7 @@
             </w:pPr>
             <w:r/>
             <w:r>
-              <w:t>764.50</w:t>
+              <w:t>766.25</w:t>
             </w:r>
           </w:p>
         </w:tc>
@@ -27195,7 +27196,7 @@
             </w:pPr>
             <w:r/>
             <w:r>
-              <w:t>774.75</w:t>
+              <w:t>776.50</w:t>
             </w:r>
           </w:p>
         </w:tc>
@@ -27223,7 +27224,7 @@
             </w:pPr>
             <w:r/>
             <w:r>
-              <w:t>756.50</w:t>
+              <w:t>758.25</w:t>
             </w:r>
           </w:p>
         </w:tc>
@@ -27254,7 +27255,7 @@
               <w:rPr>
                 <w:b/>
               </w:rPr>
-              <w:t>765.00</w:t>
+              <w:t>766.75</w:t>
             </w:r>
           </w:p>
         </w:tc>
@@ -27402,7 +27403,7 @@
             </w:pPr>
             <w:r/>
             <w:r>
-              <w:t>765.00</w:t>
+              <w:t>766.75</w:t>
             </w:r>
           </w:p>
         </w:tc>
@@ -27430,7 +27431,7 @@
             </w:pPr>
             <w:r/>
             <w:r>
-              <w:t>772.00</w:t>
+              <w:t>773.75</w:t>
             </w:r>
           </w:p>
         </w:tc>
@@ -27458,7 +27459,7 @@
             </w:pPr>
             <w:r/>
             <w:r>
-              <w:t>759.00</w:t>
+              <w:t>760.75</w:t>
             </w:r>
           </w:p>
         </w:tc>
@@ -27489,7 +27490,7 @@
               <w:rPr>
                 <w:b/>
               </w:rPr>
-              <w:t>764.25</w:t>
+              <w:t>766.00</w:t>
             </w:r>
           </w:p>
         </w:tc>
@@ -27637,7 +27638,7 @@
             </w:pPr>
             <w:r/>
             <w:r>
-              <w:t>764.25</w:t>
+              <w:t>766.00</w:t>
             </w:r>
           </w:p>
         </w:tc>
@@ -27665,7 +27666,7 @@
             </w:pPr>
             <w:r/>
             <w:r>
-              <w:t>777.75</w:t>
+              <w:t>779.50</w:t>
             </w:r>
           </w:p>
         </w:tc>
@@ -27693,7 +27694,7 @@
             </w:pPr>
             <w:r/>
             <w:r>
-              <w:t>751.25</w:t>
+              <w:t>753.00</w:t>
             </w:r>
           </w:p>
         </w:tc>
@@ -27724,7 +27725,7 @@
               <w:rPr>
                 <w:b/>
               </w:rPr>
-              <w:t>766.00</w:t>
+              <w:t>767.75</w:t>
             </w:r>
           </w:p>
         </w:tc>
@@ -27872,7 +27873,7 @@
             </w:pPr>
             <w:r/>
             <w:r>
-              <w:t>766.00</w:t>
+              <w:t>767.75</w:t>
             </w:r>
           </w:p>
         </w:tc>
@@ -27900,7 +27901,7 @@
             </w:pPr>
             <w:r/>
             <w:r>
-              <w:t>775.25</w:t>
+              <w:t>777.00</w:t>
             </w:r>
           </w:p>
         </w:tc>
@@ -27928,7 +27929,7 @@
             </w:pPr>
             <w:r/>
             <w:r>
-              <w:t>755.25</w:t>
+              <w:t>757.00</w:t>
             </w:r>
           </w:p>
         </w:tc>
@@ -27959,7 +27960,7 @@
               <w:rPr>
                 <w:b/>
               </w:rPr>
-              <w:t>766.50</w:t>
+              <w:t>768.25</w:t>
             </w:r>
           </w:p>
         </w:tc>
@@ -28107,7 +28108,7 @@
             </w:pPr>
             <w:r/>
             <w:r>
-              <w:t>766.50</w:t>
+              <w:t>768.25</w:t>
             </w:r>
           </w:p>
         </w:tc>
@@ -28135,7 +28136,7 @@
             </w:pPr>
             <w:r/>
             <w:r>
-              <w:t>778.75</w:t>
+              <w:t>780.50</w:t>
             </w:r>
           </w:p>
         </w:tc>
@@ -28163,7 +28164,7 @@
             </w:pPr>
             <w:r/>
             <w:r>
-              <w:t>752.25</w:t>
+              <w:t>754.00</w:t>
             </w:r>
           </w:p>
         </w:tc>
@@ -28194,7 +28195,7 @@
               <w:rPr>
                 <w:b/>
               </w:rPr>
-              <w:t>765.00</w:t>
+              <w:t>766.75</w:t>
             </w:r>
           </w:p>
         </w:tc>
@@ -28342,7 +28343,7 @@
             </w:pPr>
             <w:r/>
             <w:r>
-              <w:t>765.00</w:t>
+              <w:t>766.75</w:t>
             </w:r>
           </w:p>
         </w:tc>
@@ -28370,7 +28371,7 @@
             </w:pPr>
             <w:r/>
             <w:r>
-              <w:t>772.00</w:t>
+              <w:t>773.75</w:t>
             </w:r>
           </w:p>
         </w:tc>
@@ -28398,7 +28399,7 @@
             </w:pPr>
             <w:r/>
             <w:r>
-              <w:t>755.50</w:t>
+              <w:t>757.25</w:t>
             </w:r>
           </w:p>
         </w:tc>
@@ -28429,7 +28430,7 @@
               <w:rPr>
                 <w:b/>
               </w:rPr>
-              <w:t>765.50</w:t>
+              <w:t>767.25</w:t>
             </w:r>
           </w:p>
         </w:tc>
@@ -28577,7 +28578,7 @@
             </w:pPr>
             <w:r/>
             <w:r>
-              <w:t>765.50</w:t>
+              <w:t>767.25</w:t>
             </w:r>
           </w:p>
         </w:tc>
@@ -28605,7 +28606,7 @@
             </w:pPr>
             <w:r/>
             <w:r>
-              <w:t>776.00</w:t>
+              <w:t>777.75</w:t>
             </w:r>
           </w:p>
         </w:tc>
@@ -28633,7 +28634,7 @@
             </w:pPr>
             <w:r/>
             <w:r>
-              <w:t>758.25</w:t>
+              <w:t>760.00</w:t>
             </w:r>
           </w:p>
         </w:tc>
@@ -28664,7 +28665,7 @@
               <w:rPr>
                 <w:b/>
               </w:rPr>
-              <w:t>765.25</w:t>
+              <w:t>767.00</w:t>
             </w:r>
           </w:p>
         </w:tc>
@@ -28812,7 +28813,7 @@
             </w:pPr>
             <w:r/>
             <w:r>
-              <w:t>765.25</w:t>
+              <w:t>767.00</w:t>
             </w:r>
           </w:p>
         </w:tc>
@@ -28840,7 +28841,7 @@
             </w:pPr>
             <w:r/>
             <w:r>
-              <w:t>775.00</w:t>
+              <w:t>776.75</w:t>
             </w:r>
           </w:p>
         </w:tc>
@@ -28868,7 +28869,7 @@
             </w:pPr>
             <w:r/>
             <w:r>
-              <w:t>755.50</w:t>
+              <w:t>757.25</w:t>
             </w:r>
           </w:p>
         </w:tc>
@@ -28899,7 +28900,7 @@
               <w:rPr>
                 <w:b/>
               </w:rPr>
-              <w:t>765.75</w:t>
+              <w:t>767.50</w:t>
             </w:r>
           </w:p>
         </w:tc>
@@ -29047,7 +29048,7 @@
             </w:pPr>
             <w:r/>
             <w:r>
-              <w:t>765.75</w:t>
+              <w:t>767.50</w:t>
             </w:r>
           </w:p>
         </w:tc>
@@ -29075,7 +29076,7 @@
             </w:pPr>
             <w:r/>
             <w:r>
-              <w:t>776.50</w:t>
+              <w:t>778.25</w:t>
             </w:r>
           </w:p>
         </w:tc>
@@ -29103,7 +29104,7 @@
             </w:pPr>
             <w:r/>
             <w:r>
-              <w:t>758.50</w:t>
+              <w:t>760.25</w:t>
             </w:r>
           </w:p>
         </w:tc>
@@ -29134,7 +29135,7 @@
               <w:rPr>
                 <w:b/>
               </w:rPr>
-              <w:t>766.50</w:t>
+              <w:t>768.25</w:t>
             </w:r>
           </w:p>
         </w:tc>
@@ -29282,7 +29283,7 @@
             </w:pPr>
             <w:r/>
             <w:r>
-              <w:t>766.50</w:t>
+              <w:t>768.25</w:t>
             </w:r>
           </w:p>
         </w:tc>
@@ -29310,7 +29311,7 @@
             </w:pPr>
             <w:r/>
             <w:r>
-              <w:t>773.00</w:t>
+              <w:t>774.75</w:t>
             </w:r>
           </w:p>
         </w:tc>
@@ -29338,7 +29339,7 @@
             </w:pPr>
             <w:r/>
             <w:r>
-              <w:t>758.00</w:t>
+              <w:t>759.75</w:t>
             </w:r>
           </w:p>
         </w:tc>
@@ -29369,7 +29370,7 @@
               <w:rPr>
                 <w:b/>
               </w:rPr>
-              <w:t>767.00</w:t>
+              <w:t>768.75</w:t>
             </w:r>
           </w:p>
         </w:tc>
@@ -29517,7 +29518,7 @@
             </w:pPr>
             <w:r/>
             <w:r>
-              <w:t>767.00</w:t>
+              <w:t>768.75</w:t>
             </w:r>
           </w:p>
         </w:tc>
@@ -29545,7 +29546,7 @@
             </w:pPr>
             <w:r/>
             <w:r>
-              <w:t>778.00</w:t>
+              <w:t>779.75</w:t>
             </w:r>
           </w:p>
         </w:tc>
@@ -29573,7 +29574,7 @@
             </w:pPr>
             <w:r/>
             <w:r>
-              <w:t>755.25</w:t>
+              <w:t>757.00</w:t>
             </w:r>
           </w:p>
         </w:tc>
@@ -29604,7 +29605,7 @@
               <w:rPr>
                 <w:b/>
               </w:rPr>
-              <w:t>770.50</w:t>
+              <w:t>772.25</w:t>
             </w:r>
           </w:p>
         </w:tc>
@@ -29752,7 +29753,7 @@
             </w:pPr>
             <w:r/>
             <w:r>
-              <w:t>770.50</w:t>
+              <w:t>772.25</w:t>
             </w:r>
           </w:p>
         </w:tc>
@@ -29780,7 +29781,7 @@
             </w:pPr>
             <w:r/>
             <w:r>
-              <w:t>776.00</w:t>
+              <w:t>777.75</w:t>
             </w:r>
           </w:p>
         </w:tc>
@@ -29808,7 +29809,477 @@
             </w:pPr>
             <w:r/>
             <w:r>
-              <w:t>762.75</w:t>
+              <w:t>764.50</w:t>
+            </w:r>
+          </w:p>
+        </w:tc>
+        <w:tc>
+          <w:tcPr>
+            <w:tcW w:type="dxa" w:w="1728"/>
+            <w:shd w:fill="FFFFFF"/>
+            <w:tcMar>
+              <w:top w:w="100" w:type="dxa"/>
+              <w:bottom w:w="100" w:type="dxa"/>
+              <w:left w:w="120" w:type="dxa"/>
+              <w:right w:w="120" w:type="dxa"/>
+            </w:tcMar>
+            <w:tcBorders>
+              <w:top w:val="single" w:sz="4" w:space="0" w:color="CCCCCC"/>
+              <w:bottom w:val="single" w:sz="4" w:space="0" w:color="CCCCCC"/>
+              <w:left w:val="single" w:sz="4" w:space="0" w:color="CCCCCC"/>
+              <w:right w:val="single" w:sz="4" w:space="0" w:color="CCCCCC"/>
+            </w:tcBorders>
+          </w:tcPr>
+          <w:p>
+            <w:pPr>
+              <w:spacing w:before="60" w:after="60" w:line="252" w:lineRule="auto"/>
+              <w:jc w:val="left"/>
+            </w:pPr>
+            <w:r/>
+            <w:r>
+              <w:rPr>
+                <w:b/>
+              </w:rPr>
+              <w:t>773.00</w:t>
+            </w:r>
+          </w:p>
+        </w:tc>
+        <w:tc>
+          <w:tcPr>
+            <w:tcW w:type="dxa" w:w="3456"/>
+            <w:shd w:fill="FFFFFF"/>
+            <w:tcMar>
+              <w:top w:w="100" w:type="dxa"/>
+              <w:bottom w:w="100" w:type="dxa"/>
+              <w:left w:w="120" w:type="dxa"/>
+              <w:right w:w="120" w:type="dxa"/>
+            </w:tcMar>
+            <w:tcBorders>
+              <w:top w:val="single" w:sz="4" w:space="0" w:color="CCCCCC"/>
+              <w:bottom w:val="single" w:sz="4" w:space="0" w:color="CCCCCC"/>
+              <w:left w:val="single" w:sz="4" w:space="0" w:color="CCCCCC"/>
+              <w:right w:val="single" w:sz="4" w:space="0" w:color="CCCCCC"/>
+            </w:tcBorders>
+          </w:tcPr>
+          <w:p>
+            <w:pPr>
+              <w:spacing w:before="60" w:after="60" w:line="252" w:lineRule="auto"/>
+              <w:jc w:val="left"/>
+            </w:pPr>
+            <w:r/>
+            <w:r>
+              <w:rPr>
+                <w:b/>
+              </w:rPr>
+              <w:t>+0.75</w:t>
+            </w:r>
+          </w:p>
+        </w:tc>
+        <w:tc>
+          <w:tcPr>
+            <w:tcW w:type="dxa" w:w="1440"/>
+            <w:shd w:fill="FFFFFF"/>
+            <w:tcMar>
+              <w:top w:w="100" w:type="dxa"/>
+              <w:bottom w:w="100" w:type="dxa"/>
+              <w:left w:w="120" w:type="dxa"/>
+              <w:right w:w="120" w:type="dxa"/>
+            </w:tcMar>
+            <w:tcBorders>
+              <w:top w:val="single" w:sz="4" w:space="0" w:color="CCCCCC"/>
+              <w:bottom w:val="single" w:sz="4" w:space="0" w:color="CCCCCC"/>
+              <w:left w:val="single" w:sz="4" w:space="0" w:color="CCCCCC"/>
+              <w:right w:val="single" w:sz="4" w:space="0" w:color="CCCCCC"/>
+            </w:tcBorders>
+          </w:tcPr>
+          <w:p>
+            <w:pPr>
+              <w:spacing w:before="60" w:after="60" w:line="252" w:lineRule="auto"/>
+              <w:jc w:val="left"/>
+            </w:pPr>
+            <w:r/>
+            <w:r>
+              <w:t>BULL</w:t>
+            </w:r>
+          </w:p>
+        </w:tc>
+      </w:tr>
+      <w:tr>
+        <w:tc>
+          <w:tcPr>
+            <w:tcW w:type="dxa" w:w="1584"/>
+            <w:shd w:fill="F8FAFC"/>
+            <w:tcMar>
+              <w:top w:w="100" w:type="dxa"/>
+              <w:bottom w:w="100" w:type="dxa"/>
+              <w:left w:w="120" w:type="dxa"/>
+              <w:right w:w="120" w:type="dxa"/>
+            </w:tcMar>
+            <w:tcBorders>
+              <w:top w:val="single" w:sz="4" w:space="0" w:color="CCCCCC"/>
+              <w:bottom w:val="single" w:sz="4" w:space="0" w:color="CCCCCC"/>
+              <w:left w:val="single" w:sz="4" w:space="0" w:color="CCCCCC"/>
+              <w:right w:val="single" w:sz="4" w:space="0" w:color="CCCCCC"/>
+            </w:tcBorders>
+          </w:tcPr>
+          <w:p>
+            <w:pPr>
+              <w:spacing w:before="60" w:after="60" w:line="252" w:lineRule="auto"/>
+              <w:jc w:val="left"/>
+            </w:pPr>
+            <w:r/>
+            <w:r>
+              <w:rPr>
+                <w:b/>
+              </w:rPr>
+              <w:t>Fri 11/09</w:t>
+            </w:r>
+          </w:p>
+        </w:tc>
+        <w:tc>
+          <w:tcPr>
+            <w:tcW w:type="dxa" w:w="864"/>
+            <w:shd w:fill="F8FAFC"/>
+            <w:tcMar>
+              <w:top w:w="100" w:type="dxa"/>
+              <w:bottom w:w="100" w:type="dxa"/>
+              <w:left w:w="120" w:type="dxa"/>
+              <w:right w:w="120" w:type="dxa"/>
+            </w:tcMar>
+            <w:tcBorders>
+              <w:top w:val="single" w:sz="4" w:space="0" w:color="CCCCCC"/>
+              <w:bottom w:val="single" w:sz="4" w:space="0" w:color="CCCCCC"/>
+              <w:left w:val="single" w:sz="4" w:space="0" w:color="CCCCCC"/>
+              <w:right w:val="single" w:sz="4" w:space="0" w:color="CCCCCC"/>
+            </w:tcBorders>
+          </w:tcPr>
+          <w:p>
+            <w:pPr>
+              <w:spacing w:before="60" w:after="60" w:line="252" w:lineRule="auto"/>
+              <w:jc w:val="left"/>
+            </w:pPr>
+            <w:r/>
+            <w:r>
+              <w:t>Asia 07-11</w:t>
+            </w:r>
+          </w:p>
+        </w:tc>
+        <w:tc>
+          <w:tcPr>
+            <w:tcW w:type="dxa" w:w="1440"/>
+            <w:shd w:fill="F8FAFC"/>
+            <w:tcMar>
+              <w:top w:w="100" w:type="dxa"/>
+              <w:bottom w:w="100" w:type="dxa"/>
+              <w:left w:w="120" w:type="dxa"/>
+              <w:right w:w="120" w:type="dxa"/>
+            </w:tcMar>
+            <w:tcBorders>
+              <w:top w:val="single" w:sz="4" w:space="0" w:color="CCCCCC"/>
+              <w:bottom w:val="single" w:sz="4" w:space="0" w:color="CCCCCC"/>
+              <w:left w:val="single" w:sz="4" w:space="0" w:color="CCCCCC"/>
+              <w:right w:val="single" w:sz="4" w:space="0" w:color="CCCCCC"/>
+            </w:tcBorders>
+          </w:tcPr>
+          <w:p>
+            <w:pPr>
+              <w:spacing w:before="60" w:after="60" w:line="252" w:lineRule="auto"/>
+              <w:jc w:val="left"/>
+            </w:pPr>
+            <w:r/>
+            <w:r>
+              <w:t>773.00</w:t>
+            </w:r>
+          </w:p>
+        </w:tc>
+        <w:tc>
+          <w:tcPr>
+            <w:tcW w:type="dxa" w:w="2016"/>
+            <w:shd w:fill="F8FAFC"/>
+            <w:tcMar>
+              <w:top w:w="100" w:type="dxa"/>
+              <w:bottom w:w="100" w:type="dxa"/>
+              <w:left w:w="120" w:type="dxa"/>
+              <w:right w:w="120" w:type="dxa"/>
+            </w:tcMar>
+            <w:tcBorders>
+              <w:top w:val="single" w:sz="4" w:space="0" w:color="CCCCCC"/>
+              <w:bottom w:val="single" w:sz="4" w:space="0" w:color="CCCCCC"/>
+              <w:left w:val="single" w:sz="4" w:space="0" w:color="CCCCCC"/>
+              <w:right w:val="single" w:sz="4" w:space="0" w:color="CCCCCC"/>
+            </w:tcBorders>
+          </w:tcPr>
+          <w:p>
+            <w:pPr>
+              <w:spacing w:before="60" w:after="60" w:line="252" w:lineRule="auto"/>
+              <w:jc w:val="left"/>
+            </w:pPr>
+            <w:r/>
+            <w:r>
+              <w:t>782.25</w:t>
+            </w:r>
+          </w:p>
+        </w:tc>
+        <w:tc>
+          <w:tcPr>
+            <w:tcW w:type="dxa" w:w="1152"/>
+            <w:shd w:fill="F8FAFC"/>
+            <w:tcMar>
+              <w:top w:w="100" w:type="dxa"/>
+              <w:bottom w:w="100" w:type="dxa"/>
+              <w:left w:w="120" w:type="dxa"/>
+              <w:right w:w="120" w:type="dxa"/>
+            </w:tcMar>
+            <w:tcBorders>
+              <w:top w:val="single" w:sz="4" w:space="0" w:color="CCCCCC"/>
+              <w:bottom w:val="single" w:sz="4" w:space="0" w:color="CCCCCC"/>
+              <w:left w:val="single" w:sz="4" w:space="0" w:color="CCCCCC"/>
+              <w:right w:val="single" w:sz="4" w:space="0" w:color="CCCCCC"/>
+            </w:tcBorders>
+          </w:tcPr>
+          <w:p>
+            <w:pPr>
+              <w:spacing w:before="60" w:after="60" w:line="252" w:lineRule="auto"/>
+              <w:jc w:val="left"/>
+            </w:pPr>
+            <w:r/>
+            <w:r>
+              <w:t>766.50</w:t>
+            </w:r>
+          </w:p>
+        </w:tc>
+        <w:tc>
+          <w:tcPr>
+            <w:tcW w:type="dxa" w:w="1728"/>
+            <w:shd w:fill="F8FAFC"/>
+            <w:tcMar>
+              <w:top w:w="100" w:type="dxa"/>
+              <w:bottom w:w="100" w:type="dxa"/>
+              <w:left w:w="120" w:type="dxa"/>
+              <w:right w:w="120" w:type="dxa"/>
+            </w:tcMar>
+            <w:tcBorders>
+              <w:top w:val="single" w:sz="4" w:space="0" w:color="CCCCCC"/>
+              <w:bottom w:val="single" w:sz="4" w:space="0" w:color="CCCCCC"/>
+              <w:left w:val="single" w:sz="4" w:space="0" w:color="CCCCCC"/>
+              <w:right w:val="single" w:sz="4" w:space="0" w:color="CCCCCC"/>
+            </w:tcBorders>
+          </w:tcPr>
+          <w:p>
+            <w:pPr>
+              <w:spacing w:before="60" w:after="60" w:line="252" w:lineRule="auto"/>
+              <w:jc w:val="left"/>
+            </w:pPr>
+            <w:r/>
+            <w:r>
+              <w:rPr>
+                <w:b/>
+              </w:rPr>
+              <w:t>772.25</w:t>
+            </w:r>
+          </w:p>
+        </w:tc>
+        <w:tc>
+          <w:tcPr>
+            <w:tcW w:type="dxa" w:w="3456"/>
+            <w:shd w:fill="F8FAFC"/>
+            <w:tcMar>
+              <w:top w:w="100" w:type="dxa"/>
+              <w:bottom w:w="100" w:type="dxa"/>
+              <w:left w:w="120" w:type="dxa"/>
+              <w:right w:w="120" w:type="dxa"/>
+            </w:tcMar>
+            <w:tcBorders>
+              <w:top w:val="single" w:sz="4" w:space="0" w:color="CCCCCC"/>
+              <w:bottom w:val="single" w:sz="4" w:space="0" w:color="CCCCCC"/>
+              <w:left w:val="single" w:sz="4" w:space="0" w:color="CCCCCC"/>
+              <w:right w:val="single" w:sz="4" w:space="0" w:color="CCCCCC"/>
+            </w:tcBorders>
+          </w:tcPr>
+          <w:p>
+            <w:pPr>
+              <w:spacing w:before="60" w:after="60" w:line="252" w:lineRule="auto"/>
+              <w:jc w:val="left"/>
+            </w:pPr>
+            <w:r/>
+            <w:r>
+              <w:rPr>
+                <w:b/>
+              </w:rPr>
+              <w:t>-0.75</w:t>
+            </w:r>
+          </w:p>
+        </w:tc>
+        <w:tc>
+          <w:tcPr>
+            <w:tcW w:type="dxa" w:w="1440"/>
+            <w:shd w:fill="F8FAFC"/>
+            <w:tcMar>
+              <w:top w:w="100" w:type="dxa"/>
+              <w:bottom w:w="100" w:type="dxa"/>
+              <w:left w:w="120" w:type="dxa"/>
+              <w:right w:w="120" w:type="dxa"/>
+            </w:tcMar>
+            <w:tcBorders>
+              <w:top w:val="single" w:sz="4" w:space="0" w:color="CCCCCC"/>
+              <w:bottom w:val="single" w:sz="4" w:space="0" w:color="CCCCCC"/>
+              <w:left w:val="single" w:sz="4" w:space="0" w:color="CCCCCC"/>
+              <w:right w:val="single" w:sz="4" w:space="0" w:color="CCCCCC"/>
+            </w:tcBorders>
+          </w:tcPr>
+          <w:p>
+            <w:pPr>
+              <w:spacing w:before="60" w:after="60" w:line="252" w:lineRule="auto"/>
+              <w:jc w:val="left"/>
+            </w:pPr>
+            <w:r/>
+            <w:r>
+              <w:t>BEAR</w:t>
+            </w:r>
+          </w:p>
+        </w:tc>
+      </w:tr>
+      <w:tr>
+        <w:tc>
+          <w:tcPr>
+            <w:tcW w:type="dxa" w:w="1584"/>
+            <w:shd w:fill="FFFFFF"/>
+            <w:tcMar>
+              <w:top w:w="100" w:type="dxa"/>
+              <w:bottom w:w="100" w:type="dxa"/>
+              <w:left w:w="120" w:type="dxa"/>
+              <w:right w:w="120" w:type="dxa"/>
+            </w:tcMar>
+            <w:tcBorders>
+              <w:top w:val="single" w:sz="4" w:space="0" w:color="CCCCCC"/>
+              <w:bottom w:val="single" w:sz="4" w:space="0" w:color="CCCCCC"/>
+              <w:left w:val="single" w:sz="4" w:space="0" w:color="CCCCCC"/>
+              <w:right w:val="single" w:sz="4" w:space="0" w:color="CCCCCC"/>
+            </w:tcBorders>
+          </w:tcPr>
+          <w:p>
+            <w:pPr>
+              <w:spacing w:before="60" w:after="60" w:line="252" w:lineRule="auto"/>
+              <w:jc w:val="left"/>
+            </w:pPr>
+            <w:r/>
+            <w:r>
+              <w:rPr>
+                <w:b/>
+              </w:rPr>
+              <w:t>Fri 11/09</w:t>
+            </w:r>
+          </w:p>
+        </w:tc>
+        <w:tc>
+          <w:tcPr>
+            <w:tcW w:type="dxa" w:w="864"/>
+            <w:shd w:fill="FFFFFF"/>
+            <w:tcMar>
+              <w:top w:w="100" w:type="dxa"/>
+              <w:bottom w:w="100" w:type="dxa"/>
+              <w:left w:w="120" w:type="dxa"/>
+              <w:right w:w="120" w:type="dxa"/>
+            </w:tcMar>
+            <w:tcBorders>
+              <w:top w:val="single" w:sz="4" w:space="0" w:color="CCCCCC"/>
+              <w:bottom w:val="single" w:sz="4" w:space="0" w:color="CCCCCC"/>
+              <w:left w:val="single" w:sz="4" w:space="0" w:color="CCCCCC"/>
+              <w:right w:val="single" w:sz="4" w:space="0" w:color="CCCCCC"/>
+            </w:tcBorders>
+          </w:tcPr>
+          <w:p>
+            <w:pPr>
+              <w:spacing w:before="60" w:after="60" w:line="252" w:lineRule="auto"/>
+              <w:jc w:val="left"/>
+            </w:pPr>
+            <w:r/>
+            <w:r>
+              <w:t>Asia 11-15</w:t>
+            </w:r>
+          </w:p>
+        </w:tc>
+        <w:tc>
+          <w:tcPr>
+            <w:tcW w:type="dxa" w:w="1440"/>
+            <w:shd w:fill="FFFFFF"/>
+            <w:tcMar>
+              <w:top w:w="100" w:type="dxa"/>
+              <w:bottom w:w="100" w:type="dxa"/>
+              <w:left w:w="120" w:type="dxa"/>
+              <w:right w:w="120" w:type="dxa"/>
+            </w:tcMar>
+            <w:tcBorders>
+              <w:top w:val="single" w:sz="4" w:space="0" w:color="CCCCCC"/>
+              <w:bottom w:val="single" w:sz="4" w:space="0" w:color="CCCCCC"/>
+              <w:left w:val="single" w:sz="4" w:space="0" w:color="CCCCCC"/>
+              <w:right w:val="single" w:sz="4" w:space="0" w:color="CCCCCC"/>
+            </w:tcBorders>
+          </w:tcPr>
+          <w:p>
+            <w:pPr>
+              <w:spacing w:before="60" w:after="60" w:line="252" w:lineRule="auto"/>
+              <w:jc w:val="left"/>
+            </w:pPr>
+            <w:r/>
+            <w:r>
+              <w:t>772.25</w:t>
+            </w:r>
+          </w:p>
+        </w:tc>
+        <w:tc>
+          <w:tcPr>
+            <w:tcW w:type="dxa" w:w="2016"/>
+            <w:shd w:fill="FFFFFF"/>
+            <w:tcMar>
+              <w:top w:w="100" w:type="dxa"/>
+              <w:bottom w:w="100" w:type="dxa"/>
+              <w:left w:w="120" w:type="dxa"/>
+              <w:right w:w="120" w:type="dxa"/>
+            </w:tcMar>
+            <w:tcBorders>
+              <w:top w:val="single" w:sz="4" w:space="0" w:color="CCCCCC"/>
+              <w:bottom w:val="single" w:sz="4" w:space="0" w:color="CCCCCC"/>
+              <w:left w:val="single" w:sz="4" w:space="0" w:color="CCCCCC"/>
+              <w:right w:val="single" w:sz="4" w:space="0" w:color="CCCCCC"/>
+            </w:tcBorders>
+          </w:tcPr>
+          <w:p>
+            <w:pPr>
+              <w:spacing w:before="60" w:after="60" w:line="252" w:lineRule="auto"/>
+              <w:jc w:val="left"/>
+            </w:pPr>
+            <w:r/>
+            <w:r>
+              <w:t>779.75</w:t>
+            </w:r>
+          </w:p>
+        </w:tc>
+        <w:tc>
+          <w:tcPr>
+            <w:tcW w:type="dxa" w:w="1152"/>
+            <w:shd w:fill="FFFFFF"/>
+            <w:tcMar>
+              <w:top w:w="100" w:type="dxa"/>
+              <w:bottom w:w="100" w:type="dxa"/>
+              <w:left w:w="120" w:type="dxa"/>
+              <w:right w:w="120" w:type="dxa"/>
+            </w:tcMar>
+            <w:tcBorders>
+              <w:top w:val="single" w:sz="4" w:space="0" w:color="CCCCCC"/>
+              <w:bottom w:val="single" w:sz="4" w:space="0" w:color="CCCCCC"/>
+              <w:left w:val="single" w:sz="4" w:space="0" w:color="CCCCCC"/>
+              <w:right w:val="single" w:sz="4" w:space="0" w:color="CCCCCC"/>
+            </w:tcBorders>
+          </w:tcPr>
+          <w:p>
+            <w:pPr>
+              <w:spacing w:before="60" w:after="60" w:line="252" w:lineRule="auto"/>
+              <w:jc w:val="left"/>
+            </w:pPr>
+            <w:r/>
+            <w:r>
+              <w:t>766.25</w:t>
             </w:r>
           </w:p>
         </w:tc>
@@ -29870,7 +30341,7 @@
               <w:rPr>
                 <w:b/>
               </w:rPr>
-              <w:t>+0.75</w:t>
+              <w:t>-1.00</w:t>
             </w:r>
           </w:p>
         </w:tc>
@@ -29898,7 +30369,7 @@
             </w:pPr>
             <w:r/>
             <w:r>
-              <w:t>BULL</w:t>
+              <w:t>BEAR</w:t>
             </w:r>
           </w:p>
         </w:tc>
@@ -29959,7 +30430,7 @@
             </w:pPr>
             <w:r/>
             <w:r>
-              <w:t>Asia 07-11</w:t>
+              <w:t>London 15-19</w:t>
             </w:r>
           </w:p>
         </w:tc>
@@ -30015,7 +30486,7 @@
             </w:pPr>
             <w:r/>
             <w:r>
-              <w:t>780.50</w:t>
+              <w:t>778.25</w:t>
             </w:r>
           </w:p>
         </w:tc>
@@ -30043,7 +30514,7 @@
             </w:pPr>
             <w:r/>
             <w:r>
-              <w:t>764.75</w:t>
+              <w:t>757.75</w:t>
             </w:r>
           </w:p>
         </w:tc>
@@ -30074,7 +30545,7 @@
               <w:rPr>
                 <w:b/>
               </w:rPr>
-              <w:t>770.50</w:t>
+              <w:t>772.00</w:t>
             </w:r>
           </w:p>
         </w:tc>
@@ -30105,7 +30576,7 @@
               <w:rPr>
                 <w:b/>
               </w:rPr>
-              <w:t>-0.75</w:t>
+              <w:t>+0.75</w:t>
             </w:r>
           </w:p>
         </w:tc>
@@ -30133,7 +30604,7 @@
             </w:pPr>
             <w:r/>
             <w:r>
-              <w:t>BEAR</w:t>
+              <w:t>BULL</w:t>
             </w:r>
           </w:p>
         </w:tc>
@@ -30194,7 +30665,7 @@
             </w:pPr>
             <w:r/>
             <w:r>
-              <w:t>Asia 11-15</w:t>
+              <w:t>Pre-NY 19-21</w:t>
             </w:r>
           </w:p>
         </w:tc>
@@ -30222,7 +30693,7 @@
             </w:pPr>
             <w:r/>
             <w:r>
-              <w:t>770.50</w:t>
+              <w:t>772.00</w:t>
             </w:r>
           </w:p>
         </w:tc>
@@ -30250,7 +30721,7 @@
             </w:pPr>
             <w:r/>
             <w:r>
-              <w:t>778.00</w:t>
+              <w:t>781.25</w:t>
             </w:r>
           </w:p>
         </w:tc>
@@ -30278,7 +30749,7 @@
             </w:pPr>
             <w:r/>
             <w:r>
-              <w:t>764.50</w:t>
+              <w:t>764.75</w:t>
             </w:r>
           </w:p>
         </w:tc>
@@ -30309,7 +30780,7 @@
               <w:rPr>
                 <w:b/>
               </w:rPr>
-              <w:t>769.50</w:t>
+              <w:t>771.75</w:t>
             </w:r>
           </w:p>
         </w:tc>
@@ -30340,7 +30811,7 @@
               <w:rPr>
                 <w:b/>
               </w:rPr>
-              <w:t>-1.00</w:t>
+              <w:t>-0.25</w:t>
             </w:r>
           </w:p>
         </w:tc>
@@ -30429,7 +30900,7 @@
             </w:pPr>
             <w:r/>
             <w:r>
-              <w:t>London 15-19</w:t>
+              <w:t>NY Open 21-23</w:t>
             </w:r>
           </w:p>
         </w:tc>
@@ -30457,7 +30928,7 @@
             </w:pPr>
             <w:r/>
             <w:r>
-              <w:t>769.50</w:t>
+              <w:t>771.75</w:t>
             </w:r>
           </w:p>
         </w:tc>
@@ -30485,7 +30956,7 @@
             </w:pPr>
             <w:r/>
             <w:r>
-              <w:t>776.50</w:t>
+              <w:t>780.25</w:t>
             </w:r>
           </w:p>
         </w:tc>
@@ -30513,7 +30984,7 @@
             </w:pPr>
             <w:r/>
             <w:r>
-              <w:t>756.00</w:t>
+              <w:t>757.75</w:t>
             </w:r>
           </w:p>
         </w:tc>
@@ -30544,7 +31015,7 @@
               <w:rPr>
                 <w:b/>
               </w:rPr>
-              <w:t>770.25</w:t>
+              <w:t>773.50</w:t>
             </w:r>
           </w:p>
         </w:tc>
@@ -30575,7 +31046,7 @@
               <w:rPr>
                 <w:b/>
               </w:rPr>
-              <w:t>+0.75</w:t>
+              <w:t>+1.75</w:t>
             </w:r>
           </w:p>
         </w:tc>
@@ -30664,7 +31135,7 @@
             </w:pPr>
             <w:r/>
             <w:r>
-              <w:t>Pre-NY 19-21</w:t>
+              <w:t>NY Close 23-01</w:t>
             </w:r>
           </w:p>
         </w:tc>
@@ -30692,7 +31163,7 @@
             </w:pPr>
             <w:r/>
             <w:r>
-              <w:t>770.25</w:t>
+              <w:t>773.50</w:t>
             </w:r>
           </w:p>
         </w:tc>
@@ -30720,7 +31191,7 @@
             </w:pPr>
             <w:r/>
             <w:r>
-              <w:t>779.50</w:t>
+              <w:t>779.75</w:t>
             </w:r>
           </w:p>
         </w:tc>
@@ -30748,7 +31219,7 @@
             </w:pPr>
             <w:r/>
             <w:r>
-              <w:t>763.00</w:t>
+              <w:t>767.00</w:t>
             </w:r>
           </w:p>
         </w:tc>
@@ -30779,477 +31250,7 @@
               <w:rPr>
                 <w:b/>
               </w:rPr>
-              <w:t>770.00</w:t>
-            </w:r>
-          </w:p>
-        </w:tc>
-        <w:tc>
-          <w:tcPr>
-            <w:tcW w:type="dxa" w:w="3456"/>
-            <w:shd w:fill="FFFFFF"/>
-            <w:tcMar>
-              <w:top w:w="100" w:type="dxa"/>
-              <w:bottom w:w="100" w:type="dxa"/>
-              <w:left w:w="120" w:type="dxa"/>
-              <w:right w:w="120" w:type="dxa"/>
-            </w:tcMar>
-            <w:tcBorders>
-              <w:top w:val="single" w:sz="4" w:space="0" w:color="CCCCCC"/>
-              <w:bottom w:val="single" w:sz="4" w:space="0" w:color="CCCCCC"/>
-              <w:left w:val="single" w:sz="4" w:space="0" w:color="CCCCCC"/>
-              <w:right w:val="single" w:sz="4" w:space="0" w:color="CCCCCC"/>
-            </w:tcBorders>
-          </w:tcPr>
-          <w:p>
-            <w:pPr>
-              <w:spacing w:before="60" w:after="60" w:line="252" w:lineRule="auto"/>
-              <w:jc w:val="left"/>
-            </w:pPr>
-            <w:r/>
-            <w:r>
-              <w:rPr>
-                <w:b/>
-              </w:rPr>
-              <w:t>-0.25</w:t>
-            </w:r>
-          </w:p>
-        </w:tc>
-        <w:tc>
-          <w:tcPr>
-            <w:tcW w:type="dxa" w:w="1440"/>
-            <w:shd w:fill="FFFFFF"/>
-            <w:tcMar>
-              <w:top w:w="100" w:type="dxa"/>
-              <w:bottom w:w="100" w:type="dxa"/>
-              <w:left w:w="120" w:type="dxa"/>
-              <w:right w:w="120" w:type="dxa"/>
-            </w:tcMar>
-            <w:tcBorders>
-              <w:top w:val="single" w:sz="4" w:space="0" w:color="CCCCCC"/>
-              <w:bottom w:val="single" w:sz="4" w:space="0" w:color="CCCCCC"/>
-              <w:left w:val="single" w:sz="4" w:space="0" w:color="CCCCCC"/>
-              <w:right w:val="single" w:sz="4" w:space="0" w:color="CCCCCC"/>
-            </w:tcBorders>
-          </w:tcPr>
-          <w:p>
-            <w:pPr>
-              <w:spacing w:before="60" w:after="60" w:line="252" w:lineRule="auto"/>
-              <w:jc w:val="left"/>
-            </w:pPr>
-            <w:r/>
-            <w:r>
-              <w:t>BEAR</w:t>
-            </w:r>
-          </w:p>
-        </w:tc>
-      </w:tr>
-      <w:tr>
-        <w:tc>
-          <w:tcPr>
-            <w:tcW w:type="dxa" w:w="1584"/>
-            <w:shd w:fill="F8FAFC"/>
-            <w:tcMar>
-              <w:top w:w="100" w:type="dxa"/>
-              <w:bottom w:w="100" w:type="dxa"/>
-              <w:left w:w="120" w:type="dxa"/>
-              <w:right w:w="120" w:type="dxa"/>
-            </w:tcMar>
-            <w:tcBorders>
-              <w:top w:val="single" w:sz="4" w:space="0" w:color="CCCCCC"/>
-              <w:bottom w:val="single" w:sz="4" w:space="0" w:color="CCCCCC"/>
-              <w:left w:val="single" w:sz="4" w:space="0" w:color="CCCCCC"/>
-              <w:right w:val="single" w:sz="4" w:space="0" w:color="CCCCCC"/>
-            </w:tcBorders>
-          </w:tcPr>
-          <w:p>
-            <w:pPr>
-              <w:spacing w:before="60" w:after="60" w:line="252" w:lineRule="auto"/>
-              <w:jc w:val="left"/>
-            </w:pPr>
-            <w:r/>
-            <w:r>
-              <w:rPr>
-                <w:b/>
-              </w:rPr>
-              <w:t>Fri 11/09</w:t>
-            </w:r>
-          </w:p>
-        </w:tc>
-        <w:tc>
-          <w:tcPr>
-            <w:tcW w:type="dxa" w:w="864"/>
-            <w:shd w:fill="F8FAFC"/>
-            <w:tcMar>
-              <w:top w:w="100" w:type="dxa"/>
-              <w:bottom w:w="100" w:type="dxa"/>
-              <w:left w:w="120" w:type="dxa"/>
-              <w:right w:w="120" w:type="dxa"/>
-            </w:tcMar>
-            <w:tcBorders>
-              <w:top w:val="single" w:sz="4" w:space="0" w:color="CCCCCC"/>
-              <w:bottom w:val="single" w:sz="4" w:space="0" w:color="CCCCCC"/>
-              <w:left w:val="single" w:sz="4" w:space="0" w:color="CCCCCC"/>
-              <w:right w:val="single" w:sz="4" w:space="0" w:color="CCCCCC"/>
-            </w:tcBorders>
-          </w:tcPr>
-          <w:p>
-            <w:pPr>
-              <w:spacing w:before="60" w:after="60" w:line="252" w:lineRule="auto"/>
-              <w:jc w:val="left"/>
-            </w:pPr>
-            <w:r/>
-            <w:r>
-              <w:t>NY Open 21-23</w:t>
-            </w:r>
-          </w:p>
-        </w:tc>
-        <w:tc>
-          <w:tcPr>
-            <w:tcW w:type="dxa" w:w="1440"/>
-            <w:shd w:fill="F8FAFC"/>
-            <w:tcMar>
-              <w:top w:w="100" w:type="dxa"/>
-              <w:bottom w:w="100" w:type="dxa"/>
-              <w:left w:w="120" w:type="dxa"/>
-              <w:right w:w="120" w:type="dxa"/>
-            </w:tcMar>
-            <w:tcBorders>
-              <w:top w:val="single" w:sz="4" w:space="0" w:color="CCCCCC"/>
-              <w:bottom w:val="single" w:sz="4" w:space="0" w:color="CCCCCC"/>
-              <w:left w:val="single" w:sz="4" w:space="0" w:color="CCCCCC"/>
-              <w:right w:val="single" w:sz="4" w:space="0" w:color="CCCCCC"/>
-            </w:tcBorders>
-          </w:tcPr>
-          <w:p>
-            <w:pPr>
-              <w:spacing w:before="60" w:after="60" w:line="252" w:lineRule="auto"/>
-              <w:jc w:val="left"/>
-            </w:pPr>
-            <w:r/>
-            <w:r>
-              <w:t>770.00</w:t>
-            </w:r>
-          </w:p>
-        </w:tc>
-        <w:tc>
-          <w:tcPr>
-            <w:tcW w:type="dxa" w:w="2016"/>
-            <w:shd w:fill="F8FAFC"/>
-            <w:tcMar>
-              <w:top w:w="100" w:type="dxa"/>
-              <w:bottom w:w="100" w:type="dxa"/>
-              <w:left w:w="120" w:type="dxa"/>
-              <w:right w:w="120" w:type="dxa"/>
-            </w:tcMar>
-            <w:tcBorders>
-              <w:top w:val="single" w:sz="4" w:space="0" w:color="CCCCCC"/>
-              <w:bottom w:val="single" w:sz="4" w:space="0" w:color="CCCCCC"/>
-              <w:left w:val="single" w:sz="4" w:space="0" w:color="CCCCCC"/>
-              <w:right w:val="single" w:sz="4" w:space="0" w:color="CCCCCC"/>
-            </w:tcBorders>
-          </w:tcPr>
-          <w:p>
-            <w:pPr>
-              <w:spacing w:before="60" w:after="60" w:line="252" w:lineRule="auto"/>
-              <w:jc w:val="left"/>
-            </w:pPr>
-            <w:r/>
-            <w:r>
-              <w:t>778.50</w:t>
-            </w:r>
-          </w:p>
-        </w:tc>
-        <w:tc>
-          <w:tcPr>
-            <w:tcW w:type="dxa" w:w="1152"/>
-            <w:shd w:fill="F8FAFC"/>
-            <w:tcMar>
-              <w:top w:w="100" w:type="dxa"/>
-              <w:bottom w:w="100" w:type="dxa"/>
-              <w:left w:w="120" w:type="dxa"/>
-              <w:right w:w="120" w:type="dxa"/>
-            </w:tcMar>
-            <w:tcBorders>
-              <w:top w:val="single" w:sz="4" w:space="0" w:color="CCCCCC"/>
-              <w:bottom w:val="single" w:sz="4" w:space="0" w:color="CCCCCC"/>
-              <w:left w:val="single" w:sz="4" w:space="0" w:color="CCCCCC"/>
-              <w:right w:val="single" w:sz="4" w:space="0" w:color="CCCCCC"/>
-            </w:tcBorders>
-          </w:tcPr>
-          <w:p>
-            <w:pPr>
-              <w:spacing w:before="60" w:after="60" w:line="252" w:lineRule="auto"/>
-              <w:jc w:val="left"/>
-            </w:pPr>
-            <w:r/>
-            <w:r>
-              <w:t>756.00</w:t>
-            </w:r>
-          </w:p>
-        </w:tc>
-        <w:tc>
-          <w:tcPr>
-            <w:tcW w:type="dxa" w:w="1728"/>
-            <w:shd w:fill="F8FAFC"/>
-            <w:tcMar>
-              <w:top w:w="100" w:type="dxa"/>
-              <w:bottom w:w="100" w:type="dxa"/>
-              <w:left w:w="120" w:type="dxa"/>
-              <w:right w:w="120" w:type="dxa"/>
-            </w:tcMar>
-            <w:tcBorders>
-              <w:top w:val="single" w:sz="4" w:space="0" w:color="CCCCCC"/>
-              <w:bottom w:val="single" w:sz="4" w:space="0" w:color="CCCCCC"/>
-              <w:left w:val="single" w:sz="4" w:space="0" w:color="CCCCCC"/>
-              <w:right w:val="single" w:sz="4" w:space="0" w:color="CCCCCC"/>
-            </w:tcBorders>
-          </w:tcPr>
-          <w:p>
-            <w:pPr>
-              <w:spacing w:before="60" w:after="60" w:line="252" w:lineRule="auto"/>
-              <w:jc w:val="left"/>
-            </w:pPr>
-            <w:r/>
-            <w:r>
-              <w:rPr>
-                <w:b/>
-              </w:rPr>
-              <w:t>771.75</w:t>
-            </w:r>
-          </w:p>
-        </w:tc>
-        <w:tc>
-          <w:tcPr>
-            <w:tcW w:type="dxa" w:w="3456"/>
-            <w:shd w:fill="F8FAFC"/>
-            <w:tcMar>
-              <w:top w:w="100" w:type="dxa"/>
-              <w:bottom w:w="100" w:type="dxa"/>
-              <w:left w:w="120" w:type="dxa"/>
-              <w:right w:w="120" w:type="dxa"/>
-            </w:tcMar>
-            <w:tcBorders>
-              <w:top w:val="single" w:sz="4" w:space="0" w:color="CCCCCC"/>
-              <w:bottom w:val="single" w:sz="4" w:space="0" w:color="CCCCCC"/>
-              <w:left w:val="single" w:sz="4" w:space="0" w:color="CCCCCC"/>
-              <w:right w:val="single" w:sz="4" w:space="0" w:color="CCCCCC"/>
-            </w:tcBorders>
-          </w:tcPr>
-          <w:p>
-            <w:pPr>
-              <w:spacing w:before="60" w:after="60" w:line="252" w:lineRule="auto"/>
-              <w:jc w:val="left"/>
-            </w:pPr>
-            <w:r/>
-            <w:r>
-              <w:rPr>
-                <w:b/>
-              </w:rPr>
-              <w:t>+1.75</w:t>
-            </w:r>
-          </w:p>
-        </w:tc>
-        <w:tc>
-          <w:tcPr>
-            <w:tcW w:type="dxa" w:w="1440"/>
-            <w:shd w:fill="F8FAFC"/>
-            <w:tcMar>
-              <w:top w:w="100" w:type="dxa"/>
-              <w:bottom w:w="100" w:type="dxa"/>
-              <w:left w:w="120" w:type="dxa"/>
-              <w:right w:w="120" w:type="dxa"/>
-            </w:tcMar>
-            <w:tcBorders>
-              <w:top w:val="single" w:sz="4" w:space="0" w:color="CCCCCC"/>
-              <w:bottom w:val="single" w:sz="4" w:space="0" w:color="CCCCCC"/>
-              <w:left w:val="single" w:sz="4" w:space="0" w:color="CCCCCC"/>
-              <w:right w:val="single" w:sz="4" w:space="0" w:color="CCCCCC"/>
-            </w:tcBorders>
-          </w:tcPr>
-          <w:p>
-            <w:pPr>
-              <w:spacing w:before="60" w:after="60" w:line="252" w:lineRule="auto"/>
-              <w:jc w:val="left"/>
-            </w:pPr>
-            <w:r/>
-            <w:r>
-              <w:t>BULL</w:t>
-            </w:r>
-          </w:p>
-        </w:tc>
-      </w:tr>
-      <w:tr>
-        <w:tc>
-          <w:tcPr>
-            <w:tcW w:type="dxa" w:w="1584"/>
-            <w:shd w:fill="FFFFFF"/>
-            <w:tcMar>
-              <w:top w:w="100" w:type="dxa"/>
-              <w:bottom w:w="100" w:type="dxa"/>
-              <w:left w:w="120" w:type="dxa"/>
-              <w:right w:w="120" w:type="dxa"/>
-            </w:tcMar>
-            <w:tcBorders>
-              <w:top w:val="single" w:sz="4" w:space="0" w:color="CCCCCC"/>
-              <w:bottom w:val="single" w:sz="4" w:space="0" w:color="CCCCCC"/>
-              <w:left w:val="single" w:sz="4" w:space="0" w:color="CCCCCC"/>
-              <w:right w:val="single" w:sz="4" w:space="0" w:color="CCCCCC"/>
-            </w:tcBorders>
-          </w:tcPr>
-          <w:p>
-            <w:pPr>
-              <w:spacing w:before="60" w:after="60" w:line="252" w:lineRule="auto"/>
-              <w:jc w:val="left"/>
-            </w:pPr>
-            <w:r/>
-            <w:r>
-              <w:rPr>
-                <w:b/>
-              </w:rPr>
-              <w:t>Fri 11/09</w:t>
-            </w:r>
-          </w:p>
-        </w:tc>
-        <w:tc>
-          <w:tcPr>
-            <w:tcW w:type="dxa" w:w="864"/>
-            <w:shd w:fill="FFFFFF"/>
-            <w:tcMar>
-              <w:top w:w="100" w:type="dxa"/>
-              <w:bottom w:w="100" w:type="dxa"/>
-              <w:left w:w="120" w:type="dxa"/>
-              <w:right w:w="120" w:type="dxa"/>
-            </w:tcMar>
-            <w:tcBorders>
-              <w:top w:val="single" w:sz="4" w:space="0" w:color="CCCCCC"/>
-              <w:bottom w:val="single" w:sz="4" w:space="0" w:color="CCCCCC"/>
-              <w:left w:val="single" w:sz="4" w:space="0" w:color="CCCCCC"/>
-              <w:right w:val="single" w:sz="4" w:space="0" w:color="CCCCCC"/>
-            </w:tcBorders>
-          </w:tcPr>
-          <w:p>
-            <w:pPr>
-              <w:spacing w:before="60" w:after="60" w:line="252" w:lineRule="auto"/>
-              <w:jc w:val="left"/>
-            </w:pPr>
-            <w:r/>
-            <w:r>
-              <w:t>NY Close 23-01</w:t>
-            </w:r>
-          </w:p>
-        </w:tc>
-        <w:tc>
-          <w:tcPr>
-            <w:tcW w:type="dxa" w:w="1440"/>
-            <w:shd w:fill="FFFFFF"/>
-            <w:tcMar>
-              <w:top w:w="100" w:type="dxa"/>
-              <w:bottom w:w="100" w:type="dxa"/>
-              <w:left w:w="120" w:type="dxa"/>
-              <w:right w:w="120" w:type="dxa"/>
-            </w:tcMar>
-            <w:tcBorders>
-              <w:top w:val="single" w:sz="4" w:space="0" w:color="CCCCCC"/>
-              <w:bottom w:val="single" w:sz="4" w:space="0" w:color="CCCCCC"/>
-              <w:left w:val="single" w:sz="4" w:space="0" w:color="CCCCCC"/>
-              <w:right w:val="single" w:sz="4" w:space="0" w:color="CCCCCC"/>
-            </w:tcBorders>
-          </w:tcPr>
-          <w:p>
-            <w:pPr>
-              <w:spacing w:before="60" w:after="60" w:line="252" w:lineRule="auto"/>
-              <w:jc w:val="left"/>
-            </w:pPr>
-            <w:r/>
-            <w:r>
-              <w:t>771.75</w:t>
-            </w:r>
-          </w:p>
-        </w:tc>
-        <w:tc>
-          <w:tcPr>
-            <w:tcW w:type="dxa" w:w="2016"/>
-            <w:shd w:fill="FFFFFF"/>
-            <w:tcMar>
-              <w:top w:w="100" w:type="dxa"/>
-              <w:bottom w:w="100" w:type="dxa"/>
-              <w:left w:w="120" w:type="dxa"/>
-              <w:right w:w="120" w:type="dxa"/>
-            </w:tcMar>
-            <w:tcBorders>
-              <w:top w:val="single" w:sz="4" w:space="0" w:color="CCCCCC"/>
-              <w:bottom w:val="single" w:sz="4" w:space="0" w:color="CCCCCC"/>
-              <w:left w:val="single" w:sz="4" w:space="0" w:color="CCCCCC"/>
-              <w:right w:val="single" w:sz="4" w:space="0" w:color="CCCCCC"/>
-            </w:tcBorders>
-          </w:tcPr>
-          <w:p>
-            <w:pPr>
-              <w:spacing w:before="60" w:after="60" w:line="252" w:lineRule="auto"/>
-              <w:jc w:val="left"/>
-            </w:pPr>
-            <w:r/>
-            <w:r>
-              <w:t>778.00</w:t>
-            </w:r>
-          </w:p>
-        </w:tc>
-        <w:tc>
-          <w:tcPr>
-            <w:tcW w:type="dxa" w:w="1152"/>
-            <w:shd w:fill="FFFFFF"/>
-            <w:tcMar>
-              <w:top w:w="100" w:type="dxa"/>
-              <w:bottom w:w="100" w:type="dxa"/>
-              <w:left w:w="120" w:type="dxa"/>
-              <w:right w:w="120" w:type="dxa"/>
-            </w:tcMar>
-            <w:tcBorders>
-              <w:top w:val="single" w:sz="4" w:space="0" w:color="CCCCCC"/>
-              <w:bottom w:val="single" w:sz="4" w:space="0" w:color="CCCCCC"/>
-              <w:left w:val="single" w:sz="4" w:space="0" w:color="CCCCCC"/>
-              <w:right w:val="single" w:sz="4" w:space="0" w:color="CCCCCC"/>
-            </w:tcBorders>
-          </w:tcPr>
-          <w:p>
-            <w:pPr>
-              <w:spacing w:before="60" w:after="60" w:line="252" w:lineRule="auto"/>
-              <w:jc w:val="left"/>
-            </w:pPr>
-            <w:r/>
-            <w:r>
-              <w:t>765.25</w:t>
-            </w:r>
-          </w:p>
-        </w:tc>
-        <w:tc>
-          <w:tcPr>
-            <w:tcW w:type="dxa" w:w="1728"/>
-            <w:shd w:fill="FFFFFF"/>
-            <w:tcMar>
-              <w:top w:w="100" w:type="dxa"/>
-              <w:bottom w:w="100" w:type="dxa"/>
-              <w:left w:w="120" w:type="dxa"/>
-              <w:right w:w="120" w:type="dxa"/>
-            </w:tcMar>
-            <w:tcBorders>
-              <w:top w:val="single" w:sz="4" w:space="0" w:color="CCCCCC"/>
-              <w:bottom w:val="single" w:sz="4" w:space="0" w:color="CCCCCC"/>
-              <w:left w:val="single" w:sz="4" w:space="0" w:color="CCCCCC"/>
-              <w:right w:val="single" w:sz="4" w:space="0" w:color="CCCCCC"/>
-            </w:tcBorders>
-          </w:tcPr>
-          <w:p>
-            <w:pPr>
-              <w:spacing w:before="60" w:after="60" w:line="252" w:lineRule="auto"/>
-              <w:jc w:val="left"/>
-            </w:pPr>
-            <w:r/>
-            <w:r>
-              <w:rPr>
-                <w:b/>
-              </w:rPr>
-              <w:t>771.00</w:t>
+              <w:t>772.75</w:t>
             </w:r>
           </w:p>
         </w:tc>

--- a/Daily Reports/04_09_2026-CBOT Reports.docx
+++ b/Daily Reports/04_09_2026-CBOT Reports.docx
@@ -104,7 +104,7 @@
           <w:color w:val="5C768D"/>
           <w:sz w:val="19"/>
         </w:rPr>
-        <w:t>Cập nhật tự động qua `macro_tracker.py` vào lúc 12:52 ICT ngày 04/09/2026</w:t>
+        <w:t>Cập nhật tự động qua `macro_tracker.py` vào lúc 13:23 ICT ngày 04/09/2026</w:t>
       </w:r>
     </w:p>
     <w:tbl>
@@ -313,7 +313,7 @@
               <w:rPr>
                 <w:b/>
               </w:rPr>
-              <w:t>95.52 / thùng</w:t>
+              <w:t>95.51 / thùng</w:t>
             </w:r>
           </w:p>
         </w:tc>
@@ -344,7 +344,7 @@
               <w:rPr>
                 <w:b/>
               </w:rPr>
-              <w:t>+0.00%</w:t>
+              <w:t>-0.01%</w:t>
             </w:r>
           </w:p>
         </w:tc>
@@ -442,7 +442,7 @@
               <w:rPr>
                 <w:b/>
               </w:rPr>
-              <w:t>99.00</w:t>
+              <w:t>99.01</w:t>
             </w:r>
           </w:p>
         </w:tc>
@@ -473,7 +473,7 @@
               <w:rPr>
                 <w:b/>
               </w:rPr>
-              <w:t>+0.00%</w:t>
+              <w:t>+0.01%</w:t>
             </w:r>
           </w:p>
         </w:tc>
@@ -1228,7 +1228,7 @@
         <w:rPr>
           <w:b/>
         </w:rPr>
-        <w:t>`95.52` (+0.00%)</w:t>
+        <w:t>`95.51` (-0.01%)</w:t>
       </w:r>
       <w:r>
         <w:t xml:space="preserve"> | DXY: </w:t>
@@ -1237,7 +1237,7 @@
         <w:rPr>
           <w:b/>
         </w:rPr>
-        <w:t>`99.00` (+0.00%)</w:t>
+        <w:t>`99.01` (+0.01%)</w:t>
       </w:r>
       <w:r>
         <w:t xml:space="preserve"> | Lúa mì CBOT: </w:t>
@@ -1246,7 +1246,7 @@
         <w:rPr>
           <w:b/>
         </w:rPr>
-        <w:t>`748.75` (+0.00%)</w:t>
+        <w:t>`750.75` (+2.04%)</w:t>
       </w:r>
       <w:r>
         <w:t>.</w:t>
@@ -1316,7 +1316,7 @@
           <w:color w:val="5C768D"/>
           <w:sz w:val="19"/>
         </w:rPr>
-        <w:t>Cập nhật tự động lúc 12:52 ICT ngày 04/09/2026 — Nguồn: NOAA, USDA, BOM Australia</w:t>
+        <w:t>Cập nhật tự động lúc 13:23 ICT ngày 04/09/2026 — Nguồn: NOAA, USDA, BOM Australia</w:t>
       </w:r>
     </w:p>
     <w:p>
@@ -3584,7 +3584,7 @@
               <w:rPr>
                 <w:b/>
               </w:rPr>
-              <w:t>539.25</w:t>
+              <w:t>541.25</w:t>
             </w:r>
           </w:p>
         </w:tc>
@@ -3615,7 +3615,7 @@
               <w:rPr>
                 <w:b/>
               </w:rPr>
-              <w:t>541.01 (+1.76)</w:t>
+              <w:t>542.96 (+1.71)</w:t>
             </w:r>
           </w:p>
         </w:tc>
@@ -3643,7 +3643,7 @@
             </w:pPr>
             <w:r/>
             <w:r>
-              <w:t>Bearish (537.76 &lt; 538.02)</w:t>
+              <w:t>Bearish (538.14 &lt; 538.17)</w:t>
             </w:r>
           </w:p>
         </w:tc>
@@ -3671,7 +3671,7 @@
             </w:pPr>
             <w:r/>
             <w:r>
-              <w:t>0.75 cents</w:t>
+              <w:t>2.00 cents</w:t>
             </w:r>
           </w:p>
         </w:tc>
@@ -3832,7 +3832,7 @@
               <w:rPr>
                 <w:b/>
               </w:rPr>
-              <w:t>748.75</w:t>
+              <w:t>750.75</w:t>
             </w:r>
           </w:p>
         </w:tc>
@@ -3863,7 +3863,7 @@
               <w:rPr>
                 <w:b/>
               </w:rPr>
-              <w:t>751.65 (+2.90)</w:t>
+              <w:t>753.31 (+2.56)</w:t>
             </w:r>
           </w:p>
         </w:tc>
@@ -3891,7 +3891,7 @@
             </w:pPr>
             <w:r/>
             <w:r>
-              <w:t>Bearish (754.16 &lt; 761.40)</w:t>
+              <w:t>Bearish (753.91 &lt; 761.01)</w:t>
             </w:r>
           </w:p>
         </w:tc>
@@ -3919,7 +3919,7 @@
             </w:pPr>
             <w:r/>
             <w:r>
-              <w:t>2.00 cents</w:t>
+              <w:t>2.50 cents</w:t>
             </w:r>
           </w:p>
         </w:tc>
@@ -4357,7 +4357,7 @@
                 <w:b/>
                 <w:color w:val="15803D"/>
               </w:rPr>
-              <w:t>536.75 - 537.76 cents (Canh mua vùng hỗ trợ)</w:t>
+              <w:t>536.75 - 538.14 cents (Canh mua vùng hỗ trợ)</w:t>
             </w:r>
           </w:p>
         </w:tc>
@@ -4388,7 +4388,7 @@
               <w:rPr>
                 <w:b/>
               </w:rPr>
-              <w:t>451.60 cents (Dưới cản S2 + 1.5x ATR)</w:t>
+              <w:t>451.86 cents (Dưới cản S2 + 1.5x ATR)</w:t>
             </w:r>
           </w:p>
         </w:tc>
@@ -4424,7 +4424,7 @@
                 <w:color w:val="D97706"/>
                 <w:sz w:val="19"/>
               </w:rPr>
-              <w:t xml:space="preserve"> 541.25 cents </w:t>
+              <w:t xml:space="preserve"> 543.75 cents </w:t>
             </w:r>
             <w:r>
               <w:t xml:space="preserve"> / TP2: </w:t>
@@ -4600,7 +4600,7 @@
               <w:rPr>
                 <w:b/>
               </w:rPr>
-              <w:t>453.48 cents (Chống quét SL tuyệt đối)</w:t>
+              <w:t>453.66 cents (Chống quét SL tuyệt đối)</w:t>
             </w:r>
           </w:p>
         </w:tc>
@@ -4762,7 +4762,7 @@
               <w:rPr>
                 <w:b/>
               </w:rPr>
-              <w:t>541.25 - 542.75 cents</w:t>
+              <w:t>543.75 - 545.25 cents</w:t>
             </w:r>
           </w:p>
         </w:tc>
@@ -4793,7 +4793,7 @@
               <w:rPr>
                 <w:b/>
               </w:rPr>
-              <w:t>545.02 cents</w:t>
+              <w:t>547.34 cents</w:t>
             </w:r>
           </w:p>
         </w:tc>
@@ -4955,7 +4955,7 @@
               <w:rPr>
                 <w:b/>
               </w:rPr>
-              <w:t>442.17 - 457.25 cents</w:t>
+              <w:t>442.89 - 457.25 cents</w:t>
             </w:r>
           </w:p>
         </w:tc>
@@ -5136,7 +5136,7 @@
                 <w:b/>
                 <w:color w:val="B91C1C"/>
               </w:rPr>
-              <w:t>754.16 - 761.40 cents (Canh bán hồi kỹ thuật H1)</w:t>
+              <w:t>753.91 - 761.01 cents (Canh bán hồi kỹ thuật H1)</w:t>
             </w:r>
           </w:p>
         </w:tc>
@@ -5167,7 +5167,7 @@
               <w:rPr>
                 <w:b/>
               </w:rPr>
-              <w:t>806.64 cents (Trên kháng cự R2 + 1.5x ATR)</w:t>
+              <w:t>805.68 cents (Trên kháng cự R2 + 1.5x ATR)</w:t>
             </w:r>
           </w:p>
         </w:tc>
@@ -5376,7 +5376,7 @@
               <w:rPr>
                 <w:b/>
               </w:rPr>
-              <w:t>637.49 cents</w:t>
+              <w:t>638.13 cents</w:t>
             </w:r>
           </w:p>
         </w:tc>
@@ -5569,7 +5569,7 @@
               <w:rPr>
                 <w:b/>
               </w:rPr>
-              <w:t>765.76 cents</w:t>
+              <w:t>765.12 cents</w:t>
             </w:r>
           </w:p>
         </w:tc>
@@ -5731,7 +5731,7 @@
               <w:rPr>
                 <w:b/>
               </w:rPr>
-              <w:t>614.20 - 645.25 cents</w:t>
+              <w:t>616.76 - 645.25 cents</w:t>
             </w:r>
           </w:p>
         </w:tc>
@@ -11609,7 +11609,7 @@
         <w:t>Giá Chốt Phiên (Close):</w:t>
       </w:r>
       <w:r>
-        <w:t xml:space="preserve"> 539.25 cents | </w:t>
+        <w:t xml:space="preserve"> 541.25 cents | </w:t>
       </w:r>
       <w:r>
         <w:rPr>
@@ -11624,10 +11624,10 @@
         <w:rPr>
           <w:b/>
         </w:rPr>
-        <w:t>`541.01 cents`</w:t>
+        <w:t>`542.96 cents`</w:t>
       </w:r>
       <w:r>
-        <w:t xml:space="preserve"> (+1.76).</w:t>
+        <w:t xml:space="preserve"> (+1.71).</w:t>
       </w:r>
     </w:p>
     <w:p>
@@ -11648,7 +11648,7 @@
         <w:rPr>
           <w:b/>
         </w:rPr>
-        <w:t>`23,132`</w:t>
+        <w:t>`24,320`</w:t>
       </w:r>
       <w:r>
         <w:t xml:space="preserve"> (Chênh lệch: </w:t>
@@ -11657,7 +11657,7 @@
         <w:rPr>
           <w:b/>
         </w:rPr>
-        <w:t>`-305,296`</w:t>
+        <w:t>`-304,108`</w:t>
       </w:r>
       <w:r>
         <w:t xml:space="preserve">) | OI: </w:t>
@@ -11699,7 +11699,7 @@
         <w:rPr>
           <w:b/>
         </w:rPr>
-        <w:t>`Doji (Nến lưỡng lự thế trận)`</w:t>
+        <w:t>`Không phát hiện mô hình nến đặc biệt`</w:t>
       </w:r>
     </w:p>
     <w:p>
@@ -11719,9 +11719,9 @@
       <w:r>
         <w:rPr>
           <w:b/>
-          <w:color w:val="15803D"/>
+          <w:color w:val="B91C1C"/>
         </w:rPr>
-        <w:t>`Giảm suy yếu / Đáy ngắn hạn (Long Liquidation Decline)`</w:t>
+        <w:t>`Tăng yếu / Rủi ro đảo chiều (Short Covering Rally)`</w:t>
       </w:r>
     </w:p>
     <w:p>
@@ -11742,10 +11742,10 @@
         <w:rPr>
           <w:b/>
         </w:rPr>
-        <w:t>TÍCH LŨY TIÊU CỰC (Distribution):</w:t>
+        <w:t>TÍCH LŨY TÍCH CỰC (Accumulation):</w:t>
       </w:r>
       <w:r>
-        <w:t xml:space="preserve"> Nến đi ngang nhưng dòng tiền rút dần (OI giảm), cảnh báo rủi ro suy sụt sắp tới.</w:t>
+        <w:t xml:space="preserve"> Nến đi ngang nhưng dòng tiền âm thầm gia tăng (OI tăng), báo hiệu chuẩn bị có nhịp bứt phá tăng.</w:t>
       </w:r>
     </w:p>
     <w:p>
@@ -11991,7 +11991,7 @@
               <w:rPr>
                 <w:b/>
               </w:rPr>
-              <w:t>95.52</w:t>
+              <w:t>95.51</w:t>
             </w:r>
           </w:p>
         </w:tc>
@@ -12022,7 +12022,7 @@
               <w:rPr>
                 <w:b/>
               </w:rPr>
-              <w:t>+0.00%</w:t>
+              <w:t>-0.01%</w:t>
             </w:r>
           </w:p>
         </w:tc>
@@ -12050,7 +12050,7 @@
             </w:pPr>
             <w:r/>
             <w:r>
-              <w:t>Giá dầu Tăng hỗ trợ biên lợi nhuận pha chế Ethanol, kéo theo nhu cầu ngô tích cực.</w:t>
+              <w:t>Giá dầu Giảm làm giảm biên lợi nhuận pha chế Ethanol, tạo sức ép lên nhu cầu ngô.</w:t>
             </w:r>
           </w:p>
         </w:tc>
@@ -12114,7 +12114,7 @@
               <w:rPr>
                 <w:b/>
               </w:rPr>
-              <w:t>99.00</w:t>
+              <w:t>99.01</w:t>
             </w:r>
           </w:p>
         </w:tc>
@@ -12145,7 +12145,7 @@
               <w:rPr>
                 <w:b/>
               </w:rPr>
-              <w:t>+0.00%</w:t>
+              <w:t>+0.01%</w:t>
             </w:r>
           </w:p>
         </w:tc>
@@ -12749,7 +12749,7 @@
         <w:t xml:space="preserve"> EMA_21 </w:t>
       </w:r>
       <w:r>
-        <w:t xml:space="preserve"> (537.76) &lt; </w:t>
+        <w:t xml:space="preserve"> (538.14) &lt; </w:t>
       </w:r>
       <w:r>
         <w:rPr>
@@ -12760,7 +12760,7 @@
         <w:t xml:space="preserve"> EMA_50 </w:t>
       </w:r>
       <w:r>
-        <w:t xml:space="preserve"> (538.02).</w:t>
+        <w:t xml:space="preserve"> (538.17).</w:t>
       </w:r>
     </w:p>
     <w:p>
@@ -12781,7 +12781,7 @@
         <w:rPr>
           <w:b/>
         </w:rPr>
-        <w:t>`52.43`</w:t>
+        <w:t>`55.46`</w:t>
       </w:r>
       <w:r>
         <w:t xml:space="preserve"> | ATR (14) = </w:t>
@@ -12790,7 +12790,7 @@
         <w:rPr>
           <w:b/>
         </w:rPr>
-        <w:t>`3.77`</w:t>
+        <w:t>`3.59`</w:t>
       </w:r>
       <w:r>
         <w:t xml:space="preserve"> cents | Volatility = </w:t>
@@ -12799,7 +12799,7 @@
         <w:rPr>
           <w:b/>
         </w:rPr>
-        <w:t>`0.75 cents`</w:t>
+        <w:t>`2.00 cents`</w:t>
       </w:r>
       <w:r>
         <w:t>.</w:t>
@@ -12841,7 +12841,7 @@
         <w:rPr>
           <w:b/>
         </w:rPr>
-        <w:t>`541.25`</w:t>
+        <w:t>`543.75`</w:t>
       </w:r>
       <w:r>
         <w:t xml:space="preserve"> | R2: </w:t>
@@ -13584,7 +13584,7 @@
           <w:b/>
           <w:color w:val="15803D"/>
         </w:rPr>
-        <w:t>`536.75 - 537.76 cents (Canh mua vùng hỗ trợ)`</w:t>
+        <w:t>`536.75 - 538.14 cents (Canh mua vùng hỗ trợ)`</w:t>
       </w:r>
       <w:r>
         <w:t xml:space="preserve"> | SL: </w:t>
@@ -13593,7 +13593,7 @@
         <w:rPr>
           <w:b/>
         </w:rPr>
-        <w:t>`451.60 cents (Dưới cản S2 + 1.5x ATR)`</w:t>
+        <w:t>`451.86 cents (Dưới cản S2 + 1.5x ATR)`</w:t>
       </w:r>
       <w:r>
         <w:t xml:space="preserve"> | TP: </w:t>
@@ -13604,7 +13604,7 @@
           <w:color w:val="D97706"/>
           <w:sz w:val="19"/>
         </w:rPr>
-        <w:t xml:space="preserve"> 541.25 cents </w:t>
+        <w:t xml:space="preserve"> 543.75 cents </w:t>
       </w:r>
       <w:r>
         <w:t xml:space="preserve"> / </w:t>
@@ -13664,7 +13664,7 @@
         <w:rPr>
           <w:b/>
         </w:rPr>
-        <w:t>`453.48 cents (Chống quét SL tuyệt đối)`</w:t>
+        <w:t>`453.66 cents (Chống quét SL tuyệt đối)`</w:t>
       </w:r>
       <w:r>
         <w:t xml:space="preserve"> | TP: </w:t>
@@ -13701,7 +13701,7 @@
         <w:rPr>
           <w:b/>
         </w:rPr>
-        <w:t>`541.25 - 542.75 cents`</w:t>
+        <w:t>`543.75 - 545.25 cents`</w:t>
       </w:r>
       <w:r>
         <w:t xml:space="preserve"> | SL: </w:t>
@@ -13710,7 +13710,7 @@
         <w:rPr>
           <w:b/>
         </w:rPr>
-        <w:t>`545.02 cents`</w:t>
+        <w:t>`547.34 cents`</w:t>
       </w:r>
       <w:r>
         <w:t xml:space="preserve"> | TP: </w:t>
@@ -13759,7 +13759,7 @@
         <w:rPr>
           <w:b/>
         </w:rPr>
-        <w:t>`442.17 - 457.25 cents`</w:t>
+        <w:t>`442.89 - 457.25 cents`</w:t>
       </w:r>
     </w:p>
     <w:p>
@@ -14166,7 +14166,7 @@
             </w:pPr>
             <w:r/>
             <w:r>
-              <w:t>539.25</w:t>
+              <w:t>541.25</w:t>
             </w:r>
           </w:p>
         </w:tc>
@@ -14194,7 +14194,7 @@
             </w:pPr>
             <w:r/>
             <w:r>
-              <w:t>543.00</w:t>
+              <w:t>545.00</w:t>
             </w:r>
           </w:p>
         </w:tc>
@@ -14222,7 +14222,7 @@
             </w:pPr>
             <w:r/>
             <w:r>
-              <w:t>536.00</w:t>
+              <w:t>538.00</w:t>
             </w:r>
           </w:p>
         </w:tc>
@@ -14253,7 +14253,7 @@
               <w:rPr>
                 <w:b/>
               </w:rPr>
-              <w:t>539.50</w:t>
+              <w:t>541.50</w:t>
             </w:r>
           </w:p>
         </w:tc>
@@ -14401,7 +14401,7 @@
             </w:pPr>
             <w:r/>
             <w:r>
-              <w:t>539.50</w:t>
+              <w:t>541.50</w:t>
             </w:r>
           </w:p>
         </w:tc>
@@ -14429,7 +14429,7 @@
             </w:pPr>
             <w:r/>
             <w:r>
-              <w:t>542.25</w:t>
+              <w:t>544.25</w:t>
             </w:r>
           </w:p>
         </w:tc>
@@ -14457,7 +14457,7 @@
             </w:pPr>
             <w:r/>
             <w:r>
-              <w:t>535.75</w:t>
+              <w:t>537.75</w:t>
             </w:r>
           </w:p>
         </w:tc>
@@ -14488,7 +14488,7 @@
               <w:rPr>
                 <w:b/>
               </w:rPr>
-              <w:t>539.00</w:t>
+              <w:t>541.00</w:t>
             </w:r>
           </w:p>
         </w:tc>
@@ -14636,7 +14636,7 @@
             </w:pPr>
             <w:r/>
             <w:r>
-              <w:t>539.00</w:t>
+              <w:t>541.00</w:t>
             </w:r>
           </w:p>
         </w:tc>
@@ -14664,7 +14664,7 @@
             </w:pPr>
             <w:r/>
             <w:r>
-              <w:t>542.00</w:t>
+              <w:t>544.00</w:t>
             </w:r>
           </w:p>
         </w:tc>
@@ -14692,7 +14692,7 @@
             </w:pPr>
             <w:r/>
             <w:r>
-              <w:t>535.00</w:t>
+              <w:t>537.00</w:t>
             </w:r>
           </w:p>
         </w:tc>
@@ -14723,7 +14723,7 @@
               <w:rPr>
                 <w:b/>
               </w:rPr>
-              <w:t>539.75</w:t>
+              <w:t>541.75</w:t>
             </w:r>
           </w:p>
         </w:tc>
@@ -14871,7 +14871,7 @@
             </w:pPr>
             <w:r/>
             <w:r>
-              <w:t>539.75</w:t>
+              <w:t>541.75</w:t>
             </w:r>
           </w:p>
         </w:tc>
@@ -14899,7 +14899,7 @@
             </w:pPr>
             <w:r/>
             <w:r>
-              <w:t>544.25</w:t>
+              <w:t>546.25</w:t>
             </w:r>
           </w:p>
         </w:tc>
@@ -14927,7 +14927,7 @@
             </w:pPr>
             <w:r/>
             <w:r>
-              <w:t>534.75</w:t>
+              <w:t>536.75</w:t>
             </w:r>
           </w:p>
         </w:tc>
@@ -14958,7 +14958,7 @@
               <w:rPr>
                 <w:b/>
               </w:rPr>
-              <w:t>540.50</w:t>
+              <w:t>542.50</w:t>
             </w:r>
           </w:p>
         </w:tc>
@@ -15106,7 +15106,7 @@
             </w:pPr>
             <w:r/>
             <w:r>
-              <w:t>540.50</w:t>
+              <w:t>542.50</w:t>
             </w:r>
           </w:p>
         </w:tc>
@@ -15134,7 +15134,7 @@
             </w:pPr>
             <w:r/>
             <w:r>
-              <w:t>546.00</w:t>
+              <w:t>548.00</w:t>
             </w:r>
           </w:p>
         </w:tc>
@@ -15162,7 +15162,7 @@
             </w:pPr>
             <w:r/>
             <w:r>
-              <w:t>534.25</w:t>
+              <w:t>536.25</w:t>
             </w:r>
           </w:p>
         </w:tc>
@@ -15193,7 +15193,7 @@
               <w:rPr>
                 <w:b/>
               </w:rPr>
-              <w:t>542.75</w:t>
+              <w:t>544.75</w:t>
             </w:r>
           </w:p>
         </w:tc>
@@ -15341,7 +15341,7 @@
             </w:pPr>
             <w:r/>
             <w:r>
-              <w:t>542.75</w:t>
+              <w:t>544.75</w:t>
             </w:r>
           </w:p>
         </w:tc>
@@ -15369,7 +15369,7 @@
             </w:pPr>
             <w:r/>
             <w:r>
-              <w:t>545.75</w:t>
+              <w:t>547.75</w:t>
             </w:r>
           </w:p>
         </w:tc>
@@ -15397,7 +15397,7 @@
             </w:pPr>
             <w:r/>
             <w:r>
-              <w:t>538.50</w:t>
+              <w:t>540.50</w:t>
             </w:r>
           </w:p>
         </w:tc>
@@ -15428,7 +15428,7 @@
               <w:rPr>
                 <w:b/>
               </w:rPr>
-              <w:t>543.00</w:t>
+              <w:t>545.00</w:t>
             </w:r>
           </w:p>
         </w:tc>
@@ -15576,7 +15576,7 @@
             </w:pPr>
             <w:r/>
             <w:r>
-              <w:t>543.00</w:t>
+              <w:t>545.00</w:t>
             </w:r>
           </w:p>
         </w:tc>
@@ -15604,7 +15604,7 @@
             </w:pPr>
             <w:r/>
             <w:r>
-              <w:t>546.25</w:t>
+              <w:t>548.25</w:t>
             </w:r>
           </w:p>
         </w:tc>
@@ -15632,7 +15632,7 @@
             </w:pPr>
             <w:r/>
             <w:r>
-              <w:t>536.50</w:t>
+              <w:t>538.50</w:t>
             </w:r>
           </w:p>
         </w:tc>
@@ -15663,7 +15663,7 @@
               <w:rPr>
                 <w:b/>
               </w:rPr>
-              <w:t>543.75</w:t>
+              <w:t>545.75</w:t>
             </w:r>
           </w:p>
         </w:tc>
@@ -15811,7 +15811,7 @@
             </w:pPr>
             <w:r/>
             <w:r>
-              <w:t>543.75</w:t>
+              <w:t>545.75</w:t>
             </w:r>
           </w:p>
         </w:tc>
@@ -15839,7 +15839,7 @@
             </w:pPr>
             <w:r/>
             <w:r>
-              <w:t>546.75</w:t>
+              <w:t>548.75</w:t>
             </w:r>
           </w:p>
         </w:tc>
@@ -15867,7 +15867,7 @@
             </w:pPr>
             <w:r/>
             <w:r>
-              <w:t>539.25</w:t>
+              <w:t>541.25</w:t>
             </w:r>
           </w:p>
         </w:tc>
@@ -15898,7 +15898,7 @@
               <w:rPr>
                 <w:b/>
               </w:rPr>
-              <w:t>543.25</w:t>
+              <w:t>545.25</w:t>
             </w:r>
           </w:p>
         </w:tc>
@@ -16046,7 +16046,7 @@
             </w:pPr>
             <w:r/>
             <w:r>
-              <w:t>543.25</w:t>
+              <w:t>545.25</w:t>
             </w:r>
           </w:p>
         </w:tc>
@@ -16074,7 +16074,7 @@
             </w:pPr>
             <w:r/>
             <w:r>
-              <w:t>547.25</w:t>
+              <w:t>549.25</w:t>
             </w:r>
           </w:p>
         </w:tc>
@@ -16102,7 +16102,7 @@
             </w:pPr>
             <w:r/>
             <w:r>
-              <w:t>537.50</w:t>
+              <w:t>539.50</w:t>
             </w:r>
           </w:p>
         </w:tc>
@@ -16133,7 +16133,7 @@
               <w:rPr>
                 <w:b/>
               </w:rPr>
-              <w:t>543.75</w:t>
+              <w:t>545.75</w:t>
             </w:r>
           </w:p>
         </w:tc>
@@ -16281,7 +16281,7 @@
             </w:pPr>
             <w:r/>
             <w:r>
-              <w:t>543.75</w:t>
+              <w:t>545.75</w:t>
             </w:r>
           </w:p>
         </w:tc>
@@ -16309,7 +16309,7 @@
             </w:pPr>
             <w:r/>
             <w:r>
-              <w:t>546.25</w:t>
+              <w:t>548.25</w:t>
             </w:r>
           </w:p>
         </w:tc>
@@ -16337,7 +16337,7 @@
             </w:pPr>
             <w:r/>
             <w:r>
-              <w:t>540.50</w:t>
+              <w:t>542.50</w:t>
             </w:r>
           </w:p>
         </w:tc>
@@ -16368,7 +16368,7 @@
               <w:rPr>
                 <w:b/>
               </w:rPr>
-              <w:t>544.25</w:t>
+              <w:t>546.25</w:t>
             </w:r>
           </w:p>
         </w:tc>
@@ -16516,7 +16516,7 @@
             </w:pPr>
             <w:r/>
             <w:r>
-              <w:t>544.25</w:t>
+              <w:t>546.25</w:t>
             </w:r>
           </w:p>
         </w:tc>
@@ -16544,7 +16544,7 @@
             </w:pPr>
             <w:r/>
             <w:r>
-              <w:t>547.75</w:t>
+              <w:t>549.75</w:t>
             </w:r>
           </w:p>
         </w:tc>
@@ -16572,7 +16572,7 @@
             </w:pPr>
             <w:r/>
             <w:r>
-              <w:t>538.25</w:t>
+              <w:t>540.25</w:t>
             </w:r>
           </w:p>
         </w:tc>
@@ -16603,7 +16603,7 @@
               <w:rPr>
                 <w:b/>
               </w:rPr>
-              <w:t>545.25</w:t>
+              <w:t>547.25</w:t>
             </w:r>
           </w:p>
         </w:tc>
@@ -16751,7 +16751,7 @@
             </w:pPr>
             <w:r/>
             <w:r>
-              <w:t>545.25</w:t>
+              <w:t>547.25</w:t>
             </w:r>
           </w:p>
         </w:tc>
@@ -16779,7 +16779,7 @@
             </w:pPr>
             <w:r/>
             <w:r>
-              <w:t>548.00</w:t>
+              <w:t>550.00</w:t>
             </w:r>
           </w:p>
         </w:tc>
@@ -16807,7 +16807,7 @@
             </w:pPr>
             <w:r/>
             <w:r>
-              <w:t>542.75</w:t>
+              <w:t>544.75</w:t>
             </w:r>
           </w:p>
         </w:tc>
@@ -16838,7 +16838,7 @@
               <w:rPr>
                 <w:b/>
               </w:rPr>
-              <w:t>545.25</w:t>
+              <w:t>547.25</w:t>
             </w:r>
           </w:p>
         </w:tc>
@@ -16986,7 +16986,7 @@
             </w:pPr>
             <w:r/>
             <w:r>
-              <w:t>545.25</w:t>
+              <w:t>547.25</w:t>
             </w:r>
           </w:p>
         </w:tc>
@@ -17014,7 +17014,7 @@
             </w:pPr>
             <w:r/>
             <w:r>
-              <w:t>548.00</w:t>
+              <w:t>550.00</w:t>
             </w:r>
           </w:p>
         </w:tc>
@@ -17042,7 +17042,7 @@
             </w:pPr>
             <w:r/>
             <w:r>
-              <w:t>542.75</w:t>
+              <w:t>544.75</w:t>
             </w:r>
           </w:p>
         </w:tc>
@@ -17073,7 +17073,7 @@
               <w:rPr>
                 <w:b/>
               </w:rPr>
-              <w:t>544.75</w:t>
+              <w:t>546.75</w:t>
             </w:r>
           </w:p>
         </w:tc>
@@ -17221,7 +17221,7 @@
             </w:pPr>
             <w:r/>
             <w:r>
-              <w:t>544.75</w:t>
+              <w:t>546.75</w:t>
             </w:r>
           </w:p>
         </w:tc>
@@ -17249,7 +17249,7 @@
             </w:pPr>
             <w:r/>
             <w:r>
-              <w:t>547.75</w:t>
+              <w:t>549.75</w:t>
             </w:r>
           </w:p>
         </w:tc>
@@ -17277,7 +17277,7 @@
             </w:pPr>
             <w:r/>
             <w:r>
-              <w:t>541.50</w:t>
+              <w:t>543.50</w:t>
             </w:r>
           </w:p>
         </w:tc>
@@ -17308,7 +17308,7 @@
               <w:rPr>
                 <w:b/>
               </w:rPr>
-              <w:t>544.50</w:t>
+              <w:t>546.50</w:t>
             </w:r>
           </w:p>
         </w:tc>
@@ -17456,7 +17456,7 @@
             </w:pPr>
             <w:r/>
             <w:r>
-              <w:t>544.50</w:t>
+              <w:t>546.50</w:t>
             </w:r>
           </w:p>
         </w:tc>
@@ -17484,7 +17484,7 @@
             </w:pPr>
             <w:r/>
             <w:r>
-              <w:t>548.50</w:t>
+              <w:t>550.50</w:t>
             </w:r>
           </w:p>
         </w:tc>
@@ -17512,7 +17512,7 @@
             </w:pPr>
             <w:r/>
             <w:r>
-              <w:t>539.25</w:t>
+              <w:t>541.25</w:t>
             </w:r>
           </w:p>
         </w:tc>
@@ -17543,7 +17543,7 @@
               <w:rPr>
                 <w:b/>
               </w:rPr>
-              <w:t>545.00</w:t>
+              <w:t>547.00</w:t>
             </w:r>
           </w:p>
         </w:tc>
@@ -17691,7 +17691,7 @@
             </w:pPr>
             <w:r/>
             <w:r>
-              <w:t>545.00</w:t>
+              <w:t>547.00</w:t>
             </w:r>
           </w:p>
         </w:tc>
@@ -17719,7 +17719,7 @@
             </w:pPr>
             <w:r/>
             <w:r>
-              <w:t>549.75</w:t>
+              <w:t>551.75</w:t>
             </w:r>
           </w:p>
         </w:tc>
@@ -17747,7 +17747,7 @@
             </w:pPr>
             <w:r/>
             <w:r>
-              <w:t>538.00</w:t>
+              <w:t>540.00</w:t>
             </w:r>
           </w:p>
         </w:tc>
@@ -17778,7 +17778,7 @@
               <w:rPr>
                 <w:b/>
               </w:rPr>
-              <w:t>547.00</w:t>
+              <w:t>549.00</w:t>
             </w:r>
           </w:p>
         </w:tc>
@@ -17926,7 +17926,7 @@
             </w:pPr>
             <w:r/>
             <w:r>
-              <w:t>547.00</w:t>
+              <w:t>549.00</w:t>
             </w:r>
           </w:p>
         </w:tc>
@@ -17954,7 +17954,7 @@
             </w:pPr>
             <w:r/>
             <w:r>
-              <w:t>555.00</w:t>
+              <w:t>557.00</w:t>
             </w:r>
           </w:p>
         </w:tc>
@@ -17982,7 +17982,7 @@
             </w:pPr>
             <w:r/>
             <w:r>
-              <w:t>540.00</w:t>
+              <w:t>542.00</w:t>
             </w:r>
           </w:p>
         </w:tc>
@@ -18013,7 +18013,7 @@
               <w:rPr>
                 <w:b/>
               </w:rPr>
-              <w:t>548.50</w:t>
+              <w:t>550.50</w:t>
             </w:r>
           </w:p>
         </w:tc>
@@ -18161,7 +18161,7 @@
             </w:pPr>
             <w:r/>
             <w:r>
-              <w:t>548.50</w:t>
+              <w:t>550.50</w:t>
             </w:r>
           </w:p>
         </w:tc>
@@ -18189,7 +18189,7 @@
             </w:pPr>
             <w:r/>
             <w:r>
-              <w:t>553.00</w:t>
+              <w:t>555.00</w:t>
             </w:r>
           </w:p>
         </w:tc>
@@ -18217,7 +18217,7 @@
             </w:pPr>
             <w:r/>
             <w:r>
-              <w:t>544.25</w:t>
+              <w:t>546.25</w:t>
             </w:r>
           </w:p>
         </w:tc>
@@ -18248,7 +18248,7 @@
               <w:rPr>
                 <w:b/>
               </w:rPr>
-              <w:t>548.00</w:t>
+              <w:t>550.00</w:t>
             </w:r>
           </w:p>
         </w:tc>
@@ -18396,7 +18396,7 @@
             </w:pPr>
             <w:r/>
             <w:r>
-              <w:t>548.00</w:t>
+              <w:t>550.00</w:t>
             </w:r>
           </w:p>
         </w:tc>
@@ -18424,7 +18424,7 @@
             </w:pPr>
             <w:r/>
             <w:r>
-              <w:t>550.25</w:t>
+              <w:t>552.25</w:t>
             </w:r>
           </w:p>
         </w:tc>
@@ -18452,7 +18452,7 @@
             </w:pPr>
             <w:r/>
             <w:r>
-              <w:t>545.25</w:t>
+              <w:t>547.25</w:t>
             </w:r>
           </w:p>
         </w:tc>
@@ -18483,7 +18483,7 @@
               <w:rPr>
                 <w:b/>
               </w:rPr>
-              <w:t>547.75</w:t>
+              <w:t>549.75</w:t>
             </w:r>
           </w:p>
         </w:tc>
@@ -18631,7 +18631,7 @@
             </w:pPr>
             <w:r/>
             <w:r>
-              <w:t>547.75</w:t>
+              <w:t>549.75</w:t>
             </w:r>
           </w:p>
         </w:tc>
@@ -18659,7 +18659,7 @@
             </w:pPr>
             <w:r/>
             <w:r>
-              <w:t>549.75</w:t>
+              <w:t>551.75</w:t>
             </w:r>
           </w:p>
         </w:tc>
@@ -18687,7 +18687,7 @@
             </w:pPr>
             <w:r/>
             <w:r>
-              <w:t>543.25</w:t>
+              <w:t>545.25</w:t>
             </w:r>
           </w:p>
         </w:tc>
@@ -18718,7 +18718,7 @@
               <w:rPr>
                 <w:b/>
               </w:rPr>
-              <w:t>548.00</w:t>
+              <w:t>550.00</w:t>
             </w:r>
           </w:p>
         </w:tc>
@@ -18866,7 +18866,7 @@
             </w:pPr>
             <w:r/>
             <w:r>
-              <w:t>548.00</w:t>
+              <w:t>550.00</w:t>
             </w:r>
           </w:p>
         </w:tc>
@@ -18894,7 +18894,7 @@
             </w:pPr>
             <w:r/>
             <w:r>
-              <w:t>551.75</w:t>
+              <w:t>553.75</w:t>
             </w:r>
           </w:p>
         </w:tc>
@@ -18922,7 +18922,7 @@
             </w:pPr>
             <w:r/>
             <w:r>
-              <w:t>545.25</w:t>
+              <w:t>547.25</w:t>
             </w:r>
           </w:p>
         </w:tc>
@@ -18953,7 +18953,7 @@
               <w:rPr>
                 <w:b/>
               </w:rPr>
-              <w:t>548.50</w:t>
+              <w:t>550.50</w:t>
             </w:r>
           </w:p>
         </w:tc>
@@ -19101,7 +19101,7 @@
             </w:pPr>
             <w:r/>
             <w:r>
-              <w:t>548.50</w:t>
+              <w:t>550.50</w:t>
             </w:r>
           </w:p>
         </w:tc>
@@ -19129,7 +19129,7 @@
             </w:pPr>
             <w:r/>
             <w:r>
-              <w:t>551.50</w:t>
+              <w:t>553.50</w:t>
             </w:r>
           </w:p>
         </w:tc>
@@ -19157,7 +19157,7 @@
             </w:pPr>
             <w:r/>
             <w:r>
-              <w:t>544.00</w:t>
+              <w:t>546.00</w:t>
             </w:r>
           </w:p>
         </w:tc>
@@ -19188,7 +19188,7 @@
               <w:rPr>
                 <w:b/>
               </w:rPr>
-              <w:t>548.75</w:t>
+              <w:t>550.75</w:t>
             </w:r>
           </w:p>
         </w:tc>
@@ -19336,7 +19336,7 @@
             </w:pPr>
             <w:r/>
             <w:r>
-              <w:t>548.75</w:t>
+              <w:t>550.75</w:t>
             </w:r>
           </w:p>
         </w:tc>
@@ -19364,7 +19364,7 @@
             </w:pPr>
             <w:r/>
             <w:r>
-              <w:t>553.00</w:t>
+              <w:t>555.00</w:t>
             </w:r>
           </w:p>
         </w:tc>
@@ -19392,7 +19392,7 @@
             </w:pPr>
             <w:r/>
             <w:r>
-              <w:t>545.50</w:t>
+              <w:t>547.50</w:t>
             </w:r>
           </w:p>
         </w:tc>
@@ -19423,7 +19423,7 @@
               <w:rPr>
                 <w:b/>
               </w:rPr>
-              <w:t>549.50</w:t>
+              <w:t>551.50</w:t>
             </w:r>
           </w:p>
         </w:tc>
@@ -19571,7 +19571,7 @@
             </w:pPr>
             <w:r/>
             <w:r>
-              <w:t>549.50</w:t>
+              <w:t>551.50</w:t>
             </w:r>
           </w:p>
         </w:tc>
@@ -19599,7 +19599,7 @@
             </w:pPr>
             <w:r/>
             <w:r>
-              <w:t>553.00</w:t>
+              <w:t>555.00</w:t>
             </w:r>
           </w:p>
         </w:tc>
@@ -19627,7 +19627,7 @@
             </w:pPr>
             <w:r/>
             <w:r>
-              <w:t>547.25</w:t>
+              <w:t>549.25</w:t>
             </w:r>
           </w:p>
         </w:tc>
@@ -19658,7 +19658,7 @@
               <w:rPr>
                 <w:b/>
               </w:rPr>
-              <w:t>549.50</w:t>
+              <w:t>551.50</w:t>
             </w:r>
           </w:p>
         </w:tc>
@@ -19806,7 +19806,7 @@
             </w:pPr>
             <w:r/>
             <w:r>
-              <w:t>549.50</w:t>
+              <w:t>551.50</w:t>
             </w:r>
           </w:p>
         </w:tc>
@@ -19834,7 +19834,7 @@
             </w:pPr>
             <w:r/>
             <w:r>
-              <w:t>553.25</w:t>
+              <w:t>555.25</w:t>
             </w:r>
           </w:p>
         </w:tc>
@@ -19862,7 +19862,7 @@
             </w:pPr>
             <w:r/>
             <w:r>
-              <w:t>546.00</w:t>
+              <w:t>548.00</w:t>
             </w:r>
           </w:p>
         </w:tc>
@@ -19893,7 +19893,7 @@
               <w:rPr>
                 <w:b/>
               </w:rPr>
-              <w:t>549.25</w:t>
+              <w:t>551.25</w:t>
             </w:r>
           </w:p>
         </w:tc>
@@ -20041,7 +20041,7 @@
             </w:pPr>
             <w:r/>
             <w:r>
-              <w:t>549.25</w:t>
+              <w:t>551.25</w:t>
             </w:r>
           </w:p>
         </w:tc>
@@ -20069,7 +20069,7 @@
             </w:pPr>
             <w:r/>
             <w:r>
-              <w:t>552.75</w:t>
+              <w:t>554.75</w:t>
             </w:r>
           </w:p>
         </w:tc>
@@ -20097,7 +20097,7 @@
             </w:pPr>
             <w:r/>
             <w:r>
-              <w:t>546.00</w:t>
+              <w:t>548.00</w:t>
             </w:r>
           </w:p>
         </w:tc>
@@ -20128,7 +20128,7 @@
               <w:rPr>
                 <w:b/>
               </w:rPr>
-              <w:t>549.00</w:t>
+              <w:t>551.00</w:t>
             </w:r>
           </w:p>
         </w:tc>
@@ -20276,7 +20276,7 @@
             </w:pPr>
             <w:r/>
             <w:r>
-              <w:t>549.00</w:t>
+              <w:t>551.00</w:t>
             </w:r>
           </w:p>
         </w:tc>
@@ -20304,7 +20304,7 @@
             </w:pPr>
             <w:r/>
             <w:r>
-              <w:t>552.00</w:t>
+              <w:t>554.00</w:t>
             </w:r>
           </w:p>
         </w:tc>
@@ -20332,7 +20332,7 @@
             </w:pPr>
             <w:r/>
             <w:r>
-              <w:t>546.25</w:t>
+              <w:t>548.25</w:t>
             </w:r>
           </w:p>
         </w:tc>
@@ -20363,7 +20363,7 @@
               <w:rPr>
                 <w:b/>
               </w:rPr>
-              <w:t>549.25</w:t>
+              <w:t>551.25</w:t>
             </w:r>
           </w:p>
         </w:tc>
@@ -20511,7 +20511,7 @@
             </w:pPr>
             <w:r/>
             <w:r>
-              <w:t>549.25</w:t>
+              <w:t>551.25</w:t>
             </w:r>
           </w:p>
         </w:tc>
@@ -20539,7 +20539,7 @@
             </w:pPr>
             <w:r/>
             <w:r>
-              <w:t>552.25</w:t>
+              <w:t>554.25</w:t>
             </w:r>
           </w:p>
         </w:tc>
@@ -20567,7 +20567,7 @@
             </w:pPr>
             <w:r/>
             <w:r>
-              <w:t>546.50</w:t>
+              <w:t>548.50</w:t>
             </w:r>
           </w:p>
         </w:tc>
@@ -20598,7 +20598,7 @@
               <w:rPr>
                 <w:b/>
               </w:rPr>
-              <w:t>549.25</w:t>
+              <w:t>551.25</w:t>
             </w:r>
           </w:p>
         </w:tc>
@@ -20746,7 +20746,7 @@
             </w:pPr>
             <w:r/>
             <w:r>
-              <w:t>549.25</w:t>
+              <w:t>551.25</w:t>
             </w:r>
           </w:p>
         </w:tc>
@@ -20774,7 +20774,7 @@
             </w:pPr>
             <w:r/>
             <w:r>
-              <w:t>553.25</w:t>
+              <w:t>555.25</w:t>
             </w:r>
           </w:p>
         </w:tc>
@@ -20802,7 +20802,7 @@
             </w:pPr>
             <w:r/>
             <w:r>
-              <w:t>545.75</w:t>
+              <w:t>547.75</w:t>
             </w:r>
           </w:p>
         </w:tc>
@@ -20833,7 +20833,7 @@
               <w:rPr>
                 <w:b/>
               </w:rPr>
-              <w:t>549.75</w:t>
+              <w:t>551.75</w:t>
             </w:r>
           </w:p>
         </w:tc>
@@ -20981,7 +20981,7 @@
             </w:pPr>
             <w:r/>
             <w:r>
-              <w:t>549.75</w:t>
+              <w:t>551.75</w:t>
             </w:r>
           </w:p>
         </w:tc>
@@ -21009,7 +21009,7 @@
             </w:pPr>
             <w:r/>
             <w:r>
-              <w:t>553.75</w:t>
+              <w:t>555.75</w:t>
             </w:r>
           </w:p>
         </w:tc>
@@ -21037,7 +21037,7 @@
             </w:pPr>
             <w:r/>
             <w:r>
-              <w:t>548.00</w:t>
+              <w:t>550.00</w:t>
             </w:r>
           </w:p>
         </w:tc>
@@ -21068,7 +21068,7 @@
               <w:rPr>
                 <w:b/>
               </w:rPr>
-              <w:t>549.50</w:t>
+              <w:t>551.50</w:t>
             </w:r>
           </w:p>
         </w:tc>
@@ -21791,7 +21791,7 @@
         <w:t>Giá Chốt Phiên (Close):</w:t>
       </w:r>
       <w:r>
-        <w:t xml:space="preserve"> 748.75 cents | </w:t>
+        <w:t xml:space="preserve"> 750.75 cents | </w:t>
       </w:r>
       <w:r>
         <w:rPr>
@@ -21806,10 +21806,10 @@
         <w:rPr>
           <w:b/>
         </w:rPr>
-        <w:t>`751.65 cents`</w:t>
+        <w:t>`753.31 cents`</w:t>
       </w:r>
       <w:r>
-        <w:t xml:space="preserve"> (+2.90).</w:t>
+        <w:t xml:space="preserve"> (+2.56).</w:t>
       </w:r>
     </w:p>
     <w:p>
@@ -21830,7 +21830,7 @@
         <w:rPr>
           <w:b/>
         </w:rPr>
-        <w:t>`9,896`</w:t>
+        <w:t>`10,202`</w:t>
       </w:r>
       <w:r>
         <w:t xml:space="preserve"> (Chênh lệch: </w:t>
@@ -21839,7 +21839,7 @@
         <w:rPr>
           <w:b/>
         </w:rPr>
-        <w:t>`-90,803`</w:t>
+        <w:t>`-90,497`</w:t>
       </w:r>
       <w:r>
         <w:t xml:space="preserve">) | OI: </w:t>
@@ -21881,7 +21881,7 @@
         <w:rPr>
           <w:b/>
         </w:rPr>
-        <w:t>`Doji (Nến lưỡng lự thế trận)`</w:t>
+        <w:t>`Không phát hiện mô hình nến đặc biệt`</w:t>
       </w:r>
     </w:p>
     <w:p>
@@ -22173,7 +22173,7 @@
               <w:rPr>
                 <w:b/>
               </w:rPr>
-              <w:t>95.52</w:t>
+              <w:t>95.51</w:t>
             </w:r>
           </w:p>
         </w:tc>
@@ -22204,7 +22204,7 @@
               <w:rPr>
                 <w:b/>
               </w:rPr>
-              <w:t>+0.00%</w:t>
+              <w:t>-0.01%</w:t>
             </w:r>
           </w:p>
         </w:tc>
@@ -22232,7 +22232,7 @@
             </w:pPr>
             <w:r/>
             <w:r>
-              <w:t>Giá dầu Tăng tăng premium rủi ro địa chính trị và logistics Biển Đen, hỗ trợ giá lúa mì.</w:t>
+              <w:t>Giá dầu Giảm giảm bớt premium rủi ro địa chính trị, tạo áp lực chốt lời lúa mì.</w:t>
             </w:r>
           </w:p>
         </w:tc>
@@ -22296,7 +22296,7 @@
               <w:rPr>
                 <w:b/>
               </w:rPr>
-              <w:t>99.00</w:t>
+              <w:t>99.01</w:t>
             </w:r>
           </w:p>
         </w:tc>
@@ -22327,7 +22327,7 @@
               <w:rPr>
                 <w:b/>
               </w:rPr>
-              <w:t>+0.00%</w:t>
+              <w:t>+0.01%</w:t>
             </w:r>
           </w:p>
         </w:tc>
@@ -22941,7 +22941,7 @@
         <w:t xml:space="preserve"> EMA_21 </w:t>
       </w:r>
       <w:r>
-        <w:t xml:space="preserve"> (754.16) &lt; </w:t>
+        <w:t xml:space="preserve"> (753.91) &lt; </w:t>
       </w:r>
       <w:r>
         <w:rPr>
@@ -22952,7 +22952,7 @@
         <w:t xml:space="preserve"> EMA_50 </w:t>
       </w:r>
       <w:r>
-        <w:t xml:space="preserve"> (761.40).</w:t>
+        <w:t xml:space="preserve"> (761.01).</w:t>
       </w:r>
     </w:p>
     <w:p>
@@ -22973,7 +22973,7 @@
         <w:rPr>
           <w:b/>
         </w:rPr>
-        <w:t>`43.47`</w:t>
+        <w:t>`45.26`</w:t>
       </w:r>
       <w:r>
         <w:t xml:space="preserve"> | ATR (14) = </w:t>
@@ -22982,7 +22982,7 @@
         <w:rPr>
           <w:b/>
         </w:rPr>
-        <w:t>`7.76`</w:t>
+        <w:t>`7.12`</w:t>
       </w:r>
       <w:r>
         <w:t xml:space="preserve"> cents | Volatility = </w:t>
@@ -22991,7 +22991,7 @@
         <w:rPr>
           <w:b/>
         </w:rPr>
-        <w:t>`2.00 cents`</w:t>
+        <w:t>`2.50 cents`</w:t>
       </w:r>
       <w:r>
         <w:t>.</w:t>
@@ -23766,7 +23766,7 @@
           <w:b/>
           <w:color w:val="B91C1C"/>
         </w:rPr>
-        <w:t>`754.16 - 761.40 cents (Canh bán hồi kỹ thuật H1)`</w:t>
+        <w:t>`753.91 - 761.01 cents (Canh bán hồi kỹ thuật H1)`</w:t>
       </w:r>
       <w:r>
         <w:t xml:space="preserve"> | SL: </w:t>
@@ -23775,7 +23775,7 @@
         <w:rPr>
           <w:b/>
         </w:rPr>
-        <w:t>`806.64 cents (Trên kháng cự R2 + 1.5x ATR)`</w:t>
+        <w:t>`805.68 cents (Trên kháng cự R2 + 1.5x ATR)`</w:t>
       </w:r>
       <w:r>
         <w:t xml:space="preserve"> | TP: </w:t>
@@ -23846,7 +23846,7 @@
         <w:rPr>
           <w:b/>
         </w:rPr>
-        <w:t>`637.49 cents`</w:t>
+        <w:t>`638.13 cents`</w:t>
       </w:r>
       <w:r>
         <w:t xml:space="preserve"> | TP: </w:t>
@@ -23892,7 +23892,7 @@
         <w:rPr>
           <w:b/>
         </w:rPr>
-        <w:t>`765.76 cents`</w:t>
+        <w:t>`765.12 cents`</w:t>
       </w:r>
       <w:r>
         <w:t xml:space="preserve"> | TP: </w:t>
@@ -23941,7 +23941,7 @@
         <w:rPr>
           <w:b/>
         </w:rPr>
-        <w:t>`614.20 - 645.25 cents`</w:t>
+        <w:t>`616.76 - 645.25 cents`</w:t>
       </w:r>
     </w:p>
     <w:p>
@@ -24348,7 +24348,7 @@
             </w:pPr>
             <w:r/>
             <w:r>
-              <w:t>748.75</w:t>
+              <w:t>750.75</w:t>
             </w:r>
           </w:p>
         </w:tc>
@@ -24376,7 +24376,7 @@
             </w:pPr>
             <w:r/>
             <w:r>
-              <w:t>760.00</w:t>
+              <w:t>762.00</w:t>
             </w:r>
           </w:p>
         </w:tc>
@@ -24404,7 +24404,7 @@
             </w:pPr>
             <w:r/>
             <w:r>
-              <w:t>743.25</w:t>
+              <w:t>745.25</w:t>
             </w:r>
           </w:p>
         </w:tc>
@@ -24435,7 +24435,7 @@
               <w:rPr>
                 <w:b/>
               </w:rPr>
-              <w:t>748.00</w:t>
+              <w:t>750.00</w:t>
             </w:r>
           </w:p>
         </w:tc>
@@ -24583,7 +24583,7 @@
             </w:pPr>
             <w:r/>
             <w:r>
-              <w:t>748.00</w:t>
+              <w:t>750.00</w:t>
             </w:r>
           </w:p>
         </w:tc>
@@ -24611,7 +24611,7 @@
             </w:pPr>
             <w:r/>
             <w:r>
-              <w:t>755.50</w:t>
+              <w:t>757.50</w:t>
             </w:r>
           </w:p>
         </w:tc>
@@ -24639,7 +24639,7 @@
             </w:pPr>
             <w:r/>
             <w:r>
-              <w:t>742.00</w:t>
+              <w:t>744.00</w:t>
             </w:r>
           </w:p>
         </w:tc>
@@ -24670,7 +24670,7 @@
               <w:rPr>
                 <w:b/>
               </w:rPr>
-              <w:t>747.50</w:t>
+              <w:t>749.50</w:t>
             </w:r>
           </w:p>
         </w:tc>
@@ -24818,7 +24818,7 @@
             </w:pPr>
             <w:r/>
             <w:r>
-              <w:t>747.50</w:t>
+              <w:t>749.50</w:t>
             </w:r>
           </w:p>
         </w:tc>
@@ -24846,7 +24846,7 @@
             </w:pPr>
             <w:r/>
             <w:r>
-              <w:t>761.25</w:t>
+              <w:t>763.25</w:t>
             </w:r>
           </w:p>
         </w:tc>
@@ -24874,7 +24874,7 @@
             </w:pPr>
             <w:r/>
             <w:r>
-              <w:t>732.75</w:t>
+              <w:t>734.75</w:t>
             </w:r>
           </w:p>
         </w:tc>
@@ -24905,7 +24905,7 @@
               <w:rPr>
                 <w:b/>
               </w:rPr>
-              <w:t>749.50</w:t>
+              <w:t>751.50</w:t>
             </w:r>
           </w:p>
         </w:tc>
@@ -25053,7 +25053,7 @@
             </w:pPr>
             <w:r/>
             <w:r>
-              <w:t>749.50</w:t>
+              <w:t>751.50</w:t>
             </w:r>
           </w:p>
         </w:tc>
@@ -25081,7 +25081,7 @@
             </w:pPr>
             <w:r/>
             <w:r>
-              <w:t>762.75</w:t>
+              <w:t>764.75</w:t>
             </w:r>
           </w:p>
         </w:tc>
@@ -25109,7 +25109,7 @@
             </w:pPr>
             <w:r/>
             <w:r>
-              <w:t>741.25</w:t>
+              <w:t>743.25</w:t>
             </w:r>
           </w:p>
         </w:tc>
@@ -25140,7 +25140,7 @@
               <w:rPr>
                 <w:b/>
               </w:rPr>
-              <w:t>750.75</w:t>
+              <w:t>752.75</w:t>
             </w:r>
           </w:p>
         </w:tc>
@@ -25288,7 +25288,7 @@
             </w:pPr>
             <w:r/>
             <w:r>
-              <w:t>750.75</w:t>
+              <w:t>752.75</w:t>
             </w:r>
           </w:p>
         </w:tc>
@@ -25316,7 +25316,7 @@
             </w:pPr>
             <w:r/>
             <w:r>
-              <w:t>767.25</w:t>
+              <w:t>769.25</w:t>
             </w:r>
           </w:p>
         </w:tc>
@@ -25344,7 +25344,7 @@
             </w:pPr>
             <w:r/>
             <w:r>
-              <w:t>740.25</w:t>
+              <w:t>742.25</w:t>
             </w:r>
           </w:p>
         </w:tc>
@@ -25375,7 +25375,7 @@
               <w:rPr>
                 <w:b/>
               </w:rPr>
-              <w:t>755.25</w:t>
+              <w:t>757.25</w:t>
             </w:r>
           </w:p>
         </w:tc>
@@ -25523,7 +25523,7 @@
             </w:pPr>
             <w:r/>
             <w:r>
-              <w:t>755.25</w:t>
+              <w:t>757.25</w:t>
             </w:r>
           </w:p>
         </w:tc>
@@ -25551,7 +25551,7 @@
             </w:pPr>
             <w:r/>
             <w:r>
-              <w:t>763.00</w:t>
+              <w:t>765.00</w:t>
             </w:r>
           </w:p>
         </w:tc>
@@ -25579,7 +25579,7 @@
             </w:pPr>
             <w:r/>
             <w:r>
-              <w:t>744.25</w:t>
+              <w:t>746.25</w:t>
             </w:r>
           </w:p>
         </w:tc>
@@ -25610,7 +25610,7 @@
               <w:rPr>
                 <w:b/>
               </w:rPr>
-              <w:t>756.50</w:t>
+              <w:t>758.50</w:t>
             </w:r>
           </w:p>
         </w:tc>
@@ -25758,7 +25758,7 @@
             </w:pPr>
             <w:r/>
             <w:r>
-              <w:t>756.50</w:t>
+              <w:t>758.50</w:t>
             </w:r>
           </w:p>
         </w:tc>
@@ -25786,7 +25786,7 @@
             </w:pPr>
             <w:r/>
             <w:r>
-              <w:t>764.75</w:t>
+              <w:t>766.75</w:t>
             </w:r>
           </w:p>
         </w:tc>
@@ -25814,7 +25814,7 @@
             </w:pPr>
             <w:r/>
             <w:r>
-              <w:t>746.00</w:t>
+              <w:t>748.00</w:t>
             </w:r>
           </w:p>
         </w:tc>
@@ -25845,7 +25845,7 @@
               <w:rPr>
                 <w:b/>
               </w:rPr>
-              <w:t>758.25</w:t>
+              <w:t>760.25</w:t>
             </w:r>
           </w:p>
         </w:tc>
@@ -25993,7 +25993,7 @@
             </w:pPr>
             <w:r/>
             <w:r>
-              <w:t>758.25</w:t>
+              <w:t>760.25</w:t>
             </w:r>
           </w:p>
         </w:tc>
@@ -26021,7 +26021,7 @@
             </w:pPr>
             <w:r/>
             <w:r>
-              <w:t>770.50</w:t>
+              <w:t>772.50</w:t>
             </w:r>
           </w:p>
         </w:tc>
@@ -26049,7 +26049,7 @@
             </w:pPr>
             <w:r/>
             <w:r>
-              <w:t>748.50</w:t>
+              <w:t>750.50</w:t>
             </w:r>
           </w:p>
         </w:tc>
@@ -26080,7 +26080,7 @@
               <w:rPr>
                 <w:b/>
               </w:rPr>
-              <w:t>757.25</w:t>
+              <w:t>759.25</w:t>
             </w:r>
           </w:p>
         </w:tc>
@@ -26228,7 +26228,7 @@
             </w:pPr>
             <w:r/>
             <w:r>
-              <w:t>757.25</w:t>
+              <w:t>759.25</w:t>
             </w:r>
           </w:p>
         </w:tc>
@@ -26256,7 +26256,7 @@
             </w:pPr>
             <w:r/>
             <w:r>
-              <w:t>767.75</w:t>
+              <w:t>769.75</w:t>
             </w:r>
           </w:p>
         </w:tc>
@@ -26284,7 +26284,7 @@
             </w:pPr>
             <w:r/>
             <w:r>
-              <w:t>742.50</w:t>
+              <w:t>744.50</w:t>
             </w:r>
           </w:p>
         </w:tc>
@@ -26315,7 +26315,7 @@
               <w:rPr>
                 <w:b/>
               </w:rPr>
-              <w:t>759.50</w:t>
+              <w:t>761.50</w:t>
             </w:r>
           </w:p>
         </w:tc>
@@ -26463,7 +26463,7 @@
             </w:pPr>
             <w:r/>
             <w:r>
-              <w:t>759.50</w:t>
+              <w:t>761.50</w:t>
             </w:r>
           </w:p>
         </w:tc>
@@ -26491,7 +26491,7 @@
             </w:pPr>
             <w:r/>
             <w:r>
-              <w:t>770.00</w:t>
+              <w:t>772.00</w:t>
             </w:r>
           </w:p>
         </w:tc>
@@ -26519,7 +26519,7 @@
             </w:pPr>
             <w:r/>
             <w:r>
-              <w:t>753.25</w:t>
+              <w:t>755.25</w:t>
             </w:r>
           </w:p>
         </w:tc>
@@ -26550,7 +26550,7 @@
               <w:rPr>
                 <w:b/>
               </w:rPr>
-              <w:t>760.25</w:t>
+              <w:t>762.25</w:t>
             </w:r>
           </w:p>
         </w:tc>
@@ -26698,7 +26698,7 @@
             </w:pPr>
             <w:r/>
             <w:r>
-              <w:t>760.25</w:t>
+              <w:t>762.25</w:t>
             </w:r>
           </w:p>
         </w:tc>
@@ -26726,7 +26726,7 @@
             </w:pPr>
             <w:r/>
             <w:r>
-              <w:t>774.50</w:t>
+              <w:t>776.50</w:t>
             </w:r>
           </w:p>
         </w:tc>
@@ -26754,7 +26754,7 @@
             </w:pPr>
             <w:r/>
             <w:r>
-              <w:t>745.50</w:t>
+              <w:t>747.50</w:t>
             </w:r>
           </w:p>
         </w:tc>
@@ -26785,7 +26785,7 @@
               <w:rPr>
                 <w:b/>
               </w:rPr>
-              <w:t>762.25</w:t>
+              <w:t>764.25</w:t>
             </w:r>
           </w:p>
         </w:tc>
@@ -26933,7 +26933,7 @@
             </w:pPr>
             <w:r/>
             <w:r>
-              <w:t>762.25</w:t>
+              <w:t>764.25</w:t>
             </w:r>
           </w:p>
         </w:tc>
@@ -26961,7 +26961,7 @@
             </w:pPr>
             <w:r/>
             <w:r>
-              <w:t>768.75</w:t>
+              <w:t>770.75</w:t>
             </w:r>
           </w:p>
         </w:tc>
@@ -26989,7 +26989,7 @@
             </w:pPr>
             <w:r/>
             <w:r>
-              <w:t>755.50</w:t>
+              <w:t>757.50</w:t>
             </w:r>
           </w:p>
         </w:tc>
@@ -27020,7 +27020,7 @@
               <w:rPr>
                 <w:b/>
               </w:rPr>
-              <w:t>762.50</w:t>
+              <w:t>764.50</w:t>
             </w:r>
           </w:p>
         </w:tc>
@@ -27168,7 +27168,7 @@
             </w:pPr>
             <w:r/>
             <w:r>
-              <w:t>762.50</w:t>
+              <w:t>764.50</w:t>
             </w:r>
           </w:p>
         </w:tc>
@@ -27196,7 +27196,7 @@
             </w:pPr>
             <w:r/>
             <w:r>
-              <w:t>772.75</w:t>
+              <w:t>774.75</w:t>
             </w:r>
           </w:p>
         </w:tc>
@@ -27224,7 +27224,7 @@
             </w:pPr>
             <w:r/>
             <w:r>
-              <w:t>754.50</w:t>
+              <w:t>756.50</w:t>
             </w:r>
           </w:p>
         </w:tc>
@@ -27255,7 +27255,7 @@
               <w:rPr>
                 <w:b/>
               </w:rPr>
-              <w:t>763.00</w:t>
+              <w:t>765.00</w:t>
             </w:r>
           </w:p>
         </w:tc>
@@ -27403,7 +27403,7 @@
             </w:pPr>
             <w:r/>
             <w:r>
-              <w:t>763.00</w:t>
+              <w:t>765.00</w:t>
             </w:r>
           </w:p>
         </w:tc>
@@ -27431,7 +27431,7 @@
             </w:pPr>
             <w:r/>
             <w:r>
-              <w:t>770.00</w:t>
+              <w:t>772.00</w:t>
             </w:r>
           </w:p>
         </w:tc>
@@ -27459,7 +27459,7 @@
             </w:pPr>
             <w:r/>
             <w:r>
-              <w:t>757.00</w:t>
+              <w:t>759.00</w:t>
             </w:r>
           </w:p>
         </w:tc>
@@ -27490,7 +27490,7 @@
               <w:rPr>
                 <w:b/>
               </w:rPr>
-              <w:t>762.25</w:t>
+              <w:t>764.25</w:t>
             </w:r>
           </w:p>
         </w:tc>
@@ -27638,7 +27638,7 @@
             </w:pPr>
             <w:r/>
             <w:r>
-              <w:t>762.25</w:t>
+              <w:t>764.25</w:t>
             </w:r>
           </w:p>
         </w:tc>
@@ -27666,7 +27666,7 @@
             </w:pPr>
             <w:r/>
             <w:r>
-              <w:t>775.75</w:t>
+              <w:t>777.75</w:t>
             </w:r>
           </w:p>
         </w:tc>
@@ -27694,7 +27694,7 @@
             </w:pPr>
             <w:r/>
             <w:r>
-              <w:t>749.25</w:t>
+              <w:t>751.25</w:t>
             </w:r>
           </w:p>
         </w:tc>
@@ -27725,7 +27725,7 @@
               <w:rPr>
                 <w:b/>
               </w:rPr>
-              <w:t>764.00</w:t>
+              <w:t>766.00</w:t>
             </w:r>
           </w:p>
         </w:tc>
@@ -27873,7 +27873,7 @@
             </w:pPr>
             <w:r/>
             <w:r>
-              <w:t>764.00</w:t>
+              <w:t>766.00</w:t>
             </w:r>
           </w:p>
         </w:tc>
@@ -27901,7 +27901,7 @@
             </w:pPr>
             <w:r/>
             <w:r>
-              <w:t>773.25</w:t>
+              <w:t>775.25</w:t>
             </w:r>
           </w:p>
         </w:tc>
@@ -27929,7 +27929,7 @@
             </w:pPr>
             <w:r/>
             <w:r>
-              <w:t>753.25</w:t>
+              <w:t>755.25</w:t>
             </w:r>
           </w:p>
         </w:tc>
@@ -27960,7 +27960,7 @@
               <w:rPr>
                 <w:b/>
               </w:rPr>
-              <w:t>764.50</w:t>
+              <w:t>766.50</w:t>
             </w:r>
           </w:p>
         </w:tc>
@@ -28108,7 +28108,7 @@
             </w:pPr>
             <w:r/>
             <w:r>
-              <w:t>764.50</w:t>
+              <w:t>766.50</w:t>
             </w:r>
           </w:p>
         </w:tc>
@@ -28136,7 +28136,7 @@
             </w:pPr>
             <w:r/>
             <w:r>
-              <w:t>776.75</w:t>
+              <w:t>778.75</w:t>
             </w:r>
           </w:p>
         </w:tc>
@@ -28164,7 +28164,7 @@
             </w:pPr>
             <w:r/>
             <w:r>
-              <w:t>750.25</w:t>
+              <w:t>752.25</w:t>
             </w:r>
           </w:p>
         </w:tc>
@@ -28195,7 +28195,7 @@
               <w:rPr>
                 <w:b/>
               </w:rPr>
-              <w:t>763.00</w:t>
+              <w:t>765.00</w:t>
             </w:r>
           </w:p>
         </w:tc>
@@ -28343,7 +28343,7 @@
             </w:pPr>
             <w:r/>
             <w:r>
-              <w:t>763.00</w:t>
+              <w:t>765.00</w:t>
             </w:r>
           </w:p>
         </w:tc>
@@ -28371,7 +28371,7 @@
             </w:pPr>
             <w:r/>
             <w:r>
-              <w:t>770.00</w:t>
+              <w:t>772.00</w:t>
             </w:r>
           </w:p>
         </w:tc>
@@ -28399,7 +28399,7 @@
             </w:pPr>
             <w:r/>
             <w:r>
-              <w:t>753.50</w:t>
+              <w:t>755.50</w:t>
             </w:r>
           </w:p>
         </w:tc>
@@ -28430,7 +28430,7 @@
               <w:rPr>
                 <w:b/>
               </w:rPr>
-              <w:t>763.50</w:t>
+              <w:t>765.50</w:t>
             </w:r>
           </w:p>
         </w:tc>
@@ -28578,7 +28578,7 @@
             </w:pPr>
             <w:r/>
             <w:r>
-              <w:t>763.50</w:t>
+              <w:t>765.50</w:t>
             </w:r>
           </w:p>
         </w:tc>
@@ -28606,7 +28606,7 @@
             </w:pPr>
             <w:r/>
             <w:r>
-              <w:t>774.00</w:t>
+              <w:t>776.00</w:t>
             </w:r>
           </w:p>
         </w:tc>
@@ -28634,7 +28634,7 @@
             </w:pPr>
             <w:r/>
             <w:r>
-              <w:t>756.25</w:t>
+              <w:t>758.25</w:t>
             </w:r>
           </w:p>
         </w:tc>
@@ -28665,7 +28665,7 @@
               <w:rPr>
                 <w:b/>
               </w:rPr>
-              <w:t>763.25</w:t>
+              <w:t>765.25</w:t>
             </w:r>
           </w:p>
         </w:tc>
@@ -28813,7 +28813,7 @@
             </w:pPr>
             <w:r/>
             <w:r>
-              <w:t>763.25</w:t>
+              <w:t>765.25</w:t>
             </w:r>
           </w:p>
         </w:tc>
@@ -28841,7 +28841,7 @@
             </w:pPr>
             <w:r/>
             <w:r>
-              <w:t>773.00</w:t>
+              <w:t>775.00</w:t>
             </w:r>
           </w:p>
         </w:tc>
@@ -28869,7 +28869,7 @@
             </w:pPr>
             <w:r/>
             <w:r>
-              <w:t>753.50</w:t>
+              <w:t>755.50</w:t>
             </w:r>
           </w:p>
         </w:tc>
@@ -28900,7 +28900,7 @@
               <w:rPr>
                 <w:b/>
               </w:rPr>
-              <w:t>763.75</w:t>
+              <w:t>765.75</w:t>
             </w:r>
           </w:p>
         </w:tc>
@@ -29048,7 +29048,7 @@
             </w:pPr>
             <w:r/>
             <w:r>
-              <w:t>763.75</w:t>
+              <w:t>765.75</w:t>
             </w:r>
           </w:p>
         </w:tc>
@@ -29076,7 +29076,7 @@
             </w:pPr>
             <w:r/>
             <w:r>
-              <w:t>774.50</w:t>
+              <w:t>776.50</w:t>
             </w:r>
           </w:p>
         </w:tc>
@@ -29104,7 +29104,7 @@
             </w:pPr>
             <w:r/>
             <w:r>
-              <w:t>756.50</w:t>
+              <w:t>758.50</w:t>
             </w:r>
           </w:p>
         </w:tc>
@@ -29135,7 +29135,7 @@
               <w:rPr>
                 <w:b/>
               </w:rPr>
-              <w:t>764.50</w:t>
+              <w:t>766.50</w:t>
             </w:r>
           </w:p>
         </w:tc>
@@ -29283,7 +29283,7 @@
             </w:pPr>
             <w:r/>
             <w:r>
-              <w:t>764.50</w:t>
+              <w:t>766.50</w:t>
             </w:r>
           </w:p>
         </w:tc>
@@ -29311,7 +29311,7 @@
             </w:pPr>
             <w:r/>
             <w:r>
-              <w:t>771.00</w:t>
+              <w:t>773.00</w:t>
             </w:r>
           </w:p>
         </w:tc>
@@ -29339,7 +29339,7 @@
             </w:pPr>
             <w:r/>
             <w:r>
-              <w:t>756.00</w:t>
+              <w:t>758.00</w:t>
             </w:r>
           </w:p>
         </w:tc>
@@ -29370,7 +29370,7 @@
               <w:rPr>
                 <w:b/>
               </w:rPr>
-              <w:t>765.00</w:t>
+              <w:t>767.00</w:t>
             </w:r>
           </w:p>
         </w:tc>
@@ -29518,7 +29518,7 @@
             </w:pPr>
             <w:r/>
             <w:r>
-              <w:t>765.00</w:t>
+              <w:t>767.00</w:t>
             </w:r>
           </w:p>
         </w:tc>
@@ -29546,7 +29546,7 @@
             </w:pPr>
             <w:r/>
             <w:r>
-              <w:t>776.00</w:t>
+              <w:t>778.00</w:t>
             </w:r>
           </w:p>
         </w:tc>
@@ -29574,7 +29574,7 @@
             </w:pPr>
             <w:r/>
             <w:r>
-              <w:t>753.25</w:t>
+              <w:t>755.25</w:t>
             </w:r>
           </w:p>
         </w:tc>
@@ -29605,7 +29605,7 @@
               <w:rPr>
                 <w:b/>
               </w:rPr>
-              <w:t>768.50</w:t>
+              <w:t>770.50</w:t>
             </w:r>
           </w:p>
         </w:tc>
@@ -29753,7 +29753,7 @@
             </w:pPr>
             <w:r/>
             <w:r>
-              <w:t>768.50</w:t>
+              <w:t>770.50</w:t>
             </w:r>
           </w:p>
         </w:tc>
@@ -29781,7 +29781,7 @@
             </w:pPr>
             <w:r/>
             <w:r>
-              <w:t>774.00</w:t>
+              <w:t>776.00</w:t>
             </w:r>
           </w:p>
         </w:tc>
@@ -29809,7 +29809,7 @@
             </w:pPr>
             <w:r/>
             <w:r>
-              <w:t>760.75</w:t>
+              <w:t>762.75</w:t>
             </w:r>
           </w:p>
         </w:tc>
@@ -29840,7 +29840,7 @@
               <w:rPr>
                 <w:b/>
               </w:rPr>
-              <w:t>769.25</w:t>
+              <w:t>771.25</w:t>
             </w:r>
           </w:p>
         </w:tc>
@@ -29988,7 +29988,7 @@
             </w:pPr>
             <w:r/>
             <w:r>
-              <w:t>769.25</w:t>
+              <w:t>771.25</w:t>
             </w:r>
           </w:p>
         </w:tc>
@@ -30016,7 +30016,7 @@
             </w:pPr>
             <w:r/>
             <w:r>
-              <w:t>778.50</w:t>
+              <w:t>780.50</w:t>
             </w:r>
           </w:p>
         </w:tc>
@@ -30044,7 +30044,7 @@
             </w:pPr>
             <w:r/>
             <w:r>
-              <w:t>762.75</w:t>
+              <w:t>764.75</w:t>
             </w:r>
           </w:p>
         </w:tc>
@@ -30075,7 +30075,7 @@
               <w:rPr>
                 <w:b/>
               </w:rPr>
-              <w:t>768.50</w:t>
+              <w:t>770.50</w:t>
             </w:r>
           </w:p>
         </w:tc>
@@ -30223,7 +30223,7 @@
             </w:pPr>
             <w:r/>
             <w:r>
-              <w:t>768.50</w:t>
+              <w:t>770.50</w:t>
             </w:r>
           </w:p>
         </w:tc>
@@ -30251,7 +30251,7 @@
             </w:pPr>
             <w:r/>
             <w:r>
-              <w:t>776.00</w:t>
+              <w:t>778.00</w:t>
             </w:r>
           </w:p>
         </w:tc>
@@ -30279,7 +30279,7 @@
             </w:pPr>
             <w:r/>
             <w:r>
-              <w:t>762.50</w:t>
+              <w:t>764.50</w:t>
             </w:r>
           </w:p>
         </w:tc>
@@ -30310,7 +30310,7 @@
               <w:rPr>
                 <w:b/>
               </w:rPr>
-              <w:t>767.50</w:t>
+              <w:t>769.50</w:t>
             </w:r>
           </w:p>
         </w:tc>
@@ -30458,7 +30458,7 @@
             </w:pPr>
             <w:r/>
             <w:r>
-              <w:t>767.50</w:t>
+              <w:t>769.50</w:t>
             </w:r>
           </w:p>
         </w:tc>
@@ -30486,7 +30486,7 @@
             </w:pPr>
             <w:r/>
             <w:r>
-              <w:t>774.50</w:t>
+              <w:t>776.50</w:t>
             </w:r>
           </w:p>
         </w:tc>
@@ -30514,7 +30514,7 @@
             </w:pPr>
             <w:r/>
             <w:r>
-              <w:t>754.00</w:t>
+              <w:t>756.00</w:t>
             </w:r>
           </w:p>
         </w:tc>
@@ -30545,7 +30545,7 @@
               <w:rPr>
                 <w:b/>
               </w:rPr>
-              <w:t>768.25</w:t>
+              <w:t>770.25</w:t>
             </w:r>
           </w:p>
         </w:tc>
@@ -30693,7 +30693,7 @@
             </w:pPr>
             <w:r/>
             <w:r>
-              <w:t>768.25</w:t>
+              <w:t>770.25</w:t>
             </w:r>
           </w:p>
         </w:tc>
@@ -30721,7 +30721,7 @@
             </w:pPr>
             <w:r/>
             <w:r>
-              <w:t>777.50</w:t>
+              <w:t>779.50</w:t>
             </w:r>
           </w:p>
         </w:tc>
@@ -30749,7 +30749,7 @@
             </w:pPr>
             <w:r/>
             <w:r>
-              <w:t>761.00</w:t>
+              <w:t>763.00</w:t>
             </w:r>
           </w:p>
         </w:tc>
@@ -30780,7 +30780,7 @@
               <w:rPr>
                 <w:b/>
               </w:rPr>
-              <w:t>768.00</w:t>
+              <w:t>770.00</w:t>
             </w:r>
           </w:p>
         </w:tc>
@@ -30928,7 +30928,7 @@
             </w:pPr>
             <w:r/>
             <w:r>
-              <w:t>768.00</w:t>
+              <w:t>770.00</w:t>
             </w:r>
           </w:p>
         </w:tc>
@@ -30956,7 +30956,7 @@
             </w:pPr>
             <w:r/>
             <w:r>
-              <w:t>776.50</w:t>
+              <w:t>778.50</w:t>
             </w:r>
           </w:p>
         </w:tc>
@@ -30984,7 +30984,7 @@
             </w:pPr>
             <w:r/>
             <w:r>
-              <w:t>754.00</w:t>
+              <w:t>756.00</w:t>
             </w:r>
           </w:p>
         </w:tc>
@@ -31015,7 +31015,7 @@
               <w:rPr>
                 <w:b/>
               </w:rPr>
-              <w:t>769.75</w:t>
+              <w:t>771.75</w:t>
             </w:r>
           </w:p>
         </w:tc>
@@ -31163,7 +31163,7 @@
             </w:pPr>
             <w:r/>
             <w:r>
-              <w:t>769.75</w:t>
+              <w:t>771.75</w:t>
             </w:r>
           </w:p>
         </w:tc>
@@ -31191,7 +31191,7 @@
             </w:pPr>
             <w:r/>
             <w:r>
-              <w:t>776.00</w:t>
+              <w:t>778.00</w:t>
             </w:r>
           </w:p>
         </w:tc>
@@ -31219,7 +31219,7 @@
             </w:pPr>
             <w:r/>
             <w:r>
-              <w:t>763.25</w:t>
+              <w:t>765.25</w:t>
             </w:r>
           </w:p>
         </w:tc>
@@ -31250,7 +31250,7 @@
               <w:rPr>
                 <w:b/>
               </w:rPr>
-              <w:t>769.00</w:t>
+              <w:t>771.00</w:t>
             </w:r>
           </w:p>
         </w:tc>

--- a/Daily Reports/04_09_2026-CBOT Reports.docx
+++ b/Daily Reports/04_09_2026-CBOT Reports.docx
@@ -104,7 +104,7 @@
           <w:color w:val="5C768D"/>
           <w:sz w:val="19"/>
         </w:rPr>
-        <w:t>Cập nhật tự động qua `macro_tracker.py` vào lúc 16:01 ICT ngày 04/09/2026</w:t>
+        <w:t>Cập nhật tự động qua `macro_tracker.py` vào lúc 17:20 ICT ngày 04/09/2026</w:t>
       </w:r>
     </w:p>
     <w:tbl>
@@ -313,7 +313,7 @@
               <w:rPr>
                 <w:b/>
               </w:rPr>
-              <w:t>95.16 / thùng</w:t>
+              <w:t>95.40 / thùng</w:t>
             </w:r>
           </w:p>
         </w:tc>
@@ -344,7 +344,7 @@
               <w:rPr>
                 <w:b/>
               </w:rPr>
-              <w:t>-0.38%</w:t>
+              <w:t>-0.13%</w:t>
             </w:r>
           </w:p>
         </w:tc>
@@ -442,7 +442,7 @@
               <w:rPr>
                 <w:b/>
               </w:rPr>
-              <w:t>99.06</w:t>
+              <w:t>99.11</w:t>
             </w:r>
           </w:p>
         </w:tc>
@@ -473,7 +473,7 @@
               <w:rPr>
                 <w:b/>
               </w:rPr>
-              <w:t>+0.06%</w:t>
+              <w:t>+0.11%</w:t>
             </w:r>
           </w:p>
         </w:tc>
@@ -1228,7 +1228,7 @@
         <w:rPr>
           <w:b/>
         </w:rPr>
-        <w:t>`95.16` (-0.38%)</w:t>
+        <w:t>`95.40` (-0.13%)</w:t>
       </w:r>
       <w:r>
         <w:t xml:space="preserve"> | DXY: </w:t>
@@ -1237,7 +1237,7 @@
         <w:rPr>
           <w:b/>
         </w:rPr>
-        <w:t>`99.06` (+0.06%)</w:t>
+        <w:t>`99.11` (+0.11%)</w:t>
       </w:r>
       <w:r>
         <w:t xml:space="preserve"> | Lúa mì CBOT: </w:t>
@@ -1246,7 +1246,7 @@
         <w:rPr>
           <w:b/>
         </w:rPr>
-        <w:t>`747.25` (+1.53%)</w:t>
+        <w:t>`757.00` (+2.85%)</w:t>
       </w:r>
       <w:r>
         <w:t>.</w:t>
@@ -1316,7 +1316,7 @@
           <w:color w:val="5C768D"/>
           <w:sz w:val="19"/>
         </w:rPr>
-        <w:t>Cập nhật tự động lúc 16:01 ICT ngày 04/09/2026 — Nguồn: NOAA, USDA, BOM Australia</w:t>
+        <w:t>Cập nhật tự động lúc 17:20 ICT ngày 04/09/2026 — Nguồn: NOAA, USDA, BOM Australia</w:t>
       </w:r>
     </w:p>
     <w:p>
@@ -3584,7 +3584,7 @@
               <w:rPr>
                 <w:b/>
               </w:rPr>
-              <w:t>538.00</w:t>
+              <w:t>540.50</w:t>
             </w:r>
           </w:p>
         </w:tc>
@@ -3615,7 +3615,7 @@
               <w:rPr>
                 <w:b/>
               </w:rPr>
-              <w:t>539.45 (+1.45)</w:t>
+              <w:t>542.04 (+1.54)</w:t>
             </w:r>
           </w:p>
         </w:tc>
@@ -3643,7 +3643,7 @@
             </w:pPr>
             <w:r/>
             <w:r>
-              <w:t>Bullish (538.42 &gt; 538.31)</w:t>
+              <w:t>Bullish (538.82 &gt; 538.50)</w:t>
             </w:r>
           </w:p>
         </w:tc>
@@ -3671,7 +3671,7 @@
             </w:pPr>
             <w:r/>
             <w:r>
-              <w:t>2.00 cents</w:t>
+              <w:t>2.75 cents</w:t>
             </w:r>
           </w:p>
         </w:tc>
@@ -3832,7 +3832,7 @@
               <w:rPr>
                 <w:b/>
               </w:rPr>
-              <w:t>747.25</w:t>
+              <w:t>757.00</w:t>
             </w:r>
           </w:p>
         </w:tc>
@@ -3863,7 +3863,7 @@
               <w:rPr>
                 <w:b/>
               </w:rPr>
-              <w:t>749.54 (+2.29)</w:t>
+              <w:t>760.02 (+3.02)</w:t>
             </w:r>
           </w:p>
         </w:tc>
@@ -3891,7 +3891,7 @@
             </w:pPr>
             <w:r/>
             <w:r>
-              <w:t>Bearish (752.48 &lt; 759.35)</w:t>
+              <w:t>Bearish (753.19 &lt; 759.13)</w:t>
             </w:r>
           </w:p>
         </w:tc>
@@ -3919,7 +3919,7 @@
             </w:pPr>
             <w:r/>
             <w:r>
-              <w:t>6.00 cents</w:t>
+              <w:t>7.50 cents</w:t>
             </w:r>
           </w:p>
         </w:tc>
@@ -4357,7 +4357,7 @@
                 <w:b/>
                 <w:color w:val="15803D"/>
               </w:rPr>
-              <w:t>536.25 - 538.42 cents (Canh mua vùng hỗ trợ)</w:t>
+              <w:t>536.75 - 538.82 cents (Canh mua vùng hỗ trợ)</w:t>
             </w:r>
           </w:p>
         </w:tc>
@@ -4388,7 +4388,7 @@
               <w:rPr>
                 <w:b/>
               </w:rPr>
-              <w:t>452.53 cents (Dưới cản S2 + 1.5x ATR)</w:t>
+              <w:t>452.41 cents (Dưới cản S2 + 1.5x ATR)</w:t>
             </w:r>
           </w:p>
         </w:tc>
@@ -4424,7 +4424,7 @@
                 <w:color w:val="D97706"/>
                 <w:sz w:val="19"/>
               </w:rPr>
-              <w:t xml:space="preserve"> 539.75 cents </w:t>
+              <w:t xml:space="preserve"> 543.75 cents </w:t>
             </w:r>
             <w:r>
               <w:t xml:space="preserve"> / TP2: </w:t>
@@ -4569,7 +4569,7 @@
               <w:rPr>
                 <w:b/>
               </w:rPr>
-              <w:t>534.75 - 536.25 cents</w:t>
+              <w:t>535.25 - 536.75 cents</w:t>
             </w:r>
           </w:p>
         </w:tc>
@@ -4600,7 +4600,7 @@
               <w:rPr>
                 <w:b/>
               </w:rPr>
-              <w:t>454.10 cents (Chống quét SL tuyệt đối)</w:t>
+              <w:t>454.03 cents (Chống quét SL tuyệt đối)</w:t>
             </w:r>
           </w:p>
         </w:tc>
@@ -4762,7 +4762,7 @@
               <w:rPr>
                 <w:b/>
               </w:rPr>
-              <w:t>539.75 - 541.25 cents</w:t>
+              <w:t>543.75 - 545.25 cents</w:t>
             </w:r>
           </w:p>
         </w:tc>
@@ -4793,7 +4793,7 @@
               <w:rPr>
                 <w:b/>
               </w:rPr>
-              <w:t>542.90 cents</w:t>
+              <w:t>546.97 cents</w:t>
             </w:r>
           </w:p>
         </w:tc>
@@ -4955,7 +4955,7 @@
               <w:rPr>
                 <w:b/>
               </w:rPr>
-              <w:t>444.65 - 457.25 cents</w:t>
+              <w:t>444.36 - 457.25 cents</w:t>
             </w:r>
           </w:p>
         </w:tc>
@@ -5136,7 +5136,7 @@
                 <w:b/>
                 <w:color w:val="B91C1C"/>
               </w:rPr>
-              <w:t>752.48 - 759.35 cents (Canh bán hồi kỹ thuật H1)</w:t>
+              <w:t>753.19 - 759.13 cents (Canh bán hồi kỹ thuật H1)</w:t>
             </w:r>
           </w:p>
         </w:tc>
@@ -5167,7 +5167,7 @@
               <w:rPr>
                 <w:b/>
               </w:rPr>
-              <w:t>804.97 cents (Trên kháng cự R2 + 1.5x ATR)</w:t>
+              <w:t>806.62 cents (Trên kháng cự R2 + 1.5x ATR)</w:t>
             </w:r>
           </w:p>
         </w:tc>
@@ -5314,7 +5314,7 @@
                 <w:b/>
                 <w:color w:val="15803D"/>
               </w:rPr>
-              <w:t>Long trung hạn (Swing) (ZWH27)</w:t>
+              <w:t>Long trung hạn (Swing) (ZWZ26)</w:t>
             </w:r>
           </w:p>
         </w:tc>
@@ -5345,7 +5345,7 @@
               <w:rPr>
                 <w:b/>
               </w:rPr>
-              <w:t>746.00 - 748.00 cents</w:t>
+              <w:t>741.50 - 743.50 cents</w:t>
             </w:r>
           </w:p>
         </w:tc>
@@ -5376,7 +5376,7 @@
               <w:rPr>
                 <w:b/>
               </w:rPr>
-              <w:t>656.18 cents</w:t>
+              <w:t>637.50 cents</w:t>
             </w:r>
           </w:p>
         </w:tc>
@@ -5407,7 +5407,7 @@
               <w:rPr>
                 <w:b/>
               </w:rPr>
-              <w:t>774.25 cents (Đón sóng hồi trung hạn ~14.5 giá)</w:t>
+              <w:t>762.50 cents (Đón sóng hồi trung hạn ~14.5 giá)</w:t>
             </w:r>
           </w:p>
         </w:tc>
@@ -5507,7 +5507,7 @@
                 <w:b/>
                 <w:color w:val="B91C1C"/>
               </w:rPr>
-              <w:t>Short trung hạn (Swing) (ZWH27)</w:t>
+              <w:t>Short trung hạn (Swing) (ZWZ26)</w:t>
             </w:r>
           </w:p>
         </w:tc>
@@ -5538,7 +5538,7 @@
               <w:rPr>
                 <w:b/>
               </w:rPr>
-              <w:t>774.25 - 776.25 cents</w:t>
+              <w:t>762.50 - 764.50 cents</w:t>
             </w:r>
           </w:p>
         </w:tc>
@@ -5569,7 +5569,7 @@
               <w:rPr>
                 <w:b/>
               </w:rPr>
-              <w:t>780.57 cents</w:t>
+              <w:t>770.25 cents</w:t>
             </w:r>
           </w:p>
         </w:tc>
@@ -5600,7 +5600,7 @@
               <w:rPr>
                 <w:b/>
               </w:rPr>
-              <w:t>662.50 cents (Thuận xu hướng giảm ngắn hạn)</w:t>
+              <w:t>645.25 cents (Thuận xu hướng giảm ngắn hạn)</w:t>
             </w:r>
           </w:p>
         </w:tc>
@@ -5731,7 +5731,7 @@
               <w:rPr>
                 <w:b/>
               </w:rPr>
-              <w:t>618.66 - 645.25 cents</w:t>
+              <w:t>614.26 - 645.25 cents</w:t>
             </w:r>
           </w:p>
         </w:tc>
@@ -11609,7 +11609,7 @@
         <w:t>Giá Chốt Phiên (Close):</w:t>
       </w:r>
       <w:r>
-        <w:t xml:space="preserve"> 538.00 cents | </w:t>
+        <w:t xml:space="preserve"> 540.50 cents | </w:t>
       </w:r>
       <w:r>
         <w:rPr>
@@ -11624,10 +11624,10 @@
         <w:rPr>
           <w:b/>
         </w:rPr>
-        <w:t>`539.45 cents`</w:t>
+        <w:t>`542.04 cents`</w:t>
       </w:r>
       <w:r>
-        <w:t xml:space="preserve"> (+1.45).</w:t>
+        <w:t xml:space="preserve"> (+1.54).</w:t>
       </w:r>
     </w:p>
     <w:p>
@@ -11648,7 +11648,7 @@
         <w:rPr>
           <w:b/>
         </w:rPr>
-        <w:t>`29,914`</w:t>
+        <w:t>`38,175`</w:t>
       </w:r>
       <w:r>
         <w:t xml:space="preserve"> (Chênh lệch: </w:t>
@@ -11657,7 +11657,7 @@
         <w:rPr>
           <w:b/>
         </w:rPr>
-        <w:t>`-298,514`</w:t>
+        <w:t>`-290,253`</w:t>
       </w:r>
       <w:r>
         <w:t xml:space="preserve">) | OI: </w:t>
@@ -11699,7 +11699,7 @@
         <w:rPr>
           <w:b/>
         </w:rPr>
-        <w:t>`Không phát hiện mô hình nến đặc biệt`</w:t>
+        <w:t>`Doji (Nến lưỡng lự thế trận)`</w:t>
       </w:r>
     </w:p>
     <w:p>
@@ -11991,7 +11991,7 @@
               <w:rPr>
                 <w:b/>
               </w:rPr>
-              <w:t>95.16</w:t>
+              <w:t>95.40</w:t>
             </w:r>
           </w:p>
         </w:tc>
@@ -12022,7 +12022,7 @@
               <w:rPr>
                 <w:b/>
               </w:rPr>
-              <w:t>-0.38%</w:t>
+              <w:t>-0.13%</w:t>
             </w:r>
           </w:p>
         </w:tc>
@@ -12114,7 +12114,7 @@
               <w:rPr>
                 <w:b/>
               </w:rPr>
-              <w:t>99.06</w:t>
+              <w:t>99.11</w:t>
             </w:r>
           </w:p>
         </w:tc>
@@ -12145,7 +12145,7 @@
               <w:rPr>
                 <w:b/>
               </w:rPr>
-              <w:t>+0.06%</w:t>
+              <w:t>+0.11%</w:t>
             </w:r>
           </w:p>
         </w:tc>
@@ -12749,7 +12749,7 @@
         <w:t xml:space="preserve"> EMA_21 </w:t>
       </w:r>
       <w:r>
-        <w:t xml:space="preserve"> (538.42) &gt; </w:t>
+        <w:t xml:space="preserve"> (538.82) &gt; </w:t>
       </w:r>
       <w:r>
         <w:rPr>
@@ -12760,7 +12760,7 @@
         <w:t xml:space="preserve"> EMA_50 </w:t>
       </w:r>
       <w:r>
-        <w:t xml:space="preserve"> (538.31).</w:t>
+        <w:t xml:space="preserve"> (538.50).</w:t>
       </w:r>
     </w:p>
     <w:p>
@@ -12781,7 +12781,7 @@
         <w:rPr>
           <w:b/>
         </w:rPr>
-        <w:t>`49.13`</w:t>
+        <w:t>`54.25`</w:t>
       </w:r>
       <w:r>
         <w:t xml:space="preserve"> | ATR (14) = </w:t>
@@ -12790,7 +12790,7 @@
         <w:rPr>
           <w:b/>
         </w:rPr>
-        <w:t>`3.15`</w:t>
+        <w:t>`3.22`</w:t>
       </w:r>
       <w:r>
         <w:t xml:space="preserve"> cents | Volatility = </w:t>
@@ -12799,7 +12799,7 @@
         <w:rPr>
           <w:b/>
         </w:rPr>
-        <w:t>`2.00 cents`</w:t>
+        <w:t>`2.75 cents`</w:t>
       </w:r>
       <w:r>
         <w:t>.</w:t>
@@ -12823,7 +12823,7 @@
         <w:rPr>
           <w:b/>
         </w:rPr>
-        <w:t>`536.25`</w:t>
+        <w:t>`536.75`</w:t>
       </w:r>
       <w:r>
         <w:t xml:space="preserve"> | S2: </w:t>
@@ -12841,7 +12841,7 @@
         <w:rPr>
           <w:b/>
         </w:rPr>
-        <w:t>`539.75`</w:t>
+        <w:t>`543.75`</w:t>
       </w:r>
       <w:r>
         <w:t xml:space="preserve"> | R2: </w:t>
@@ -13584,7 +13584,7 @@
           <w:b/>
           <w:color w:val="15803D"/>
         </w:rPr>
-        <w:t>`536.25 - 538.42 cents (Canh mua vùng hỗ trợ)`</w:t>
+        <w:t>`536.75 - 538.82 cents (Canh mua vùng hỗ trợ)`</w:t>
       </w:r>
       <w:r>
         <w:t xml:space="preserve"> | SL: </w:t>
@@ -13593,7 +13593,7 @@
         <w:rPr>
           <w:b/>
         </w:rPr>
-        <w:t>`452.53 cents (Dưới cản S2 + 1.5x ATR)`</w:t>
+        <w:t>`452.41 cents (Dưới cản S2 + 1.5x ATR)`</w:t>
       </w:r>
       <w:r>
         <w:t xml:space="preserve"> | TP: </w:t>
@@ -13604,7 +13604,7 @@
           <w:color w:val="D97706"/>
           <w:sz w:val="19"/>
         </w:rPr>
-        <w:t xml:space="preserve"> 539.75 cents </w:t>
+        <w:t xml:space="preserve"> 543.75 cents </w:t>
       </w:r>
       <w:r>
         <w:t xml:space="preserve"> / </w:t>
@@ -13655,7 +13655,7 @@
         <w:rPr>
           <w:b/>
         </w:rPr>
-        <w:t>`534.75 - 536.25 cents`</w:t>
+        <w:t>`535.25 - 536.75 cents`</w:t>
       </w:r>
       <w:r>
         <w:t xml:space="preserve"> | SL: </w:t>
@@ -13664,7 +13664,7 @@
         <w:rPr>
           <w:b/>
         </w:rPr>
-        <w:t>`454.10 cents (Chống quét SL tuyệt đối)`</w:t>
+        <w:t>`454.03 cents (Chống quét SL tuyệt đối)`</w:t>
       </w:r>
       <w:r>
         <w:t xml:space="preserve"> | TP: </w:t>
@@ -13701,7 +13701,7 @@
         <w:rPr>
           <w:b/>
         </w:rPr>
-        <w:t>`539.75 - 541.25 cents`</w:t>
+        <w:t>`543.75 - 545.25 cents`</w:t>
       </w:r>
       <w:r>
         <w:t xml:space="preserve"> | SL: </w:t>
@@ -13710,7 +13710,7 @@
         <w:rPr>
           <w:b/>
         </w:rPr>
-        <w:t>`542.90 cents`</w:t>
+        <w:t>`546.97 cents`</w:t>
       </w:r>
       <w:r>
         <w:t xml:space="preserve"> | TP: </w:t>
@@ -13759,7 +13759,7 @@
         <w:rPr>
           <w:b/>
         </w:rPr>
-        <w:t>`444.65 - 457.25 cents`</w:t>
+        <w:t>`444.36 - 457.25 cents`</w:t>
       </w:r>
     </w:p>
     <w:p>
@@ -14166,7 +14166,7 @@
             </w:pPr>
             <w:r/>
             <w:r>
-              <w:t>538.00</w:t>
+              <w:t>540.50</w:t>
             </w:r>
           </w:p>
         </w:tc>
@@ -14194,7 +14194,7 @@
             </w:pPr>
             <w:r/>
             <w:r>
-              <w:t>541.75</w:t>
+              <w:t>544.25</w:t>
             </w:r>
           </w:p>
         </w:tc>
@@ -14222,7 +14222,7 @@
             </w:pPr>
             <w:r/>
             <w:r>
-              <w:t>534.75</w:t>
+              <w:t>537.25</w:t>
             </w:r>
           </w:p>
         </w:tc>
@@ -14253,7 +14253,7 @@
               <w:rPr>
                 <w:b/>
               </w:rPr>
-              <w:t>538.25</w:t>
+              <w:t>540.75</w:t>
             </w:r>
           </w:p>
         </w:tc>
@@ -14401,7 +14401,7 @@
             </w:pPr>
             <w:r/>
             <w:r>
-              <w:t>538.25</w:t>
+              <w:t>540.75</w:t>
             </w:r>
           </w:p>
         </w:tc>
@@ -14429,7 +14429,7 @@
             </w:pPr>
             <w:r/>
             <w:r>
-              <w:t>541.00</w:t>
+              <w:t>543.50</w:t>
             </w:r>
           </w:p>
         </w:tc>
@@ -14457,7 +14457,7 @@
             </w:pPr>
             <w:r/>
             <w:r>
-              <w:t>534.50</w:t>
+              <w:t>537.00</w:t>
             </w:r>
           </w:p>
         </w:tc>
@@ -14488,7 +14488,7 @@
               <w:rPr>
                 <w:b/>
               </w:rPr>
-              <w:t>537.75</w:t>
+              <w:t>540.25</w:t>
             </w:r>
           </w:p>
         </w:tc>
@@ -14636,7 +14636,7 @@
             </w:pPr>
             <w:r/>
             <w:r>
-              <w:t>537.75</w:t>
+              <w:t>540.25</w:t>
             </w:r>
           </w:p>
         </w:tc>
@@ -14664,7 +14664,7 @@
             </w:pPr>
             <w:r/>
             <w:r>
-              <w:t>540.75</w:t>
+              <w:t>543.25</w:t>
             </w:r>
           </w:p>
         </w:tc>
@@ -14692,7 +14692,7 @@
             </w:pPr>
             <w:r/>
             <w:r>
-              <w:t>533.75</w:t>
+              <w:t>536.25</w:t>
             </w:r>
           </w:p>
         </w:tc>
@@ -14723,7 +14723,7 @@
               <w:rPr>
                 <w:b/>
               </w:rPr>
-              <w:t>538.50</w:t>
+              <w:t>541.00</w:t>
             </w:r>
           </w:p>
         </w:tc>
@@ -14871,7 +14871,7 @@
             </w:pPr>
             <w:r/>
             <w:r>
-              <w:t>538.50</w:t>
+              <w:t>541.00</w:t>
             </w:r>
           </w:p>
         </w:tc>
@@ -14899,7 +14899,7 @@
             </w:pPr>
             <w:r/>
             <w:r>
-              <w:t>543.00</w:t>
+              <w:t>545.50</w:t>
             </w:r>
           </w:p>
         </w:tc>
@@ -14927,7 +14927,7 @@
             </w:pPr>
             <w:r/>
             <w:r>
-              <w:t>533.50</w:t>
+              <w:t>536.00</w:t>
             </w:r>
           </w:p>
         </w:tc>
@@ -14958,7 +14958,7 @@
               <w:rPr>
                 <w:b/>
               </w:rPr>
-              <w:t>539.25</w:t>
+              <w:t>541.75</w:t>
             </w:r>
           </w:p>
         </w:tc>
@@ -15106,7 +15106,7 @@
             </w:pPr>
             <w:r/>
             <w:r>
-              <w:t>539.25</w:t>
+              <w:t>541.75</w:t>
             </w:r>
           </w:p>
         </w:tc>
@@ -15134,7 +15134,7 @@
             </w:pPr>
             <w:r/>
             <w:r>
-              <w:t>544.75</w:t>
+              <w:t>547.25</w:t>
             </w:r>
           </w:p>
         </w:tc>
@@ -15162,7 +15162,7 @@
             </w:pPr>
             <w:r/>
             <w:r>
-              <w:t>533.00</w:t>
+              <w:t>535.50</w:t>
             </w:r>
           </w:p>
         </w:tc>
@@ -15193,7 +15193,7 @@
               <w:rPr>
                 <w:b/>
               </w:rPr>
-              <w:t>541.50</w:t>
+              <w:t>544.00</w:t>
             </w:r>
           </w:p>
         </w:tc>
@@ -15341,7 +15341,7 @@
             </w:pPr>
             <w:r/>
             <w:r>
-              <w:t>541.50</w:t>
+              <w:t>544.00</w:t>
             </w:r>
           </w:p>
         </w:tc>
@@ -15369,7 +15369,7 @@
             </w:pPr>
             <w:r/>
             <w:r>
-              <w:t>544.50</w:t>
+              <w:t>547.00</w:t>
             </w:r>
           </w:p>
         </w:tc>
@@ -15397,7 +15397,7 @@
             </w:pPr>
             <w:r/>
             <w:r>
-              <w:t>537.25</w:t>
+              <w:t>539.75</w:t>
             </w:r>
           </w:p>
         </w:tc>
@@ -15428,7 +15428,7 @@
               <w:rPr>
                 <w:b/>
               </w:rPr>
-              <w:t>541.75</w:t>
+              <w:t>544.25</w:t>
             </w:r>
           </w:p>
         </w:tc>
@@ -15576,7 +15576,7 @@
             </w:pPr>
             <w:r/>
             <w:r>
-              <w:t>541.75</w:t>
+              <w:t>544.25</w:t>
             </w:r>
           </w:p>
         </w:tc>
@@ -15604,7 +15604,7 @@
             </w:pPr>
             <w:r/>
             <w:r>
-              <w:t>545.00</w:t>
+              <w:t>547.50</w:t>
             </w:r>
           </w:p>
         </w:tc>
@@ -15632,7 +15632,7 @@
             </w:pPr>
             <w:r/>
             <w:r>
-              <w:t>535.25</w:t>
+              <w:t>537.75</w:t>
             </w:r>
           </w:p>
         </w:tc>
@@ -15663,7 +15663,7 @@
               <w:rPr>
                 <w:b/>
               </w:rPr>
-              <w:t>542.50</w:t>
+              <w:t>545.00</w:t>
             </w:r>
           </w:p>
         </w:tc>
@@ -15811,7 +15811,7 @@
             </w:pPr>
             <w:r/>
             <w:r>
-              <w:t>542.50</w:t>
+              <w:t>545.00</w:t>
             </w:r>
           </w:p>
         </w:tc>
@@ -15839,7 +15839,7 @@
             </w:pPr>
             <w:r/>
             <w:r>
-              <w:t>545.50</w:t>
+              <w:t>548.00</w:t>
             </w:r>
           </w:p>
         </w:tc>
@@ -15867,7 +15867,7 @@
             </w:pPr>
             <w:r/>
             <w:r>
-              <w:t>538.00</w:t>
+              <w:t>540.50</w:t>
             </w:r>
           </w:p>
         </w:tc>
@@ -15898,7 +15898,7 @@
               <w:rPr>
                 <w:b/>
               </w:rPr>
-              <w:t>542.00</w:t>
+              <w:t>544.50</w:t>
             </w:r>
           </w:p>
         </w:tc>
@@ -16046,7 +16046,7 @@
             </w:pPr>
             <w:r/>
             <w:r>
-              <w:t>542.00</w:t>
+              <w:t>544.50</w:t>
             </w:r>
           </w:p>
         </w:tc>
@@ -16074,7 +16074,7 @@
             </w:pPr>
             <w:r/>
             <w:r>
-              <w:t>546.00</w:t>
+              <w:t>548.50</w:t>
             </w:r>
           </w:p>
         </w:tc>
@@ -16102,7 +16102,7 @@
             </w:pPr>
             <w:r/>
             <w:r>
-              <w:t>536.25</w:t>
+              <w:t>538.75</w:t>
             </w:r>
           </w:p>
         </w:tc>
@@ -16133,7 +16133,7 @@
               <w:rPr>
                 <w:b/>
               </w:rPr>
-              <w:t>542.50</w:t>
+              <w:t>545.00</w:t>
             </w:r>
           </w:p>
         </w:tc>
@@ -16281,7 +16281,7 @@
             </w:pPr>
             <w:r/>
             <w:r>
-              <w:t>542.50</w:t>
+              <w:t>545.00</w:t>
             </w:r>
           </w:p>
         </w:tc>
@@ -16309,7 +16309,7 @@
             </w:pPr>
             <w:r/>
             <w:r>
-              <w:t>545.00</w:t>
+              <w:t>547.50</w:t>
             </w:r>
           </w:p>
         </w:tc>
@@ -16337,7 +16337,7 @@
             </w:pPr>
             <w:r/>
             <w:r>
-              <w:t>539.25</w:t>
+              <w:t>541.75</w:t>
             </w:r>
           </w:p>
         </w:tc>
@@ -16368,7 +16368,7 @@
               <w:rPr>
                 <w:b/>
               </w:rPr>
-              <w:t>543.00</w:t>
+              <w:t>545.50</w:t>
             </w:r>
           </w:p>
         </w:tc>
@@ -16516,7 +16516,7 @@
             </w:pPr>
             <w:r/>
             <w:r>
-              <w:t>543.00</w:t>
+              <w:t>545.50</w:t>
             </w:r>
           </w:p>
         </w:tc>
@@ -16544,7 +16544,7 @@
             </w:pPr>
             <w:r/>
             <w:r>
-              <w:t>546.50</w:t>
+              <w:t>549.00</w:t>
             </w:r>
           </w:p>
         </w:tc>
@@ -16572,7 +16572,7 @@
             </w:pPr>
             <w:r/>
             <w:r>
-              <w:t>537.00</w:t>
+              <w:t>539.50</w:t>
             </w:r>
           </w:p>
         </w:tc>
@@ -16603,7 +16603,7 @@
               <w:rPr>
                 <w:b/>
               </w:rPr>
-              <w:t>544.00</w:t>
+              <w:t>546.50</w:t>
             </w:r>
           </w:p>
         </w:tc>
@@ -16751,7 +16751,7 @@
             </w:pPr>
             <w:r/>
             <w:r>
-              <w:t>544.00</w:t>
+              <w:t>546.50</w:t>
             </w:r>
           </w:p>
         </w:tc>
@@ -16779,7 +16779,7 @@
             </w:pPr>
             <w:r/>
             <w:r>
-              <w:t>546.75</w:t>
+              <w:t>549.25</w:t>
             </w:r>
           </w:p>
         </w:tc>
@@ -16807,7 +16807,7 @@
             </w:pPr>
             <w:r/>
             <w:r>
-              <w:t>541.50</w:t>
+              <w:t>544.00</w:t>
             </w:r>
           </w:p>
         </w:tc>
@@ -16838,7 +16838,7 @@
               <w:rPr>
                 <w:b/>
               </w:rPr>
-              <w:t>544.00</w:t>
+              <w:t>546.50</w:t>
             </w:r>
           </w:p>
         </w:tc>
@@ -16986,7 +16986,7 @@
             </w:pPr>
             <w:r/>
             <w:r>
-              <w:t>544.00</w:t>
+              <w:t>546.50</w:t>
             </w:r>
           </w:p>
         </w:tc>
@@ -17014,7 +17014,7 @@
             </w:pPr>
             <w:r/>
             <w:r>
-              <w:t>546.75</w:t>
+              <w:t>549.25</w:t>
             </w:r>
           </w:p>
         </w:tc>
@@ -17042,7 +17042,7 @@
             </w:pPr>
             <w:r/>
             <w:r>
-              <w:t>541.50</w:t>
+              <w:t>544.00</w:t>
             </w:r>
           </w:p>
         </w:tc>
@@ -17073,7 +17073,7 @@
               <w:rPr>
                 <w:b/>
               </w:rPr>
-              <w:t>543.50</w:t>
+              <w:t>546.00</w:t>
             </w:r>
           </w:p>
         </w:tc>
@@ -17221,7 +17221,7 @@
             </w:pPr>
             <w:r/>
             <w:r>
-              <w:t>543.50</w:t>
+              <w:t>546.00</w:t>
             </w:r>
           </w:p>
         </w:tc>
@@ -17249,7 +17249,7 @@
             </w:pPr>
             <w:r/>
             <w:r>
-              <w:t>546.50</w:t>
+              <w:t>549.00</w:t>
             </w:r>
           </w:p>
         </w:tc>
@@ -17277,7 +17277,7 @@
             </w:pPr>
             <w:r/>
             <w:r>
-              <w:t>540.25</w:t>
+              <w:t>542.75</w:t>
             </w:r>
           </w:p>
         </w:tc>
@@ -17308,7 +17308,7 @@
               <w:rPr>
                 <w:b/>
               </w:rPr>
-              <w:t>543.25</w:t>
+              <w:t>545.75</w:t>
             </w:r>
           </w:p>
         </w:tc>
@@ -17456,7 +17456,7 @@
             </w:pPr>
             <w:r/>
             <w:r>
-              <w:t>543.25</w:t>
+              <w:t>545.75</w:t>
             </w:r>
           </w:p>
         </w:tc>
@@ -17484,7 +17484,7 @@
             </w:pPr>
             <w:r/>
             <w:r>
-              <w:t>547.25</w:t>
+              <w:t>549.75</w:t>
             </w:r>
           </w:p>
         </w:tc>
@@ -17512,7 +17512,7 @@
             </w:pPr>
             <w:r/>
             <w:r>
-              <w:t>538.00</w:t>
+              <w:t>540.50</w:t>
             </w:r>
           </w:p>
         </w:tc>
@@ -17543,7 +17543,7 @@
               <w:rPr>
                 <w:b/>
               </w:rPr>
-              <w:t>543.75</w:t>
+              <w:t>546.25</w:t>
             </w:r>
           </w:p>
         </w:tc>
@@ -17691,7 +17691,7 @@
             </w:pPr>
             <w:r/>
             <w:r>
-              <w:t>543.75</w:t>
+              <w:t>546.25</w:t>
             </w:r>
           </w:p>
         </w:tc>
@@ -17719,7 +17719,7 @@
             </w:pPr>
             <w:r/>
             <w:r>
-              <w:t>548.50</w:t>
+              <w:t>551.00</w:t>
             </w:r>
           </w:p>
         </w:tc>
@@ -17747,7 +17747,7 @@
             </w:pPr>
             <w:r/>
             <w:r>
-              <w:t>536.75</w:t>
+              <w:t>539.25</w:t>
             </w:r>
           </w:p>
         </w:tc>
@@ -17778,7 +17778,7 @@
               <w:rPr>
                 <w:b/>
               </w:rPr>
-              <w:t>545.75</w:t>
+              <w:t>548.25</w:t>
             </w:r>
           </w:p>
         </w:tc>
@@ -17926,7 +17926,7 @@
             </w:pPr>
             <w:r/>
             <w:r>
-              <w:t>545.75</w:t>
+              <w:t>548.25</w:t>
             </w:r>
           </w:p>
         </w:tc>
@@ -17954,7 +17954,7 @@
             </w:pPr>
             <w:r/>
             <w:r>
-              <w:t>553.75</w:t>
+              <w:t>556.25</w:t>
             </w:r>
           </w:p>
         </w:tc>
@@ -17982,7 +17982,7 @@
             </w:pPr>
             <w:r/>
             <w:r>
-              <w:t>538.75</w:t>
+              <w:t>541.25</w:t>
             </w:r>
           </w:p>
         </w:tc>
@@ -18013,7 +18013,7 @@
               <w:rPr>
                 <w:b/>
               </w:rPr>
-              <w:t>547.25</w:t>
+              <w:t>549.75</w:t>
             </w:r>
           </w:p>
         </w:tc>
@@ -18161,7 +18161,7 @@
             </w:pPr>
             <w:r/>
             <w:r>
-              <w:t>547.25</w:t>
+              <w:t>549.75</w:t>
             </w:r>
           </w:p>
         </w:tc>
@@ -18189,7 +18189,7 @@
             </w:pPr>
             <w:r/>
             <w:r>
-              <w:t>551.75</w:t>
+              <w:t>554.25</w:t>
             </w:r>
           </w:p>
         </w:tc>
@@ -18217,7 +18217,7 @@
             </w:pPr>
             <w:r/>
             <w:r>
-              <w:t>543.00</w:t>
+              <w:t>545.50</w:t>
             </w:r>
           </w:p>
         </w:tc>
@@ -18248,7 +18248,7 @@
               <w:rPr>
                 <w:b/>
               </w:rPr>
-              <w:t>546.75</w:t>
+              <w:t>549.25</w:t>
             </w:r>
           </w:p>
         </w:tc>
@@ -18396,7 +18396,7 @@
             </w:pPr>
             <w:r/>
             <w:r>
-              <w:t>546.75</w:t>
+              <w:t>549.25</w:t>
             </w:r>
           </w:p>
         </w:tc>
@@ -18424,7 +18424,7 @@
             </w:pPr>
             <w:r/>
             <w:r>
-              <w:t>549.00</w:t>
+              <w:t>551.50</w:t>
             </w:r>
           </w:p>
         </w:tc>
@@ -18452,7 +18452,7 @@
             </w:pPr>
             <w:r/>
             <w:r>
-              <w:t>544.00</w:t>
+              <w:t>546.50</w:t>
             </w:r>
           </w:p>
         </w:tc>
@@ -18483,7 +18483,7 @@
               <w:rPr>
                 <w:b/>
               </w:rPr>
-              <w:t>546.50</w:t>
+              <w:t>549.00</w:t>
             </w:r>
           </w:p>
         </w:tc>
@@ -18631,7 +18631,7 @@
             </w:pPr>
             <w:r/>
             <w:r>
-              <w:t>546.50</w:t>
+              <w:t>549.00</w:t>
             </w:r>
           </w:p>
         </w:tc>
@@ -18659,7 +18659,7 @@
             </w:pPr>
             <w:r/>
             <w:r>
-              <w:t>548.50</w:t>
+              <w:t>551.00</w:t>
             </w:r>
           </w:p>
         </w:tc>
@@ -18687,7 +18687,7 @@
             </w:pPr>
             <w:r/>
             <w:r>
-              <w:t>542.00</w:t>
+              <w:t>544.50</w:t>
             </w:r>
           </w:p>
         </w:tc>
@@ -18718,7 +18718,7 @@
               <w:rPr>
                 <w:b/>
               </w:rPr>
-              <w:t>546.75</w:t>
+              <w:t>549.25</w:t>
             </w:r>
           </w:p>
         </w:tc>
@@ -18866,7 +18866,7 @@
             </w:pPr>
             <w:r/>
             <w:r>
-              <w:t>546.75</w:t>
+              <w:t>549.25</w:t>
             </w:r>
           </w:p>
         </w:tc>
@@ -18894,7 +18894,7 @@
             </w:pPr>
             <w:r/>
             <w:r>
-              <w:t>550.50</w:t>
+              <w:t>553.00</w:t>
             </w:r>
           </w:p>
         </w:tc>
@@ -18922,7 +18922,7 @@
             </w:pPr>
             <w:r/>
             <w:r>
-              <w:t>544.00</w:t>
+              <w:t>546.50</w:t>
             </w:r>
           </w:p>
         </w:tc>
@@ -18953,7 +18953,7 @@
               <w:rPr>
                 <w:b/>
               </w:rPr>
-              <w:t>547.25</w:t>
+              <w:t>549.75</w:t>
             </w:r>
           </w:p>
         </w:tc>
@@ -19101,7 +19101,7 @@
             </w:pPr>
             <w:r/>
             <w:r>
-              <w:t>547.25</w:t>
+              <w:t>549.75</w:t>
             </w:r>
           </w:p>
         </w:tc>
@@ -19129,7 +19129,7 @@
             </w:pPr>
             <w:r/>
             <w:r>
-              <w:t>550.25</w:t>
+              <w:t>552.75</w:t>
             </w:r>
           </w:p>
         </w:tc>
@@ -19157,7 +19157,7 @@
             </w:pPr>
             <w:r/>
             <w:r>
-              <w:t>542.75</w:t>
+              <w:t>545.25</w:t>
             </w:r>
           </w:p>
         </w:tc>
@@ -19188,7 +19188,7 @@
               <w:rPr>
                 <w:b/>
               </w:rPr>
-              <w:t>547.50</w:t>
+              <w:t>550.00</w:t>
             </w:r>
           </w:p>
         </w:tc>
@@ -19336,7 +19336,7 @@
             </w:pPr>
             <w:r/>
             <w:r>
-              <w:t>547.50</w:t>
+              <w:t>550.00</w:t>
             </w:r>
           </w:p>
         </w:tc>
@@ -19364,7 +19364,7 @@
             </w:pPr>
             <w:r/>
             <w:r>
-              <w:t>551.75</w:t>
+              <w:t>554.25</w:t>
             </w:r>
           </w:p>
         </w:tc>
@@ -19392,7 +19392,7 @@
             </w:pPr>
             <w:r/>
             <w:r>
-              <w:t>544.25</w:t>
+              <w:t>546.75</w:t>
             </w:r>
           </w:p>
         </w:tc>
@@ -19423,7 +19423,7 @@
               <w:rPr>
                 <w:b/>
               </w:rPr>
-              <w:t>548.25</w:t>
+              <w:t>550.75</w:t>
             </w:r>
           </w:p>
         </w:tc>
@@ -19571,7 +19571,7 @@
             </w:pPr>
             <w:r/>
             <w:r>
-              <w:t>548.25</w:t>
+              <w:t>550.75</w:t>
             </w:r>
           </w:p>
         </w:tc>
@@ -19599,7 +19599,7 @@
             </w:pPr>
             <w:r/>
             <w:r>
-              <w:t>551.75</w:t>
+              <w:t>554.25</w:t>
             </w:r>
           </w:p>
         </w:tc>
@@ -19627,7 +19627,7 @@
             </w:pPr>
             <w:r/>
             <w:r>
-              <w:t>546.00</w:t>
+              <w:t>548.50</w:t>
             </w:r>
           </w:p>
         </w:tc>
@@ -19658,7 +19658,7 @@
               <w:rPr>
                 <w:b/>
               </w:rPr>
-              <w:t>548.25</w:t>
+              <w:t>550.75</w:t>
             </w:r>
           </w:p>
         </w:tc>
@@ -19806,7 +19806,7 @@
             </w:pPr>
             <w:r/>
             <w:r>
-              <w:t>548.25</w:t>
+              <w:t>550.75</w:t>
             </w:r>
           </w:p>
         </w:tc>
@@ -19834,7 +19834,7 @@
             </w:pPr>
             <w:r/>
             <w:r>
-              <w:t>552.00</w:t>
+              <w:t>554.50</w:t>
             </w:r>
           </w:p>
         </w:tc>
@@ -19862,7 +19862,7 @@
             </w:pPr>
             <w:r/>
             <w:r>
-              <w:t>544.75</w:t>
+              <w:t>547.25</w:t>
             </w:r>
           </w:p>
         </w:tc>
@@ -19893,7 +19893,7 @@
               <w:rPr>
                 <w:b/>
               </w:rPr>
-              <w:t>548.00</w:t>
+              <w:t>550.50</w:t>
             </w:r>
           </w:p>
         </w:tc>
@@ -20041,7 +20041,7 @@
             </w:pPr>
             <w:r/>
             <w:r>
-              <w:t>548.00</w:t>
+              <w:t>550.50</w:t>
             </w:r>
           </w:p>
         </w:tc>
@@ -20069,7 +20069,7 @@
             </w:pPr>
             <w:r/>
             <w:r>
-              <w:t>551.50</w:t>
+              <w:t>554.00</w:t>
             </w:r>
           </w:p>
         </w:tc>
@@ -20097,7 +20097,7 @@
             </w:pPr>
             <w:r/>
             <w:r>
-              <w:t>544.75</w:t>
+              <w:t>547.25</w:t>
             </w:r>
           </w:p>
         </w:tc>
@@ -20128,7 +20128,7 @@
               <w:rPr>
                 <w:b/>
               </w:rPr>
-              <w:t>547.75</w:t>
+              <w:t>550.25</w:t>
             </w:r>
           </w:p>
         </w:tc>
@@ -20276,7 +20276,7 @@
             </w:pPr>
             <w:r/>
             <w:r>
-              <w:t>547.75</w:t>
+              <w:t>550.25</w:t>
             </w:r>
           </w:p>
         </w:tc>
@@ -20304,7 +20304,7 @@
             </w:pPr>
             <w:r/>
             <w:r>
-              <w:t>550.75</w:t>
+              <w:t>553.25</w:t>
             </w:r>
           </w:p>
         </w:tc>
@@ -20332,7 +20332,7 @@
             </w:pPr>
             <w:r/>
             <w:r>
-              <w:t>545.00</w:t>
+              <w:t>547.50</w:t>
             </w:r>
           </w:p>
         </w:tc>
@@ -20363,7 +20363,7 @@
               <w:rPr>
                 <w:b/>
               </w:rPr>
-              <w:t>548.00</w:t>
+              <w:t>550.50</w:t>
             </w:r>
           </w:p>
         </w:tc>
@@ -20511,7 +20511,7 @@
             </w:pPr>
             <w:r/>
             <w:r>
-              <w:t>548.00</w:t>
+              <w:t>550.50</w:t>
             </w:r>
           </w:p>
         </w:tc>
@@ -20539,7 +20539,7 @@
             </w:pPr>
             <w:r/>
             <w:r>
-              <w:t>551.00</w:t>
+              <w:t>553.50</w:t>
             </w:r>
           </w:p>
         </w:tc>
@@ -20567,7 +20567,7 @@
             </w:pPr>
             <w:r/>
             <w:r>
-              <w:t>545.25</w:t>
+              <w:t>547.75</w:t>
             </w:r>
           </w:p>
         </w:tc>
@@ -20598,7 +20598,7 @@
               <w:rPr>
                 <w:b/>
               </w:rPr>
-              <w:t>548.00</w:t>
+              <w:t>550.50</w:t>
             </w:r>
           </w:p>
         </w:tc>
@@ -20746,7 +20746,7 @@
             </w:pPr>
             <w:r/>
             <w:r>
-              <w:t>548.00</w:t>
+              <w:t>550.50</w:t>
             </w:r>
           </w:p>
         </w:tc>
@@ -20774,7 +20774,7 @@
             </w:pPr>
             <w:r/>
             <w:r>
-              <w:t>552.00</w:t>
+              <w:t>554.50</w:t>
             </w:r>
           </w:p>
         </w:tc>
@@ -20802,7 +20802,7 @@
             </w:pPr>
             <w:r/>
             <w:r>
-              <w:t>544.50</w:t>
+              <w:t>547.00</w:t>
             </w:r>
           </w:p>
         </w:tc>
@@ -20833,7 +20833,7 @@
               <w:rPr>
                 <w:b/>
               </w:rPr>
-              <w:t>548.50</w:t>
+              <w:t>551.00</w:t>
             </w:r>
           </w:p>
         </w:tc>
@@ -20981,7 +20981,7 @@
             </w:pPr>
             <w:r/>
             <w:r>
-              <w:t>548.50</w:t>
+              <w:t>551.00</w:t>
             </w:r>
           </w:p>
         </w:tc>
@@ -21009,7 +21009,7 @@
             </w:pPr>
             <w:r/>
             <w:r>
-              <w:t>552.50</w:t>
+              <w:t>555.00</w:t>
             </w:r>
           </w:p>
         </w:tc>
@@ -21037,7 +21037,7 @@
             </w:pPr>
             <w:r/>
             <w:r>
-              <w:t>546.75</w:t>
+              <w:t>549.25</w:t>
             </w:r>
           </w:p>
         </w:tc>
@@ -21068,7 +21068,7 @@
               <w:rPr>
                 <w:b/>
               </w:rPr>
-              <w:t>548.25</w:t>
+              <w:t>550.75</w:t>
             </w:r>
           </w:p>
         </w:tc>
@@ -21791,7 +21791,7 @@
         <w:t>Giá Chốt Phiên (Close):</w:t>
       </w:r>
       <w:r>
-        <w:t xml:space="preserve"> 747.25 cents | </w:t>
+        <w:t xml:space="preserve"> 757.00 cents | </w:t>
       </w:r>
       <w:r>
         <w:rPr>
@@ -21806,10 +21806,10 @@
         <w:rPr>
           <w:b/>
         </w:rPr>
-        <w:t>`749.54 cents`</w:t>
+        <w:t>`760.02 cents`</w:t>
       </w:r>
       <w:r>
-        <w:t xml:space="preserve"> (+2.29).</w:t>
+        <w:t xml:space="preserve"> (+3.02).</w:t>
       </w:r>
     </w:p>
     <w:p>
@@ -21830,7 +21830,7 @@
         <w:rPr>
           <w:b/>
         </w:rPr>
-        <w:t>`17,157`</w:t>
+        <w:t>`27,754`</w:t>
       </w:r>
       <w:r>
         <w:t xml:space="preserve"> (Chênh lệch: </w:t>
@@ -21839,7 +21839,7 @@
         <w:rPr>
           <w:b/>
         </w:rPr>
-        <w:t>`-83,542`</w:t>
+        <w:t>`-72,945`</w:t>
       </w:r>
       <w:r>
         <w:t xml:space="preserve">) | OI: </w:t>
@@ -21881,7 +21881,7 @@
         <w:rPr>
           <w:b/>
         </w:rPr>
-        <w:t>`Không phát hiện mô hình nến đặc biệt`</w:t>
+        <w:t>`Doji (Nến lưỡng lự thế trận)`</w:t>
       </w:r>
     </w:p>
     <w:p>
@@ -21901,9 +21901,9 @@
       <w:r>
         <w:rPr>
           <w:b/>
-          <w:color w:val="15803D"/>
+          <w:color w:val="B91C1C"/>
         </w:rPr>
-        <w:t>`Giảm suy yếu / Đáy ngắn hạn (Long Liquidation Decline)`</w:t>
+        <w:t>`Tăng yếu / Rủi ro đảo chiều (Short Covering Rally)`</w:t>
       </w:r>
     </w:p>
     <w:p>
@@ -21924,10 +21924,10 @@
         <w:rPr>
           <w:b/>
         </w:rPr>
-        <w:t>TÍCH LŨY TIÊU CỰC (Distribution):</w:t>
+        <w:t>TÍCH LŨY TÍCH CỰC (Accumulation):</w:t>
       </w:r>
       <w:r>
-        <w:t xml:space="preserve"> Nến đi ngang nhưng dòng tiền rút dần (OI giảm), cảnh báo rủi ro suy sụt sắp tới.</w:t>
+        <w:t xml:space="preserve"> Nến đi ngang nhưng dòng tiền âm thầm gia tăng (OI tăng), báo hiệu chuẩn bị có nhịp bứt phá tăng.</w:t>
       </w:r>
     </w:p>
     <w:p>
@@ -22173,7 +22173,7 @@
               <w:rPr>
                 <w:b/>
               </w:rPr>
-              <w:t>95.16</w:t>
+              <w:t>95.40</w:t>
             </w:r>
           </w:p>
         </w:tc>
@@ -22204,7 +22204,7 @@
               <w:rPr>
                 <w:b/>
               </w:rPr>
-              <w:t>-0.38%</w:t>
+              <w:t>-0.13%</w:t>
             </w:r>
           </w:p>
         </w:tc>
@@ -22296,7 +22296,7 @@
               <w:rPr>
                 <w:b/>
               </w:rPr>
-              <w:t>99.06</w:t>
+              <w:t>99.11</w:t>
             </w:r>
           </w:p>
         </w:tc>
@@ -22327,7 +22327,7 @@
               <w:rPr>
                 <w:b/>
               </w:rPr>
-              <w:t>+0.06%</w:t>
+              <w:t>+0.11%</w:t>
             </w:r>
           </w:p>
         </w:tc>
@@ -22941,7 +22941,7 @@
         <w:t xml:space="preserve"> EMA_21 </w:t>
       </w:r>
       <w:r>
-        <w:t xml:space="preserve"> (752.48) &lt; </w:t>
+        <w:t xml:space="preserve"> (753.19) &lt; </w:t>
       </w:r>
       <w:r>
         <w:rPr>
@@ -22952,7 +22952,7 @@
         <w:t xml:space="preserve"> EMA_50 </w:t>
       </w:r>
       <w:r>
-        <w:t xml:space="preserve"> (759.35).</w:t>
+        <w:t xml:space="preserve"> (759.13).</w:t>
       </w:r>
     </w:p>
     <w:p>
@@ -22973,7 +22973,7 @@
         <w:rPr>
           <w:b/>
         </w:rPr>
-        <w:t>`41.49`</w:t>
+        <w:t>`52.57`</w:t>
       </w:r>
       <w:r>
         <w:t xml:space="preserve"> | ATR (14) = </w:t>
@@ -22982,7 +22982,7 @@
         <w:rPr>
           <w:b/>
         </w:rPr>
-        <w:t>`6.65`</w:t>
+        <w:t>`7.75`</w:t>
       </w:r>
       <w:r>
         <w:t xml:space="preserve"> cents | Volatility = </w:t>
@@ -22991,7 +22991,7 @@
         <w:rPr>
           <w:b/>
         </w:rPr>
-        <w:t>`6.00 cents`</w:t>
+        <w:t>`7.50 cents`</w:t>
       </w:r>
       <w:r>
         <w:t>.</w:t>
@@ -23033,7 +23033,7 @@
         <w:rPr>
           <w:b/>
         </w:rPr>
-        <w:t>`758.00`</w:t>
+        <w:t>`762.50`</w:t>
       </w:r>
       <w:r>
         <w:t xml:space="preserve"> | R2: </w:t>
@@ -23766,7 +23766,7 @@
           <w:b/>
           <w:color w:val="B91C1C"/>
         </w:rPr>
-        <w:t>`752.48 - 759.35 cents (Canh bán hồi kỹ thuật H1)`</w:t>
+        <w:t>`753.19 - 759.13 cents (Canh bán hồi kỹ thuật H1)`</w:t>
       </w:r>
       <w:r>
         <w:t xml:space="preserve"> | SL: </w:t>
@@ -23775,7 +23775,7 @@
         <w:rPr>
           <w:b/>
         </w:rPr>
-        <w:t>`804.97 cents (Trên kháng cự R2 + 1.5x ATR)`</w:t>
+        <w:t>`806.62 cents (Trên kháng cự R2 + 1.5x ATR)`</w:t>
       </w:r>
       <w:r>
         <w:t xml:space="preserve"> | TP: </w:t>
@@ -23812,7 +23812,7 @@
         <w:rPr>
           <w:b/>
         </w:rPr>
-        <w:t>Trung hạn (Swing Trades - HĐ ZWH27):</w:t>
+        <w:t>Trung hạn (Swing Trades - HĐ ZWZ26):</w:t>
       </w:r>
     </w:p>
     <w:p>
@@ -23837,7 +23837,7 @@
         <w:rPr>
           <w:b/>
         </w:rPr>
-        <w:t>`746.00 - 748.00 cents`</w:t>
+        <w:t>`741.50 - 743.50 cents`</w:t>
       </w:r>
       <w:r>
         <w:t xml:space="preserve"> | SL: </w:t>
@@ -23846,7 +23846,7 @@
         <w:rPr>
           <w:b/>
         </w:rPr>
-        <w:t>`656.18 cents`</w:t>
+        <w:t>`637.50 cents`</w:t>
       </w:r>
       <w:r>
         <w:t xml:space="preserve"> | TP: </w:t>
@@ -23855,7 +23855,7 @@
         <w:rPr>
           <w:b/>
         </w:rPr>
-        <w:t>`774.25 cents (Đón sóng hồi trung hạn ~14.5 giá)`</w:t>
+        <w:t>`762.50 cents (Đón sóng hồi trung hạn ~14.5 giá)`</w:t>
       </w:r>
       <w:r>
         <w:t>.</w:t>
@@ -23883,7 +23883,7 @@
         <w:rPr>
           <w:b/>
         </w:rPr>
-        <w:t>`774.25 - 776.25 cents`</w:t>
+        <w:t>`762.50 - 764.50 cents`</w:t>
       </w:r>
       <w:r>
         <w:t xml:space="preserve"> | SL: </w:t>
@@ -23892,7 +23892,7 @@
         <w:rPr>
           <w:b/>
         </w:rPr>
-        <w:t>`780.57 cents`</w:t>
+        <w:t>`770.25 cents`</w:t>
       </w:r>
       <w:r>
         <w:t xml:space="preserve"> | TP: </w:t>
@@ -23901,7 +23901,7 @@
         <w:rPr>
           <w:b/>
         </w:rPr>
-        <w:t>`662.50 cents (Thuận xu hướng giảm ngắn hạn)`</w:t>
+        <w:t>`645.25 cents (Thuận xu hướng giảm ngắn hạn)`</w:t>
       </w:r>
       <w:r>
         <w:t>.</w:t>
@@ -23941,7 +23941,7 @@
         <w:rPr>
           <w:b/>
         </w:rPr>
-        <w:t>`618.66 - 645.25 cents`</w:t>
+        <w:t>`614.26 - 645.25 cents`</w:t>
       </w:r>
     </w:p>
     <w:p>
@@ -24348,7 +24348,7 @@
             </w:pPr>
             <w:r/>
             <w:r>
-              <w:t>747.25</w:t>
+              <w:t>757.00</w:t>
             </w:r>
           </w:p>
         </w:tc>
@@ -24376,7 +24376,7 @@
             </w:pPr>
             <w:r/>
             <w:r>
-              <w:t>758.50</w:t>
+              <w:t>768.25</w:t>
             </w:r>
           </w:p>
         </w:tc>
@@ -24404,7 +24404,7 @@
             </w:pPr>
             <w:r/>
             <w:r>
-              <w:t>741.75</w:t>
+              <w:t>751.50</w:t>
             </w:r>
           </w:p>
         </w:tc>
@@ -24435,7 +24435,7 @@
               <w:rPr>
                 <w:b/>
               </w:rPr>
-              <w:t>746.50</w:t>
+              <w:t>756.25</w:t>
             </w:r>
           </w:p>
         </w:tc>
@@ -24583,7 +24583,7 @@
             </w:pPr>
             <w:r/>
             <w:r>
-              <w:t>746.50</w:t>
+              <w:t>756.25</w:t>
             </w:r>
           </w:p>
         </w:tc>
@@ -24611,7 +24611,7 @@
             </w:pPr>
             <w:r/>
             <w:r>
-              <w:t>754.00</w:t>
+              <w:t>763.75</w:t>
             </w:r>
           </w:p>
         </w:tc>
@@ -24639,7 +24639,7 @@
             </w:pPr>
             <w:r/>
             <w:r>
-              <w:t>740.50</w:t>
+              <w:t>750.25</w:t>
             </w:r>
           </w:p>
         </w:tc>
@@ -24670,7 +24670,7 @@
               <w:rPr>
                 <w:b/>
               </w:rPr>
-              <w:t>746.00</w:t>
+              <w:t>755.75</w:t>
             </w:r>
           </w:p>
         </w:tc>
@@ -24818,7 +24818,7 @@
             </w:pPr>
             <w:r/>
             <w:r>
-              <w:t>746.00</w:t>
+              <w:t>755.75</w:t>
             </w:r>
           </w:p>
         </w:tc>
@@ -24846,7 +24846,7 @@
             </w:pPr>
             <w:r/>
             <w:r>
-              <w:t>759.75</w:t>
+              <w:t>769.50</w:t>
             </w:r>
           </w:p>
         </w:tc>
@@ -24874,7 +24874,7 @@
             </w:pPr>
             <w:r/>
             <w:r>
-              <w:t>731.25</w:t>
+              <w:t>741.00</w:t>
             </w:r>
           </w:p>
         </w:tc>
@@ -24905,7 +24905,7 @@
               <w:rPr>
                 <w:b/>
               </w:rPr>
-              <w:t>748.00</w:t>
+              <w:t>757.75</w:t>
             </w:r>
           </w:p>
         </w:tc>
@@ -25053,7 +25053,7 @@
             </w:pPr>
             <w:r/>
             <w:r>
-              <w:t>748.00</w:t>
+              <w:t>757.75</w:t>
             </w:r>
           </w:p>
         </w:tc>
@@ -25081,7 +25081,7 @@
             </w:pPr>
             <w:r/>
             <w:r>
-              <w:t>761.25</w:t>
+              <w:t>771.00</w:t>
             </w:r>
           </w:p>
         </w:tc>
@@ -25109,7 +25109,7 @@
             </w:pPr>
             <w:r/>
             <w:r>
-              <w:t>739.75</w:t>
+              <w:t>749.50</w:t>
             </w:r>
           </w:p>
         </w:tc>
@@ -25140,7 +25140,7 @@
               <w:rPr>
                 <w:b/>
               </w:rPr>
-              <w:t>749.25</w:t>
+              <w:t>759.00</w:t>
             </w:r>
           </w:p>
         </w:tc>
@@ -25288,7 +25288,7 @@
             </w:pPr>
             <w:r/>
             <w:r>
-              <w:t>749.25</w:t>
+              <w:t>759.00</w:t>
             </w:r>
           </w:p>
         </w:tc>
@@ -25316,7 +25316,7 @@
             </w:pPr>
             <w:r/>
             <w:r>
-              <w:t>765.75</w:t>
+              <w:t>775.50</w:t>
             </w:r>
           </w:p>
         </w:tc>
@@ -25344,7 +25344,7 @@
             </w:pPr>
             <w:r/>
             <w:r>
-              <w:t>738.75</w:t>
+              <w:t>748.50</w:t>
             </w:r>
           </w:p>
         </w:tc>
@@ -25375,7 +25375,7 @@
               <w:rPr>
                 <w:b/>
               </w:rPr>
-              <w:t>753.75</w:t>
+              <w:t>763.50</w:t>
             </w:r>
           </w:p>
         </w:tc>
@@ -25523,7 +25523,7 @@
             </w:pPr>
             <w:r/>
             <w:r>
-              <w:t>753.75</w:t>
+              <w:t>763.50</w:t>
             </w:r>
           </w:p>
         </w:tc>
@@ -25551,7 +25551,7 @@
             </w:pPr>
             <w:r/>
             <w:r>
-              <w:t>761.50</w:t>
+              <w:t>771.25</w:t>
             </w:r>
           </w:p>
         </w:tc>
@@ -25579,7 +25579,7 @@
             </w:pPr>
             <w:r/>
             <w:r>
-              <w:t>742.75</w:t>
+              <w:t>752.50</w:t>
             </w:r>
           </w:p>
         </w:tc>
@@ -25610,7 +25610,7 @@
               <w:rPr>
                 <w:b/>
               </w:rPr>
-              <w:t>755.00</w:t>
+              <w:t>764.75</w:t>
             </w:r>
           </w:p>
         </w:tc>
@@ -25758,7 +25758,7 @@
             </w:pPr>
             <w:r/>
             <w:r>
-              <w:t>755.00</w:t>
+              <w:t>764.75</w:t>
             </w:r>
           </w:p>
         </w:tc>
@@ -25786,7 +25786,7 @@
             </w:pPr>
             <w:r/>
             <w:r>
-              <w:t>763.25</w:t>
+              <w:t>773.00</w:t>
             </w:r>
           </w:p>
         </w:tc>
@@ -25814,7 +25814,7 @@
             </w:pPr>
             <w:r/>
             <w:r>
-              <w:t>744.50</w:t>
+              <w:t>754.25</w:t>
             </w:r>
           </w:p>
         </w:tc>
@@ -25845,7 +25845,7 @@
               <w:rPr>
                 <w:b/>
               </w:rPr>
-              <w:t>756.75</w:t>
+              <w:t>766.50</w:t>
             </w:r>
           </w:p>
         </w:tc>
@@ -25993,7 +25993,7 @@
             </w:pPr>
             <w:r/>
             <w:r>
-              <w:t>756.75</w:t>
+              <w:t>766.50</w:t>
             </w:r>
           </w:p>
         </w:tc>
@@ -26021,7 +26021,7 @@
             </w:pPr>
             <w:r/>
             <w:r>
-              <w:t>769.00</w:t>
+              <w:t>778.75</w:t>
             </w:r>
           </w:p>
         </w:tc>
@@ -26049,7 +26049,7 @@
             </w:pPr>
             <w:r/>
             <w:r>
-              <w:t>747.00</w:t>
+              <w:t>756.75</w:t>
             </w:r>
           </w:p>
         </w:tc>
@@ -26080,7 +26080,7 @@
               <w:rPr>
                 <w:b/>
               </w:rPr>
-              <w:t>755.75</w:t>
+              <w:t>765.50</w:t>
             </w:r>
           </w:p>
         </w:tc>
@@ -26228,7 +26228,7 @@
             </w:pPr>
             <w:r/>
             <w:r>
-              <w:t>755.75</w:t>
+              <w:t>765.50</w:t>
             </w:r>
           </w:p>
         </w:tc>
@@ -26256,7 +26256,7 @@
             </w:pPr>
             <w:r/>
             <w:r>
-              <w:t>766.25</w:t>
+              <w:t>776.00</w:t>
             </w:r>
           </w:p>
         </w:tc>
@@ -26284,7 +26284,7 @@
             </w:pPr>
             <w:r/>
             <w:r>
-              <w:t>741.00</w:t>
+              <w:t>750.75</w:t>
             </w:r>
           </w:p>
         </w:tc>
@@ -26315,7 +26315,7 @@
               <w:rPr>
                 <w:b/>
               </w:rPr>
-              <w:t>758.00</w:t>
+              <w:t>767.75</w:t>
             </w:r>
           </w:p>
         </w:tc>
@@ -26463,7 +26463,7 @@
             </w:pPr>
             <w:r/>
             <w:r>
-              <w:t>758.00</w:t>
+              <w:t>767.75</w:t>
             </w:r>
           </w:p>
         </w:tc>
@@ -26491,7 +26491,7 @@
             </w:pPr>
             <w:r/>
             <w:r>
-              <w:t>768.50</w:t>
+              <w:t>778.25</w:t>
             </w:r>
           </w:p>
         </w:tc>
@@ -26519,7 +26519,7 @@
             </w:pPr>
             <w:r/>
             <w:r>
-              <w:t>751.75</w:t>
+              <w:t>761.50</w:t>
             </w:r>
           </w:p>
         </w:tc>
@@ -26550,7 +26550,7 @@
               <w:rPr>
                 <w:b/>
               </w:rPr>
-              <w:t>758.75</w:t>
+              <w:t>768.50</w:t>
             </w:r>
           </w:p>
         </w:tc>
@@ -26698,7 +26698,7 @@
             </w:pPr>
             <w:r/>
             <w:r>
-              <w:t>758.75</w:t>
+              <w:t>768.50</w:t>
             </w:r>
           </w:p>
         </w:tc>
@@ -26726,7 +26726,7 @@
             </w:pPr>
             <w:r/>
             <w:r>
-              <w:t>773.00</w:t>
+              <w:t>782.75</w:t>
             </w:r>
           </w:p>
         </w:tc>
@@ -26754,7 +26754,7 @@
             </w:pPr>
             <w:r/>
             <w:r>
-              <w:t>744.00</w:t>
+              <w:t>753.75</w:t>
             </w:r>
           </w:p>
         </w:tc>
@@ -26785,7 +26785,7 @@
               <w:rPr>
                 <w:b/>
               </w:rPr>
-              <w:t>760.75</w:t>
+              <w:t>770.50</w:t>
             </w:r>
           </w:p>
         </w:tc>
@@ -26933,7 +26933,7 @@
             </w:pPr>
             <w:r/>
             <w:r>
-              <w:t>760.75</w:t>
+              <w:t>770.50</w:t>
             </w:r>
           </w:p>
         </w:tc>
@@ -26961,7 +26961,7 @@
             </w:pPr>
             <w:r/>
             <w:r>
-              <w:t>767.25</w:t>
+              <w:t>777.00</w:t>
             </w:r>
           </w:p>
         </w:tc>
@@ -26989,7 +26989,7 @@
             </w:pPr>
             <w:r/>
             <w:r>
-              <w:t>754.00</w:t>
+              <w:t>763.75</w:t>
             </w:r>
           </w:p>
         </w:tc>
@@ -27020,7 +27020,7 @@
               <w:rPr>
                 <w:b/>
               </w:rPr>
-              <w:t>761.00</w:t>
+              <w:t>770.75</w:t>
             </w:r>
           </w:p>
         </w:tc>
@@ -27168,7 +27168,7 @@
             </w:pPr>
             <w:r/>
             <w:r>
-              <w:t>761.00</w:t>
+              <w:t>770.75</w:t>
             </w:r>
           </w:p>
         </w:tc>
@@ -27196,7 +27196,7 @@
             </w:pPr>
             <w:r/>
             <w:r>
-              <w:t>771.25</w:t>
+              <w:t>781.00</w:t>
             </w:r>
           </w:p>
         </w:tc>
@@ -27224,7 +27224,7 @@
             </w:pPr>
             <w:r/>
             <w:r>
-              <w:t>753.00</w:t>
+              <w:t>762.75</w:t>
             </w:r>
           </w:p>
         </w:tc>
@@ -27255,7 +27255,7 @@
               <w:rPr>
                 <w:b/>
               </w:rPr>
-              <w:t>761.50</w:t>
+              <w:t>771.25</w:t>
             </w:r>
           </w:p>
         </w:tc>
@@ -27403,7 +27403,7 @@
             </w:pPr>
             <w:r/>
             <w:r>
-              <w:t>761.50</w:t>
+              <w:t>771.25</w:t>
             </w:r>
           </w:p>
         </w:tc>
@@ -27431,7 +27431,7 @@
             </w:pPr>
             <w:r/>
             <w:r>
-              <w:t>768.50</w:t>
+              <w:t>778.25</w:t>
             </w:r>
           </w:p>
         </w:tc>
@@ -27459,7 +27459,7 @@
             </w:pPr>
             <w:r/>
             <w:r>
-              <w:t>755.50</w:t>
+              <w:t>765.25</w:t>
             </w:r>
           </w:p>
         </w:tc>
@@ -27490,7 +27490,7 @@
               <w:rPr>
                 <w:b/>
               </w:rPr>
-              <w:t>760.75</w:t>
+              <w:t>770.50</w:t>
             </w:r>
           </w:p>
         </w:tc>
@@ -27638,7 +27638,7 @@
             </w:pPr>
             <w:r/>
             <w:r>
-              <w:t>760.75</w:t>
+              <w:t>770.50</w:t>
             </w:r>
           </w:p>
         </w:tc>
@@ -27666,7 +27666,7 @@
             </w:pPr>
             <w:r/>
             <w:r>
-              <w:t>774.25</w:t>
+              <w:t>784.00</w:t>
             </w:r>
           </w:p>
         </w:tc>
@@ -27694,7 +27694,7 @@
             </w:pPr>
             <w:r/>
             <w:r>
-              <w:t>747.75</w:t>
+              <w:t>757.50</w:t>
             </w:r>
           </w:p>
         </w:tc>
@@ -27725,7 +27725,7 @@
               <w:rPr>
                 <w:b/>
               </w:rPr>
-              <w:t>762.50</w:t>
+              <w:t>772.25</w:t>
             </w:r>
           </w:p>
         </w:tc>
@@ -27873,7 +27873,7 @@
             </w:pPr>
             <w:r/>
             <w:r>
-              <w:t>762.50</w:t>
+              <w:t>772.25</w:t>
             </w:r>
           </w:p>
         </w:tc>
@@ -27901,7 +27901,7 @@
             </w:pPr>
             <w:r/>
             <w:r>
-              <w:t>771.75</w:t>
+              <w:t>781.50</w:t>
             </w:r>
           </w:p>
         </w:tc>
@@ -27929,7 +27929,7 @@
             </w:pPr>
             <w:r/>
             <w:r>
-              <w:t>751.75</w:t>
+              <w:t>761.50</w:t>
             </w:r>
           </w:p>
         </w:tc>
@@ -27960,7 +27960,7 @@
               <w:rPr>
                 <w:b/>
               </w:rPr>
-              <w:t>763.00</w:t>
+              <w:t>772.75</w:t>
             </w:r>
           </w:p>
         </w:tc>
@@ -28108,7 +28108,7 @@
             </w:pPr>
             <w:r/>
             <w:r>
-              <w:t>763.00</w:t>
+              <w:t>772.75</w:t>
             </w:r>
           </w:p>
         </w:tc>
@@ -28136,7 +28136,7 @@
             </w:pPr>
             <w:r/>
             <w:r>
-              <w:t>775.25</w:t>
+              <w:t>785.00</w:t>
             </w:r>
           </w:p>
         </w:tc>
@@ -28164,7 +28164,7 @@
             </w:pPr>
             <w:r/>
             <w:r>
-              <w:t>748.75</w:t>
+              <w:t>758.50</w:t>
             </w:r>
           </w:p>
         </w:tc>
@@ -28195,7 +28195,7 @@
               <w:rPr>
                 <w:b/>
               </w:rPr>
-              <w:t>761.50</w:t>
+              <w:t>771.25</w:t>
             </w:r>
           </w:p>
         </w:tc>
@@ -28343,7 +28343,7 @@
             </w:pPr>
             <w:r/>
             <w:r>
-              <w:t>761.50</w:t>
+              <w:t>771.25</w:t>
             </w:r>
           </w:p>
         </w:tc>
@@ -28371,7 +28371,7 @@
             </w:pPr>
             <w:r/>
             <w:r>
-              <w:t>768.50</w:t>
+              <w:t>778.25</w:t>
             </w:r>
           </w:p>
         </w:tc>
@@ -28399,7 +28399,7 @@
             </w:pPr>
             <w:r/>
             <w:r>
-              <w:t>752.00</w:t>
+              <w:t>761.75</w:t>
             </w:r>
           </w:p>
         </w:tc>
@@ -28430,7 +28430,7 @@
               <w:rPr>
                 <w:b/>
               </w:rPr>
-              <w:t>762.00</w:t>
+              <w:t>771.75</w:t>
             </w:r>
           </w:p>
         </w:tc>
@@ -28578,7 +28578,7 @@
             </w:pPr>
             <w:r/>
             <w:r>
-              <w:t>762.00</w:t>
+              <w:t>771.75</w:t>
             </w:r>
           </w:p>
         </w:tc>
@@ -28606,7 +28606,7 @@
             </w:pPr>
             <w:r/>
             <w:r>
-              <w:t>772.50</w:t>
+              <w:t>782.25</w:t>
             </w:r>
           </w:p>
         </w:tc>
@@ -28634,7 +28634,7 @@
             </w:pPr>
             <w:r/>
             <w:r>
-              <w:t>754.75</w:t>
+              <w:t>764.50</w:t>
             </w:r>
           </w:p>
         </w:tc>
@@ -28665,7 +28665,7 @@
               <w:rPr>
                 <w:b/>
               </w:rPr>
-              <w:t>761.75</w:t>
+              <w:t>771.50</w:t>
             </w:r>
           </w:p>
         </w:tc>
@@ -28813,7 +28813,7 @@
             </w:pPr>
             <w:r/>
             <w:r>
-              <w:t>761.75</w:t>
+              <w:t>771.50</w:t>
             </w:r>
           </w:p>
         </w:tc>
@@ -28841,7 +28841,7 @@
             </w:pPr>
             <w:r/>
             <w:r>
-              <w:t>771.50</w:t>
+              <w:t>781.25</w:t>
             </w:r>
           </w:p>
         </w:tc>
@@ -28869,7 +28869,7 @@
             </w:pPr>
             <w:r/>
             <w:r>
-              <w:t>752.00</w:t>
+              <w:t>761.75</w:t>
             </w:r>
           </w:p>
         </w:tc>
@@ -28900,7 +28900,7 @@
               <w:rPr>
                 <w:b/>
               </w:rPr>
-              <w:t>762.25</w:t>
+              <w:t>772.00</w:t>
             </w:r>
           </w:p>
         </w:tc>
@@ -29048,7 +29048,7 @@
             </w:pPr>
             <w:r/>
             <w:r>
-              <w:t>762.25</w:t>
+              <w:t>772.00</w:t>
             </w:r>
           </w:p>
         </w:tc>
@@ -29076,7 +29076,7 @@
             </w:pPr>
             <w:r/>
             <w:r>
-              <w:t>773.00</w:t>
+              <w:t>782.75</w:t>
             </w:r>
           </w:p>
         </w:tc>
@@ -29104,7 +29104,7 @@
             </w:pPr>
             <w:r/>
             <w:r>
-              <w:t>755.00</w:t>
+              <w:t>764.75</w:t>
             </w:r>
           </w:p>
         </w:tc>
@@ -29135,7 +29135,7 @@
               <w:rPr>
                 <w:b/>
               </w:rPr>
-              <w:t>763.00</w:t>
+              <w:t>772.75</w:t>
             </w:r>
           </w:p>
         </w:tc>
@@ -29283,7 +29283,7 @@
             </w:pPr>
             <w:r/>
             <w:r>
-              <w:t>763.00</w:t>
+              <w:t>772.75</w:t>
             </w:r>
           </w:p>
         </w:tc>
@@ -29311,7 +29311,7 @@
             </w:pPr>
             <w:r/>
             <w:r>
-              <w:t>769.50</w:t>
+              <w:t>779.25</w:t>
             </w:r>
           </w:p>
         </w:tc>
@@ -29339,7 +29339,7 @@
             </w:pPr>
             <w:r/>
             <w:r>
-              <w:t>754.50</w:t>
+              <w:t>764.25</w:t>
             </w:r>
           </w:p>
         </w:tc>
@@ -29370,7 +29370,7 @@
               <w:rPr>
                 <w:b/>
               </w:rPr>
-              <w:t>763.50</w:t>
+              <w:t>773.25</w:t>
             </w:r>
           </w:p>
         </w:tc>
@@ -29518,7 +29518,7 @@
             </w:pPr>
             <w:r/>
             <w:r>
-              <w:t>763.50</w:t>
+              <w:t>773.25</w:t>
             </w:r>
           </w:p>
         </w:tc>
@@ -29546,7 +29546,7 @@
             </w:pPr>
             <w:r/>
             <w:r>
-              <w:t>774.50</w:t>
+              <w:t>784.25</w:t>
             </w:r>
           </w:p>
         </w:tc>
@@ -29574,7 +29574,7 @@
             </w:pPr>
             <w:r/>
             <w:r>
-              <w:t>751.75</w:t>
+              <w:t>761.50</w:t>
             </w:r>
           </w:p>
         </w:tc>
@@ -29605,7 +29605,7 @@
               <w:rPr>
                 <w:b/>
               </w:rPr>
-              <w:t>767.00</w:t>
+              <w:t>776.75</w:t>
             </w:r>
           </w:p>
         </w:tc>
@@ -29753,7 +29753,7 @@
             </w:pPr>
             <w:r/>
             <w:r>
-              <w:t>767.00</w:t>
+              <w:t>776.75</w:t>
             </w:r>
           </w:p>
         </w:tc>
@@ -29781,7 +29781,7 @@
             </w:pPr>
             <w:r/>
             <w:r>
-              <w:t>772.50</w:t>
+              <w:t>782.25</w:t>
             </w:r>
           </w:p>
         </w:tc>
@@ -29809,7 +29809,7 @@
             </w:pPr>
             <w:r/>
             <w:r>
-              <w:t>759.25</w:t>
+              <w:t>769.00</w:t>
             </w:r>
           </w:p>
         </w:tc>
@@ -29840,7 +29840,7 @@
               <w:rPr>
                 <w:b/>
               </w:rPr>
-              <w:t>767.75</w:t>
+              <w:t>777.50</w:t>
             </w:r>
           </w:p>
         </w:tc>
@@ -29988,7 +29988,7 @@
             </w:pPr>
             <w:r/>
             <w:r>
-              <w:t>767.75</w:t>
+              <w:t>777.50</w:t>
             </w:r>
           </w:p>
         </w:tc>
@@ -30016,7 +30016,7 @@
             </w:pPr>
             <w:r/>
             <w:r>
-              <w:t>777.00</w:t>
+              <w:t>786.75</w:t>
             </w:r>
           </w:p>
         </w:tc>
@@ -30044,7 +30044,7 @@
             </w:pPr>
             <w:r/>
             <w:r>
-              <w:t>761.25</w:t>
+              <w:t>771.00</w:t>
             </w:r>
           </w:p>
         </w:tc>
@@ -30075,7 +30075,7 @@
               <w:rPr>
                 <w:b/>
               </w:rPr>
-              <w:t>767.00</w:t>
+              <w:t>776.75</w:t>
             </w:r>
           </w:p>
         </w:tc>
@@ -30223,7 +30223,7 @@
             </w:pPr>
             <w:r/>
             <w:r>
-              <w:t>767.00</w:t>
+              <w:t>776.75</w:t>
             </w:r>
           </w:p>
         </w:tc>
@@ -30251,7 +30251,7 @@
             </w:pPr>
             <w:r/>
             <w:r>
-              <w:t>774.50</w:t>
+              <w:t>784.25</w:t>
             </w:r>
           </w:p>
         </w:tc>
@@ -30279,7 +30279,7 @@
             </w:pPr>
             <w:r/>
             <w:r>
-              <w:t>761.00</w:t>
+              <w:t>770.75</w:t>
             </w:r>
           </w:p>
         </w:tc>
@@ -30310,7 +30310,7 @@
               <w:rPr>
                 <w:b/>
               </w:rPr>
-              <w:t>766.00</w:t>
+              <w:t>775.75</w:t>
             </w:r>
           </w:p>
         </w:tc>
@@ -30458,7 +30458,7 @@
             </w:pPr>
             <w:r/>
             <w:r>
-              <w:t>766.00</w:t>
+              <w:t>775.75</w:t>
             </w:r>
           </w:p>
         </w:tc>
@@ -30486,7 +30486,7 @@
             </w:pPr>
             <w:r/>
             <w:r>
-              <w:t>773.00</w:t>
+              <w:t>782.75</w:t>
             </w:r>
           </w:p>
         </w:tc>
@@ -30514,7 +30514,7 @@
             </w:pPr>
             <w:r/>
             <w:r>
-              <w:t>752.50</w:t>
+              <w:t>762.25</w:t>
             </w:r>
           </w:p>
         </w:tc>
@@ -30545,7 +30545,7 @@
               <w:rPr>
                 <w:b/>
               </w:rPr>
-              <w:t>766.75</w:t>
+              <w:t>776.50</w:t>
             </w:r>
           </w:p>
         </w:tc>
@@ -30693,7 +30693,7 @@
             </w:pPr>
             <w:r/>
             <w:r>
-              <w:t>766.75</w:t>
+              <w:t>776.50</w:t>
             </w:r>
           </w:p>
         </w:tc>
@@ -30721,7 +30721,7 @@
             </w:pPr>
             <w:r/>
             <w:r>
-              <w:t>776.00</w:t>
+              <w:t>785.75</w:t>
             </w:r>
           </w:p>
         </w:tc>
@@ -30749,7 +30749,7 @@
             </w:pPr>
             <w:r/>
             <w:r>
-              <w:t>759.50</w:t>
+              <w:t>769.25</w:t>
             </w:r>
           </w:p>
         </w:tc>
@@ -30780,7 +30780,7 @@
               <w:rPr>
                 <w:b/>
               </w:rPr>
-              <w:t>766.50</w:t>
+              <w:t>776.25</w:t>
             </w:r>
           </w:p>
         </w:tc>
@@ -30928,7 +30928,7 @@
             </w:pPr>
             <w:r/>
             <w:r>
-              <w:t>766.50</w:t>
+              <w:t>776.25</w:t>
             </w:r>
           </w:p>
         </w:tc>
@@ -30956,7 +30956,7 @@
             </w:pPr>
             <w:r/>
             <w:r>
-              <w:t>775.00</w:t>
+              <w:t>784.75</w:t>
             </w:r>
           </w:p>
         </w:tc>
@@ -30984,7 +30984,7 @@
             </w:pPr>
             <w:r/>
             <w:r>
-              <w:t>752.50</w:t>
+              <w:t>762.25</w:t>
             </w:r>
           </w:p>
         </w:tc>
@@ -31015,7 +31015,7 @@
               <w:rPr>
                 <w:b/>
               </w:rPr>
-              <w:t>768.25</w:t>
+              <w:t>778.00</w:t>
             </w:r>
           </w:p>
         </w:tc>
@@ -31163,7 +31163,7 @@
             </w:pPr>
             <w:r/>
             <w:r>
-              <w:t>768.25</w:t>
+              <w:t>778.00</w:t>
             </w:r>
           </w:p>
         </w:tc>
@@ -31191,7 +31191,7 @@
             </w:pPr>
             <w:r/>
             <w:r>
-              <w:t>774.50</w:t>
+              <w:t>784.25</w:t>
             </w:r>
           </w:p>
         </w:tc>
@@ -31219,7 +31219,7 @@
             </w:pPr>
             <w:r/>
             <w:r>
-              <w:t>761.75</w:t>
+              <w:t>771.50</w:t>
             </w:r>
           </w:p>
         </w:tc>
@@ -31250,7 +31250,7 @@
               <w:rPr>
                 <w:b/>
               </w:rPr>
-              <w:t>767.50</w:t>
+              <w:t>777.25</w:t>
             </w:r>
           </w:p>
         </w:tc>

--- a/Daily Reports/04_09_2026-CBOT Reports.docx
+++ b/Daily Reports/04_09_2026-CBOT Reports.docx
@@ -104,7 +104,7 @@
           <w:color w:val="5C768D"/>
           <w:sz w:val="19"/>
         </w:rPr>
-        <w:t>Cập nhật tự động qua `macro_tracker.py` vào lúc 18:09 ICT ngày 04/09/2026</w:t>
+        <w:t>Cập nhật tự động qua `macro_tracker.py` vào lúc 19:25 ICT ngày 04/09/2026</w:t>
       </w:r>
     </w:p>
     <w:tbl>
@@ -313,7 +313,7 @@
               <w:rPr>
                 <w:b/>
               </w:rPr>
-              <w:t>94.86 / thùng</w:t>
+              <w:t>94.76 / thùng</w:t>
             </w:r>
           </w:p>
         </w:tc>
@@ -344,7 +344,7 @@
               <w:rPr>
                 <w:b/>
               </w:rPr>
-              <w:t>-0.69%</w:t>
+              <w:t>-0.80%</w:t>
             </w:r>
           </w:p>
         </w:tc>
@@ -442,7 +442,7 @@
               <w:rPr>
                 <w:b/>
               </w:rPr>
-              <w:t>99.08</w:t>
+              <w:t>99.06</w:t>
             </w:r>
           </w:p>
         </w:tc>
@@ -473,7 +473,7 @@
               <w:rPr>
                 <w:b/>
               </w:rPr>
-              <w:t>+0.08%</w:t>
+              <w:t>+0.06%</w:t>
             </w:r>
           </w:p>
         </w:tc>
@@ -1228,7 +1228,7 @@
         <w:rPr>
           <w:b/>
         </w:rPr>
-        <w:t>`94.86` (-0.69%)</w:t>
+        <w:t>`94.76` (-0.80%)</w:t>
       </w:r>
       <w:r>
         <w:t xml:space="preserve"> | DXY: </w:t>
@@ -1237,7 +1237,7 @@
         <w:rPr>
           <w:b/>
         </w:rPr>
-        <w:t>`99.08` (+0.08%)</w:t>
+        <w:t>`99.06` (+0.06%)</w:t>
       </w:r>
       <w:r>
         <w:t xml:space="preserve"> | Lúa mì CBOT: </w:t>
@@ -1246,7 +1246,7 @@
         <w:rPr>
           <w:b/>
         </w:rPr>
-        <w:t>`754.75` (+2.58%)</w:t>
+        <w:t>`754.50` (+2.41%)</w:t>
       </w:r>
       <w:r>
         <w:t>.</w:t>
@@ -1316,7 +1316,7 @@
           <w:color w:val="5C768D"/>
           <w:sz w:val="19"/>
         </w:rPr>
-        <w:t>Cập nhật tự động lúc 18:09 ICT ngày 04/09/2026 — Nguồn: NOAA, USDA, BOM Australia</w:t>
+        <w:t>Cập nhật tự động lúc 19:25 ICT ngày 04/09/2026 — Nguồn: NOAA, USDA, BOM Australia</w:t>
       </w:r>
     </w:p>
     <w:p>
@@ -3584,7 +3584,7 @@
               <w:rPr>
                 <w:b/>
               </w:rPr>
-              <w:t>540.00</w:t>
+              <w:t>541.25</w:t>
             </w:r>
           </w:p>
         </w:tc>
@@ -3615,7 +3615,7 @@
               <w:rPr>
                 <w:b/>
               </w:rPr>
-              <w:t>541.51 (+1.51)</w:t>
+              <w:t>542.69 (+1.44)</w:t>
             </w:r>
           </w:p>
         </w:tc>
@@ -3643,7 +3643,7 @@
             </w:pPr>
             <w:r/>
             <w:r>
-              <w:t>Bullish (538.77 &gt; 538.48)</w:t>
+              <w:t>Bullish (539.24 &gt; 538.71)</w:t>
             </w:r>
           </w:p>
         </w:tc>
@@ -3671,7 +3671,7 @@
             </w:pPr>
             <w:r/>
             <w:r>
-              <w:t>3.75 cents</w:t>
+              <w:t>1.50 cents</w:t>
             </w:r>
           </w:p>
         </w:tc>
@@ -3832,7 +3832,7 @@
               <w:rPr>
                 <w:b/>
               </w:rPr>
-              <w:t>754.75</w:t>
+              <w:t>754.50</w:t>
             </w:r>
           </w:p>
         </w:tc>
@@ -3863,7 +3863,7 @@
               <w:rPr>
                 <w:b/>
               </w:rPr>
-              <w:t>757.89 (+3.14)</w:t>
+              <w:t>757.27 (+2.77)</w:t>
             </w:r>
           </w:p>
         </w:tc>
@@ -3891,7 +3891,7 @@
             </w:pPr>
             <w:r/>
             <w:r>
-              <w:t>Bearish (752.99 &lt; 759.04)</w:t>
+              <w:t>Bearish (753.31 &lt; 758.72)</w:t>
             </w:r>
           </w:p>
         </w:tc>
@@ -3919,7 +3919,7 @@
             </w:pPr>
             <w:r/>
             <w:r>
-              <w:t>9.00 cents</w:t>
+              <w:t>3.50 cents</w:t>
             </w:r>
           </w:p>
         </w:tc>
@@ -4357,7 +4357,7 @@
                 <w:b/>
                 <w:color w:val="15803D"/>
               </w:rPr>
-              <w:t>536.75 - 538.77 cents (Canh mua vùng hỗ trợ)</w:t>
+              <w:t>537.50 - 539.24 cents (Canh mua vùng hỗ trợ)</w:t>
             </w:r>
           </w:p>
         </w:tc>
@@ -4388,7 +4388,7 @@
               <w:rPr>
                 <w:b/>
               </w:rPr>
-              <w:t>452.21 cents (Dưới cản S2 + 1.5x ATR)</w:t>
+              <w:t>452.60 cents (Dưới cản S2 + 1.5x ATR)</w:t>
             </w:r>
           </w:p>
         </w:tc>
@@ -4424,7 +4424,7 @@
                 <w:color w:val="D97706"/>
                 <w:sz w:val="19"/>
               </w:rPr>
-              <w:t xml:space="preserve"> 541.75 cents </w:t>
+              <w:t xml:space="preserve"> 543.75 cents </w:t>
             </w:r>
             <w:r>
               <w:t xml:space="preserve"> / TP2: </w:t>
@@ -4569,7 +4569,7 @@
               <w:rPr>
                 <w:b/>
               </w:rPr>
-              <w:t>535.25 - 536.75 cents</w:t>
+              <w:t>536.00 - 537.50 cents</w:t>
             </w:r>
           </w:p>
         </w:tc>
@@ -4600,7 +4600,7 @@
               <w:rPr>
                 <w:b/>
               </w:rPr>
-              <w:t>453.89 cents (Chống quét SL tuyệt đối)</w:t>
+              <w:t>454.15 cents (Chống quét SL tuyệt đối)</w:t>
             </w:r>
           </w:p>
         </w:tc>
@@ -4762,7 +4762,7 @@
               <w:rPr>
                 <w:b/>
               </w:rPr>
-              <w:t>541.75 - 543.25 cents</w:t>
+              <w:t>543.75 - 545.25 cents</w:t>
             </w:r>
           </w:p>
         </w:tc>
@@ -4793,7 +4793,7 @@
               <w:rPr>
                 <w:b/>
               </w:rPr>
-              <w:t>545.11 cents</w:t>
+              <w:t>546.85 cents</w:t>
             </w:r>
           </w:p>
         </w:tc>
@@ -4955,7 +4955,7 @@
               <w:rPr>
                 <w:b/>
               </w:rPr>
-              <w:t>443.82 - 457.25 cents</w:t>
+              <w:t>444.86 - 457.25 cents</w:t>
             </w:r>
           </w:p>
         </w:tc>
@@ -5136,7 +5136,7 @@
                 <w:b/>
                 <w:color w:val="B91C1C"/>
               </w:rPr>
-              <w:t>752.99 - 759.04 cents (Canh bán hồi kỹ thuật H1)</w:t>
+              <w:t>753.31 - 758.72 cents (Canh bán hồi kỹ thuật H1)</w:t>
             </w:r>
           </w:p>
         </w:tc>
@@ -5167,7 +5167,7 @@
               <w:rPr>
                 <w:b/>
               </w:rPr>
-              <w:t>806.92 cents (Trên kháng cự R2 + 1.5x ATR)</w:t>
+              <w:t>805.48 cents (Trên kháng cự R2 + 1.5x ATR)</w:t>
             </w:r>
           </w:p>
         </w:tc>
@@ -5203,7 +5203,7 @@
                 <w:color w:val="D97706"/>
                 <w:sz w:val="19"/>
               </w:rPr>
-              <w:t xml:space="preserve"> 743.50 cents </w:t>
+              <w:t xml:space="preserve"> 744.50 cents </w:t>
             </w:r>
             <w:r>
               <w:t xml:space="preserve"> / TP2: </w:t>
@@ -5345,7 +5345,7 @@
               <w:rPr>
                 <w:b/>
               </w:rPr>
-              <w:t>741.50 - 743.50 cents</w:t>
+              <w:t>742.50 - 744.50 cents</w:t>
             </w:r>
           </w:p>
         </w:tc>
@@ -5376,7 +5376,7 @@
               <w:rPr>
                 <w:b/>
               </w:rPr>
-              <w:t>637.30 cents</w:t>
+              <w:t>638.27 cents</w:t>
             </w:r>
           </w:p>
         </w:tc>
@@ -5407,7 +5407,7 @@
               <w:rPr>
                 <w:b/>
               </w:rPr>
-              <w:t>762.50 cents (Đón sóng hồi trung hạn ~14.5 giá)</w:t>
+              <w:t>758.00 cents (Đón sóng hồi trung hạn ~14.5 giá)</w:t>
             </w:r>
           </w:p>
         </w:tc>
@@ -5538,7 +5538,7 @@
               <w:rPr>
                 <w:b/>
               </w:rPr>
-              <w:t>762.50 - 764.50 cents</w:t>
+              <w:t>758.00 - 760.00 cents</w:t>
             </w:r>
           </w:p>
         </w:tc>
@@ -5569,7 +5569,7 @@
               <w:rPr>
                 <w:b/>
               </w:rPr>
-              <w:t>770.45 cents</w:t>
+              <w:t>764.98 cents</w:t>
             </w:r>
           </w:p>
         </w:tc>
@@ -5731,7 +5731,7 @@
               <w:rPr>
                 <w:b/>
               </w:rPr>
-              <w:t>613.46 - 645.25 cents</w:t>
+              <w:t>617.31 - 645.25 cents</w:t>
             </w:r>
           </w:p>
         </w:tc>
@@ -11609,7 +11609,7 @@
         <w:t>Giá Chốt Phiên (Close):</w:t>
       </w:r>
       <w:r>
-        <w:t xml:space="preserve"> 540.00 cents | </w:t>
+        <w:t xml:space="preserve"> 541.25 cents | </w:t>
       </w:r>
       <w:r>
         <w:rPr>
@@ -11624,10 +11624,10 @@
         <w:rPr>
           <w:b/>
         </w:rPr>
-        <w:t>`541.51 cents`</w:t>
+        <w:t>`542.69 cents`</w:t>
       </w:r>
       <w:r>
-        <w:t xml:space="preserve"> (+1.51).</w:t>
+        <w:t xml:space="preserve"> (+1.44).</w:t>
       </w:r>
     </w:p>
     <w:p>
@@ -11648,7 +11648,7 @@
         <w:rPr>
           <w:b/>
         </w:rPr>
-        <w:t>`39,725`</w:t>
+        <w:t>`44,222`</w:t>
       </w:r>
       <w:r>
         <w:t xml:space="preserve"> (Chênh lệch: </w:t>
@@ -11657,7 +11657,7 @@
         <w:rPr>
           <w:b/>
         </w:rPr>
-        <w:t>`-288,703`</w:t>
+        <w:t>`-284,206`</w:t>
       </w:r>
       <w:r>
         <w:t xml:space="preserve">) | OI: </w:t>
@@ -11719,9 +11719,9 @@
       <w:r>
         <w:rPr>
           <w:b/>
-          <w:color w:val="15803D"/>
+          <w:color w:val="B91C1C"/>
         </w:rPr>
-        <w:t>`Giảm suy yếu / Đáy ngắn hạn (Long Liquidation Decline)`</w:t>
+        <w:t>`Tăng yếu / Rủi ro đảo chiều (Short Covering Rally)`</w:t>
       </w:r>
     </w:p>
     <w:p>
@@ -11742,10 +11742,10 @@
         <w:rPr>
           <w:b/>
         </w:rPr>
-        <w:t>TÍCH LŨY TIÊU CỰC (Distribution):</w:t>
+        <w:t>TÍCH LŨY TÍCH CỰC (Accumulation):</w:t>
       </w:r>
       <w:r>
-        <w:t xml:space="preserve"> Nến đi ngang nhưng dòng tiền rút dần (OI giảm), cảnh báo rủi ro suy sụt sắp tới.</w:t>
+        <w:t xml:space="preserve"> Nến đi ngang nhưng dòng tiền âm thầm gia tăng (OI tăng), báo hiệu chuẩn bị có nhịp bứt phá tăng.</w:t>
       </w:r>
     </w:p>
     <w:p>
@@ -11991,7 +11991,7 @@
               <w:rPr>
                 <w:b/>
               </w:rPr>
-              <w:t>94.86</w:t>
+              <w:t>94.76</w:t>
             </w:r>
           </w:p>
         </w:tc>
@@ -12022,7 +12022,7 @@
               <w:rPr>
                 <w:b/>
               </w:rPr>
-              <w:t>-0.69%</w:t>
+              <w:t>-0.80%</w:t>
             </w:r>
           </w:p>
         </w:tc>
@@ -12114,7 +12114,7 @@
               <w:rPr>
                 <w:b/>
               </w:rPr>
-              <w:t>99.08</w:t>
+              <w:t>99.06</w:t>
             </w:r>
           </w:p>
         </w:tc>
@@ -12145,7 +12145,7 @@
               <w:rPr>
                 <w:b/>
               </w:rPr>
-              <w:t>+0.08%</w:t>
+              <w:t>+0.06%</w:t>
             </w:r>
           </w:p>
         </w:tc>
@@ -12749,7 +12749,7 @@
         <w:t xml:space="preserve"> EMA_21 </w:t>
       </w:r>
       <w:r>
-        <w:t xml:space="preserve"> (538.77) &gt; </w:t>
+        <w:t xml:space="preserve"> (539.24) &gt; </w:t>
       </w:r>
       <w:r>
         <w:rPr>
@@ -12760,7 +12760,7 @@
         <w:t xml:space="preserve"> EMA_50 </w:t>
       </w:r>
       <w:r>
-        <w:t xml:space="preserve"> (538.48).</w:t>
+        <w:t xml:space="preserve"> (538.71).</w:t>
       </w:r>
     </w:p>
     <w:p>
@@ -12781,7 +12781,7 @@
         <w:rPr>
           <w:b/>
         </w:rPr>
-        <w:t>`53.08`</w:t>
+        <w:t>`55.32`</w:t>
       </w:r>
       <w:r>
         <w:t xml:space="preserve"> | ATR (14) = </w:t>
@@ -12790,7 +12790,7 @@
         <w:rPr>
           <w:b/>
         </w:rPr>
-        <w:t>`3.36`</w:t>
+        <w:t>`3.10`</w:t>
       </w:r>
       <w:r>
         <w:t xml:space="preserve"> cents | Volatility = </w:t>
@@ -12799,7 +12799,7 @@
         <w:rPr>
           <w:b/>
         </w:rPr>
-        <w:t>`3.75 cents`</w:t>
+        <w:t>`1.50 cents`</w:t>
       </w:r>
       <w:r>
         <w:t>.</w:t>
@@ -12823,7 +12823,7 @@
         <w:rPr>
           <w:b/>
         </w:rPr>
-        <w:t>`536.75`</w:t>
+        <w:t>`537.50`</w:t>
       </w:r>
       <w:r>
         <w:t xml:space="preserve"> | S2: </w:t>
@@ -12841,7 +12841,7 @@
         <w:rPr>
           <w:b/>
         </w:rPr>
-        <w:t>`541.75`</w:t>
+        <w:t>`543.75`</w:t>
       </w:r>
       <w:r>
         <w:t xml:space="preserve"> | R2: </w:t>
@@ -13584,7 +13584,7 @@
           <w:b/>
           <w:color w:val="15803D"/>
         </w:rPr>
-        <w:t>`536.75 - 538.77 cents (Canh mua vùng hỗ trợ)`</w:t>
+        <w:t>`537.50 - 539.24 cents (Canh mua vùng hỗ trợ)`</w:t>
       </w:r>
       <w:r>
         <w:t xml:space="preserve"> | SL: </w:t>
@@ -13593,7 +13593,7 @@
         <w:rPr>
           <w:b/>
         </w:rPr>
-        <w:t>`452.21 cents (Dưới cản S2 + 1.5x ATR)`</w:t>
+        <w:t>`452.60 cents (Dưới cản S2 + 1.5x ATR)`</w:t>
       </w:r>
       <w:r>
         <w:t xml:space="preserve"> | TP: </w:t>
@@ -13604,7 +13604,7 @@
           <w:color w:val="D97706"/>
           <w:sz w:val="19"/>
         </w:rPr>
-        <w:t xml:space="preserve"> 541.75 cents </w:t>
+        <w:t xml:space="preserve"> 543.75 cents </w:t>
       </w:r>
       <w:r>
         <w:t xml:space="preserve"> / </w:t>
@@ -13655,7 +13655,7 @@
         <w:rPr>
           <w:b/>
         </w:rPr>
-        <w:t>`535.25 - 536.75 cents`</w:t>
+        <w:t>`536.00 - 537.50 cents`</w:t>
       </w:r>
       <w:r>
         <w:t xml:space="preserve"> | SL: </w:t>
@@ -13664,7 +13664,7 @@
         <w:rPr>
           <w:b/>
         </w:rPr>
-        <w:t>`453.89 cents (Chống quét SL tuyệt đối)`</w:t>
+        <w:t>`454.15 cents (Chống quét SL tuyệt đối)`</w:t>
       </w:r>
       <w:r>
         <w:t xml:space="preserve"> | TP: </w:t>
@@ -13701,7 +13701,7 @@
         <w:rPr>
           <w:b/>
         </w:rPr>
-        <w:t>`541.75 - 543.25 cents`</w:t>
+        <w:t>`543.75 - 545.25 cents`</w:t>
       </w:r>
       <w:r>
         <w:t xml:space="preserve"> | SL: </w:t>
@@ -13710,7 +13710,7 @@
         <w:rPr>
           <w:b/>
         </w:rPr>
-        <w:t>`545.11 cents`</w:t>
+        <w:t>`546.85 cents`</w:t>
       </w:r>
       <w:r>
         <w:t xml:space="preserve"> | TP: </w:t>
@@ -13759,7 +13759,7 @@
         <w:rPr>
           <w:b/>
         </w:rPr>
-        <w:t>`443.82 - 457.25 cents`</w:t>
+        <w:t>`444.86 - 457.25 cents`</w:t>
       </w:r>
     </w:p>
     <w:p>
@@ -14166,7 +14166,7 @@
             </w:pPr>
             <w:r/>
             <w:r>
-              <w:t>540.00</w:t>
+              <w:t>541.25</w:t>
             </w:r>
           </w:p>
         </w:tc>
@@ -14194,7 +14194,7 @@
             </w:pPr>
             <w:r/>
             <w:r>
-              <w:t>543.75</w:t>
+              <w:t>545.00</w:t>
             </w:r>
           </w:p>
         </w:tc>
@@ -14222,7 +14222,7 @@
             </w:pPr>
             <w:r/>
             <w:r>
-              <w:t>536.75</w:t>
+              <w:t>538.00</w:t>
             </w:r>
           </w:p>
         </w:tc>
@@ -14253,7 +14253,7 @@
               <w:rPr>
                 <w:b/>
               </w:rPr>
-              <w:t>540.25</w:t>
+              <w:t>541.50</w:t>
             </w:r>
           </w:p>
         </w:tc>
@@ -14401,7 +14401,7 @@
             </w:pPr>
             <w:r/>
             <w:r>
-              <w:t>540.25</w:t>
+              <w:t>541.50</w:t>
             </w:r>
           </w:p>
         </w:tc>
@@ -14429,7 +14429,7 @@
             </w:pPr>
             <w:r/>
             <w:r>
-              <w:t>543.00</w:t>
+              <w:t>544.25</w:t>
             </w:r>
           </w:p>
         </w:tc>
@@ -14457,7 +14457,7 @@
             </w:pPr>
             <w:r/>
             <w:r>
-              <w:t>536.50</w:t>
+              <w:t>537.75</w:t>
             </w:r>
           </w:p>
         </w:tc>
@@ -14488,7 +14488,7 @@
               <w:rPr>
                 <w:b/>
               </w:rPr>
-              <w:t>539.75</w:t>
+              <w:t>541.00</w:t>
             </w:r>
           </w:p>
         </w:tc>
@@ -14636,7 +14636,7 @@
             </w:pPr>
             <w:r/>
             <w:r>
-              <w:t>539.75</w:t>
+              <w:t>541.00</w:t>
             </w:r>
           </w:p>
         </w:tc>
@@ -14664,7 +14664,7 @@
             </w:pPr>
             <w:r/>
             <w:r>
-              <w:t>542.75</w:t>
+              <w:t>544.00</w:t>
             </w:r>
           </w:p>
         </w:tc>
@@ -14692,7 +14692,7 @@
             </w:pPr>
             <w:r/>
             <w:r>
-              <w:t>535.75</w:t>
+              <w:t>537.00</w:t>
             </w:r>
           </w:p>
         </w:tc>
@@ -14723,7 +14723,7 @@
               <w:rPr>
                 <w:b/>
               </w:rPr>
-              <w:t>540.50</w:t>
+              <w:t>541.75</w:t>
             </w:r>
           </w:p>
         </w:tc>
@@ -14871,7 +14871,7 @@
             </w:pPr>
             <w:r/>
             <w:r>
-              <w:t>540.50</w:t>
+              <w:t>541.75</w:t>
             </w:r>
           </w:p>
         </w:tc>
@@ -14899,7 +14899,7 @@
             </w:pPr>
             <w:r/>
             <w:r>
-              <w:t>545.00</w:t>
+              <w:t>546.25</w:t>
             </w:r>
           </w:p>
         </w:tc>
@@ -14927,7 +14927,7 @@
             </w:pPr>
             <w:r/>
             <w:r>
-              <w:t>535.50</w:t>
+              <w:t>536.75</w:t>
             </w:r>
           </w:p>
         </w:tc>
@@ -14958,7 +14958,7 @@
               <w:rPr>
                 <w:b/>
               </w:rPr>
-              <w:t>541.25</w:t>
+              <w:t>542.50</w:t>
             </w:r>
           </w:p>
         </w:tc>
@@ -15106,7 +15106,7 @@
             </w:pPr>
             <w:r/>
             <w:r>
-              <w:t>541.25</w:t>
+              <w:t>542.50</w:t>
             </w:r>
           </w:p>
         </w:tc>
@@ -15134,7 +15134,7 @@
             </w:pPr>
             <w:r/>
             <w:r>
-              <w:t>546.75</w:t>
+              <w:t>548.00</w:t>
             </w:r>
           </w:p>
         </w:tc>
@@ -15162,7 +15162,7 @@
             </w:pPr>
             <w:r/>
             <w:r>
-              <w:t>535.00</w:t>
+              <w:t>536.25</w:t>
             </w:r>
           </w:p>
         </w:tc>
@@ -15193,7 +15193,7 @@
               <w:rPr>
                 <w:b/>
               </w:rPr>
-              <w:t>543.50</w:t>
+              <w:t>544.75</w:t>
             </w:r>
           </w:p>
         </w:tc>
@@ -15341,7 +15341,7 @@
             </w:pPr>
             <w:r/>
             <w:r>
-              <w:t>543.50</w:t>
+              <w:t>544.75</w:t>
             </w:r>
           </w:p>
         </w:tc>
@@ -15369,7 +15369,7 @@
             </w:pPr>
             <w:r/>
             <w:r>
-              <w:t>546.50</w:t>
+              <w:t>547.75</w:t>
             </w:r>
           </w:p>
         </w:tc>
@@ -15397,7 +15397,7 @@
             </w:pPr>
             <w:r/>
             <w:r>
-              <w:t>539.25</w:t>
+              <w:t>540.50</w:t>
             </w:r>
           </w:p>
         </w:tc>
@@ -15428,7 +15428,7 @@
               <w:rPr>
                 <w:b/>
               </w:rPr>
-              <w:t>543.75</w:t>
+              <w:t>545.00</w:t>
             </w:r>
           </w:p>
         </w:tc>
@@ -15576,7 +15576,7 @@
             </w:pPr>
             <w:r/>
             <w:r>
-              <w:t>543.75</w:t>
+              <w:t>545.00</w:t>
             </w:r>
           </w:p>
         </w:tc>
@@ -15604,7 +15604,7 @@
             </w:pPr>
             <w:r/>
             <w:r>
-              <w:t>547.00</w:t>
+              <w:t>548.25</w:t>
             </w:r>
           </w:p>
         </w:tc>
@@ -15632,7 +15632,7 @@
             </w:pPr>
             <w:r/>
             <w:r>
-              <w:t>537.25</w:t>
+              <w:t>538.50</w:t>
             </w:r>
           </w:p>
         </w:tc>
@@ -15663,7 +15663,7 @@
               <w:rPr>
                 <w:b/>
               </w:rPr>
-              <w:t>544.50</w:t>
+              <w:t>545.75</w:t>
             </w:r>
           </w:p>
         </w:tc>
@@ -15811,7 +15811,7 @@
             </w:pPr>
             <w:r/>
             <w:r>
-              <w:t>544.50</w:t>
+              <w:t>545.75</w:t>
             </w:r>
           </w:p>
         </w:tc>
@@ -15839,7 +15839,7 @@
             </w:pPr>
             <w:r/>
             <w:r>
-              <w:t>547.50</w:t>
+              <w:t>548.75</w:t>
             </w:r>
           </w:p>
         </w:tc>
@@ -15867,7 +15867,7 @@
             </w:pPr>
             <w:r/>
             <w:r>
-              <w:t>540.00</w:t>
+              <w:t>541.25</w:t>
             </w:r>
           </w:p>
         </w:tc>
@@ -15898,7 +15898,7 @@
               <w:rPr>
                 <w:b/>
               </w:rPr>
-              <w:t>544.00</w:t>
+              <w:t>545.25</w:t>
             </w:r>
           </w:p>
         </w:tc>
@@ -16046,7 +16046,7 @@
             </w:pPr>
             <w:r/>
             <w:r>
-              <w:t>544.00</w:t>
+              <w:t>545.25</w:t>
             </w:r>
           </w:p>
         </w:tc>
@@ -16074,7 +16074,7 @@
             </w:pPr>
             <w:r/>
             <w:r>
-              <w:t>548.00</w:t>
+              <w:t>549.25</w:t>
             </w:r>
           </w:p>
         </w:tc>
@@ -16102,7 +16102,7 @@
             </w:pPr>
             <w:r/>
             <w:r>
-              <w:t>538.25</w:t>
+              <w:t>539.50</w:t>
             </w:r>
           </w:p>
         </w:tc>
@@ -16133,7 +16133,7 @@
               <w:rPr>
                 <w:b/>
               </w:rPr>
-              <w:t>544.50</w:t>
+              <w:t>545.75</w:t>
             </w:r>
           </w:p>
         </w:tc>
@@ -16281,7 +16281,7 @@
             </w:pPr>
             <w:r/>
             <w:r>
-              <w:t>544.50</w:t>
+              <w:t>545.75</w:t>
             </w:r>
           </w:p>
         </w:tc>
@@ -16309,7 +16309,7 @@
             </w:pPr>
             <w:r/>
             <w:r>
-              <w:t>547.00</w:t>
+              <w:t>548.25</w:t>
             </w:r>
           </w:p>
         </w:tc>
@@ -16337,7 +16337,7 @@
             </w:pPr>
             <w:r/>
             <w:r>
-              <w:t>541.25</w:t>
+              <w:t>542.50</w:t>
             </w:r>
           </w:p>
         </w:tc>
@@ -16368,7 +16368,7 @@
               <w:rPr>
                 <w:b/>
               </w:rPr>
-              <w:t>545.00</w:t>
+              <w:t>546.25</w:t>
             </w:r>
           </w:p>
         </w:tc>
@@ -16516,7 +16516,7 @@
             </w:pPr>
             <w:r/>
             <w:r>
-              <w:t>545.00</w:t>
+              <w:t>546.25</w:t>
             </w:r>
           </w:p>
         </w:tc>
@@ -16544,7 +16544,7 @@
             </w:pPr>
             <w:r/>
             <w:r>
-              <w:t>548.50</w:t>
+              <w:t>549.75</w:t>
             </w:r>
           </w:p>
         </w:tc>
@@ -16572,7 +16572,7 @@
             </w:pPr>
             <w:r/>
             <w:r>
-              <w:t>539.00</w:t>
+              <w:t>540.25</w:t>
             </w:r>
           </w:p>
         </w:tc>
@@ -16603,7 +16603,7 @@
               <w:rPr>
                 <w:b/>
               </w:rPr>
-              <w:t>546.00</w:t>
+              <w:t>547.25</w:t>
             </w:r>
           </w:p>
         </w:tc>
@@ -16751,7 +16751,7 @@
             </w:pPr>
             <w:r/>
             <w:r>
-              <w:t>546.00</w:t>
+              <w:t>547.25</w:t>
             </w:r>
           </w:p>
         </w:tc>
@@ -16779,7 +16779,7 @@
             </w:pPr>
             <w:r/>
             <w:r>
-              <w:t>548.75</w:t>
+              <w:t>550.00</w:t>
             </w:r>
           </w:p>
         </w:tc>
@@ -16807,7 +16807,7 @@
             </w:pPr>
             <w:r/>
             <w:r>
-              <w:t>543.50</w:t>
+              <w:t>544.75</w:t>
             </w:r>
           </w:p>
         </w:tc>
@@ -16838,7 +16838,7 @@
               <w:rPr>
                 <w:b/>
               </w:rPr>
-              <w:t>546.00</w:t>
+              <w:t>547.25</w:t>
             </w:r>
           </w:p>
         </w:tc>
@@ -16986,7 +16986,7 @@
             </w:pPr>
             <w:r/>
             <w:r>
-              <w:t>546.00</w:t>
+              <w:t>547.25</w:t>
             </w:r>
           </w:p>
         </w:tc>
@@ -17014,7 +17014,7 @@
             </w:pPr>
             <w:r/>
             <w:r>
-              <w:t>548.75</w:t>
+              <w:t>550.00</w:t>
             </w:r>
           </w:p>
         </w:tc>
@@ -17042,7 +17042,7 @@
             </w:pPr>
             <w:r/>
             <w:r>
-              <w:t>543.50</w:t>
+              <w:t>544.75</w:t>
             </w:r>
           </w:p>
         </w:tc>
@@ -17073,7 +17073,7 @@
               <w:rPr>
                 <w:b/>
               </w:rPr>
-              <w:t>545.50</w:t>
+              <w:t>546.75</w:t>
             </w:r>
           </w:p>
         </w:tc>
@@ -17221,7 +17221,7 @@
             </w:pPr>
             <w:r/>
             <w:r>
-              <w:t>545.50</w:t>
+              <w:t>546.75</w:t>
             </w:r>
           </w:p>
         </w:tc>
@@ -17249,7 +17249,7 @@
             </w:pPr>
             <w:r/>
             <w:r>
-              <w:t>548.50</w:t>
+              <w:t>549.75</w:t>
             </w:r>
           </w:p>
         </w:tc>
@@ -17277,7 +17277,7 @@
             </w:pPr>
             <w:r/>
             <w:r>
-              <w:t>542.25</w:t>
+              <w:t>543.50</w:t>
             </w:r>
           </w:p>
         </w:tc>
@@ -17308,7 +17308,7 @@
               <w:rPr>
                 <w:b/>
               </w:rPr>
-              <w:t>545.25</w:t>
+              <w:t>546.50</w:t>
             </w:r>
           </w:p>
         </w:tc>
@@ -17456,7 +17456,7 @@
             </w:pPr>
             <w:r/>
             <w:r>
-              <w:t>545.25</w:t>
+              <w:t>546.50</w:t>
             </w:r>
           </w:p>
         </w:tc>
@@ -17484,7 +17484,7 @@
             </w:pPr>
             <w:r/>
             <w:r>
-              <w:t>549.25</w:t>
+              <w:t>550.50</w:t>
             </w:r>
           </w:p>
         </w:tc>
@@ -17512,7 +17512,7 @@
             </w:pPr>
             <w:r/>
             <w:r>
-              <w:t>540.00</w:t>
+              <w:t>541.25</w:t>
             </w:r>
           </w:p>
         </w:tc>
@@ -17543,7 +17543,7 @@
               <w:rPr>
                 <w:b/>
               </w:rPr>
-              <w:t>545.75</w:t>
+              <w:t>547.00</w:t>
             </w:r>
           </w:p>
         </w:tc>
@@ -17691,7 +17691,7 @@
             </w:pPr>
             <w:r/>
             <w:r>
-              <w:t>545.75</w:t>
+              <w:t>547.00</w:t>
             </w:r>
           </w:p>
         </w:tc>
@@ -17719,7 +17719,7 @@
             </w:pPr>
             <w:r/>
             <w:r>
-              <w:t>550.50</w:t>
+              <w:t>551.75</w:t>
             </w:r>
           </w:p>
         </w:tc>
@@ -17747,7 +17747,7 @@
             </w:pPr>
             <w:r/>
             <w:r>
-              <w:t>538.75</w:t>
+              <w:t>540.00</w:t>
             </w:r>
           </w:p>
         </w:tc>
@@ -17778,7 +17778,7 @@
               <w:rPr>
                 <w:b/>
               </w:rPr>
-              <w:t>547.75</w:t>
+              <w:t>549.00</w:t>
             </w:r>
           </w:p>
         </w:tc>
@@ -17926,7 +17926,7 @@
             </w:pPr>
             <w:r/>
             <w:r>
-              <w:t>547.75</w:t>
+              <w:t>549.00</w:t>
             </w:r>
           </w:p>
         </w:tc>
@@ -17954,7 +17954,7 @@
             </w:pPr>
             <w:r/>
             <w:r>
-              <w:t>555.75</w:t>
+              <w:t>557.00</w:t>
             </w:r>
           </w:p>
         </w:tc>
@@ -17982,7 +17982,7 @@
             </w:pPr>
             <w:r/>
             <w:r>
-              <w:t>540.75</w:t>
+              <w:t>542.00</w:t>
             </w:r>
           </w:p>
         </w:tc>
@@ -18013,7 +18013,7 @@
               <w:rPr>
                 <w:b/>
               </w:rPr>
-              <w:t>549.25</w:t>
+              <w:t>550.50</w:t>
             </w:r>
           </w:p>
         </w:tc>
@@ -18161,7 +18161,7 @@
             </w:pPr>
             <w:r/>
             <w:r>
-              <w:t>549.25</w:t>
+              <w:t>550.50</w:t>
             </w:r>
           </w:p>
         </w:tc>
@@ -18189,7 +18189,7 @@
             </w:pPr>
             <w:r/>
             <w:r>
-              <w:t>553.75</w:t>
+              <w:t>555.00</w:t>
             </w:r>
           </w:p>
         </w:tc>
@@ -18217,7 +18217,7 @@
             </w:pPr>
             <w:r/>
             <w:r>
-              <w:t>545.00</w:t>
+              <w:t>546.25</w:t>
             </w:r>
           </w:p>
         </w:tc>
@@ -18248,7 +18248,7 @@
               <w:rPr>
                 <w:b/>
               </w:rPr>
-              <w:t>548.75</w:t>
+              <w:t>550.00</w:t>
             </w:r>
           </w:p>
         </w:tc>
@@ -18396,7 +18396,7 @@
             </w:pPr>
             <w:r/>
             <w:r>
-              <w:t>548.75</w:t>
+              <w:t>550.00</w:t>
             </w:r>
           </w:p>
         </w:tc>
@@ -18424,7 +18424,7 @@
             </w:pPr>
             <w:r/>
             <w:r>
-              <w:t>551.00</w:t>
+              <w:t>552.25</w:t>
             </w:r>
           </w:p>
         </w:tc>
@@ -18452,7 +18452,7 @@
             </w:pPr>
             <w:r/>
             <w:r>
-              <w:t>546.00</w:t>
+              <w:t>547.25</w:t>
             </w:r>
           </w:p>
         </w:tc>
@@ -18483,7 +18483,7 @@
               <w:rPr>
                 <w:b/>
               </w:rPr>
-              <w:t>548.50</w:t>
+              <w:t>549.75</w:t>
             </w:r>
           </w:p>
         </w:tc>
@@ -18631,7 +18631,7 @@
             </w:pPr>
             <w:r/>
             <w:r>
-              <w:t>548.50</w:t>
+              <w:t>549.75</w:t>
             </w:r>
           </w:p>
         </w:tc>
@@ -18659,7 +18659,7 @@
             </w:pPr>
             <w:r/>
             <w:r>
-              <w:t>550.50</w:t>
+              <w:t>551.75</w:t>
             </w:r>
           </w:p>
         </w:tc>
@@ -18687,7 +18687,7 @@
             </w:pPr>
             <w:r/>
             <w:r>
-              <w:t>544.00</w:t>
+              <w:t>545.25</w:t>
             </w:r>
           </w:p>
         </w:tc>
@@ -18718,7 +18718,7 @@
               <w:rPr>
                 <w:b/>
               </w:rPr>
-              <w:t>548.75</w:t>
+              <w:t>550.00</w:t>
             </w:r>
           </w:p>
         </w:tc>
@@ -18866,7 +18866,7 @@
             </w:pPr>
             <w:r/>
             <w:r>
-              <w:t>548.75</w:t>
+              <w:t>550.00</w:t>
             </w:r>
           </w:p>
         </w:tc>
@@ -18894,7 +18894,7 @@
             </w:pPr>
             <w:r/>
             <w:r>
-              <w:t>552.50</w:t>
+              <w:t>553.75</w:t>
             </w:r>
           </w:p>
         </w:tc>
@@ -18922,7 +18922,7 @@
             </w:pPr>
             <w:r/>
             <w:r>
-              <w:t>546.00</w:t>
+              <w:t>547.25</w:t>
             </w:r>
           </w:p>
         </w:tc>
@@ -18953,7 +18953,7 @@
               <w:rPr>
                 <w:b/>
               </w:rPr>
-              <w:t>549.25</w:t>
+              <w:t>550.50</w:t>
             </w:r>
           </w:p>
         </w:tc>
@@ -19101,7 +19101,7 @@
             </w:pPr>
             <w:r/>
             <w:r>
-              <w:t>549.25</w:t>
+              <w:t>550.50</w:t>
             </w:r>
           </w:p>
         </w:tc>
@@ -19129,7 +19129,7 @@
             </w:pPr>
             <w:r/>
             <w:r>
-              <w:t>552.25</w:t>
+              <w:t>553.50</w:t>
             </w:r>
           </w:p>
         </w:tc>
@@ -19157,7 +19157,7 @@
             </w:pPr>
             <w:r/>
             <w:r>
-              <w:t>544.75</w:t>
+              <w:t>546.00</w:t>
             </w:r>
           </w:p>
         </w:tc>
@@ -19188,7 +19188,7 @@
               <w:rPr>
                 <w:b/>
               </w:rPr>
-              <w:t>549.50</w:t>
+              <w:t>550.75</w:t>
             </w:r>
           </w:p>
         </w:tc>
@@ -19336,7 +19336,7 @@
             </w:pPr>
             <w:r/>
             <w:r>
-              <w:t>549.50</w:t>
+              <w:t>550.75</w:t>
             </w:r>
           </w:p>
         </w:tc>
@@ -19364,7 +19364,7 @@
             </w:pPr>
             <w:r/>
             <w:r>
-              <w:t>553.75</w:t>
+              <w:t>555.00</w:t>
             </w:r>
           </w:p>
         </w:tc>
@@ -19392,7 +19392,7 @@
             </w:pPr>
             <w:r/>
             <w:r>
-              <w:t>546.25</w:t>
+              <w:t>547.50</w:t>
             </w:r>
           </w:p>
         </w:tc>
@@ -19423,7 +19423,7 @@
               <w:rPr>
                 <w:b/>
               </w:rPr>
-              <w:t>550.25</w:t>
+              <w:t>551.50</w:t>
             </w:r>
           </w:p>
         </w:tc>
@@ -19571,7 +19571,7 @@
             </w:pPr>
             <w:r/>
             <w:r>
-              <w:t>550.25</w:t>
+              <w:t>551.50</w:t>
             </w:r>
           </w:p>
         </w:tc>
@@ -19599,7 +19599,7 @@
             </w:pPr>
             <w:r/>
             <w:r>
-              <w:t>553.75</w:t>
+              <w:t>555.00</w:t>
             </w:r>
           </w:p>
         </w:tc>
@@ -19627,7 +19627,7 @@
             </w:pPr>
             <w:r/>
             <w:r>
-              <w:t>548.00</w:t>
+              <w:t>549.25</w:t>
             </w:r>
           </w:p>
         </w:tc>
@@ -19658,7 +19658,7 @@
               <w:rPr>
                 <w:b/>
               </w:rPr>
-              <w:t>550.25</w:t>
+              <w:t>551.50</w:t>
             </w:r>
           </w:p>
         </w:tc>
@@ -19806,7 +19806,7 @@
             </w:pPr>
             <w:r/>
             <w:r>
-              <w:t>550.25</w:t>
+              <w:t>551.50</w:t>
             </w:r>
           </w:p>
         </w:tc>
@@ -19834,7 +19834,7 @@
             </w:pPr>
             <w:r/>
             <w:r>
-              <w:t>554.00</w:t>
+              <w:t>555.25</w:t>
             </w:r>
           </w:p>
         </w:tc>
@@ -19862,7 +19862,7 @@
             </w:pPr>
             <w:r/>
             <w:r>
-              <w:t>546.75</w:t>
+              <w:t>548.00</w:t>
             </w:r>
           </w:p>
         </w:tc>
@@ -19893,7 +19893,7 @@
               <w:rPr>
                 <w:b/>
               </w:rPr>
-              <w:t>550.00</w:t>
+              <w:t>551.25</w:t>
             </w:r>
           </w:p>
         </w:tc>
@@ -20041,7 +20041,7 @@
             </w:pPr>
             <w:r/>
             <w:r>
-              <w:t>550.00</w:t>
+              <w:t>551.25</w:t>
             </w:r>
           </w:p>
         </w:tc>
@@ -20069,7 +20069,7 @@
             </w:pPr>
             <w:r/>
             <w:r>
-              <w:t>553.50</w:t>
+              <w:t>554.75</w:t>
             </w:r>
           </w:p>
         </w:tc>
@@ -20097,7 +20097,7 @@
             </w:pPr>
             <w:r/>
             <w:r>
-              <w:t>546.75</w:t>
+              <w:t>548.00</w:t>
             </w:r>
           </w:p>
         </w:tc>
@@ -20128,7 +20128,7 @@
               <w:rPr>
                 <w:b/>
               </w:rPr>
-              <w:t>549.75</w:t>
+              <w:t>551.00</w:t>
             </w:r>
           </w:p>
         </w:tc>
@@ -20276,7 +20276,7 @@
             </w:pPr>
             <w:r/>
             <w:r>
-              <w:t>549.75</w:t>
+              <w:t>551.00</w:t>
             </w:r>
           </w:p>
         </w:tc>
@@ -20304,7 +20304,7 @@
             </w:pPr>
             <w:r/>
             <w:r>
-              <w:t>552.75</w:t>
+              <w:t>554.00</w:t>
             </w:r>
           </w:p>
         </w:tc>
@@ -20332,7 +20332,7 @@
             </w:pPr>
             <w:r/>
             <w:r>
-              <w:t>547.00</w:t>
+              <w:t>548.25</w:t>
             </w:r>
           </w:p>
         </w:tc>
@@ -20363,7 +20363,7 @@
               <w:rPr>
                 <w:b/>
               </w:rPr>
-              <w:t>550.00</w:t>
+              <w:t>551.25</w:t>
             </w:r>
           </w:p>
         </w:tc>
@@ -20511,7 +20511,7 @@
             </w:pPr>
             <w:r/>
             <w:r>
-              <w:t>550.00</w:t>
+              <w:t>551.25</w:t>
             </w:r>
           </w:p>
         </w:tc>
@@ -20539,7 +20539,7 @@
             </w:pPr>
             <w:r/>
             <w:r>
-              <w:t>553.00</w:t>
+              <w:t>554.25</w:t>
             </w:r>
           </w:p>
         </w:tc>
@@ -20567,7 +20567,7 @@
             </w:pPr>
             <w:r/>
             <w:r>
-              <w:t>547.25</w:t>
+              <w:t>548.50</w:t>
             </w:r>
           </w:p>
         </w:tc>
@@ -20598,7 +20598,7 @@
               <w:rPr>
                 <w:b/>
               </w:rPr>
-              <w:t>550.00</w:t>
+              <w:t>551.25</w:t>
             </w:r>
           </w:p>
         </w:tc>
@@ -20746,7 +20746,7 @@
             </w:pPr>
             <w:r/>
             <w:r>
-              <w:t>550.00</w:t>
+              <w:t>551.25</w:t>
             </w:r>
           </w:p>
         </w:tc>
@@ -20774,7 +20774,7 @@
             </w:pPr>
             <w:r/>
             <w:r>
-              <w:t>554.00</w:t>
+              <w:t>555.25</w:t>
             </w:r>
           </w:p>
         </w:tc>
@@ -20802,7 +20802,7 @@
             </w:pPr>
             <w:r/>
             <w:r>
-              <w:t>546.50</w:t>
+              <w:t>547.75</w:t>
             </w:r>
           </w:p>
         </w:tc>
@@ -20833,7 +20833,7 @@
               <w:rPr>
                 <w:b/>
               </w:rPr>
-              <w:t>550.50</w:t>
+              <w:t>551.75</w:t>
             </w:r>
           </w:p>
         </w:tc>
@@ -20981,7 +20981,7 @@
             </w:pPr>
             <w:r/>
             <w:r>
-              <w:t>550.50</w:t>
+              <w:t>551.75</w:t>
             </w:r>
           </w:p>
         </w:tc>
@@ -21009,7 +21009,7 @@
             </w:pPr>
             <w:r/>
             <w:r>
-              <w:t>554.50</w:t>
+              <w:t>555.75</w:t>
             </w:r>
           </w:p>
         </w:tc>
@@ -21037,7 +21037,7 @@
             </w:pPr>
             <w:r/>
             <w:r>
-              <w:t>548.75</w:t>
+              <w:t>550.00</w:t>
             </w:r>
           </w:p>
         </w:tc>
@@ -21068,7 +21068,7 @@
               <w:rPr>
                 <w:b/>
               </w:rPr>
-              <w:t>550.25</w:t>
+              <w:t>551.50</w:t>
             </w:r>
           </w:p>
         </w:tc>
@@ -21791,7 +21791,7 @@
         <w:t>Giá Chốt Phiên (Close):</w:t>
       </w:r>
       <w:r>
-        <w:t xml:space="preserve"> 754.75 cents | </w:t>
+        <w:t xml:space="preserve"> 754.50 cents | </w:t>
       </w:r>
       <w:r>
         <w:rPr>
@@ -21806,10 +21806,10 @@
         <w:rPr>
           <w:b/>
         </w:rPr>
-        <w:t>`757.89 cents`</w:t>
+        <w:t>`757.27 cents`</w:t>
       </w:r>
       <w:r>
-        <w:t xml:space="preserve"> (+3.14).</w:t>
+        <w:t xml:space="preserve"> (+2.77).</w:t>
       </w:r>
     </w:p>
     <w:p>
@@ -21830,7 +21830,7 @@
         <w:rPr>
           <w:b/>
         </w:rPr>
-        <w:t>`29,607`</w:t>
+        <w:t>`31,549`</w:t>
       </w:r>
       <w:r>
         <w:t xml:space="preserve"> (Chênh lệch: </w:t>
@@ -21839,7 +21839,7 @@
         <w:rPr>
           <w:b/>
         </w:rPr>
-        <w:t>`-71,092`</w:t>
+        <w:t>`-69,150`</w:t>
       </w:r>
       <w:r>
         <w:t xml:space="preserve">) | OI: </w:t>
@@ -21881,7 +21881,7 @@
         <w:rPr>
           <w:b/>
         </w:rPr>
-        <w:t>`Không phát hiện mô hình nến đặc biệt`</w:t>
+        <w:t>`Hammer / Bullish Pinbar (Nến búa đảo chiều tăng)`</w:t>
       </w:r>
     </w:p>
     <w:p>
@@ -21924,10 +21924,10 @@
         <w:rPr>
           <w:b/>
         </w:rPr>
-        <w:t>TÍCH LŨY TÍCH CỰC (Accumulation):</w:t>
+        <w:t>TĂNG MẠNH MẼ (Strong Bullish Confirmation):</w:t>
       </w:r>
       <w:r>
-        <w:t xml:space="preserve"> Nến đi ngang nhưng dòng tiền âm thầm gia tăng (OI tăng), báo hiệu chuẩn bị có nhịp bứt phá tăng.</w:t>
+        <w:t xml:space="preserve"> Mô hình nến tăng được củng cố bởi dòng tiền gia tăng tích cực, hỗ trợ lực mua lên bền vững.</w:t>
       </w:r>
     </w:p>
     <w:p>
@@ -22173,7 +22173,7 @@
               <w:rPr>
                 <w:b/>
               </w:rPr>
-              <w:t>94.86</w:t>
+              <w:t>94.76</w:t>
             </w:r>
           </w:p>
         </w:tc>
@@ -22204,7 +22204,7 @@
               <w:rPr>
                 <w:b/>
               </w:rPr>
-              <w:t>-0.69%</w:t>
+              <w:t>-0.80%</w:t>
             </w:r>
           </w:p>
         </w:tc>
@@ -22296,7 +22296,7 @@
               <w:rPr>
                 <w:b/>
               </w:rPr>
-              <w:t>99.08</w:t>
+              <w:t>99.06</w:t>
             </w:r>
           </w:p>
         </w:tc>
@@ -22327,7 +22327,7 @@
               <w:rPr>
                 <w:b/>
               </w:rPr>
-              <w:t>+0.08%</w:t>
+              <w:t>+0.06%</w:t>
             </w:r>
           </w:p>
         </w:tc>
@@ -22941,7 +22941,7 @@
         <w:t xml:space="preserve"> EMA_21 </w:t>
       </w:r>
       <w:r>
-        <w:t xml:space="preserve"> (752.99) &lt; </w:t>
+        <w:t xml:space="preserve"> (753.31) &lt; </w:t>
       </w:r>
       <w:r>
         <w:rPr>
@@ -22952,7 +22952,7 @@
         <w:t xml:space="preserve"> EMA_50 </w:t>
       </w:r>
       <w:r>
-        <w:t xml:space="preserve"> (759.04).</w:t>
+        <w:t xml:space="preserve"> (758.72).</w:t>
       </w:r>
     </w:p>
     <w:p>
@@ -22973,7 +22973,7 @@
         <w:rPr>
           <w:b/>
         </w:rPr>
-        <w:t>`50.28`</w:t>
+        <w:t>`49.95`</w:t>
       </w:r>
       <w:r>
         <w:t xml:space="preserve"> | ATR (14) = </w:t>
@@ -22982,7 +22982,7 @@
         <w:rPr>
           <w:b/>
         </w:rPr>
-        <w:t>`7.95`</w:t>
+        <w:t>`6.98`</w:t>
       </w:r>
       <w:r>
         <w:t xml:space="preserve"> cents | Volatility = </w:t>
@@ -22991,7 +22991,7 @@
         <w:rPr>
           <w:b/>
         </w:rPr>
-        <w:t>`9.00 cents`</w:t>
+        <w:t>`3.50 cents`</w:t>
       </w:r>
       <w:r>
         <w:t>.</w:t>
@@ -23015,7 +23015,7 @@
         <w:rPr>
           <w:b/>
         </w:rPr>
-        <w:t>`743.50`</w:t>
+        <w:t>`744.50`</w:t>
       </w:r>
       <w:r>
         <w:t xml:space="preserve"> | S2: </w:t>
@@ -23033,7 +23033,7 @@
         <w:rPr>
           <w:b/>
         </w:rPr>
-        <w:t>`762.50`</w:t>
+        <w:t>`758.00`</w:t>
       </w:r>
       <w:r>
         <w:t xml:space="preserve"> | R2: </w:t>
@@ -23766,7 +23766,7 @@
           <w:b/>
           <w:color w:val="B91C1C"/>
         </w:rPr>
-        <w:t>`752.99 - 759.04 cents (Canh bán hồi kỹ thuật H1)`</w:t>
+        <w:t>`753.31 - 758.72 cents (Canh bán hồi kỹ thuật H1)`</w:t>
       </w:r>
       <w:r>
         <w:t xml:space="preserve"> | SL: </w:t>
@@ -23775,7 +23775,7 @@
         <w:rPr>
           <w:b/>
         </w:rPr>
-        <w:t>`806.92 cents (Trên kháng cự R2 + 1.5x ATR)`</w:t>
+        <w:t>`805.48 cents (Trên kháng cự R2 + 1.5x ATR)`</w:t>
       </w:r>
       <w:r>
         <w:t xml:space="preserve"> | TP: </w:t>
@@ -23786,7 +23786,7 @@
           <w:color w:val="D97706"/>
           <w:sz w:val="19"/>
         </w:rPr>
-        <w:t xml:space="preserve"> 743.50 cents </w:t>
+        <w:t xml:space="preserve"> 744.50 cents </w:t>
       </w:r>
       <w:r>
         <w:t xml:space="preserve"> / </w:t>
@@ -23837,7 +23837,7 @@
         <w:rPr>
           <w:b/>
         </w:rPr>
-        <w:t>`741.50 - 743.50 cents`</w:t>
+        <w:t>`742.50 - 744.50 cents`</w:t>
       </w:r>
       <w:r>
         <w:t xml:space="preserve"> | SL: </w:t>
@@ -23846,7 +23846,7 @@
         <w:rPr>
           <w:b/>
         </w:rPr>
-        <w:t>`637.30 cents`</w:t>
+        <w:t>`638.27 cents`</w:t>
       </w:r>
       <w:r>
         <w:t xml:space="preserve"> | TP: </w:t>
@@ -23855,7 +23855,7 @@
         <w:rPr>
           <w:b/>
         </w:rPr>
-        <w:t>`762.50 cents (Đón sóng hồi trung hạn ~14.5 giá)`</w:t>
+        <w:t>`758.00 cents (Đón sóng hồi trung hạn ~14.5 giá)`</w:t>
       </w:r>
       <w:r>
         <w:t>.</w:t>
@@ -23883,7 +23883,7 @@
         <w:rPr>
           <w:b/>
         </w:rPr>
-        <w:t>`762.50 - 764.50 cents`</w:t>
+        <w:t>`758.00 - 760.00 cents`</w:t>
       </w:r>
       <w:r>
         <w:t xml:space="preserve"> | SL: </w:t>
@@ -23892,7 +23892,7 @@
         <w:rPr>
           <w:b/>
         </w:rPr>
-        <w:t>`770.45 cents`</w:t>
+        <w:t>`764.98 cents`</w:t>
       </w:r>
       <w:r>
         <w:t xml:space="preserve"> | TP: </w:t>
@@ -23941,7 +23941,7 @@
         <w:rPr>
           <w:b/>
         </w:rPr>
-        <w:t>`613.46 - 645.25 cents`</w:t>
+        <w:t>`617.31 - 645.25 cents`</w:t>
       </w:r>
     </w:p>
     <w:p>
@@ -24348,7 +24348,7 @@
             </w:pPr>
             <w:r/>
             <w:r>
-              <w:t>754.75</w:t>
+              <w:t>754.50</w:t>
             </w:r>
           </w:p>
         </w:tc>
@@ -24376,7 +24376,7 @@
             </w:pPr>
             <w:r/>
             <w:r>
-              <w:t>766.00</w:t>
+              <w:t>765.75</w:t>
             </w:r>
           </w:p>
         </w:tc>
@@ -24404,7 +24404,7 @@
             </w:pPr>
             <w:r/>
             <w:r>
-              <w:t>749.25</w:t>
+              <w:t>749.00</w:t>
             </w:r>
           </w:p>
         </w:tc>
@@ -24435,7 +24435,7 @@
               <w:rPr>
                 <w:b/>
               </w:rPr>
-              <w:t>754.00</w:t>
+              <w:t>753.75</w:t>
             </w:r>
           </w:p>
         </w:tc>
@@ -24583,7 +24583,7 @@
             </w:pPr>
             <w:r/>
             <w:r>
-              <w:t>754.00</w:t>
+              <w:t>753.75</w:t>
             </w:r>
           </w:p>
         </w:tc>
@@ -24611,7 +24611,7 @@
             </w:pPr>
             <w:r/>
             <w:r>
-              <w:t>761.50</w:t>
+              <w:t>761.25</w:t>
             </w:r>
           </w:p>
         </w:tc>
@@ -24639,7 +24639,7 @@
             </w:pPr>
             <w:r/>
             <w:r>
-              <w:t>748.00</w:t>
+              <w:t>747.75</w:t>
             </w:r>
           </w:p>
         </w:tc>
@@ -24670,7 +24670,7 @@
               <w:rPr>
                 <w:b/>
               </w:rPr>
-              <w:t>753.50</w:t>
+              <w:t>753.25</w:t>
             </w:r>
           </w:p>
         </w:tc>
@@ -24818,7 +24818,7 @@
             </w:pPr>
             <w:r/>
             <w:r>
-              <w:t>753.50</w:t>
+              <w:t>753.25</w:t>
             </w:r>
           </w:p>
         </w:tc>
@@ -24846,7 +24846,7 @@
             </w:pPr>
             <w:r/>
             <w:r>
-              <w:t>767.25</w:t>
+              <w:t>767.00</w:t>
             </w:r>
           </w:p>
         </w:tc>
@@ -24874,7 +24874,7 @@
             </w:pPr>
             <w:r/>
             <w:r>
-              <w:t>738.75</w:t>
+              <w:t>738.50</w:t>
             </w:r>
           </w:p>
         </w:tc>
@@ -24905,7 +24905,7 @@
               <w:rPr>
                 <w:b/>
               </w:rPr>
-              <w:t>755.50</w:t>
+              <w:t>755.25</w:t>
             </w:r>
           </w:p>
         </w:tc>
@@ -25053,7 +25053,7 @@
             </w:pPr>
             <w:r/>
             <w:r>
-              <w:t>755.50</w:t>
+              <w:t>755.25</w:t>
             </w:r>
           </w:p>
         </w:tc>
@@ -25081,7 +25081,7 @@
             </w:pPr>
             <w:r/>
             <w:r>
-              <w:t>768.75</w:t>
+              <w:t>768.50</w:t>
             </w:r>
           </w:p>
         </w:tc>
@@ -25109,7 +25109,7 @@
             </w:pPr>
             <w:r/>
             <w:r>
-              <w:t>747.25</w:t>
+              <w:t>747.00</w:t>
             </w:r>
           </w:p>
         </w:tc>
@@ -25140,7 +25140,7 @@
               <w:rPr>
                 <w:b/>
               </w:rPr>
-              <w:t>756.75</w:t>
+              <w:t>756.50</w:t>
             </w:r>
           </w:p>
         </w:tc>
@@ -25288,7 +25288,7 @@
             </w:pPr>
             <w:r/>
             <w:r>
-              <w:t>756.75</w:t>
+              <w:t>756.50</w:t>
             </w:r>
           </w:p>
         </w:tc>
@@ -25316,7 +25316,7 @@
             </w:pPr>
             <w:r/>
             <w:r>
-              <w:t>773.25</w:t>
+              <w:t>773.00</w:t>
             </w:r>
           </w:p>
         </w:tc>
@@ -25344,7 +25344,7 @@
             </w:pPr>
             <w:r/>
             <w:r>
-              <w:t>746.25</w:t>
+              <w:t>746.00</w:t>
             </w:r>
           </w:p>
         </w:tc>
@@ -25375,7 +25375,7 @@
               <w:rPr>
                 <w:b/>
               </w:rPr>
-              <w:t>761.25</w:t>
+              <w:t>761.00</w:t>
             </w:r>
           </w:p>
         </w:tc>
@@ -25523,7 +25523,7 @@
             </w:pPr>
             <w:r/>
             <w:r>
-              <w:t>761.25</w:t>
+              <w:t>761.00</w:t>
             </w:r>
           </w:p>
         </w:tc>
@@ -25551,7 +25551,7 @@
             </w:pPr>
             <w:r/>
             <w:r>
-              <w:t>769.00</w:t>
+              <w:t>768.75</w:t>
             </w:r>
           </w:p>
         </w:tc>
@@ -25579,7 +25579,7 @@
             </w:pPr>
             <w:r/>
             <w:r>
-              <w:t>750.25</w:t>
+              <w:t>750.00</w:t>
             </w:r>
           </w:p>
         </w:tc>
@@ -25610,7 +25610,7 @@
               <w:rPr>
                 <w:b/>
               </w:rPr>
-              <w:t>762.50</w:t>
+              <w:t>762.25</w:t>
             </w:r>
           </w:p>
         </w:tc>
@@ -25758,7 +25758,7 @@
             </w:pPr>
             <w:r/>
             <w:r>
-              <w:t>762.50</w:t>
+              <w:t>762.25</w:t>
             </w:r>
           </w:p>
         </w:tc>
@@ -25786,7 +25786,7 @@
             </w:pPr>
             <w:r/>
             <w:r>
-              <w:t>770.75</w:t>
+              <w:t>770.50</w:t>
             </w:r>
           </w:p>
         </w:tc>
@@ -25814,7 +25814,7 @@
             </w:pPr>
             <w:r/>
             <w:r>
-              <w:t>752.00</w:t>
+              <w:t>751.75</w:t>
             </w:r>
           </w:p>
         </w:tc>
@@ -25845,7 +25845,7 @@
               <w:rPr>
                 <w:b/>
               </w:rPr>
-              <w:t>764.25</w:t>
+              <w:t>764.00</w:t>
             </w:r>
           </w:p>
         </w:tc>
@@ -25993,7 +25993,7 @@
             </w:pPr>
             <w:r/>
             <w:r>
-              <w:t>764.25</w:t>
+              <w:t>764.00</w:t>
             </w:r>
           </w:p>
         </w:tc>
@@ -26021,7 +26021,7 @@
             </w:pPr>
             <w:r/>
             <w:r>
-              <w:t>776.50</w:t>
+              <w:t>776.25</w:t>
             </w:r>
           </w:p>
         </w:tc>
@@ -26049,7 +26049,7 @@
             </w:pPr>
             <w:r/>
             <w:r>
-              <w:t>754.50</w:t>
+              <w:t>754.25</w:t>
             </w:r>
           </w:p>
         </w:tc>
@@ -26080,7 +26080,7 @@
               <w:rPr>
                 <w:b/>
               </w:rPr>
-              <w:t>763.25</w:t>
+              <w:t>763.00</w:t>
             </w:r>
           </w:p>
         </w:tc>
@@ -26228,7 +26228,7 @@
             </w:pPr>
             <w:r/>
             <w:r>
-              <w:t>763.25</w:t>
+              <w:t>763.00</w:t>
             </w:r>
           </w:p>
         </w:tc>
@@ -26256,7 +26256,7 @@
             </w:pPr>
             <w:r/>
             <w:r>
-              <w:t>773.75</w:t>
+              <w:t>773.50</w:t>
             </w:r>
           </w:p>
         </w:tc>
@@ -26284,7 +26284,7 @@
             </w:pPr>
             <w:r/>
             <w:r>
-              <w:t>748.50</w:t>
+              <w:t>748.25</w:t>
             </w:r>
           </w:p>
         </w:tc>
@@ -26315,7 +26315,7 @@
               <w:rPr>
                 <w:b/>
               </w:rPr>
-              <w:t>765.50</w:t>
+              <w:t>765.25</w:t>
             </w:r>
           </w:p>
         </w:tc>
@@ -26463,7 +26463,7 @@
             </w:pPr>
             <w:r/>
             <w:r>
-              <w:t>765.50</w:t>
+              <w:t>765.25</w:t>
             </w:r>
           </w:p>
         </w:tc>
@@ -26491,7 +26491,7 @@
             </w:pPr>
             <w:r/>
             <w:r>
-              <w:t>776.00</w:t>
+              <w:t>775.75</w:t>
             </w:r>
           </w:p>
         </w:tc>
@@ -26519,7 +26519,7 @@
             </w:pPr>
             <w:r/>
             <w:r>
-              <w:t>759.25</w:t>
+              <w:t>759.00</w:t>
             </w:r>
           </w:p>
         </w:tc>
@@ -26550,7 +26550,7 @@
               <w:rPr>
                 <w:b/>
               </w:rPr>
-              <w:t>766.25</w:t>
+              <w:t>766.00</w:t>
             </w:r>
           </w:p>
         </w:tc>
@@ -26698,7 +26698,7 @@
             </w:pPr>
             <w:r/>
             <w:r>
-              <w:t>766.25</w:t>
+              <w:t>766.00</w:t>
             </w:r>
           </w:p>
         </w:tc>
@@ -26726,7 +26726,7 @@
             </w:pPr>
             <w:r/>
             <w:r>
-              <w:t>780.50</w:t>
+              <w:t>780.25</w:t>
             </w:r>
           </w:p>
         </w:tc>
@@ -26754,7 +26754,7 @@
             </w:pPr>
             <w:r/>
             <w:r>
-              <w:t>751.50</w:t>
+              <w:t>751.25</w:t>
             </w:r>
           </w:p>
         </w:tc>
@@ -26762,6 +26762,241 @@
           <w:tcPr>
             <w:tcW w:type="dxa" w:w="1728"/>
             <w:shd w:fill="F8FAFC"/>
+            <w:tcMar>
+              <w:top w:w="100" w:type="dxa"/>
+              <w:bottom w:w="100" w:type="dxa"/>
+              <w:left w:w="120" w:type="dxa"/>
+              <w:right w:w="120" w:type="dxa"/>
+            </w:tcMar>
+            <w:tcBorders>
+              <w:top w:val="single" w:sz="4" w:space="0" w:color="CCCCCC"/>
+              <w:bottom w:val="single" w:sz="4" w:space="0" w:color="CCCCCC"/>
+              <w:left w:val="single" w:sz="4" w:space="0" w:color="CCCCCC"/>
+              <w:right w:val="single" w:sz="4" w:space="0" w:color="CCCCCC"/>
+            </w:tcBorders>
+          </w:tcPr>
+          <w:p>
+            <w:pPr>
+              <w:spacing w:before="60" w:after="60" w:line="252" w:lineRule="auto"/>
+              <w:jc w:val="left"/>
+            </w:pPr>
+            <w:r/>
+            <w:r>
+              <w:rPr>
+                <w:b/>
+              </w:rPr>
+              <w:t>768.00</w:t>
+            </w:r>
+          </w:p>
+        </w:tc>
+        <w:tc>
+          <w:tcPr>
+            <w:tcW w:type="dxa" w:w="3456"/>
+            <w:shd w:fill="F8FAFC"/>
+            <w:tcMar>
+              <w:top w:w="100" w:type="dxa"/>
+              <w:bottom w:w="100" w:type="dxa"/>
+              <w:left w:w="120" w:type="dxa"/>
+              <w:right w:w="120" w:type="dxa"/>
+            </w:tcMar>
+            <w:tcBorders>
+              <w:top w:val="single" w:sz="4" w:space="0" w:color="CCCCCC"/>
+              <w:bottom w:val="single" w:sz="4" w:space="0" w:color="CCCCCC"/>
+              <w:left w:val="single" w:sz="4" w:space="0" w:color="CCCCCC"/>
+              <w:right w:val="single" w:sz="4" w:space="0" w:color="CCCCCC"/>
+            </w:tcBorders>
+          </w:tcPr>
+          <w:p>
+            <w:pPr>
+              <w:spacing w:before="60" w:after="60" w:line="252" w:lineRule="auto"/>
+              <w:jc w:val="left"/>
+            </w:pPr>
+            <w:r/>
+            <w:r>
+              <w:rPr>
+                <w:b/>
+              </w:rPr>
+              <w:t>+2.00</w:t>
+            </w:r>
+          </w:p>
+        </w:tc>
+        <w:tc>
+          <w:tcPr>
+            <w:tcW w:type="dxa" w:w="1440"/>
+            <w:shd w:fill="F8FAFC"/>
+            <w:tcMar>
+              <w:top w:w="100" w:type="dxa"/>
+              <w:bottom w:w="100" w:type="dxa"/>
+              <w:left w:w="120" w:type="dxa"/>
+              <w:right w:w="120" w:type="dxa"/>
+            </w:tcMar>
+            <w:tcBorders>
+              <w:top w:val="single" w:sz="4" w:space="0" w:color="CCCCCC"/>
+              <w:bottom w:val="single" w:sz="4" w:space="0" w:color="CCCCCC"/>
+              <w:left w:val="single" w:sz="4" w:space="0" w:color="CCCCCC"/>
+              <w:right w:val="single" w:sz="4" w:space="0" w:color="CCCCCC"/>
+            </w:tcBorders>
+          </w:tcPr>
+          <w:p>
+            <w:pPr>
+              <w:spacing w:before="60" w:after="60" w:line="252" w:lineRule="auto"/>
+              <w:jc w:val="left"/>
+            </w:pPr>
+            <w:r/>
+            <w:r>
+              <w:t>BULL</w:t>
+            </w:r>
+          </w:p>
+        </w:tc>
+      </w:tr>
+      <w:tr>
+        <w:tc>
+          <w:tcPr>
+            <w:tcW w:type="dxa" w:w="1584"/>
+            <w:shd w:fill="FFFFFF"/>
+            <w:tcMar>
+              <w:top w:w="100" w:type="dxa"/>
+              <w:bottom w:w="100" w:type="dxa"/>
+              <w:left w:w="120" w:type="dxa"/>
+              <w:right w:w="120" w:type="dxa"/>
+            </w:tcMar>
+            <w:tcBorders>
+              <w:top w:val="single" w:sz="4" w:space="0" w:color="CCCCCC"/>
+              <w:bottom w:val="single" w:sz="4" w:space="0" w:color="CCCCCC"/>
+              <w:left w:val="single" w:sz="4" w:space="0" w:color="CCCCCC"/>
+              <w:right w:val="single" w:sz="4" w:space="0" w:color="CCCCCC"/>
+            </w:tcBorders>
+          </w:tcPr>
+          <w:p>
+            <w:pPr>
+              <w:spacing w:before="60" w:after="60" w:line="252" w:lineRule="auto"/>
+              <w:jc w:val="left"/>
+            </w:pPr>
+            <w:r/>
+            <w:r>
+              <w:rPr>
+                <w:b/>
+              </w:rPr>
+              <w:t>Tue 08/09</w:t>
+            </w:r>
+          </w:p>
+        </w:tc>
+        <w:tc>
+          <w:tcPr>
+            <w:tcW w:type="dxa" w:w="864"/>
+            <w:shd w:fill="FFFFFF"/>
+            <w:tcMar>
+              <w:top w:w="100" w:type="dxa"/>
+              <w:bottom w:w="100" w:type="dxa"/>
+              <w:left w:w="120" w:type="dxa"/>
+              <w:right w:w="120" w:type="dxa"/>
+            </w:tcMar>
+            <w:tcBorders>
+              <w:top w:val="single" w:sz="4" w:space="0" w:color="CCCCCC"/>
+              <w:bottom w:val="single" w:sz="4" w:space="0" w:color="CCCCCC"/>
+              <w:left w:val="single" w:sz="4" w:space="0" w:color="CCCCCC"/>
+              <w:right w:val="single" w:sz="4" w:space="0" w:color="CCCCCC"/>
+            </w:tcBorders>
+          </w:tcPr>
+          <w:p>
+            <w:pPr>
+              <w:spacing w:before="60" w:after="60" w:line="252" w:lineRule="auto"/>
+              <w:jc w:val="left"/>
+            </w:pPr>
+            <w:r/>
+            <w:r>
+              <w:t>NY Close 23-01</w:t>
+            </w:r>
+          </w:p>
+        </w:tc>
+        <w:tc>
+          <w:tcPr>
+            <w:tcW w:type="dxa" w:w="1440"/>
+            <w:shd w:fill="FFFFFF"/>
+            <w:tcMar>
+              <w:top w:w="100" w:type="dxa"/>
+              <w:bottom w:w="100" w:type="dxa"/>
+              <w:left w:w="120" w:type="dxa"/>
+              <w:right w:w="120" w:type="dxa"/>
+            </w:tcMar>
+            <w:tcBorders>
+              <w:top w:val="single" w:sz="4" w:space="0" w:color="CCCCCC"/>
+              <w:bottom w:val="single" w:sz="4" w:space="0" w:color="CCCCCC"/>
+              <w:left w:val="single" w:sz="4" w:space="0" w:color="CCCCCC"/>
+              <w:right w:val="single" w:sz="4" w:space="0" w:color="CCCCCC"/>
+            </w:tcBorders>
+          </w:tcPr>
+          <w:p>
+            <w:pPr>
+              <w:spacing w:before="60" w:after="60" w:line="252" w:lineRule="auto"/>
+              <w:jc w:val="left"/>
+            </w:pPr>
+            <w:r/>
+            <w:r>
+              <w:t>768.00</w:t>
+            </w:r>
+          </w:p>
+        </w:tc>
+        <w:tc>
+          <w:tcPr>
+            <w:tcW w:type="dxa" w:w="2016"/>
+            <w:shd w:fill="FFFFFF"/>
+            <w:tcMar>
+              <w:top w:w="100" w:type="dxa"/>
+              <w:bottom w:w="100" w:type="dxa"/>
+              <w:left w:w="120" w:type="dxa"/>
+              <w:right w:w="120" w:type="dxa"/>
+            </w:tcMar>
+            <w:tcBorders>
+              <w:top w:val="single" w:sz="4" w:space="0" w:color="CCCCCC"/>
+              <w:bottom w:val="single" w:sz="4" w:space="0" w:color="CCCCCC"/>
+              <w:left w:val="single" w:sz="4" w:space="0" w:color="CCCCCC"/>
+              <w:right w:val="single" w:sz="4" w:space="0" w:color="CCCCCC"/>
+            </w:tcBorders>
+          </w:tcPr>
+          <w:p>
+            <w:pPr>
+              <w:spacing w:before="60" w:after="60" w:line="252" w:lineRule="auto"/>
+              <w:jc w:val="left"/>
+            </w:pPr>
+            <w:r/>
+            <w:r>
+              <w:t>774.50</w:t>
+            </w:r>
+          </w:p>
+        </w:tc>
+        <w:tc>
+          <w:tcPr>
+            <w:tcW w:type="dxa" w:w="1152"/>
+            <w:shd w:fill="FFFFFF"/>
+            <w:tcMar>
+              <w:top w:w="100" w:type="dxa"/>
+              <w:bottom w:w="100" w:type="dxa"/>
+              <w:left w:w="120" w:type="dxa"/>
+              <w:right w:w="120" w:type="dxa"/>
+            </w:tcMar>
+            <w:tcBorders>
+              <w:top w:val="single" w:sz="4" w:space="0" w:color="CCCCCC"/>
+              <w:bottom w:val="single" w:sz="4" w:space="0" w:color="CCCCCC"/>
+              <w:left w:val="single" w:sz="4" w:space="0" w:color="CCCCCC"/>
+              <w:right w:val="single" w:sz="4" w:space="0" w:color="CCCCCC"/>
+            </w:tcBorders>
+          </w:tcPr>
+          <w:p>
+            <w:pPr>
+              <w:spacing w:before="60" w:after="60" w:line="252" w:lineRule="auto"/>
+              <w:jc w:val="left"/>
+            </w:pPr>
+            <w:r/>
+            <w:r>
+              <w:t>761.25</w:t>
+            </w:r>
+          </w:p>
+        </w:tc>
+        <w:tc>
+          <w:tcPr>
+            <w:tcW w:type="dxa" w:w="1728"/>
+            <w:shd w:fill="FFFFFF"/>
             <w:tcMar>
               <w:top w:w="100" w:type="dxa"/>
               <w:bottom w:w="100" w:type="dxa"/>
@@ -26792,241 +27027,6 @@
         <w:tc>
           <w:tcPr>
             <w:tcW w:type="dxa" w:w="3456"/>
-            <w:shd w:fill="F8FAFC"/>
-            <w:tcMar>
-              <w:top w:w="100" w:type="dxa"/>
-              <w:bottom w:w="100" w:type="dxa"/>
-              <w:left w:w="120" w:type="dxa"/>
-              <w:right w:w="120" w:type="dxa"/>
-            </w:tcMar>
-            <w:tcBorders>
-              <w:top w:val="single" w:sz="4" w:space="0" w:color="CCCCCC"/>
-              <w:bottom w:val="single" w:sz="4" w:space="0" w:color="CCCCCC"/>
-              <w:left w:val="single" w:sz="4" w:space="0" w:color="CCCCCC"/>
-              <w:right w:val="single" w:sz="4" w:space="0" w:color="CCCCCC"/>
-            </w:tcBorders>
-          </w:tcPr>
-          <w:p>
-            <w:pPr>
-              <w:spacing w:before="60" w:after="60" w:line="252" w:lineRule="auto"/>
-              <w:jc w:val="left"/>
-            </w:pPr>
-            <w:r/>
-            <w:r>
-              <w:rPr>
-                <w:b/>
-              </w:rPr>
-              <w:t>+2.00</w:t>
-            </w:r>
-          </w:p>
-        </w:tc>
-        <w:tc>
-          <w:tcPr>
-            <w:tcW w:type="dxa" w:w="1440"/>
-            <w:shd w:fill="F8FAFC"/>
-            <w:tcMar>
-              <w:top w:w="100" w:type="dxa"/>
-              <w:bottom w:w="100" w:type="dxa"/>
-              <w:left w:w="120" w:type="dxa"/>
-              <w:right w:w="120" w:type="dxa"/>
-            </w:tcMar>
-            <w:tcBorders>
-              <w:top w:val="single" w:sz="4" w:space="0" w:color="CCCCCC"/>
-              <w:bottom w:val="single" w:sz="4" w:space="0" w:color="CCCCCC"/>
-              <w:left w:val="single" w:sz="4" w:space="0" w:color="CCCCCC"/>
-              <w:right w:val="single" w:sz="4" w:space="0" w:color="CCCCCC"/>
-            </w:tcBorders>
-          </w:tcPr>
-          <w:p>
-            <w:pPr>
-              <w:spacing w:before="60" w:after="60" w:line="252" w:lineRule="auto"/>
-              <w:jc w:val="left"/>
-            </w:pPr>
-            <w:r/>
-            <w:r>
-              <w:t>BULL</w:t>
-            </w:r>
-          </w:p>
-        </w:tc>
-      </w:tr>
-      <w:tr>
-        <w:tc>
-          <w:tcPr>
-            <w:tcW w:type="dxa" w:w="1584"/>
-            <w:shd w:fill="FFFFFF"/>
-            <w:tcMar>
-              <w:top w:w="100" w:type="dxa"/>
-              <w:bottom w:w="100" w:type="dxa"/>
-              <w:left w:w="120" w:type="dxa"/>
-              <w:right w:w="120" w:type="dxa"/>
-            </w:tcMar>
-            <w:tcBorders>
-              <w:top w:val="single" w:sz="4" w:space="0" w:color="CCCCCC"/>
-              <w:bottom w:val="single" w:sz="4" w:space="0" w:color="CCCCCC"/>
-              <w:left w:val="single" w:sz="4" w:space="0" w:color="CCCCCC"/>
-              <w:right w:val="single" w:sz="4" w:space="0" w:color="CCCCCC"/>
-            </w:tcBorders>
-          </w:tcPr>
-          <w:p>
-            <w:pPr>
-              <w:spacing w:before="60" w:after="60" w:line="252" w:lineRule="auto"/>
-              <w:jc w:val="left"/>
-            </w:pPr>
-            <w:r/>
-            <w:r>
-              <w:rPr>
-                <w:b/>
-              </w:rPr>
-              <w:t>Tue 08/09</w:t>
-            </w:r>
-          </w:p>
-        </w:tc>
-        <w:tc>
-          <w:tcPr>
-            <w:tcW w:type="dxa" w:w="864"/>
-            <w:shd w:fill="FFFFFF"/>
-            <w:tcMar>
-              <w:top w:w="100" w:type="dxa"/>
-              <w:bottom w:w="100" w:type="dxa"/>
-              <w:left w:w="120" w:type="dxa"/>
-              <w:right w:w="120" w:type="dxa"/>
-            </w:tcMar>
-            <w:tcBorders>
-              <w:top w:val="single" w:sz="4" w:space="0" w:color="CCCCCC"/>
-              <w:bottom w:val="single" w:sz="4" w:space="0" w:color="CCCCCC"/>
-              <w:left w:val="single" w:sz="4" w:space="0" w:color="CCCCCC"/>
-              <w:right w:val="single" w:sz="4" w:space="0" w:color="CCCCCC"/>
-            </w:tcBorders>
-          </w:tcPr>
-          <w:p>
-            <w:pPr>
-              <w:spacing w:before="60" w:after="60" w:line="252" w:lineRule="auto"/>
-              <w:jc w:val="left"/>
-            </w:pPr>
-            <w:r/>
-            <w:r>
-              <w:t>NY Close 23-01</w:t>
-            </w:r>
-          </w:p>
-        </w:tc>
-        <w:tc>
-          <w:tcPr>
-            <w:tcW w:type="dxa" w:w="1440"/>
-            <w:shd w:fill="FFFFFF"/>
-            <w:tcMar>
-              <w:top w:w="100" w:type="dxa"/>
-              <w:bottom w:w="100" w:type="dxa"/>
-              <w:left w:w="120" w:type="dxa"/>
-              <w:right w:w="120" w:type="dxa"/>
-            </w:tcMar>
-            <w:tcBorders>
-              <w:top w:val="single" w:sz="4" w:space="0" w:color="CCCCCC"/>
-              <w:bottom w:val="single" w:sz="4" w:space="0" w:color="CCCCCC"/>
-              <w:left w:val="single" w:sz="4" w:space="0" w:color="CCCCCC"/>
-              <w:right w:val="single" w:sz="4" w:space="0" w:color="CCCCCC"/>
-            </w:tcBorders>
-          </w:tcPr>
-          <w:p>
-            <w:pPr>
-              <w:spacing w:before="60" w:after="60" w:line="252" w:lineRule="auto"/>
-              <w:jc w:val="left"/>
-            </w:pPr>
-            <w:r/>
-            <w:r>
-              <w:t>768.25</w:t>
-            </w:r>
-          </w:p>
-        </w:tc>
-        <w:tc>
-          <w:tcPr>
-            <w:tcW w:type="dxa" w:w="2016"/>
-            <w:shd w:fill="FFFFFF"/>
-            <w:tcMar>
-              <w:top w:w="100" w:type="dxa"/>
-              <w:bottom w:w="100" w:type="dxa"/>
-              <w:left w:w="120" w:type="dxa"/>
-              <w:right w:w="120" w:type="dxa"/>
-            </w:tcMar>
-            <w:tcBorders>
-              <w:top w:val="single" w:sz="4" w:space="0" w:color="CCCCCC"/>
-              <w:bottom w:val="single" w:sz="4" w:space="0" w:color="CCCCCC"/>
-              <w:left w:val="single" w:sz="4" w:space="0" w:color="CCCCCC"/>
-              <w:right w:val="single" w:sz="4" w:space="0" w:color="CCCCCC"/>
-            </w:tcBorders>
-          </w:tcPr>
-          <w:p>
-            <w:pPr>
-              <w:spacing w:before="60" w:after="60" w:line="252" w:lineRule="auto"/>
-              <w:jc w:val="left"/>
-            </w:pPr>
-            <w:r/>
-            <w:r>
-              <w:t>774.75</w:t>
-            </w:r>
-          </w:p>
-        </w:tc>
-        <w:tc>
-          <w:tcPr>
-            <w:tcW w:type="dxa" w:w="1152"/>
-            <w:shd w:fill="FFFFFF"/>
-            <w:tcMar>
-              <w:top w:w="100" w:type="dxa"/>
-              <w:bottom w:w="100" w:type="dxa"/>
-              <w:left w:w="120" w:type="dxa"/>
-              <w:right w:w="120" w:type="dxa"/>
-            </w:tcMar>
-            <w:tcBorders>
-              <w:top w:val="single" w:sz="4" w:space="0" w:color="CCCCCC"/>
-              <w:bottom w:val="single" w:sz="4" w:space="0" w:color="CCCCCC"/>
-              <w:left w:val="single" w:sz="4" w:space="0" w:color="CCCCCC"/>
-              <w:right w:val="single" w:sz="4" w:space="0" w:color="CCCCCC"/>
-            </w:tcBorders>
-          </w:tcPr>
-          <w:p>
-            <w:pPr>
-              <w:spacing w:before="60" w:after="60" w:line="252" w:lineRule="auto"/>
-              <w:jc w:val="left"/>
-            </w:pPr>
-            <w:r/>
-            <w:r>
-              <w:t>761.50</w:t>
-            </w:r>
-          </w:p>
-        </w:tc>
-        <w:tc>
-          <w:tcPr>
-            <w:tcW w:type="dxa" w:w="1728"/>
-            <w:shd w:fill="FFFFFF"/>
-            <w:tcMar>
-              <w:top w:w="100" w:type="dxa"/>
-              <w:bottom w:w="100" w:type="dxa"/>
-              <w:left w:w="120" w:type="dxa"/>
-              <w:right w:w="120" w:type="dxa"/>
-            </w:tcMar>
-            <w:tcBorders>
-              <w:top w:val="single" w:sz="4" w:space="0" w:color="CCCCCC"/>
-              <w:bottom w:val="single" w:sz="4" w:space="0" w:color="CCCCCC"/>
-              <w:left w:val="single" w:sz="4" w:space="0" w:color="CCCCCC"/>
-              <w:right w:val="single" w:sz="4" w:space="0" w:color="CCCCCC"/>
-            </w:tcBorders>
-          </w:tcPr>
-          <w:p>
-            <w:pPr>
-              <w:spacing w:before="60" w:after="60" w:line="252" w:lineRule="auto"/>
-              <w:jc w:val="left"/>
-            </w:pPr>
-            <w:r/>
-            <w:r>
-              <w:rPr>
-                <w:b/>
-              </w:rPr>
-              <w:t>768.50</w:t>
-            </w:r>
-          </w:p>
-        </w:tc>
-        <w:tc>
-          <w:tcPr>
-            <w:tcW w:type="dxa" w:w="3456"/>
             <w:shd w:fill="FFFFFF"/>
             <w:tcMar>
               <w:top w:w="100" w:type="dxa"/>
@@ -27168,7 +27168,7 @@
             </w:pPr>
             <w:r/>
             <w:r>
-              <w:t>768.50</w:t>
+              <w:t>768.25</w:t>
             </w:r>
           </w:p>
         </w:tc>
@@ -27196,7 +27196,7 @@
             </w:pPr>
             <w:r/>
             <w:r>
-              <w:t>778.75</w:t>
+              <w:t>778.50</w:t>
             </w:r>
           </w:p>
         </w:tc>
@@ -27224,7 +27224,1417 @@
             </w:pPr>
             <w:r/>
             <w:r>
-              <w:t>760.50</w:t>
+              <w:t>760.25</w:t>
+            </w:r>
+          </w:p>
+        </w:tc>
+        <w:tc>
+          <w:tcPr>
+            <w:tcW w:type="dxa" w:w="1728"/>
+            <w:shd w:fill="F8FAFC"/>
+            <w:tcMar>
+              <w:top w:w="100" w:type="dxa"/>
+              <w:bottom w:w="100" w:type="dxa"/>
+              <w:left w:w="120" w:type="dxa"/>
+              <w:right w:w="120" w:type="dxa"/>
+            </w:tcMar>
+            <w:tcBorders>
+              <w:top w:val="single" w:sz="4" w:space="0" w:color="CCCCCC"/>
+              <w:bottom w:val="single" w:sz="4" w:space="0" w:color="CCCCCC"/>
+              <w:left w:val="single" w:sz="4" w:space="0" w:color="CCCCCC"/>
+              <w:right w:val="single" w:sz="4" w:space="0" w:color="CCCCCC"/>
+            </w:tcBorders>
+          </w:tcPr>
+          <w:p>
+            <w:pPr>
+              <w:spacing w:before="60" w:after="60" w:line="252" w:lineRule="auto"/>
+              <w:jc w:val="left"/>
+            </w:pPr>
+            <w:r/>
+            <w:r>
+              <w:rPr>
+                <w:b/>
+              </w:rPr>
+              <w:t>768.75</w:t>
+            </w:r>
+          </w:p>
+        </w:tc>
+        <w:tc>
+          <w:tcPr>
+            <w:tcW w:type="dxa" w:w="3456"/>
+            <w:shd w:fill="F8FAFC"/>
+            <w:tcMar>
+              <w:top w:w="100" w:type="dxa"/>
+              <w:bottom w:w="100" w:type="dxa"/>
+              <w:left w:w="120" w:type="dxa"/>
+              <w:right w:w="120" w:type="dxa"/>
+            </w:tcMar>
+            <w:tcBorders>
+              <w:top w:val="single" w:sz="4" w:space="0" w:color="CCCCCC"/>
+              <w:bottom w:val="single" w:sz="4" w:space="0" w:color="CCCCCC"/>
+              <w:left w:val="single" w:sz="4" w:space="0" w:color="CCCCCC"/>
+              <w:right w:val="single" w:sz="4" w:space="0" w:color="CCCCCC"/>
+            </w:tcBorders>
+          </w:tcPr>
+          <w:p>
+            <w:pPr>
+              <w:spacing w:before="60" w:after="60" w:line="252" w:lineRule="auto"/>
+              <w:jc w:val="left"/>
+            </w:pPr>
+            <w:r/>
+            <w:r>
+              <w:rPr>
+                <w:b/>
+              </w:rPr>
+              <w:t>+0.50</w:t>
+            </w:r>
+          </w:p>
+        </w:tc>
+        <w:tc>
+          <w:tcPr>
+            <w:tcW w:type="dxa" w:w="1440"/>
+            <w:shd w:fill="F8FAFC"/>
+            <w:tcMar>
+              <w:top w:w="100" w:type="dxa"/>
+              <w:bottom w:w="100" w:type="dxa"/>
+              <w:left w:w="120" w:type="dxa"/>
+              <w:right w:w="120" w:type="dxa"/>
+            </w:tcMar>
+            <w:tcBorders>
+              <w:top w:val="single" w:sz="4" w:space="0" w:color="CCCCCC"/>
+              <w:bottom w:val="single" w:sz="4" w:space="0" w:color="CCCCCC"/>
+              <w:left w:val="single" w:sz="4" w:space="0" w:color="CCCCCC"/>
+              <w:right w:val="single" w:sz="4" w:space="0" w:color="CCCCCC"/>
+            </w:tcBorders>
+          </w:tcPr>
+          <w:p>
+            <w:pPr>
+              <w:spacing w:before="60" w:after="60" w:line="252" w:lineRule="auto"/>
+              <w:jc w:val="left"/>
+            </w:pPr>
+            <w:r/>
+            <w:r>
+              <w:t>BULL</w:t>
+            </w:r>
+          </w:p>
+        </w:tc>
+      </w:tr>
+      <w:tr>
+        <w:tc>
+          <w:tcPr>
+            <w:tcW w:type="dxa" w:w="1584"/>
+            <w:shd w:fill="FFFFFF"/>
+            <w:tcMar>
+              <w:top w:w="100" w:type="dxa"/>
+              <w:bottom w:w="100" w:type="dxa"/>
+              <w:left w:w="120" w:type="dxa"/>
+              <w:right w:w="120" w:type="dxa"/>
+            </w:tcMar>
+            <w:tcBorders>
+              <w:top w:val="single" w:sz="4" w:space="0" w:color="CCCCCC"/>
+              <w:bottom w:val="single" w:sz="4" w:space="0" w:color="CCCCCC"/>
+              <w:left w:val="single" w:sz="4" w:space="0" w:color="CCCCCC"/>
+              <w:right w:val="single" w:sz="4" w:space="0" w:color="CCCCCC"/>
+            </w:tcBorders>
+          </w:tcPr>
+          <w:p>
+            <w:pPr>
+              <w:spacing w:before="60" w:after="60" w:line="252" w:lineRule="auto"/>
+              <w:jc w:val="left"/>
+            </w:pPr>
+            <w:r/>
+            <w:r>
+              <w:rPr>
+                <w:b/>
+              </w:rPr>
+              <w:t>Wed 09/09</w:t>
+            </w:r>
+          </w:p>
+        </w:tc>
+        <w:tc>
+          <w:tcPr>
+            <w:tcW w:type="dxa" w:w="864"/>
+            <w:shd w:fill="FFFFFF"/>
+            <w:tcMar>
+              <w:top w:w="100" w:type="dxa"/>
+              <w:bottom w:w="100" w:type="dxa"/>
+              <w:left w:w="120" w:type="dxa"/>
+              <w:right w:w="120" w:type="dxa"/>
+            </w:tcMar>
+            <w:tcBorders>
+              <w:top w:val="single" w:sz="4" w:space="0" w:color="CCCCCC"/>
+              <w:bottom w:val="single" w:sz="4" w:space="0" w:color="CCCCCC"/>
+              <w:left w:val="single" w:sz="4" w:space="0" w:color="CCCCCC"/>
+              <w:right w:val="single" w:sz="4" w:space="0" w:color="CCCCCC"/>
+            </w:tcBorders>
+          </w:tcPr>
+          <w:p>
+            <w:pPr>
+              <w:spacing w:before="60" w:after="60" w:line="252" w:lineRule="auto"/>
+              <w:jc w:val="left"/>
+            </w:pPr>
+            <w:r/>
+            <w:r>
+              <w:t>Asia 11-15</w:t>
+            </w:r>
+          </w:p>
+        </w:tc>
+        <w:tc>
+          <w:tcPr>
+            <w:tcW w:type="dxa" w:w="1440"/>
+            <w:shd w:fill="FFFFFF"/>
+            <w:tcMar>
+              <w:top w:w="100" w:type="dxa"/>
+              <w:bottom w:w="100" w:type="dxa"/>
+              <w:left w:w="120" w:type="dxa"/>
+              <w:right w:w="120" w:type="dxa"/>
+            </w:tcMar>
+            <w:tcBorders>
+              <w:top w:val="single" w:sz="4" w:space="0" w:color="CCCCCC"/>
+              <w:bottom w:val="single" w:sz="4" w:space="0" w:color="CCCCCC"/>
+              <w:left w:val="single" w:sz="4" w:space="0" w:color="CCCCCC"/>
+              <w:right w:val="single" w:sz="4" w:space="0" w:color="CCCCCC"/>
+            </w:tcBorders>
+          </w:tcPr>
+          <w:p>
+            <w:pPr>
+              <w:spacing w:before="60" w:after="60" w:line="252" w:lineRule="auto"/>
+              <w:jc w:val="left"/>
+            </w:pPr>
+            <w:r/>
+            <w:r>
+              <w:t>768.75</w:t>
+            </w:r>
+          </w:p>
+        </w:tc>
+        <w:tc>
+          <w:tcPr>
+            <w:tcW w:type="dxa" w:w="2016"/>
+            <w:shd w:fill="FFFFFF"/>
+            <w:tcMar>
+              <w:top w:w="100" w:type="dxa"/>
+              <w:bottom w:w="100" w:type="dxa"/>
+              <w:left w:w="120" w:type="dxa"/>
+              <w:right w:w="120" w:type="dxa"/>
+            </w:tcMar>
+            <w:tcBorders>
+              <w:top w:val="single" w:sz="4" w:space="0" w:color="CCCCCC"/>
+              <w:bottom w:val="single" w:sz="4" w:space="0" w:color="CCCCCC"/>
+              <w:left w:val="single" w:sz="4" w:space="0" w:color="CCCCCC"/>
+              <w:right w:val="single" w:sz="4" w:space="0" w:color="CCCCCC"/>
+            </w:tcBorders>
+          </w:tcPr>
+          <w:p>
+            <w:pPr>
+              <w:spacing w:before="60" w:after="60" w:line="252" w:lineRule="auto"/>
+              <w:jc w:val="left"/>
+            </w:pPr>
+            <w:r/>
+            <w:r>
+              <w:t>775.75</w:t>
+            </w:r>
+          </w:p>
+        </w:tc>
+        <w:tc>
+          <w:tcPr>
+            <w:tcW w:type="dxa" w:w="1152"/>
+            <w:shd w:fill="FFFFFF"/>
+            <w:tcMar>
+              <w:top w:w="100" w:type="dxa"/>
+              <w:bottom w:w="100" w:type="dxa"/>
+              <w:left w:w="120" w:type="dxa"/>
+              <w:right w:w="120" w:type="dxa"/>
+            </w:tcMar>
+            <w:tcBorders>
+              <w:top w:val="single" w:sz="4" w:space="0" w:color="CCCCCC"/>
+              <w:bottom w:val="single" w:sz="4" w:space="0" w:color="CCCCCC"/>
+              <w:left w:val="single" w:sz="4" w:space="0" w:color="CCCCCC"/>
+              <w:right w:val="single" w:sz="4" w:space="0" w:color="CCCCCC"/>
+            </w:tcBorders>
+          </w:tcPr>
+          <w:p>
+            <w:pPr>
+              <w:spacing w:before="60" w:after="60" w:line="252" w:lineRule="auto"/>
+              <w:jc w:val="left"/>
+            </w:pPr>
+            <w:r/>
+            <w:r>
+              <w:t>762.75</w:t>
+            </w:r>
+          </w:p>
+        </w:tc>
+        <w:tc>
+          <w:tcPr>
+            <w:tcW w:type="dxa" w:w="1728"/>
+            <w:shd w:fill="FFFFFF"/>
+            <w:tcMar>
+              <w:top w:w="100" w:type="dxa"/>
+              <w:bottom w:w="100" w:type="dxa"/>
+              <w:left w:w="120" w:type="dxa"/>
+              <w:right w:w="120" w:type="dxa"/>
+            </w:tcMar>
+            <w:tcBorders>
+              <w:top w:val="single" w:sz="4" w:space="0" w:color="CCCCCC"/>
+              <w:bottom w:val="single" w:sz="4" w:space="0" w:color="CCCCCC"/>
+              <w:left w:val="single" w:sz="4" w:space="0" w:color="CCCCCC"/>
+              <w:right w:val="single" w:sz="4" w:space="0" w:color="CCCCCC"/>
+            </w:tcBorders>
+          </w:tcPr>
+          <w:p>
+            <w:pPr>
+              <w:spacing w:before="60" w:after="60" w:line="252" w:lineRule="auto"/>
+              <w:jc w:val="left"/>
+            </w:pPr>
+            <w:r/>
+            <w:r>
+              <w:rPr>
+                <w:b/>
+              </w:rPr>
+              <w:t>768.00</w:t>
+            </w:r>
+          </w:p>
+        </w:tc>
+        <w:tc>
+          <w:tcPr>
+            <w:tcW w:type="dxa" w:w="3456"/>
+            <w:shd w:fill="FFFFFF"/>
+            <w:tcMar>
+              <w:top w:w="100" w:type="dxa"/>
+              <w:bottom w:w="100" w:type="dxa"/>
+              <w:left w:w="120" w:type="dxa"/>
+              <w:right w:w="120" w:type="dxa"/>
+            </w:tcMar>
+            <w:tcBorders>
+              <w:top w:val="single" w:sz="4" w:space="0" w:color="CCCCCC"/>
+              <w:bottom w:val="single" w:sz="4" w:space="0" w:color="CCCCCC"/>
+              <w:left w:val="single" w:sz="4" w:space="0" w:color="CCCCCC"/>
+              <w:right w:val="single" w:sz="4" w:space="0" w:color="CCCCCC"/>
+            </w:tcBorders>
+          </w:tcPr>
+          <w:p>
+            <w:pPr>
+              <w:spacing w:before="60" w:after="60" w:line="252" w:lineRule="auto"/>
+              <w:jc w:val="left"/>
+            </w:pPr>
+            <w:r/>
+            <w:r>
+              <w:rPr>
+                <w:b/>
+              </w:rPr>
+              <w:t>-0.75</w:t>
+            </w:r>
+          </w:p>
+        </w:tc>
+        <w:tc>
+          <w:tcPr>
+            <w:tcW w:type="dxa" w:w="1440"/>
+            <w:shd w:fill="FFFFFF"/>
+            <w:tcMar>
+              <w:top w:w="100" w:type="dxa"/>
+              <w:bottom w:w="100" w:type="dxa"/>
+              <w:left w:w="120" w:type="dxa"/>
+              <w:right w:w="120" w:type="dxa"/>
+            </w:tcMar>
+            <w:tcBorders>
+              <w:top w:val="single" w:sz="4" w:space="0" w:color="CCCCCC"/>
+              <w:bottom w:val="single" w:sz="4" w:space="0" w:color="CCCCCC"/>
+              <w:left w:val="single" w:sz="4" w:space="0" w:color="CCCCCC"/>
+              <w:right w:val="single" w:sz="4" w:space="0" w:color="CCCCCC"/>
+            </w:tcBorders>
+          </w:tcPr>
+          <w:p>
+            <w:pPr>
+              <w:spacing w:before="60" w:after="60" w:line="252" w:lineRule="auto"/>
+              <w:jc w:val="left"/>
+            </w:pPr>
+            <w:r/>
+            <w:r>
+              <w:t>BEAR</w:t>
+            </w:r>
+          </w:p>
+        </w:tc>
+      </w:tr>
+      <w:tr>
+        <w:tc>
+          <w:tcPr>
+            <w:tcW w:type="dxa" w:w="1584"/>
+            <w:shd w:fill="F8FAFC"/>
+            <w:tcMar>
+              <w:top w:w="100" w:type="dxa"/>
+              <w:bottom w:w="100" w:type="dxa"/>
+              <w:left w:w="120" w:type="dxa"/>
+              <w:right w:w="120" w:type="dxa"/>
+            </w:tcMar>
+            <w:tcBorders>
+              <w:top w:val="single" w:sz="4" w:space="0" w:color="CCCCCC"/>
+              <w:bottom w:val="single" w:sz="4" w:space="0" w:color="CCCCCC"/>
+              <w:left w:val="single" w:sz="4" w:space="0" w:color="CCCCCC"/>
+              <w:right w:val="single" w:sz="4" w:space="0" w:color="CCCCCC"/>
+            </w:tcBorders>
+          </w:tcPr>
+          <w:p>
+            <w:pPr>
+              <w:spacing w:before="60" w:after="60" w:line="252" w:lineRule="auto"/>
+              <w:jc w:val="left"/>
+            </w:pPr>
+            <w:r/>
+            <w:r>
+              <w:rPr>
+                <w:b/>
+              </w:rPr>
+              <w:t>Wed 09/09</w:t>
+            </w:r>
+          </w:p>
+        </w:tc>
+        <w:tc>
+          <w:tcPr>
+            <w:tcW w:type="dxa" w:w="864"/>
+            <w:shd w:fill="F8FAFC"/>
+            <w:tcMar>
+              <w:top w:w="100" w:type="dxa"/>
+              <w:bottom w:w="100" w:type="dxa"/>
+              <w:left w:w="120" w:type="dxa"/>
+              <w:right w:w="120" w:type="dxa"/>
+            </w:tcMar>
+            <w:tcBorders>
+              <w:top w:val="single" w:sz="4" w:space="0" w:color="CCCCCC"/>
+              <w:bottom w:val="single" w:sz="4" w:space="0" w:color="CCCCCC"/>
+              <w:left w:val="single" w:sz="4" w:space="0" w:color="CCCCCC"/>
+              <w:right w:val="single" w:sz="4" w:space="0" w:color="CCCCCC"/>
+            </w:tcBorders>
+          </w:tcPr>
+          <w:p>
+            <w:pPr>
+              <w:spacing w:before="60" w:after="60" w:line="252" w:lineRule="auto"/>
+              <w:jc w:val="left"/>
+            </w:pPr>
+            <w:r/>
+            <w:r>
+              <w:t>London 15-19</w:t>
+            </w:r>
+          </w:p>
+        </w:tc>
+        <w:tc>
+          <w:tcPr>
+            <w:tcW w:type="dxa" w:w="1440"/>
+            <w:shd w:fill="F8FAFC"/>
+            <w:tcMar>
+              <w:top w:w="100" w:type="dxa"/>
+              <w:bottom w:w="100" w:type="dxa"/>
+              <w:left w:w="120" w:type="dxa"/>
+              <w:right w:w="120" w:type="dxa"/>
+            </w:tcMar>
+            <w:tcBorders>
+              <w:top w:val="single" w:sz="4" w:space="0" w:color="CCCCCC"/>
+              <w:bottom w:val="single" w:sz="4" w:space="0" w:color="CCCCCC"/>
+              <w:left w:val="single" w:sz="4" w:space="0" w:color="CCCCCC"/>
+              <w:right w:val="single" w:sz="4" w:space="0" w:color="CCCCCC"/>
+            </w:tcBorders>
+          </w:tcPr>
+          <w:p>
+            <w:pPr>
+              <w:spacing w:before="60" w:after="60" w:line="252" w:lineRule="auto"/>
+              <w:jc w:val="left"/>
+            </w:pPr>
+            <w:r/>
+            <w:r>
+              <w:t>768.00</w:t>
+            </w:r>
+          </w:p>
+        </w:tc>
+        <w:tc>
+          <w:tcPr>
+            <w:tcW w:type="dxa" w:w="2016"/>
+            <w:shd w:fill="F8FAFC"/>
+            <w:tcMar>
+              <w:top w:w="100" w:type="dxa"/>
+              <w:bottom w:w="100" w:type="dxa"/>
+              <w:left w:w="120" w:type="dxa"/>
+              <w:right w:w="120" w:type="dxa"/>
+            </w:tcMar>
+            <w:tcBorders>
+              <w:top w:val="single" w:sz="4" w:space="0" w:color="CCCCCC"/>
+              <w:bottom w:val="single" w:sz="4" w:space="0" w:color="CCCCCC"/>
+              <w:left w:val="single" w:sz="4" w:space="0" w:color="CCCCCC"/>
+              <w:right w:val="single" w:sz="4" w:space="0" w:color="CCCCCC"/>
+            </w:tcBorders>
+          </w:tcPr>
+          <w:p>
+            <w:pPr>
+              <w:spacing w:before="60" w:after="60" w:line="252" w:lineRule="auto"/>
+              <w:jc w:val="left"/>
+            </w:pPr>
+            <w:r/>
+            <w:r>
+              <w:t>781.50</w:t>
+            </w:r>
+          </w:p>
+        </w:tc>
+        <w:tc>
+          <w:tcPr>
+            <w:tcW w:type="dxa" w:w="1152"/>
+            <w:shd w:fill="F8FAFC"/>
+            <w:tcMar>
+              <w:top w:w="100" w:type="dxa"/>
+              <w:bottom w:w="100" w:type="dxa"/>
+              <w:left w:w="120" w:type="dxa"/>
+              <w:right w:w="120" w:type="dxa"/>
+            </w:tcMar>
+            <w:tcBorders>
+              <w:top w:val="single" w:sz="4" w:space="0" w:color="CCCCCC"/>
+              <w:bottom w:val="single" w:sz="4" w:space="0" w:color="CCCCCC"/>
+              <w:left w:val="single" w:sz="4" w:space="0" w:color="CCCCCC"/>
+              <w:right w:val="single" w:sz="4" w:space="0" w:color="CCCCCC"/>
+            </w:tcBorders>
+          </w:tcPr>
+          <w:p>
+            <w:pPr>
+              <w:spacing w:before="60" w:after="60" w:line="252" w:lineRule="auto"/>
+              <w:jc w:val="left"/>
+            </w:pPr>
+            <w:r/>
+            <w:r>
+              <w:t>755.00</w:t>
+            </w:r>
+          </w:p>
+        </w:tc>
+        <w:tc>
+          <w:tcPr>
+            <w:tcW w:type="dxa" w:w="1728"/>
+            <w:shd w:fill="F8FAFC"/>
+            <w:tcMar>
+              <w:top w:w="100" w:type="dxa"/>
+              <w:bottom w:w="100" w:type="dxa"/>
+              <w:left w:w="120" w:type="dxa"/>
+              <w:right w:w="120" w:type="dxa"/>
+            </w:tcMar>
+            <w:tcBorders>
+              <w:top w:val="single" w:sz="4" w:space="0" w:color="CCCCCC"/>
+              <w:bottom w:val="single" w:sz="4" w:space="0" w:color="CCCCCC"/>
+              <w:left w:val="single" w:sz="4" w:space="0" w:color="CCCCCC"/>
+              <w:right w:val="single" w:sz="4" w:space="0" w:color="CCCCCC"/>
+            </w:tcBorders>
+          </w:tcPr>
+          <w:p>
+            <w:pPr>
+              <w:spacing w:before="60" w:after="60" w:line="252" w:lineRule="auto"/>
+              <w:jc w:val="left"/>
+            </w:pPr>
+            <w:r/>
+            <w:r>
+              <w:rPr>
+                <w:b/>
+              </w:rPr>
+              <w:t>769.75</w:t>
+            </w:r>
+          </w:p>
+        </w:tc>
+        <w:tc>
+          <w:tcPr>
+            <w:tcW w:type="dxa" w:w="3456"/>
+            <w:shd w:fill="F8FAFC"/>
+            <w:tcMar>
+              <w:top w:w="100" w:type="dxa"/>
+              <w:bottom w:w="100" w:type="dxa"/>
+              <w:left w:w="120" w:type="dxa"/>
+              <w:right w:w="120" w:type="dxa"/>
+            </w:tcMar>
+            <w:tcBorders>
+              <w:top w:val="single" w:sz="4" w:space="0" w:color="CCCCCC"/>
+              <w:bottom w:val="single" w:sz="4" w:space="0" w:color="CCCCCC"/>
+              <w:left w:val="single" w:sz="4" w:space="0" w:color="CCCCCC"/>
+              <w:right w:val="single" w:sz="4" w:space="0" w:color="CCCCCC"/>
+            </w:tcBorders>
+          </w:tcPr>
+          <w:p>
+            <w:pPr>
+              <w:spacing w:before="60" w:after="60" w:line="252" w:lineRule="auto"/>
+              <w:jc w:val="left"/>
+            </w:pPr>
+            <w:r/>
+            <w:r>
+              <w:rPr>
+                <w:b/>
+              </w:rPr>
+              <w:t>+1.75</w:t>
+            </w:r>
+          </w:p>
+        </w:tc>
+        <w:tc>
+          <w:tcPr>
+            <w:tcW w:type="dxa" w:w="1440"/>
+            <w:shd w:fill="F8FAFC"/>
+            <w:tcMar>
+              <w:top w:w="100" w:type="dxa"/>
+              <w:bottom w:w="100" w:type="dxa"/>
+              <w:left w:w="120" w:type="dxa"/>
+              <w:right w:w="120" w:type="dxa"/>
+            </w:tcMar>
+            <w:tcBorders>
+              <w:top w:val="single" w:sz="4" w:space="0" w:color="CCCCCC"/>
+              <w:bottom w:val="single" w:sz="4" w:space="0" w:color="CCCCCC"/>
+              <w:left w:val="single" w:sz="4" w:space="0" w:color="CCCCCC"/>
+              <w:right w:val="single" w:sz="4" w:space="0" w:color="CCCCCC"/>
+            </w:tcBorders>
+          </w:tcPr>
+          <w:p>
+            <w:pPr>
+              <w:spacing w:before="60" w:after="60" w:line="252" w:lineRule="auto"/>
+              <w:jc w:val="left"/>
+            </w:pPr>
+            <w:r/>
+            <w:r>
+              <w:t>BULL</w:t>
+            </w:r>
+          </w:p>
+        </w:tc>
+      </w:tr>
+      <w:tr>
+        <w:tc>
+          <w:tcPr>
+            <w:tcW w:type="dxa" w:w="1584"/>
+            <w:shd w:fill="FFFFFF"/>
+            <w:tcMar>
+              <w:top w:w="100" w:type="dxa"/>
+              <w:bottom w:w="100" w:type="dxa"/>
+              <w:left w:w="120" w:type="dxa"/>
+              <w:right w:w="120" w:type="dxa"/>
+            </w:tcMar>
+            <w:tcBorders>
+              <w:top w:val="single" w:sz="4" w:space="0" w:color="CCCCCC"/>
+              <w:bottom w:val="single" w:sz="4" w:space="0" w:color="CCCCCC"/>
+              <w:left w:val="single" w:sz="4" w:space="0" w:color="CCCCCC"/>
+              <w:right w:val="single" w:sz="4" w:space="0" w:color="CCCCCC"/>
+            </w:tcBorders>
+          </w:tcPr>
+          <w:p>
+            <w:pPr>
+              <w:spacing w:before="60" w:after="60" w:line="252" w:lineRule="auto"/>
+              <w:jc w:val="left"/>
+            </w:pPr>
+            <w:r/>
+            <w:r>
+              <w:rPr>
+                <w:b/>
+              </w:rPr>
+              <w:t>Wed 09/09</w:t>
+            </w:r>
+          </w:p>
+        </w:tc>
+        <w:tc>
+          <w:tcPr>
+            <w:tcW w:type="dxa" w:w="864"/>
+            <w:shd w:fill="FFFFFF"/>
+            <w:tcMar>
+              <w:top w:w="100" w:type="dxa"/>
+              <w:bottom w:w="100" w:type="dxa"/>
+              <w:left w:w="120" w:type="dxa"/>
+              <w:right w:w="120" w:type="dxa"/>
+            </w:tcMar>
+            <w:tcBorders>
+              <w:top w:val="single" w:sz="4" w:space="0" w:color="CCCCCC"/>
+              <w:bottom w:val="single" w:sz="4" w:space="0" w:color="CCCCCC"/>
+              <w:left w:val="single" w:sz="4" w:space="0" w:color="CCCCCC"/>
+              <w:right w:val="single" w:sz="4" w:space="0" w:color="CCCCCC"/>
+            </w:tcBorders>
+          </w:tcPr>
+          <w:p>
+            <w:pPr>
+              <w:spacing w:before="60" w:after="60" w:line="252" w:lineRule="auto"/>
+              <w:jc w:val="left"/>
+            </w:pPr>
+            <w:r/>
+            <w:r>
+              <w:t>Pre-NY 19-21</w:t>
+            </w:r>
+          </w:p>
+        </w:tc>
+        <w:tc>
+          <w:tcPr>
+            <w:tcW w:type="dxa" w:w="1440"/>
+            <w:shd w:fill="FFFFFF"/>
+            <w:tcMar>
+              <w:top w:w="100" w:type="dxa"/>
+              <w:bottom w:w="100" w:type="dxa"/>
+              <w:left w:w="120" w:type="dxa"/>
+              <w:right w:w="120" w:type="dxa"/>
+            </w:tcMar>
+            <w:tcBorders>
+              <w:top w:val="single" w:sz="4" w:space="0" w:color="CCCCCC"/>
+              <w:bottom w:val="single" w:sz="4" w:space="0" w:color="CCCCCC"/>
+              <w:left w:val="single" w:sz="4" w:space="0" w:color="CCCCCC"/>
+              <w:right w:val="single" w:sz="4" w:space="0" w:color="CCCCCC"/>
+            </w:tcBorders>
+          </w:tcPr>
+          <w:p>
+            <w:pPr>
+              <w:spacing w:before="60" w:after="60" w:line="252" w:lineRule="auto"/>
+              <w:jc w:val="left"/>
+            </w:pPr>
+            <w:r/>
+            <w:r>
+              <w:t>769.75</w:t>
+            </w:r>
+          </w:p>
+        </w:tc>
+        <w:tc>
+          <w:tcPr>
+            <w:tcW w:type="dxa" w:w="2016"/>
+            <w:shd w:fill="FFFFFF"/>
+            <w:tcMar>
+              <w:top w:w="100" w:type="dxa"/>
+              <w:bottom w:w="100" w:type="dxa"/>
+              <w:left w:w="120" w:type="dxa"/>
+              <w:right w:w="120" w:type="dxa"/>
+            </w:tcMar>
+            <w:tcBorders>
+              <w:top w:val="single" w:sz="4" w:space="0" w:color="CCCCCC"/>
+              <w:bottom w:val="single" w:sz="4" w:space="0" w:color="CCCCCC"/>
+              <w:left w:val="single" w:sz="4" w:space="0" w:color="CCCCCC"/>
+              <w:right w:val="single" w:sz="4" w:space="0" w:color="CCCCCC"/>
+            </w:tcBorders>
+          </w:tcPr>
+          <w:p>
+            <w:pPr>
+              <w:spacing w:before="60" w:after="60" w:line="252" w:lineRule="auto"/>
+              <w:jc w:val="left"/>
+            </w:pPr>
+            <w:r/>
+            <w:r>
+              <w:t>779.00</w:t>
+            </w:r>
+          </w:p>
+        </w:tc>
+        <w:tc>
+          <w:tcPr>
+            <w:tcW w:type="dxa" w:w="1152"/>
+            <w:shd w:fill="FFFFFF"/>
+            <w:tcMar>
+              <w:top w:w="100" w:type="dxa"/>
+              <w:bottom w:w="100" w:type="dxa"/>
+              <w:left w:w="120" w:type="dxa"/>
+              <w:right w:w="120" w:type="dxa"/>
+            </w:tcMar>
+            <w:tcBorders>
+              <w:top w:val="single" w:sz="4" w:space="0" w:color="CCCCCC"/>
+              <w:bottom w:val="single" w:sz="4" w:space="0" w:color="CCCCCC"/>
+              <w:left w:val="single" w:sz="4" w:space="0" w:color="CCCCCC"/>
+              <w:right w:val="single" w:sz="4" w:space="0" w:color="CCCCCC"/>
+            </w:tcBorders>
+          </w:tcPr>
+          <w:p>
+            <w:pPr>
+              <w:spacing w:before="60" w:after="60" w:line="252" w:lineRule="auto"/>
+              <w:jc w:val="left"/>
+            </w:pPr>
+            <w:r/>
+            <w:r>
+              <w:t>759.00</w:t>
+            </w:r>
+          </w:p>
+        </w:tc>
+        <w:tc>
+          <w:tcPr>
+            <w:tcW w:type="dxa" w:w="1728"/>
+            <w:shd w:fill="FFFFFF"/>
+            <w:tcMar>
+              <w:top w:w="100" w:type="dxa"/>
+              <w:bottom w:w="100" w:type="dxa"/>
+              <w:left w:w="120" w:type="dxa"/>
+              <w:right w:w="120" w:type="dxa"/>
+            </w:tcMar>
+            <w:tcBorders>
+              <w:top w:val="single" w:sz="4" w:space="0" w:color="CCCCCC"/>
+              <w:bottom w:val="single" w:sz="4" w:space="0" w:color="CCCCCC"/>
+              <w:left w:val="single" w:sz="4" w:space="0" w:color="CCCCCC"/>
+              <w:right w:val="single" w:sz="4" w:space="0" w:color="CCCCCC"/>
+            </w:tcBorders>
+          </w:tcPr>
+          <w:p>
+            <w:pPr>
+              <w:spacing w:before="60" w:after="60" w:line="252" w:lineRule="auto"/>
+              <w:jc w:val="left"/>
+            </w:pPr>
+            <w:r/>
+            <w:r>
+              <w:rPr>
+                <w:b/>
+              </w:rPr>
+              <w:t>770.25</w:t>
+            </w:r>
+          </w:p>
+        </w:tc>
+        <w:tc>
+          <w:tcPr>
+            <w:tcW w:type="dxa" w:w="3456"/>
+            <w:shd w:fill="FFFFFF"/>
+            <w:tcMar>
+              <w:top w:w="100" w:type="dxa"/>
+              <w:bottom w:w="100" w:type="dxa"/>
+              <w:left w:w="120" w:type="dxa"/>
+              <w:right w:w="120" w:type="dxa"/>
+            </w:tcMar>
+            <w:tcBorders>
+              <w:top w:val="single" w:sz="4" w:space="0" w:color="CCCCCC"/>
+              <w:bottom w:val="single" w:sz="4" w:space="0" w:color="CCCCCC"/>
+              <w:left w:val="single" w:sz="4" w:space="0" w:color="CCCCCC"/>
+              <w:right w:val="single" w:sz="4" w:space="0" w:color="CCCCCC"/>
+            </w:tcBorders>
+          </w:tcPr>
+          <w:p>
+            <w:pPr>
+              <w:spacing w:before="60" w:after="60" w:line="252" w:lineRule="auto"/>
+              <w:jc w:val="left"/>
+            </w:pPr>
+            <w:r/>
+            <w:r>
+              <w:rPr>
+                <w:b/>
+              </w:rPr>
+              <w:t>+0.50</w:t>
+            </w:r>
+          </w:p>
+        </w:tc>
+        <w:tc>
+          <w:tcPr>
+            <w:tcW w:type="dxa" w:w="1440"/>
+            <w:shd w:fill="FFFFFF"/>
+            <w:tcMar>
+              <w:top w:w="100" w:type="dxa"/>
+              <w:bottom w:w="100" w:type="dxa"/>
+              <w:left w:w="120" w:type="dxa"/>
+              <w:right w:w="120" w:type="dxa"/>
+            </w:tcMar>
+            <w:tcBorders>
+              <w:top w:val="single" w:sz="4" w:space="0" w:color="CCCCCC"/>
+              <w:bottom w:val="single" w:sz="4" w:space="0" w:color="CCCCCC"/>
+              <w:left w:val="single" w:sz="4" w:space="0" w:color="CCCCCC"/>
+              <w:right w:val="single" w:sz="4" w:space="0" w:color="CCCCCC"/>
+            </w:tcBorders>
+          </w:tcPr>
+          <w:p>
+            <w:pPr>
+              <w:spacing w:before="60" w:after="60" w:line="252" w:lineRule="auto"/>
+              <w:jc w:val="left"/>
+            </w:pPr>
+            <w:r/>
+            <w:r>
+              <w:t>BULL</w:t>
+            </w:r>
+          </w:p>
+        </w:tc>
+      </w:tr>
+      <w:tr>
+        <w:tc>
+          <w:tcPr>
+            <w:tcW w:type="dxa" w:w="1584"/>
+            <w:shd w:fill="F8FAFC"/>
+            <w:tcMar>
+              <w:top w:w="100" w:type="dxa"/>
+              <w:bottom w:w="100" w:type="dxa"/>
+              <w:left w:w="120" w:type="dxa"/>
+              <w:right w:w="120" w:type="dxa"/>
+            </w:tcMar>
+            <w:tcBorders>
+              <w:top w:val="single" w:sz="4" w:space="0" w:color="CCCCCC"/>
+              <w:bottom w:val="single" w:sz="4" w:space="0" w:color="CCCCCC"/>
+              <w:left w:val="single" w:sz="4" w:space="0" w:color="CCCCCC"/>
+              <w:right w:val="single" w:sz="4" w:space="0" w:color="CCCCCC"/>
+            </w:tcBorders>
+          </w:tcPr>
+          <w:p>
+            <w:pPr>
+              <w:spacing w:before="60" w:after="60" w:line="252" w:lineRule="auto"/>
+              <w:jc w:val="left"/>
+            </w:pPr>
+            <w:r/>
+            <w:r>
+              <w:rPr>
+                <w:b/>
+              </w:rPr>
+              <w:t>Wed 09/09</w:t>
+            </w:r>
+          </w:p>
+        </w:tc>
+        <w:tc>
+          <w:tcPr>
+            <w:tcW w:type="dxa" w:w="864"/>
+            <w:shd w:fill="F8FAFC"/>
+            <w:tcMar>
+              <w:top w:w="100" w:type="dxa"/>
+              <w:bottom w:w="100" w:type="dxa"/>
+              <w:left w:w="120" w:type="dxa"/>
+              <w:right w:w="120" w:type="dxa"/>
+            </w:tcMar>
+            <w:tcBorders>
+              <w:top w:val="single" w:sz="4" w:space="0" w:color="CCCCCC"/>
+              <w:bottom w:val="single" w:sz="4" w:space="0" w:color="CCCCCC"/>
+              <w:left w:val="single" w:sz="4" w:space="0" w:color="CCCCCC"/>
+              <w:right w:val="single" w:sz="4" w:space="0" w:color="CCCCCC"/>
+            </w:tcBorders>
+          </w:tcPr>
+          <w:p>
+            <w:pPr>
+              <w:spacing w:before="60" w:after="60" w:line="252" w:lineRule="auto"/>
+              <w:jc w:val="left"/>
+            </w:pPr>
+            <w:r/>
+            <w:r>
+              <w:t>NY Open 21-23</w:t>
+            </w:r>
+          </w:p>
+        </w:tc>
+        <w:tc>
+          <w:tcPr>
+            <w:tcW w:type="dxa" w:w="1440"/>
+            <w:shd w:fill="F8FAFC"/>
+            <w:tcMar>
+              <w:top w:w="100" w:type="dxa"/>
+              <w:bottom w:w="100" w:type="dxa"/>
+              <w:left w:w="120" w:type="dxa"/>
+              <w:right w:w="120" w:type="dxa"/>
+            </w:tcMar>
+            <w:tcBorders>
+              <w:top w:val="single" w:sz="4" w:space="0" w:color="CCCCCC"/>
+              <w:bottom w:val="single" w:sz="4" w:space="0" w:color="CCCCCC"/>
+              <w:left w:val="single" w:sz="4" w:space="0" w:color="CCCCCC"/>
+              <w:right w:val="single" w:sz="4" w:space="0" w:color="CCCCCC"/>
+            </w:tcBorders>
+          </w:tcPr>
+          <w:p>
+            <w:pPr>
+              <w:spacing w:before="60" w:after="60" w:line="252" w:lineRule="auto"/>
+              <w:jc w:val="left"/>
+            </w:pPr>
+            <w:r/>
+            <w:r>
+              <w:t>770.25</w:t>
+            </w:r>
+          </w:p>
+        </w:tc>
+        <w:tc>
+          <w:tcPr>
+            <w:tcW w:type="dxa" w:w="2016"/>
+            <w:shd w:fill="F8FAFC"/>
+            <w:tcMar>
+              <w:top w:w="100" w:type="dxa"/>
+              <w:bottom w:w="100" w:type="dxa"/>
+              <w:left w:w="120" w:type="dxa"/>
+              <w:right w:w="120" w:type="dxa"/>
+            </w:tcMar>
+            <w:tcBorders>
+              <w:top w:val="single" w:sz="4" w:space="0" w:color="CCCCCC"/>
+              <w:bottom w:val="single" w:sz="4" w:space="0" w:color="CCCCCC"/>
+              <w:left w:val="single" w:sz="4" w:space="0" w:color="CCCCCC"/>
+              <w:right w:val="single" w:sz="4" w:space="0" w:color="CCCCCC"/>
+            </w:tcBorders>
+          </w:tcPr>
+          <w:p>
+            <w:pPr>
+              <w:spacing w:before="60" w:after="60" w:line="252" w:lineRule="auto"/>
+              <w:jc w:val="left"/>
+            </w:pPr>
+            <w:r/>
+            <w:r>
+              <w:t>782.50</w:t>
+            </w:r>
+          </w:p>
+        </w:tc>
+        <w:tc>
+          <w:tcPr>
+            <w:tcW w:type="dxa" w:w="1152"/>
+            <w:shd w:fill="F8FAFC"/>
+            <w:tcMar>
+              <w:top w:w="100" w:type="dxa"/>
+              <w:bottom w:w="100" w:type="dxa"/>
+              <w:left w:w="120" w:type="dxa"/>
+              <w:right w:w="120" w:type="dxa"/>
+            </w:tcMar>
+            <w:tcBorders>
+              <w:top w:val="single" w:sz="4" w:space="0" w:color="CCCCCC"/>
+              <w:bottom w:val="single" w:sz="4" w:space="0" w:color="CCCCCC"/>
+              <w:left w:val="single" w:sz="4" w:space="0" w:color="CCCCCC"/>
+              <w:right w:val="single" w:sz="4" w:space="0" w:color="CCCCCC"/>
+            </w:tcBorders>
+          </w:tcPr>
+          <w:p>
+            <w:pPr>
+              <w:spacing w:before="60" w:after="60" w:line="252" w:lineRule="auto"/>
+              <w:jc w:val="left"/>
+            </w:pPr>
+            <w:r/>
+            <w:r>
+              <w:t>756.00</w:t>
+            </w:r>
+          </w:p>
+        </w:tc>
+        <w:tc>
+          <w:tcPr>
+            <w:tcW w:type="dxa" w:w="1728"/>
+            <w:shd w:fill="F8FAFC"/>
+            <w:tcMar>
+              <w:top w:w="100" w:type="dxa"/>
+              <w:bottom w:w="100" w:type="dxa"/>
+              <w:left w:w="120" w:type="dxa"/>
+              <w:right w:w="120" w:type="dxa"/>
+            </w:tcMar>
+            <w:tcBorders>
+              <w:top w:val="single" w:sz="4" w:space="0" w:color="CCCCCC"/>
+              <w:bottom w:val="single" w:sz="4" w:space="0" w:color="CCCCCC"/>
+              <w:left w:val="single" w:sz="4" w:space="0" w:color="CCCCCC"/>
+              <w:right w:val="single" w:sz="4" w:space="0" w:color="CCCCCC"/>
+            </w:tcBorders>
+          </w:tcPr>
+          <w:p>
+            <w:pPr>
+              <w:spacing w:before="60" w:after="60" w:line="252" w:lineRule="auto"/>
+              <w:jc w:val="left"/>
+            </w:pPr>
+            <w:r/>
+            <w:r>
+              <w:rPr>
+                <w:b/>
+              </w:rPr>
+              <w:t>768.75</w:t>
+            </w:r>
+          </w:p>
+        </w:tc>
+        <w:tc>
+          <w:tcPr>
+            <w:tcW w:type="dxa" w:w="3456"/>
+            <w:shd w:fill="F8FAFC"/>
+            <w:tcMar>
+              <w:top w:w="100" w:type="dxa"/>
+              <w:bottom w:w="100" w:type="dxa"/>
+              <w:left w:w="120" w:type="dxa"/>
+              <w:right w:w="120" w:type="dxa"/>
+            </w:tcMar>
+            <w:tcBorders>
+              <w:top w:val="single" w:sz="4" w:space="0" w:color="CCCCCC"/>
+              <w:bottom w:val="single" w:sz="4" w:space="0" w:color="CCCCCC"/>
+              <w:left w:val="single" w:sz="4" w:space="0" w:color="CCCCCC"/>
+              <w:right w:val="single" w:sz="4" w:space="0" w:color="CCCCCC"/>
+            </w:tcBorders>
+          </w:tcPr>
+          <w:p>
+            <w:pPr>
+              <w:spacing w:before="60" w:after="60" w:line="252" w:lineRule="auto"/>
+              <w:jc w:val="left"/>
+            </w:pPr>
+            <w:r/>
+            <w:r>
+              <w:rPr>
+                <w:b/>
+              </w:rPr>
+              <w:t>-1.50</w:t>
+            </w:r>
+          </w:p>
+        </w:tc>
+        <w:tc>
+          <w:tcPr>
+            <w:tcW w:type="dxa" w:w="1440"/>
+            <w:shd w:fill="F8FAFC"/>
+            <w:tcMar>
+              <w:top w:w="100" w:type="dxa"/>
+              <w:bottom w:w="100" w:type="dxa"/>
+              <w:left w:w="120" w:type="dxa"/>
+              <w:right w:w="120" w:type="dxa"/>
+            </w:tcMar>
+            <w:tcBorders>
+              <w:top w:val="single" w:sz="4" w:space="0" w:color="CCCCCC"/>
+              <w:bottom w:val="single" w:sz="4" w:space="0" w:color="CCCCCC"/>
+              <w:left w:val="single" w:sz="4" w:space="0" w:color="CCCCCC"/>
+              <w:right w:val="single" w:sz="4" w:space="0" w:color="CCCCCC"/>
+            </w:tcBorders>
+          </w:tcPr>
+          <w:p>
+            <w:pPr>
+              <w:spacing w:before="60" w:after="60" w:line="252" w:lineRule="auto"/>
+              <w:jc w:val="left"/>
+            </w:pPr>
+            <w:r/>
+            <w:r>
+              <w:t>BEAR</w:t>
+            </w:r>
+          </w:p>
+        </w:tc>
+      </w:tr>
+      <w:tr>
+        <w:tc>
+          <w:tcPr>
+            <w:tcW w:type="dxa" w:w="1584"/>
+            <w:shd w:fill="FFFFFF"/>
+            <w:tcMar>
+              <w:top w:w="100" w:type="dxa"/>
+              <w:bottom w:w="100" w:type="dxa"/>
+              <w:left w:w="120" w:type="dxa"/>
+              <w:right w:w="120" w:type="dxa"/>
+            </w:tcMar>
+            <w:tcBorders>
+              <w:top w:val="single" w:sz="4" w:space="0" w:color="CCCCCC"/>
+              <w:bottom w:val="single" w:sz="4" w:space="0" w:color="CCCCCC"/>
+              <w:left w:val="single" w:sz="4" w:space="0" w:color="CCCCCC"/>
+              <w:right w:val="single" w:sz="4" w:space="0" w:color="CCCCCC"/>
+            </w:tcBorders>
+          </w:tcPr>
+          <w:p>
+            <w:pPr>
+              <w:spacing w:before="60" w:after="60" w:line="252" w:lineRule="auto"/>
+              <w:jc w:val="left"/>
+            </w:pPr>
+            <w:r/>
+            <w:r>
+              <w:rPr>
+                <w:b/>
+              </w:rPr>
+              <w:t>Wed 09/09</w:t>
+            </w:r>
+          </w:p>
+        </w:tc>
+        <w:tc>
+          <w:tcPr>
+            <w:tcW w:type="dxa" w:w="864"/>
+            <w:shd w:fill="FFFFFF"/>
+            <w:tcMar>
+              <w:top w:w="100" w:type="dxa"/>
+              <w:bottom w:w="100" w:type="dxa"/>
+              <w:left w:w="120" w:type="dxa"/>
+              <w:right w:w="120" w:type="dxa"/>
+            </w:tcMar>
+            <w:tcBorders>
+              <w:top w:val="single" w:sz="4" w:space="0" w:color="CCCCCC"/>
+              <w:bottom w:val="single" w:sz="4" w:space="0" w:color="CCCCCC"/>
+              <w:left w:val="single" w:sz="4" w:space="0" w:color="CCCCCC"/>
+              <w:right w:val="single" w:sz="4" w:space="0" w:color="CCCCCC"/>
+            </w:tcBorders>
+          </w:tcPr>
+          <w:p>
+            <w:pPr>
+              <w:spacing w:before="60" w:after="60" w:line="252" w:lineRule="auto"/>
+              <w:jc w:val="left"/>
+            </w:pPr>
+            <w:r/>
+            <w:r>
+              <w:t>NY Close 23-01</w:t>
+            </w:r>
+          </w:p>
+        </w:tc>
+        <w:tc>
+          <w:tcPr>
+            <w:tcW w:type="dxa" w:w="1440"/>
+            <w:shd w:fill="FFFFFF"/>
+            <w:tcMar>
+              <w:top w:w="100" w:type="dxa"/>
+              <w:bottom w:w="100" w:type="dxa"/>
+              <w:left w:w="120" w:type="dxa"/>
+              <w:right w:w="120" w:type="dxa"/>
+            </w:tcMar>
+            <w:tcBorders>
+              <w:top w:val="single" w:sz="4" w:space="0" w:color="CCCCCC"/>
+              <w:bottom w:val="single" w:sz="4" w:space="0" w:color="CCCCCC"/>
+              <w:left w:val="single" w:sz="4" w:space="0" w:color="CCCCCC"/>
+              <w:right w:val="single" w:sz="4" w:space="0" w:color="CCCCCC"/>
+            </w:tcBorders>
+          </w:tcPr>
+          <w:p>
+            <w:pPr>
+              <w:spacing w:before="60" w:after="60" w:line="252" w:lineRule="auto"/>
+              <w:jc w:val="left"/>
+            </w:pPr>
+            <w:r/>
+            <w:r>
+              <w:t>768.75</w:t>
+            </w:r>
+          </w:p>
+        </w:tc>
+        <w:tc>
+          <w:tcPr>
+            <w:tcW w:type="dxa" w:w="2016"/>
+            <w:shd w:fill="FFFFFF"/>
+            <w:tcMar>
+              <w:top w:w="100" w:type="dxa"/>
+              <w:bottom w:w="100" w:type="dxa"/>
+              <w:left w:w="120" w:type="dxa"/>
+              <w:right w:w="120" w:type="dxa"/>
+            </w:tcMar>
+            <w:tcBorders>
+              <w:top w:val="single" w:sz="4" w:space="0" w:color="CCCCCC"/>
+              <w:bottom w:val="single" w:sz="4" w:space="0" w:color="CCCCCC"/>
+              <w:left w:val="single" w:sz="4" w:space="0" w:color="CCCCCC"/>
+              <w:right w:val="single" w:sz="4" w:space="0" w:color="CCCCCC"/>
+            </w:tcBorders>
+          </w:tcPr>
+          <w:p>
+            <w:pPr>
+              <w:spacing w:before="60" w:after="60" w:line="252" w:lineRule="auto"/>
+              <w:jc w:val="left"/>
+            </w:pPr>
+            <w:r/>
+            <w:r>
+              <w:t>775.75</w:t>
+            </w:r>
+          </w:p>
+        </w:tc>
+        <w:tc>
+          <w:tcPr>
+            <w:tcW w:type="dxa" w:w="1152"/>
+            <w:shd w:fill="FFFFFF"/>
+            <w:tcMar>
+              <w:top w:w="100" w:type="dxa"/>
+              <w:bottom w:w="100" w:type="dxa"/>
+              <w:left w:w="120" w:type="dxa"/>
+              <w:right w:w="120" w:type="dxa"/>
+            </w:tcMar>
+            <w:tcBorders>
+              <w:top w:val="single" w:sz="4" w:space="0" w:color="CCCCCC"/>
+              <w:bottom w:val="single" w:sz="4" w:space="0" w:color="CCCCCC"/>
+              <w:left w:val="single" w:sz="4" w:space="0" w:color="CCCCCC"/>
+              <w:right w:val="single" w:sz="4" w:space="0" w:color="CCCCCC"/>
+            </w:tcBorders>
+          </w:tcPr>
+          <w:p>
+            <w:pPr>
+              <w:spacing w:before="60" w:after="60" w:line="252" w:lineRule="auto"/>
+              <w:jc w:val="left"/>
+            </w:pPr>
+            <w:r/>
+            <w:r>
+              <w:t>759.25</w:t>
+            </w:r>
+          </w:p>
+        </w:tc>
+        <w:tc>
+          <w:tcPr>
+            <w:tcW w:type="dxa" w:w="1728"/>
+            <w:shd w:fill="FFFFFF"/>
+            <w:tcMar>
+              <w:top w:w="100" w:type="dxa"/>
+              <w:bottom w:w="100" w:type="dxa"/>
+              <w:left w:w="120" w:type="dxa"/>
+              <w:right w:w="120" w:type="dxa"/>
+            </w:tcMar>
+            <w:tcBorders>
+              <w:top w:val="single" w:sz="4" w:space="0" w:color="CCCCCC"/>
+              <w:bottom w:val="single" w:sz="4" w:space="0" w:color="CCCCCC"/>
+              <w:left w:val="single" w:sz="4" w:space="0" w:color="CCCCCC"/>
+              <w:right w:val="single" w:sz="4" w:space="0" w:color="CCCCCC"/>
+            </w:tcBorders>
+          </w:tcPr>
+          <w:p>
+            <w:pPr>
+              <w:spacing w:before="60" w:after="60" w:line="252" w:lineRule="auto"/>
+              <w:jc w:val="left"/>
+            </w:pPr>
+            <w:r/>
+            <w:r>
+              <w:rPr>
+                <w:b/>
+              </w:rPr>
+              <w:t>769.25</w:t>
+            </w:r>
+          </w:p>
+        </w:tc>
+        <w:tc>
+          <w:tcPr>
+            <w:tcW w:type="dxa" w:w="3456"/>
+            <w:shd w:fill="FFFFFF"/>
+            <w:tcMar>
+              <w:top w:w="100" w:type="dxa"/>
+              <w:bottom w:w="100" w:type="dxa"/>
+              <w:left w:w="120" w:type="dxa"/>
+              <w:right w:w="120" w:type="dxa"/>
+            </w:tcMar>
+            <w:tcBorders>
+              <w:top w:val="single" w:sz="4" w:space="0" w:color="CCCCCC"/>
+              <w:bottom w:val="single" w:sz="4" w:space="0" w:color="CCCCCC"/>
+              <w:left w:val="single" w:sz="4" w:space="0" w:color="CCCCCC"/>
+              <w:right w:val="single" w:sz="4" w:space="0" w:color="CCCCCC"/>
+            </w:tcBorders>
+          </w:tcPr>
+          <w:p>
+            <w:pPr>
+              <w:spacing w:before="60" w:after="60" w:line="252" w:lineRule="auto"/>
+              <w:jc w:val="left"/>
+            </w:pPr>
+            <w:r/>
+            <w:r>
+              <w:rPr>
+                <w:b/>
+              </w:rPr>
+              <w:t>+0.50</w:t>
+            </w:r>
+          </w:p>
+        </w:tc>
+        <w:tc>
+          <w:tcPr>
+            <w:tcW w:type="dxa" w:w="1440"/>
+            <w:shd w:fill="FFFFFF"/>
+            <w:tcMar>
+              <w:top w:w="100" w:type="dxa"/>
+              <w:bottom w:w="100" w:type="dxa"/>
+              <w:left w:w="120" w:type="dxa"/>
+              <w:right w:w="120" w:type="dxa"/>
+            </w:tcMar>
+            <w:tcBorders>
+              <w:top w:val="single" w:sz="4" w:space="0" w:color="CCCCCC"/>
+              <w:bottom w:val="single" w:sz="4" w:space="0" w:color="CCCCCC"/>
+              <w:left w:val="single" w:sz="4" w:space="0" w:color="CCCCCC"/>
+              <w:right w:val="single" w:sz="4" w:space="0" w:color="CCCCCC"/>
+            </w:tcBorders>
+          </w:tcPr>
+          <w:p>
+            <w:pPr>
+              <w:spacing w:before="60" w:after="60" w:line="252" w:lineRule="auto"/>
+              <w:jc w:val="left"/>
+            </w:pPr>
+            <w:r/>
+            <w:r>
+              <w:t>BULL</w:t>
+            </w:r>
+          </w:p>
+        </w:tc>
+      </w:tr>
+      <w:tr>
+        <w:tc>
+          <w:tcPr>
+            <w:tcW w:type="dxa" w:w="1584"/>
+            <w:shd w:fill="F8FAFC"/>
+            <w:tcMar>
+              <w:top w:w="100" w:type="dxa"/>
+              <w:bottom w:w="100" w:type="dxa"/>
+              <w:left w:w="120" w:type="dxa"/>
+              <w:right w:w="120" w:type="dxa"/>
+            </w:tcMar>
+            <w:tcBorders>
+              <w:top w:val="single" w:sz="4" w:space="0" w:color="CCCCCC"/>
+              <w:bottom w:val="single" w:sz="4" w:space="0" w:color="CCCCCC"/>
+              <w:left w:val="single" w:sz="4" w:space="0" w:color="CCCCCC"/>
+              <w:right w:val="single" w:sz="4" w:space="0" w:color="CCCCCC"/>
+            </w:tcBorders>
+          </w:tcPr>
+          <w:p>
+            <w:pPr>
+              <w:spacing w:before="60" w:after="60" w:line="252" w:lineRule="auto"/>
+              <w:jc w:val="left"/>
+            </w:pPr>
+            <w:r/>
+            <w:r>
+              <w:rPr>
+                <w:b/>
+              </w:rPr>
+              <w:t>Thu 10/09</w:t>
+            </w:r>
+          </w:p>
+        </w:tc>
+        <w:tc>
+          <w:tcPr>
+            <w:tcW w:type="dxa" w:w="864"/>
+            <w:shd w:fill="F8FAFC"/>
+            <w:tcMar>
+              <w:top w:w="100" w:type="dxa"/>
+              <w:bottom w:w="100" w:type="dxa"/>
+              <w:left w:w="120" w:type="dxa"/>
+              <w:right w:w="120" w:type="dxa"/>
+            </w:tcMar>
+            <w:tcBorders>
+              <w:top w:val="single" w:sz="4" w:space="0" w:color="CCCCCC"/>
+              <w:bottom w:val="single" w:sz="4" w:space="0" w:color="CCCCCC"/>
+              <w:left w:val="single" w:sz="4" w:space="0" w:color="CCCCCC"/>
+              <w:right w:val="single" w:sz="4" w:space="0" w:color="CCCCCC"/>
+            </w:tcBorders>
+          </w:tcPr>
+          <w:p>
+            <w:pPr>
+              <w:spacing w:before="60" w:after="60" w:line="252" w:lineRule="auto"/>
+              <w:jc w:val="left"/>
+            </w:pPr>
+            <w:r/>
+            <w:r>
+              <w:t>Asia 07-11</w:t>
+            </w:r>
+          </w:p>
+        </w:tc>
+        <w:tc>
+          <w:tcPr>
+            <w:tcW w:type="dxa" w:w="1440"/>
+            <w:shd w:fill="F8FAFC"/>
+            <w:tcMar>
+              <w:top w:w="100" w:type="dxa"/>
+              <w:bottom w:w="100" w:type="dxa"/>
+              <w:left w:w="120" w:type="dxa"/>
+              <w:right w:w="120" w:type="dxa"/>
+            </w:tcMar>
+            <w:tcBorders>
+              <w:top w:val="single" w:sz="4" w:space="0" w:color="CCCCCC"/>
+              <w:bottom w:val="single" w:sz="4" w:space="0" w:color="CCCCCC"/>
+              <w:left w:val="single" w:sz="4" w:space="0" w:color="CCCCCC"/>
+              <w:right w:val="single" w:sz="4" w:space="0" w:color="CCCCCC"/>
+            </w:tcBorders>
+          </w:tcPr>
+          <w:p>
+            <w:pPr>
+              <w:spacing w:before="60" w:after="60" w:line="252" w:lineRule="auto"/>
+              <w:jc w:val="left"/>
+            </w:pPr>
+            <w:r/>
+            <w:r>
+              <w:t>769.25</w:t>
+            </w:r>
+          </w:p>
+        </w:tc>
+        <w:tc>
+          <w:tcPr>
+            <w:tcW w:type="dxa" w:w="2016"/>
+            <w:shd w:fill="F8FAFC"/>
+            <w:tcMar>
+              <w:top w:w="100" w:type="dxa"/>
+              <w:bottom w:w="100" w:type="dxa"/>
+              <w:left w:w="120" w:type="dxa"/>
+              <w:right w:w="120" w:type="dxa"/>
+            </w:tcMar>
+            <w:tcBorders>
+              <w:top w:val="single" w:sz="4" w:space="0" w:color="CCCCCC"/>
+              <w:bottom w:val="single" w:sz="4" w:space="0" w:color="CCCCCC"/>
+              <w:left w:val="single" w:sz="4" w:space="0" w:color="CCCCCC"/>
+              <w:right w:val="single" w:sz="4" w:space="0" w:color="CCCCCC"/>
+            </w:tcBorders>
+          </w:tcPr>
+          <w:p>
+            <w:pPr>
+              <w:spacing w:before="60" w:after="60" w:line="252" w:lineRule="auto"/>
+              <w:jc w:val="left"/>
+            </w:pPr>
+            <w:r/>
+            <w:r>
+              <w:t>779.75</w:t>
+            </w:r>
+          </w:p>
+        </w:tc>
+        <w:tc>
+          <w:tcPr>
+            <w:tcW w:type="dxa" w:w="1152"/>
+            <w:shd w:fill="F8FAFC"/>
+            <w:tcMar>
+              <w:top w:w="100" w:type="dxa"/>
+              <w:bottom w:w="100" w:type="dxa"/>
+              <w:left w:w="120" w:type="dxa"/>
+              <w:right w:w="120" w:type="dxa"/>
+            </w:tcMar>
+            <w:tcBorders>
+              <w:top w:val="single" w:sz="4" w:space="0" w:color="CCCCCC"/>
+              <w:bottom w:val="single" w:sz="4" w:space="0" w:color="CCCCCC"/>
+              <w:left w:val="single" w:sz="4" w:space="0" w:color="CCCCCC"/>
+              <w:right w:val="single" w:sz="4" w:space="0" w:color="CCCCCC"/>
+            </w:tcBorders>
+          </w:tcPr>
+          <w:p>
+            <w:pPr>
+              <w:spacing w:before="60" w:after="60" w:line="252" w:lineRule="auto"/>
+              <w:jc w:val="left"/>
+            </w:pPr>
+            <w:r/>
+            <w:r>
+              <w:t>762.00</w:t>
             </w:r>
           </w:p>
         </w:tc>
@@ -27286,7 +28696,7 @@
               <w:rPr>
                 <w:b/>
               </w:rPr>
-              <w:t>+0.50</w:t>
+              <w:t>-0.25</w:t>
             </w:r>
           </w:p>
         </w:tc>
@@ -27314,7 +28724,7 @@
             </w:pPr>
             <w:r/>
             <w:r>
-              <w:t>BULL</w:t>
+              <w:t>BEAR</w:t>
             </w:r>
           </w:p>
         </w:tc>
@@ -27347,7 +28757,7 @@
               <w:rPr>
                 <w:b/>
               </w:rPr>
-              <w:t>Wed 09/09</w:t>
+              <w:t>Thu 10/09</w:t>
             </w:r>
           </w:p>
         </w:tc>
@@ -27431,7 +28841,7 @@
             </w:pPr>
             <w:r/>
             <w:r>
-              <w:t>776.00</w:t>
+              <w:t>778.75</w:t>
             </w:r>
           </w:p>
         </w:tc>
@@ -27459,7 +28869,7 @@
             </w:pPr>
             <w:r/>
             <w:r>
-              <w:t>763.00</w:t>
+              <w:t>759.25</w:t>
             </w:r>
           </w:p>
         </w:tc>
@@ -27490,7 +28900,7 @@
               <w:rPr>
                 <w:b/>
               </w:rPr>
-              <w:t>768.25</w:t>
+              <w:t>769.50</w:t>
             </w:r>
           </w:p>
         </w:tc>
@@ -27498,6 +28908,1181 @@
           <w:tcPr>
             <w:tcW w:type="dxa" w:w="3456"/>
             <w:shd w:fill="FFFFFF"/>
+            <w:tcMar>
+              <w:top w:w="100" w:type="dxa"/>
+              <w:bottom w:w="100" w:type="dxa"/>
+              <w:left w:w="120" w:type="dxa"/>
+              <w:right w:w="120" w:type="dxa"/>
+            </w:tcMar>
+            <w:tcBorders>
+              <w:top w:val="single" w:sz="4" w:space="0" w:color="CCCCCC"/>
+              <w:bottom w:val="single" w:sz="4" w:space="0" w:color="CCCCCC"/>
+              <w:left w:val="single" w:sz="4" w:space="0" w:color="CCCCCC"/>
+              <w:right w:val="single" w:sz="4" w:space="0" w:color="CCCCCC"/>
+            </w:tcBorders>
+          </w:tcPr>
+          <w:p>
+            <w:pPr>
+              <w:spacing w:before="60" w:after="60" w:line="252" w:lineRule="auto"/>
+              <w:jc w:val="left"/>
+            </w:pPr>
+            <w:r/>
+            <w:r>
+              <w:rPr>
+                <w:b/>
+              </w:rPr>
+              <w:t>+0.50</w:t>
+            </w:r>
+          </w:p>
+        </w:tc>
+        <w:tc>
+          <w:tcPr>
+            <w:tcW w:type="dxa" w:w="1440"/>
+            <w:shd w:fill="FFFFFF"/>
+            <w:tcMar>
+              <w:top w:w="100" w:type="dxa"/>
+              <w:bottom w:w="100" w:type="dxa"/>
+              <w:left w:w="120" w:type="dxa"/>
+              <w:right w:w="120" w:type="dxa"/>
+            </w:tcMar>
+            <w:tcBorders>
+              <w:top w:val="single" w:sz="4" w:space="0" w:color="CCCCCC"/>
+              <w:bottom w:val="single" w:sz="4" w:space="0" w:color="CCCCCC"/>
+              <w:left w:val="single" w:sz="4" w:space="0" w:color="CCCCCC"/>
+              <w:right w:val="single" w:sz="4" w:space="0" w:color="CCCCCC"/>
+            </w:tcBorders>
+          </w:tcPr>
+          <w:p>
+            <w:pPr>
+              <w:spacing w:before="60" w:after="60" w:line="252" w:lineRule="auto"/>
+              <w:jc w:val="left"/>
+            </w:pPr>
+            <w:r/>
+            <w:r>
+              <w:t>BULL</w:t>
+            </w:r>
+          </w:p>
+        </w:tc>
+      </w:tr>
+      <w:tr>
+        <w:tc>
+          <w:tcPr>
+            <w:tcW w:type="dxa" w:w="1584"/>
+            <w:shd w:fill="F8FAFC"/>
+            <w:tcMar>
+              <w:top w:w="100" w:type="dxa"/>
+              <w:bottom w:w="100" w:type="dxa"/>
+              <w:left w:w="120" w:type="dxa"/>
+              <w:right w:w="120" w:type="dxa"/>
+            </w:tcMar>
+            <w:tcBorders>
+              <w:top w:val="single" w:sz="4" w:space="0" w:color="CCCCCC"/>
+              <w:bottom w:val="single" w:sz="4" w:space="0" w:color="CCCCCC"/>
+              <w:left w:val="single" w:sz="4" w:space="0" w:color="CCCCCC"/>
+              <w:right w:val="single" w:sz="4" w:space="0" w:color="CCCCCC"/>
+            </w:tcBorders>
+          </w:tcPr>
+          <w:p>
+            <w:pPr>
+              <w:spacing w:before="60" w:after="60" w:line="252" w:lineRule="auto"/>
+              <w:jc w:val="left"/>
+            </w:pPr>
+            <w:r/>
+            <w:r>
+              <w:rPr>
+                <w:b/>
+              </w:rPr>
+              <w:t>Thu 10/09</w:t>
+            </w:r>
+          </w:p>
+        </w:tc>
+        <w:tc>
+          <w:tcPr>
+            <w:tcW w:type="dxa" w:w="864"/>
+            <w:shd w:fill="F8FAFC"/>
+            <w:tcMar>
+              <w:top w:w="100" w:type="dxa"/>
+              <w:bottom w:w="100" w:type="dxa"/>
+              <w:left w:w="120" w:type="dxa"/>
+              <w:right w:w="120" w:type="dxa"/>
+            </w:tcMar>
+            <w:tcBorders>
+              <w:top w:val="single" w:sz="4" w:space="0" w:color="CCCCCC"/>
+              <w:bottom w:val="single" w:sz="4" w:space="0" w:color="CCCCCC"/>
+              <w:left w:val="single" w:sz="4" w:space="0" w:color="CCCCCC"/>
+              <w:right w:val="single" w:sz="4" w:space="0" w:color="CCCCCC"/>
+            </w:tcBorders>
+          </w:tcPr>
+          <w:p>
+            <w:pPr>
+              <w:spacing w:before="60" w:after="60" w:line="252" w:lineRule="auto"/>
+              <w:jc w:val="left"/>
+            </w:pPr>
+            <w:r/>
+            <w:r>
+              <w:t>London 15-19</w:t>
+            </w:r>
+          </w:p>
+        </w:tc>
+        <w:tc>
+          <w:tcPr>
+            <w:tcW w:type="dxa" w:w="1440"/>
+            <w:shd w:fill="F8FAFC"/>
+            <w:tcMar>
+              <w:top w:w="100" w:type="dxa"/>
+              <w:bottom w:w="100" w:type="dxa"/>
+              <w:left w:w="120" w:type="dxa"/>
+              <w:right w:w="120" w:type="dxa"/>
+            </w:tcMar>
+            <w:tcBorders>
+              <w:top w:val="single" w:sz="4" w:space="0" w:color="CCCCCC"/>
+              <w:bottom w:val="single" w:sz="4" w:space="0" w:color="CCCCCC"/>
+              <w:left w:val="single" w:sz="4" w:space="0" w:color="CCCCCC"/>
+              <w:right w:val="single" w:sz="4" w:space="0" w:color="CCCCCC"/>
+            </w:tcBorders>
+          </w:tcPr>
+          <w:p>
+            <w:pPr>
+              <w:spacing w:before="60" w:after="60" w:line="252" w:lineRule="auto"/>
+              <w:jc w:val="left"/>
+            </w:pPr>
+            <w:r/>
+            <w:r>
+              <w:t>769.50</w:t>
+            </w:r>
+          </w:p>
+        </w:tc>
+        <w:tc>
+          <w:tcPr>
+            <w:tcW w:type="dxa" w:w="2016"/>
+            <w:shd w:fill="F8FAFC"/>
+            <w:tcMar>
+              <w:top w:w="100" w:type="dxa"/>
+              <w:bottom w:w="100" w:type="dxa"/>
+              <w:left w:w="120" w:type="dxa"/>
+              <w:right w:w="120" w:type="dxa"/>
+            </w:tcMar>
+            <w:tcBorders>
+              <w:top w:val="single" w:sz="4" w:space="0" w:color="CCCCCC"/>
+              <w:bottom w:val="single" w:sz="4" w:space="0" w:color="CCCCCC"/>
+              <w:left w:val="single" w:sz="4" w:space="0" w:color="CCCCCC"/>
+              <w:right w:val="single" w:sz="4" w:space="0" w:color="CCCCCC"/>
+            </w:tcBorders>
+          </w:tcPr>
+          <w:p>
+            <w:pPr>
+              <w:spacing w:before="60" w:after="60" w:line="252" w:lineRule="auto"/>
+              <w:jc w:val="left"/>
+            </w:pPr>
+            <w:r/>
+            <w:r>
+              <w:t>780.25</w:t>
+            </w:r>
+          </w:p>
+        </w:tc>
+        <w:tc>
+          <w:tcPr>
+            <w:tcW w:type="dxa" w:w="1152"/>
+            <w:shd w:fill="F8FAFC"/>
+            <w:tcMar>
+              <w:top w:w="100" w:type="dxa"/>
+              <w:bottom w:w="100" w:type="dxa"/>
+              <w:left w:w="120" w:type="dxa"/>
+              <w:right w:w="120" w:type="dxa"/>
+            </w:tcMar>
+            <w:tcBorders>
+              <w:top w:val="single" w:sz="4" w:space="0" w:color="CCCCCC"/>
+              <w:bottom w:val="single" w:sz="4" w:space="0" w:color="CCCCCC"/>
+              <w:left w:val="single" w:sz="4" w:space="0" w:color="CCCCCC"/>
+              <w:right w:val="single" w:sz="4" w:space="0" w:color="CCCCCC"/>
+            </w:tcBorders>
+          </w:tcPr>
+          <w:p>
+            <w:pPr>
+              <w:spacing w:before="60" w:after="60" w:line="252" w:lineRule="auto"/>
+              <w:jc w:val="left"/>
+            </w:pPr>
+            <w:r/>
+            <w:r>
+              <w:t>762.25</w:t>
+            </w:r>
+          </w:p>
+        </w:tc>
+        <w:tc>
+          <w:tcPr>
+            <w:tcW w:type="dxa" w:w="1728"/>
+            <w:shd w:fill="F8FAFC"/>
+            <w:tcMar>
+              <w:top w:w="100" w:type="dxa"/>
+              <w:bottom w:w="100" w:type="dxa"/>
+              <w:left w:w="120" w:type="dxa"/>
+              <w:right w:w="120" w:type="dxa"/>
+            </w:tcMar>
+            <w:tcBorders>
+              <w:top w:val="single" w:sz="4" w:space="0" w:color="CCCCCC"/>
+              <w:bottom w:val="single" w:sz="4" w:space="0" w:color="CCCCCC"/>
+              <w:left w:val="single" w:sz="4" w:space="0" w:color="CCCCCC"/>
+              <w:right w:val="single" w:sz="4" w:space="0" w:color="CCCCCC"/>
+            </w:tcBorders>
+          </w:tcPr>
+          <w:p>
+            <w:pPr>
+              <w:spacing w:before="60" w:after="60" w:line="252" w:lineRule="auto"/>
+              <w:jc w:val="left"/>
+            </w:pPr>
+            <w:r/>
+            <w:r>
+              <w:rPr>
+                <w:b/>
+              </w:rPr>
+              <w:t>770.25</w:t>
+            </w:r>
+          </w:p>
+        </w:tc>
+        <w:tc>
+          <w:tcPr>
+            <w:tcW w:type="dxa" w:w="3456"/>
+            <w:shd w:fill="F8FAFC"/>
+            <w:tcMar>
+              <w:top w:w="100" w:type="dxa"/>
+              <w:bottom w:w="100" w:type="dxa"/>
+              <w:left w:w="120" w:type="dxa"/>
+              <w:right w:w="120" w:type="dxa"/>
+            </w:tcMar>
+            <w:tcBorders>
+              <w:top w:val="single" w:sz="4" w:space="0" w:color="CCCCCC"/>
+              <w:bottom w:val="single" w:sz="4" w:space="0" w:color="CCCCCC"/>
+              <w:left w:val="single" w:sz="4" w:space="0" w:color="CCCCCC"/>
+              <w:right w:val="single" w:sz="4" w:space="0" w:color="CCCCCC"/>
+            </w:tcBorders>
+          </w:tcPr>
+          <w:p>
+            <w:pPr>
+              <w:spacing w:before="60" w:after="60" w:line="252" w:lineRule="auto"/>
+              <w:jc w:val="left"/>
+            </w:pPr>
+            <w:r/>
+            <w:r>
+              <w:rPr>
+                <w:b/>
+              </w:rPr>
+              <w:t>+0.75</w:t>
+            </w:r>
+          </w:p>
+        </w:tc>
+        <w:tc>
+          <w:tcPr>
+            <w:tcW w:type="dxa" w:w="1440"/>
+            <w:shd w:fill="F8FAFC"/>
+            <w:tcMar>
+              <w:top w:w="100" w:type="dxa"/>
+              <w:bottom w:w="100" w:type="dxa"/>
+              <w:left w:w="120" w:type="dxa"/>
+              <w:right w:w="120" w:type="dxa"/>
+            </w:tcMar>
+            <w:tcBorders>
+              <w:top w:val="single" w:sz="4" w:space="0" w:color="CCCCCC"/>
+              <w:bottom w:val="single" w:sz="4" w:space="0" w:color="CCCCCC"/>
+              <w:left w:val="single" w:sz="4" w:space="0" w:color="CCCCCC"/>
+              <w:right w:val="single" w:sz="4" w:space="0" w:color="CCCCCC"/>
+            </w:tcBorders>
+          </w:tcPr>
+          <w:p>
+            <w:pPr>
+              <w:spacing w:before="60" w:after="60" w:line="252" w:lineRule="auto"/>
+              <w:jc w:val="left"/>
+            </w:pPr>
+            <w:r/>
+            <w:r>
+              <w:t>BULL</w:t>
+            </w:r>
+          </w:p>
+        </w:tc>
+      </w:tr>
+      <w:tr>
+        <w:tc>
+          <w:tcPr>
+            <w:tcW w:type="dxa" w:w="1584"/>
+            <w:shd w:fill="FFFFFF"/>
+            <w:tcMar>
+              <w:top w:w="100" w:type="dxa"/>
+              <w:bottom w:w="100" w:type="dxa"/>
+              <w:left w:w="120" w:type="dxa"/>
+              <w:right w:w="120" w:type="dxa"/>
+            </w:tcMar>
+            <w:tcBorders>
+              <w:top w:val="single" w:sz="4" w:space="0" w:color="CCCCCC"/>
+              <w:bottom w:val="single" w:sz="4" w:space="0" w:color="CCCCCC"/>
+              <w:left w:val="single" w:sz="4" w:space="0" w:color="CCCCCC"/>
+              <w:right w:val="single" w:sz="4" w:space="0" w:color="CCCCCC"/>
+            </w:tcBorders>
+          </w:tcPr>
+          <w:p>
+            <w:pPr>
+              <w:spacing w:before="60" w:after="60" w:line="252" w:lineRule="auto"/>
+              <w:jc w:val="left"/>
+            </w:pPr>
+            <w:r/>
+            <w:r>
+              <w:rPr>
+                <w:b/>
+              </w:rPr>
+              <w:t>Thu 10/09</w:t>
+            </w:r>
+          </w:p>
+        </w:tc>
+        <w:tc>
+          <w:tcPr>
+            <w:tcW w:type="dxa" w:w="864"/>
+            <w:shd w:fill="FFFFFF"/>
+            <w:tcMar>
+              <w:top w:w="100" w:type="dxa"/>
+              <w:bottom w:w="100" w:type="dxa"/>
+              <w:left w:w="120" w:type="dxa"/>
+              <w:right w:w="120" w:type="dxa"/>
+            </w:tcMar>
+            <w:tcBorders>
+              <w:top w:val="single" w:sz="4" w:space="0" w:color="CCCCCC"/>
+              <w:bottom w:val="single" w:sz="4" w:space="0" w:color="CCCCCC"/>
+              <w:left w:val="single" w:sz="4" w:space="0" w:color="CCCCCC"/>
+              <w:right w:val="single" w:sz="4" w:space="0" w:color="CCCCCC"/>
+            </w:tcBorders>
+          </w:tcPr>
+          <w:p>
+            <w:pPr>
+              <w:spacing w:before="60" w:after="60" w:line="252" w:lineRule="auto"/>
+              <w:jc w:val="left"/>
+            </w:pPr>
+            <w:r/>
+            <w:r>
+              <w:t>Pre-NY 19-21</w:t>
+            </w:r>
+          </w:p>
+        </w:tc>
+        <w:tc>
+          <w:tcPr>
+            <w:tcW w:type="dxa" w:w="1440"/>
+            <w:shd w:fill="FFFFFF"/>
+            <w:tcMar>
+              <w:top w:w="100" w:type="dxa"/>
+              <w:bottom w:w="100" w:type="dxa"/>
+              <w:left w:w="120" w:type="dxa"/>
+              <w:right w:w="120" w:type="dxa"/>
+            </w:tcMar>
+            <w:tcBorders>
+              <w:top w:val="single" w:sz="4" w:space="0" w:color="CCCCCC"/>
+              <w:bottom w:val="single" w:sz="4" w:space="0" w:color="CCCCCC"/>
+              <w:left w:val="single" w:sz="4" w:space="0" w:color="CCCCCC"/>
+              <w:right w:val="single" w:sz="4" w:space="0" w:color="CCCCCC"/>
+            </w:tcBorders>
+          </w:tcPr>
+          <w:p>
+            <w:pPr>
+              <w:spacing w:before="60" w:after="60" w:line="252" w:lineRule="auto"/>
+              <w:jc w:val="left"/>
+            </w:pPr>
+            <w:r/>
+            <w:r>
+              <w:t>770.25</w:t>
+            </w:r>
+          </w:p>
+        </w:tc>
+        <w:tc>
+          <w:tcPr>
+            <w:tcW w:type="dxa" w:w="2016"/>
+            <w:shd w:fill="FFFFFF"/>
+            <w:tcMar>
+              <w:top w:w="100" w:type="dxa"/>
+              <w:bottom w:w="100" w:type="dxa"/>
+              <w:left w:w="120" w:type="dxa"/>
+              <w:right w:w="120" w:type="dxa"/>
+            </w:tcMar>
+            <w:tcBorders>
+              <w:top w:val="single" w:sz="4" w:space="0" w:color="CCCCCC"/>
+              <w:bottom w:val="single" w:sz="4" w:space="0" w:color="CCCCCC"/>
+              <w:left w:val="single" w:sz="4" w:space="0" w:color="CCCCCC"/>
+              <w:right w:val="single" w:sz="4" w:space="0" w:color="CCCCCC"/>
+            </w:tcBorders>
+          </w:tcPr>
+          <w:p>
+            <w:pPr>
+              <w:spacing w:before="60" w:after="60" w:line="252" w:lineRule="auto"/>
+              <w:jc w:val="left"/>
+            </w:pPr>
+            <w:r/>
+            <w:r>
+              <w:t>776.75</w:t>
+            </w:r>
+          </w:p>
+        </w:tc>
+        <w:tc>
+          <w:tcPr>
+            <w:tcW w:type="dxa" w:w="1152"/>
+            <w:shd w:fill="FFFFFF"/>
+            <w:tcMar>
+              <w:top w:w="100" w:type="dxa"/>
+              <w:bottom w:w="100" w:type="dxa"/>
+              <w:left w:w="120" w:type="dxa"/>
+              <w:right w:w="120" w:type="dxa"/>
+            </w:tcMar>
+            <w:tcBorders>
+              <w:top w:val="single" w:sz="4" w:space="0" w:color="CCCCCC"/>
+              <w:bottom w:val="single" w:sz="4" w:space="0" w:color="CCCCCC"/>
+              <w:left w:val="single" w:sz="4" w:space="0" w:color="CCCCCC"/>
+              <w:right w:val="single" w:sz="4" w:space="0" w:color="CCCCCC"/>
+            </w:tcBorders>
+          </w:tcPr>
+          <w:p>
+            <w:pPr>
+              <w:spacing w:before="60" w:after="60" w:line="252" w:lineRule="auto"/>
+              <w:jc w:val="left"/>
+            </w:pPr>
+            <w:r/>
+            <w:r>
+              <w:t>761.75</w:t>
+            </w:r>
+          </w:p>
+        </w:tc>
+        <w:tc>
+          <w:tcPr>
+            <w:tcW w:type="dxa" w:w="1728"/>
+            <w:shd w:fill="FFFFFF"/>
+            <w:tcMar>
+              <w:top w:w="100" w:type="dxa"/>
+              <w:bottom w:w="100" w:type="dxa"/>
+              <w:left w:w="120" w:type="dxa"/>
+              <w:right w:w="120" w:type="dxa"/>
+            </w:tcMar>
+            <w:tcBorders>
+              <w:top w:val="single" w:sz="4" w:space="0" w:color="CCCCCC"/>
+              <w:bottom w:val="single" w:sz="4" w:space="0" w:color="CCCCCC"/>
+              <w:left w:val="single" w:sz="4" w:space="0" w:color="CCCCCC"/>
+              <w:right w:val="single" w:sz="4" w:space="0" w:color="CCCCCC"/>
+            </w:tcBorders>
+          </w:tcPr>
+          <w:p>
+            <w:pPr>
+              <w:spacing w:before="60" w:after="60" w:line="252" w:lineRule="auto"/>
+              <w:jc w:val="left"/>
+            </w:pPr>
+            <w:r/>
+            <w:r>
+              <w:rPr>
+                <w:b/>
+              </w:rPr>
+              <w:t>770.75</w:t>
+            </w:r>
+          </w:p>
+        </w:tc>
+        <w:tc>
+          <w:tcPr>
+            <w:tcW w:type="dxa" w:w="3456"/>
+            <w:shd w:fill="FFFFFF"/>
+            <w:tcMar>
+              <w:top w:w="100" w:type="dxa"/>
+              <w:bottom w:w="100" w:type="dxa"/>
+              <w:left w:w="120" w:type="dxa"/>
+              <w:right w:w="120" w:type="dxa"/>
+            </w:tcMar>
+            <w:tcBorders>
+              <w:top w:val="single" w:sz="4" w:space="0" w:color="CCCCCC"/>
+              <w:bottom w:val="single" w:sz="4" w:space="0" w:color="CCCCCC"/>
+              <w:left w:val="single" w:sz="4" w:space="0" w:color="CCCCCC"/>
+              <w:right w:val="single" w:sz="4" w:space="0" w:color="CCCCCC"/>
+            </w:tcBorders>
+          </w:tcPr>
+          <w:p>
+            <w:pPr>
+              <w:spacing w:before="60" w:after="60" w:line="252" w:lineRule="auto"/>
+              <w:jc w:val="left"/>
+            </w:pPr>
+            <w:r/>
+            <w:r>
+              <w:rPr>
+                <w:b/>
+              </w:rPr>
+              <w:t>+0.50</w:t>
+            </w:r>
+          </w:p>
+        </w:tc>
+        <w:tc>
+          <w:tcPr>
+            <w:tcW w:type="dxa" w:w="1440"/>
+            <w:shd w:fill="FFFFFF"/>
+            <w:tcMar>
+              <w:top w:w="100" w:type="dxa"/>
+              <w:bottom w:w="100" w:type="dxa"/>
+              <w:left w:w="120" w:type="dxa"/>
+              <w:right w:w="120" w:type="dxa"/>
+            </w:tcMar>
+            <w:tcBorders>
+              <w:top w:val="single" w:sz="4" w:space="0" w:color="CCCCCC"/>
+              <w:bottom w:val="single" w:sz="4" w:space="0" w:color="CCCCCC"/>
+              <w:left w:val="single" w:sz="4" w:space="0" w:color="CCCCCC"/>
+              <w:right w:val="single" w:sz="4" w:space="0" w:color="CCCCCC"/>
+            </w:tcBorders>
+          </w:tcPr>
+          <w:p>
+            <w:pPr>
+              <w:spacing w:before="60" w:after="60" w:line="252" w:lineRule="auto"/>
+              <w:jc w:val="left"/>
+            </w:pPr>
+            <w:r/>
+            <w:r>
+              <w:t>BULL</w:t>
+            </w:r>
+          </w:p>
+        </w:tc>
+      </w:tr>
+      <w:tr>
+        <w:tc>
+          <w:tcPr>
+            <w:tcW w:type="dxa" w:w="1584"/>
+            <w:shd w:fill="F8FAFC"/>
+            <w:tcMar>
+              <w:top w:w="100" w:type="dxa"/>
+              <w:bottom w:w="100" w:type="dxa"/>
+              <w:left w:w="120" w:type="dxa"/>
+              <w:right w:w="120" w:type="dxa"/>
+            </w:tcMar>
+            <w:tcBorders>
+              <w:top w:val="single" w:sz="4" w:space="0" w:color="CCCCCC"/>
+              <w:bottom w:val="single" w:sz="4" w:space="0" w:color="CCCCCC"/>
+              <w:left w:val="single" w:sz="4" w:space="0" w:color="CCCCCC"/>
+              <w:right w:val="single" w:sz="4" w:space="0" w:color="CCCCCC"/>
+            </w:tcBorders>
+          </w:tcPr>
+          <w:p>
+            <w:pPr>
+              <w:spacing w:before="60" w:after="60" w:line="252" w:lineRule="auto"/>
+              <w:jc w:val="left"/>
+            </w:pPr>
+            <w:r/>
+            <w:r>
+              <w:rPr>
+                <w:b/>
+              </w:rPr>
+              <w:t>Thu 10/09</w:t>
+            </w:r>
+          </w:p>
+        </w:tc>
+        <w:tc>
+          <w:tcPr>
+            <w:tcW w:type="dxa" w:w="864"/>
+            <w:shd w:fill="F8FAFC"/>
+            <w:tcMar>
+              <w:top w:w="100" w:type="dxa"/>
+              <w:bottom w:w="100" w:type="dxa"/>
+              <w:left w:w="120" w:type="dxa"/>
+              <w:right w:w="120" w:type="dxa"/>
+            </w:tcMar>
+            <w:tcBorders>
+              <w:top w:val="single" w:sz="4" w:space="0" w:color="CCCCCC"/>
+              <w:bottom w:val="single" w:sz="4" w:space="0" w:color="CCCCCC"/>
+              <w:left w:val="single" w:sz="4" w:space="0" w:color="CCCCCC"/>
+              <w:right w:val="single" w:sz="4" w:space="0" w:color="CCCCCC"/>
+            </w:tcBorders>
+          </w:tcPr>
+          <w:p>
+            <w:pPr>
+              <w:spacing w:before="60" w:after="60" w:line="252" w:lineRule="auto"/>
+              <w:jc w:val="left"/>
+            </w:pPr>
+            <w:r/>
+            <w:r>
+              <w:t>NY Open 21-23</w:t>
+            </w:r>
+          </w:p>
+        </w:tc>
+        <w:tc>
+          <w:tcPr>
+            <w:tcW w:type="dxa" w:w="1440"/>
+            <w:shd w:fill="F8FAFC"/>
+            <w:tcMar>
+              <w:top w:w="100" w:type="dxa"/>
+              <w:bottom w:w="100" w:type="dxa"/>
+              <w:left w:w="120" w:type="dxa"/>
+              <w:right w:w="120" w:type="dxa"/>
+            </w:tcMar>
+            <w:tcBorders>
+              <w:top w:val="single" w:sz="4" w:space="0" w:color="CCCCCC"/>
+              <w:bottom w:val="single" w:sz="4" w:space="0" w:color="CCCCCC"/>
+              <w:left w:val="single" w:sz="4" w:space="0" w:color="CCCCCC"/>
+              <w:right w:val="single" w:sz="4" w:space="0" w:color="CCCCCC"/>
+            </w:tcBorders>
+          </w:tcPr>
+          <w:p>
+            <w:pPr>
+              <w:spacing w:before="60" w:after="60" w:line="252" w:lineRule="auto"/>
+              <w:jc w:val="left"/>
+            </w:pPr>
+            <w:r/>
+            <w:r>
+              <w:t>770.75</w:t>
+            </w:r>
+          </w:p>
+        </w:tc>
+        <w:tc>
+          <w:tcPr>
+            <w:tcW w:type="dxa" w:w="2016"/>
+            <w:shd w:fill="F8FAFC"/>
+            <w:tcMar>
+              <w:top w:w="100" w:type="dxa"/>
+              <w:bottom w:w="100" w:type="dxa"/>
+              <w:left w:w="120" w:type="dxa"/>
+              <w:right w:w="120" w:type="dxa"/>
+            </w:tcMar>
+            <w:tcBorders>
+              <w:top w:val="single" w:sz="4" w:space="0" w:color="CCCCCC"/>
+              <w:bottom w:val="single" w:sz="4" w:space="0" w:color="CCCCCC"/>
+              <w:left w:val="single" w:sz="4" w:space="0" w:color="CCCCCC"/>
+              <w:right w:val="single" w:sz="4" w:space="0" w:color="CCCCCC"/>
+            </w:tcBorders>
+          </w:tcPr>
+          <w:p>
+            <w:pPr>
+              <w:spacing w:before="60" w:after="60" w:line="252" w:lineRule="auto"/>
+              <w:jc w:val="left"/>
+            </w:pPr>
+            <w:r/>
+            <w:r>
+              <w:t>781.75</w:t>
+            </w:r>
+          </w:p>
+        </w:tc>
+        <w:tc>
+          <w:tcPr>
+            <w:tcW w:type="dxa" w:w="1152"/>
+            <w:shd w:fill="F8FAFC"/>
+            <w:tcMar>
+              <w:top w:w="100" w:type="dxa"/>
+              <w:bottom w:w="100" w:type="dxa"/>
+              <w:left w:w="120" w:type="dxa"/>
+              <w:right w:w="120" w:type="dxa"/>
+            </w:tcMar>
+            <w:tcBorders>
+              <w:top w:val="single" w:sz="4" w:space="0" w:color="CCCCCC"/>
+              <w:bottom w:val="single" w:sz="4" w:space="0" w:color="CCCCCC"/>
+              <w:left w:val="single" w:sz="4" w:space="0" w:color="CCCCCC"/>
+              <w:right w:val="single" w:sz="4" w:space="0" w:color="CCCCCC"/>
+            </w:tcBorders>
+          </w:tcPr>
+          <w:p>
+            <w:pPr>
+              <w:spacing w:before="60" w:after="60" w:line="252" w:lineRule="auto"/>
+              <w:jc w:val="left"/>
+            </w:pPr>
+            <w:r/>
+            <w:r>
+              <w:t>759.00</w:t>
+            </w:r>
+          </w:p>
+        </w:tc>
+        <w:tc>
+          <w:tcPr>
+            <w:tcW w:type="dxa" w:w="1728"/>
+            <w:shd w:fill="F8FAFC"/>
+            <w:tcMar>
+              <w:top w:w="100" w:type="dxa"/>
+              <w:bottom w:w="100" w:type="dxa"/>
+              <w:left w:w="120" w:type="dxa"/>
+              <w:right w:w="120" w:type="dxa"/>
+            </w:tcMar>
+            <w:tcBorders>
+              <w:top w:val="single" w:sz="4" w:space="0" w:color="CCCCCC"/>
+              <w:bottom w:val="single" w:sz="4" w:space="0" w:color="CCCCCC"/>
+              <w:left w:val="single" w:sz="4" w:space="0" w:color="CCCCCC"/>
+              <w:right w:val="single" w:sz="4" w:space="0" w:color="CCCCCC"/>
+            </w:tcBorders>
+          </w:tcPr>
+          <w:p>
+            <w:pPr>
+              <w:spacing w:before="60" w:after="60" w:line="252" w:lineRule="auto"/>
+              <w:jc w:val="left"/>
+            </w:pPr>
+            <w:r/>
+            <w:r>
+              <w:rPr>
+                <w:b/>
+              </w:rPr>
+              <w:t>774.25</w:t>
+            </w:r>
+          </w:p>
+        </w:tc>
+        <w:tc>
+          <w:tcPr>
+            <w:tcW w:type="dxa" w:w="3456"/>
+            <w:shd w:fill="F8FAFC"/>
+            <w:tcMar>
+              <w:top w:w="100" w:type="dxa"/>
+              <w:bottom w:w="100" w:type="dxa"/>
+              <w:left w:w="120" w:type="dxa"/>
+              <w:right w:w="120" w:type="dxa"/>
+            </w:tcMar>
+            <w:tcBorders>
+              <w:top w:val="single" w:sz="4" w:space="0" w:color="CCCCCC"/>
+              <w:bottom w:val="single" w:sz="4" w:space="0" w:color="CCCCCC"/>
+              <w:left w:val="single" w:sz="4" w:space="0" w:color="CCCCCC"/>
+              <w:right w:val="single" w:sz="4" w:space="0" w:color="CCCCCC"/>
+            </w:tcBorders>
+          </w:tcPr>
+          <w:p>
+            <w:pPr>
+              <w:spacing w:before="60" w:after="60" w:line="252" w:lineRule="auto"/>
+              <w:jc w:val="left"/>
+            </w:pPr>
+            <w:r/>
+            <w:r>
+              <w:rPr>
+                <w:b/>
+              </w:rPr>
+              <w:t>+3.50</w:t>
+            </w:r>
+          </w:p>
+        </w:tc>
+        <w:tc>
+          <w:tcPr>
+            <w:tcW w:type="dxa" w:w="1440"/>
+            <w:shd w:fill="F8FAFC"/>
+            <w:tcMar>
+              <w:top w:w="100" w:type="dxa"/>
+              <w:bottom w:w="100" w:type="dxa"/>
+              <w:left w:w="120" w:type="dxa"/>
+              <w:right w:w="120" w:type="dxa"/>
+            </w:tcMar>
+            <w:tcBorders>
+              <w:top w:val="single" w:sz="4" w:space="0" w:color="CCCCCC"/>
+              <w:bottom w:val="single" w:sz="4" w:space="0" w:color="CCCCCC"/>
+              <w:left w:val="single" w:sz="4" w:space="0" w:color="CCCCCC"/>
+              <w:right w:val="single" w:sz="4" w:space="0" w:color="CCCCCC"/>
+            </w:tcBorders>
+          </w:tcPr>
+          <w:p>
+            <w:pPr>
+              <w:spacing w:before="60" w:after="60" w:line="252" w:lineRule="auto"/>
+              <w:jc w:val="left"/>
+            </w:pPr>
+            <w:r/>
+            <w:r>
+              <w:t>BULL</w:t>
+            </w:r>
+          </w:p>
+        </w:tc>
+      </w:tr>
+      <w:tr>
+        <w:tc>
+          <w:tcPr>
+            <w:tcW w:type="dxa" w:w="1584"/>
+            <w:shd w:fill="FFFFFF"/>
+            <w:tcMar>
+              <w:top w:w="100" w:type="dxa"/>
+              <w:bottom w:w="100" w:type="dxa"/>
+              <w:left w:w="120" w:type="dxa"/>
+              <w:right w:w="120" w:type="dxa"/>
+            </w:tcMar>
+            <w:tcBorders>
+              <w:top w:val="single" w:sz="4" w:space="0" w:color="CCCCCC"/>
+              <w:bottom w:val="single" w:sz="4" w:space="0" w:color="CCCCCC"/>
+              <w:left w:val="single" w:sz="4" w:space="0" w:color="CCCCCC"/>
+              <w:right w:val="single" w:sz="4" w:space="0" w:color="CCCCCC"/>
+            </w:tcBorders>
+          </w:tcPr>
+          <w:p>
+            <w:pPr>
+              <w:spacing w:before="60" w:after="60" w:line="252" w:lineRule="auto"/>
+              <w:jc w:val="left"/>
+            </w:pPr>
+            <w:r/>
+            <w:r>
+              <w:rPr>
+                <w:b/>
+              </w:rPr>
+              <w:t>Thu 10/09</w:t>
+            </w:r>
+          </w:p>
+        </w:tc>
+        <w:tc>
+          <w:tcPr>
+            <w:tcW w:type="dxa" w:w="864"/>
+            <w:shd w:fill="FFFFFF"/>
+            <w:tcMar>
+              <w:top w:w="100" w:type="dxa"/>
+              <w:bottom w:w="100" w:type="dxa"/>
+              <w:left w:w="120" w:type="dxa"/>
+              <w:right w:w="120" w:type="dxa"/>
+            </w:tcMar>
+            <w:tcBorders>
+              <w:top w:val="single" w:sz="4" w:space="0" w:color="CCCCCC"/>
+              <w:bottom w:val="single" w:sz="4" w:space="0" w:color="CCCCCC"/>
+              <w:left w:val="single" w:sz="4" w:space="0" w:color="CCCCCC"/>
+              <w:right w:val="single" w:sz="4" w:space="0" w:color="CCCCCC"/>
+            </w:tcBorders>
+          </w:tcPr>
+          <w:p>
+            <w:pPr>
+              <w:spacing w:before="60" w:after="60" w:line="252" w:lineRule="auto"/>
+              <w:jc w:val="left"/>
+            </w:pPr>
+            <w:r/>
+            <w:r>
+              <w:t>NY Close 23-01</w:t>
+            </w:r>
+          </w:p>
+        </w:tc>
+        <w:tc>
+          <w:tcPr>
+            <w:tcW w:type="dxa" w:w="1440"/>
+            <w:shd w:fill="FFFFFF"/>
+            <w:tcMar>
+              <w:top w:w="100" w:type="dxa"/>
+              <w:bottom w:w="100" w:type="dxa"/>
+              <w:left w:w="120" w:type="dxa"/>
+              <w:right w:w="120" w:type="dxa"/>
+            </w:tcMar>
+            <w:tcBorders>
+              <w:top w:val="single" w:sz="4" w:space="0" w:color="CCCCCC"/>
+              <w:bottom w:val="single" w:sz="4" w:space="0" w:color="CCCCCC"/>
+              <w:left w:val="single" w:sz="4" w:space="0" w:color="CCCCCC"/>
+              <w:right w:val="single" w:sz="4" w:space="0" w:color="CCCCCC"/>
+            </w:tcBorders>
+          </w:tcPr>
+          <w:p>
+            <w:pPr>
+              <w:spacing w:before="60" w:after="60" w:line="252" w:lineRule="auto"/>
+              <w:jc w:val="left"/>
+            </w:pPr>
+            <w:r/>
+            <w:r>
+              <w:t>774.25</w:t>
+            </w:r>
+          </w:p>
+        </w:tc>
+        <w:tc>
+          <w:tcPr>
+            <w:tcW w:type="dxa" w:w="2016"/>
+            <w:shd w:fill="FFFFFF"/>
+            <w:tcMar>
+              <w:top w:w="100" w:type="dxa"/>
+              <w:bottom w:w="100" w:type="dxa"/>
+              <w:left w:w="120" w:type="dxa"/>
+              <w:right w:w="120" w:type="dxa"/>
+            </w:tcMar>
+            <w:tcBorders>
+              <w:top w:val="single" w:sz="4" w:space="0" w:color="CCCCCC"/>
+              <w:bottom w:val="single" w:sz="4" w:space="0" w:color="CCCCCC"/>
+              <w:left w:val="single" w:sz="4" w:space="0" w:color="CCCCCC"/>
+              <w:right w:val="single" w:sz="4" w:space="0" w:color="CCCCCC"/>
+            </w:tcBorders>
+          </w:tcPr>
+          <w:p>
+            <w:pPr>
+              <w:spacing w:before="60" w:after="60" w:line="252" w:lineRule="auto"/>
+              <w:jc w:val="left"/>
+            </w:pPr>
+            <w:r/>
+            <w:r>
+              <w:t>779.75</w:t>
+            </w:r>
+          </w:p>
+        </w:tc>
+        <w:tc>
+          <w:tcPr>
+            <w:tcW w:type="dxa" w:w="1152"/>
+            <w:shd w:fill="FFFFFF"/>
+            <w:tcMar>
+              <w:top w:w="100" w:type="dxa"/>
+              <w:bottom w:w="100" w:type="dxa"/>
+              <w:left w:w="120" w:type="dxa"/>
+              <w:right w:w="120" w:type="dxa"/>
+            </w:tcMar>
+            <w:tcBorders>
+              <w:top w:val="single" w:sz="4" w:space="0" w:color="CCCCCC"/>
+              <w:bottom w:val="single" w:sz="4" w:space="0" w:color="CCCCCC"/>
+              <w:left w:val="single" w:sz="4" w:space="0" w:color="CCCCCC"/>
+              <w:right w:val="single" w:sz="4" w:space="0" w:color="CCCCCC"/>
+            </w:tcBorders>
+          </w:tcPr>
+          <w:p>
+            <w:pPr>
+              <w:spacing w:before="60" w:after="60" w:line="252" w:lineRule="auto"/>
+              <w:jc w:val="left"/>
+            </w:pPr>
+            <w:r/>
+            <w:r>
+              <w:t>766.50</w:t>
+            </w:r>
+          </w:p>
+        </w:tc>
+        <w:tc>
+          <w:tcPr>
+            <w:tcW w:type="dxa" w:w="1728"/>
+            <w:shd w:fill="FFFFFF"/>
+            <w:tcMar>
+              <w:top w:w="100" w:type="dxa"/>
+              <w:bottom w:w="100" w:type="dxa"/>
+              <w:left w:w="120" w:type="dxa"/>
+              <w:right w:w="120" w:type="dxa"/>
+            </w:tcMar>
+            <w:tcBorders>
+              <w:top w:val="single" w:sz="4" w:space="0" w:color="CCCCCC"/>
+              <w:bottom w:val="single" w:sz="4" w:space="0" w:color="CCCCCC"/>
+              <w:left w:val="single" w:sz="4" w:space="0" w:color="CCCCCC"/>
+              <w:right w:val="single" w:sz="4" w:space="0" w:color="CCCCCC"/>
+            </w:tcBorders>
+          </w:tcPr>
+          <w:p>
+            <w:pPr>
+              <w:spacing w:before="60" w:after="60" w:line="252" w:lineRule="auto"/>
+              <w:jc w:val="left"/>
+            </w:pPr>
+            <w:r/>
+            <w:r>
+              <w:rPr>
+                <w:b/>
+              </w:rPr>
+              <w:t>775.00</w:t>
+            </w:r>
+          </w:p>
+        </w:tc>
+        <w:tc>
+          <w:tcPr>
+            <w:tcW w:type="dxa" w:w="3456"/>
+            <w:shd w:fill="FFFFFF"/>
+            <w:tcMar>
+              <w:top w:w="100" w:type="dxa"/>
+              <w:bottom w:w="100" w:type="dxa"/>
+              <w:left w:w="120" w:type="dxa"/>
+              <w:right w:w="120" w:type="dxa"/>
+            </w:tcMar>
+            <w:tcBorders>
+              <w:top w:val="single" w:sz="4" w:space="0" w:color="CCCCCC"/>
+              <w:bottom w:val="single" w:sz="4" w:space="0" w:color="CCCCCC"/>
+              <w:left w:val="single" w:sz="4" w:space="0" w:color="CCCCCC"/>
+              <w:right w:val="single" w:sz="4" w:space="0" w:color="CCCCCC"/>
+            </w:tcBorders>
+          </w:tcPr>
+          <w:p>
+            <w:pPr>
+              <w:spacing w:before="60" w:after="60" w:line="252" w:lineRule="auto"/>
+              <w:jc w:val="left"/>
+            </w:pPr>
+            <w:r/>
+            <w:r>
+              <w:rPr>
+                <w:b/>
+              </w:rPr>
+              <w:t>+0.75</w:t>
+            </w:r>
+          </w:p>
+        </w:tc>
+        <w:tc>
+          <w:tcPr>
+            <w:tcW w:type="dxa" w:w="1440"/>
+            <w:shd w:fill="FFFFFF"/>
+            <w:tcMar>
+              <w:top w:w="100" w:type="dxa"/>
+              <w:bottom w:w="100" w:type="dxa"/>
+              <w:left w:w="120" w:type="dxa"/>
+              <w:right w:w="120" w:type="dxa"/>
+            </w:tcMar>
+            <w:tcBorders>
+              <w:top w:val="single" w:sz="4" w:space="0" w:color="CCCCCC"/>
+              <w:bottom w:val="single" w:sz="4" w:space="0" w:color="CCCCCC"/>
+              <w:left w:val="single" w:sz="4" w:space="0" w:color="CCCCCC"/>
+              <w:right w:val="single" w:sz="4" w:space="0" w:color="CCCCCC"/>
+            </w:tcBorders>
+          </w:tcPr>
+          <w:p>
+            <w:pPr>
+              <w:spacing w:before="60" w:after="60" w:line="252" w:lineRule="auto"/>
+              <w:jc w:val="left"/>
+            </w:pPr>
+            <w:r/>
+            <w:r>
+              <w:t>BULL</w:t>
+            </w:r>
+          </w:p>
+        </w:tc>
+      </w:tr>
+      <w:tr>
+        <w:tc>
+          <w:tcPr>
+            <w:tcW w:type="dxa" w:w="1584"/>
+            <w:shd w:fill="F8FAFC"/>
+            <w:tcMar>
+              <w:top w:w="100" w:type="dxa"/>
+              <w:bottom w:w="100" w:type="dxa"/>
+              <w:left w:w="120" w:type="dxa"/>
+              <w:right w:w="120" w:type="dxa"/>
+            </w:tcMar>
+            <w:tcBorders>
+              <w:top w:val="single" w:sz="4" w:space="0" w:color="CCCCCC"/>
+              <w:bottom w:val="single" w:sz="4" w:space="0" w:color="CCCCCC"/>
+              <w:left w:val="single" w:sz="4" w:space="0" w:color="CCCCCC"/>
+              <w:right w:val="single" w:sz="4" w:space="0" w:color="CCCCCC"/>
+            </w:tcBorders>
+          </w:tcPr>
+          <w:p>
+            <w:pPr>
+              <w:spacing w:before="60" w:after="60" w:line="252" w:lineRule="auto"/>
+              <w:jc w:val="left"/>
+            </w:pPr>
+            <w:r/>
+            <w:r>
+              <w:rPr>
+                <w:b/>
+              </w:rPr>
+              <w:t>Fri 11/09</w:t>
+            </w:r>
+          </w:p>
+        </w:tc>
+        <w:tc>
+          <w:tcPr>
+            <w:tcW w:type="dxa" w:w="864"/>
+            <w:shd w:fill="F8FAFC"/>
+            <w:tcMar>
+              <w:top w:w="100" w:type="dxa"/>
+              <w:bottom w:w="100" w:type="dxa"/>
+              <w:left w:w="120" w:type="dxa"/>
+              <w:right w:w="120" w:type="dxa"/>
+            </w:tcMar>
+            <w:tcBorders>
+              <w:top w:val="single" w:sz="4" w:space="0" w:color="CCCCCC"/>
+              <w:bottom w:val="single" w:sz="4" w:space="0" w:color="CCCCCC"/>
+              <w:left w:val="single" w:sz="4" w:space="0" w:color="CCCCCC"/>
+              <w:right w:val="single" w:sz="4" w:space="0" w:color="CCCCCC"/>
+            </w:tcBorders>
+          </w:tcPr>
+          <w:p>
+            <w:pPr>
+              <w:spacing w:before="60" w:after="60" w:line="252" w:lineRule="auto"/>
+              <w:jc w:val="left"/>
+            </w:pPr>
+            <w:r/>
+            <w:r>
+              <w:t>Asia 07-11</w:t>
+            </w:r>
+          </w:p>
+        </w:tc>
+        <w:tc>
+          <w:tcPr>
+            <w:tcW w:type="dxa" w:w="1440"/>
+            <w:shd w:fill="F8FAFC"/>
+            <w:tcMar>
+              <w:top w:w="100" w:type="dxa"/>
+              <w:bottom w:w="100" w:type="dxa"/>
+              <w:left w:w="120" w:type="dxa"/>
+              <w:right w:w="120" w:type="dxa"/>
+            </w:tcMar>
+            <w:tcBorders>
+              <w:top w:val="single" w:sz="4" w:space="0" w:color="CCCCCC"/>
+              <w:bottom w:val="single" w:sz="4" w:space="0" w:color="CCCCCC"/>
+              <w:left w:val="single" w:sz="4" w:space="0" w:color="CCCCCC"/>
+              <w:right w:val="single" w:sz="4" w:space="0" w:color="CCCCCC"/>
+            </w:tcBorders>
+          </w:tcPr>
+          <w:p>
+            <w:pPr>
+              <w:spacing w:before="60" w:after="60" w:line="252" w:lineRule="auto"/>
+              <w:jc w:val="left"/>
+            </w:pPr>
+            <w:r/>
+            <w:r>
+              <w:t>775.00</w:t>
+            </w:r>
+          </w:p>
+        </w:tc>
+        <w:tc>
+          <w:tcPr>
+            <w:tcW w:type="dxa" w:w="2016"/>
+            <w:shd w:fill="F8FAFC"/>
+            <w:tcMar>
+              <w:top w:w="100" w:type="dxa"/>
+              <w:bottom w:w="100" w:type="dxa"/>
+              <w:left w:w="120" w:type="dxa"/>
+              <w:right w:w="120" w:type="dxa"/>
+            </w:tcMar>
+            <w:tcBorders>
+              <w:top w:val="single" w:sz="4" w:space="0" w:color="CCCCCC"/>
+              <w:bottom w:val="single" w:sz="4" w:space="0" w:color="CCCCCC"/>
+              <w:left w:val="single" w:sz="4" w:space="0" w:color="CCCCCC"/>
+              <w:right w:val="single" w:sz="4" w:space="0" w:color="CCCCCC"/>
+            </w:tcBorders>
+          </w:tcPr>
+          <w:p>
+            <w:pPr>
+              <w:spacing w:before="60" w:after="60" w:line="252" w:lineRule="auto"/>
+              <w:jc w:val="left"/>
+            </w:pPr>
+            <w:r/>
+            <w:r>
+              <w:t>784.25</w:t>
+            </w:r>
+          </w:p>
+        </w:tc>
+        <w:tc>
+          <w:tcPr>
+            <w:tcW w:type="dxa" w:w="1152"/>
+            <w:shd w:fill="F8FAFC"/>
+            <w:tcMar>
+              <w:top w:w="100" w:type="dxa"/>
+              <w:bottom w:w="100" w:type="dxa"/>
+              <w:left w:w="120" w:type="dxa"/>
+              <w:right w:w="120" w:type="dxa"/>
+            </w:tcMar>
+            <w:tcBorders>
+              <w:top w:val="single" w:sz="4" w:space="0" w:color="CCCCCC"/>
+              <w:bottom w:val="single" w:sz="4" w:space="0" w:color="CCCCCC"/>
+              <w:left w:val="single" w:sz="4" w:space="0" w:color="CCCCCC"/>
+              <w:right w:val="single" w:sz="4" w:space="0" w:color="CCCCCC"/>
+            </w:tcBorders>
+          </w:tcPr>
+          <w:p>
+            <w:pPr>
+              <w:spacing w:before="60" w:after="60" w:line="252" w:lineRule="auto"/>
+              <w:jc w:val="left"/>
+            </w:pPr>
+            <w:r/>
+            <w:r>
+              <w:t>768.50</w:t>
+            </w:r>
+          </w:p>
+        </w:tc>
+        <w:tc>
+          <w:tcPr>
+            <w:tcW w:type="dxa" w:w="1728"/>
+            <w:shd w:fill="F8FAFC"/>
+            <w:tcMar>
+              <w:top w:w="100" w:type="dxa"/>
+              <w:bottom w:w="100" w:type="dxa"/>
+              <w:left w:w="120" w:type="dxa"/>
+              <w:right w:w="120" w:type="dxa"/>
+            </w:tcMar>
+            <w:tcBorders>
+              <w:top w:val="single" w:sz="4" w:space="0" w:color="CCCCCC"/>
+              <w:bottom w:val="single" w:sz="4" w:space="0" w:color="CCCCCC"/>
+              <w:left w:val="single" w:sz="4" w:space="0" w:color="CCCCCC"/>
+              <w:right w:val="single" w:sz="4" w:space="0" w:color="CCCCCC"/>
+            </w:tcBorders>
+          </w:tcPr>
+          <w:p>
+            <w:pPr>
+              <w:spacing w:before="60" w:after="60" w:line="252" w:lineRule="auto"/>
+              <w:jc w:val="left"/>
+            </w:pPr>
+            <w:r/>
+            <w:r>
+              <w:rPr>
+                <w:b/>
+              </w:rPr>
+              <w:t>774.25</w:t>
+            </w:r>
+          </w:p>
+        </w:tc>
+        <w:tc>
+          <w:tcPr>
+            <w:tcW w:type="dxa" w:w="3456"/>
+            <w:shd w:fill="F8FAFC"/>
             <w:tcMar>
               <w:top w:w="100" w:type="dxa"/>
               <w:bottom w:w="100" w:type="dxa"/>
@@ -27528,7 +30113,7 @@
         <w:tc>
           <w:tcPr>
             <w:tcW w:type="dxa" w:w="1440"/>
-            <w:shd w:fill="FFFFFF"/>
+            <w:shd w:fill="F8FAFC"/>
             <w:tcMar>
               <w:top w:w="100" w:type="dxa"/>
               <w:bottom w:w="100" w:type="dxa"/>
@@ -27558,7 +30143,7 @@
         <w:tc>
           <w:tcPr>
             <w:tcW w:type="dxa" w:w="1584"/>
-            <w:shd w:fill="F8FAFC"/>
+            <w:shd w:fill="FFFFFF"/>
             <w:tcMar>
               <w:top w:w="100" w:type="dxa"/>
               <w:bottom w:w="100" w:type="dxa"/>
@@ -27582,42 +30167,98 @@
               <w:rPr>
                 <w:b/>
               </w:rPr>
-              <w:t>Wed 09/09</w:t>
+              <w:t>Fri 11/09</w:t>
             </w:r>
           </w:p>
         </w:tc>
         <w:tc>
           <w:tcPr>
             <w:tcW w:type="dxa" w:w="864"/>
-            <w:shd w:fill="F8FAFC"/>
-            <w:tcMar>
-              <w:top w:w="100" w:type="dxa"/>
-              <w:bottom w:w="100" w:type="dxa"/>
-              <w:left w:w="120" w:type="dxa"/>
-              <w:right w:w="120" w:type="dxa"/>
-            </w:tcMar>
-            <w:tcBorders>
-              <w:top w:val="single" w:sz="4" w:space="0" w:color="CCCCCC"/>
-              <w:bottom w:val="single" w:sz="4" w:space="0" w:color="CCCCCC"/>
-              <w:left w:val="single" w:sz="4" w:space="0" w:color="CCCCCC"/>
-              <w:right w:val="single" w:sz="4" w:space="0" w:color="CCCCCC"/>
-            </w:tcBorders>
-          </w:tcPr>
-          <w:p>
-            <w:pPr>
-              <w:spacing w:before="60" w:after="60" w:line="252" w:lineRule="auto"/>
-              <w:jc w:val="left"/>
-            </w:pPr>
-            <w:r/>
-            <w:r>
-              <w:t>London 15-19</w:t>
+            <w:shd w:fill="FFFFFF"/>
+            <w:tcMar>
+              <w:top w:w="100" w:type="dxa"/>
+              <w:bottom w:w="100" w:type="dxa"/>
+              <w:left w:w="120" w:type="dxa"/>
+              <w:right w:w="120" w:type="dxa"/>
+            </w:tcMar>
+            <w:tcBorders>
+              <w:top w:val="single" w:sz="4" w:space="0" w:color="CCCCCC"/>
+              <w:bottom w:val="single" w:sz="4" w:space="0" w:color="CCCCCC"/>
+              <w:left w:val="single" w:sz="4" w:space="0" w:color="CCCCCC"/>
+              <w:right w:val="single" w:sz="4" w:space="0" w:color="CCCCCC"/>
+            </w:tcBorders>
+          </w:tcPr>
+          <w:p>
+            <w:pPr>
+              <w:spacing w:before="60" w:after="60" w:line="252" w:lineRule="auto"/>
+              <w:jc w:val="left"/>
+            </w:pPr>
+            <w:r/>
+            <w:r>
+              <w:t>Asia 11-15</w:t>
             </w:r>
           </w:p>
         </w:tc>
         <w:tc>
           <w:tcPr>
             <w:tcW w:type="dxa" w:w="1440"/>
-            <w:shd w:fill="F8FAFC"/>
+            <w:shd w:fill="FFFFFF"/>
+            <w:tcMar>
+              <w:top w:w="100" w:type="dxa"/>
+              <w:bottom w:w="100" w:type="dxa"/>
+              <w:left w:w="120" w:type="dxa"/>
+              <w:right w:w="120" w:type="dxa"/>
+            </w:tcMar>
+            <w:tcBorders>
+              <w:top w:val="single" w:sz="4" w:space="0" w:color="CCCCCC"/>
+              <w:bottom w:val="single" w:sz="4" w:space="0" w:color="CCCCCC"/>
+              <w:left w:val="single" w:sz="4" w:space="0" w:color="CCCCCC"/>
+              <w:right w:val="single" w:sz="4" w:space="0" w:color="CCCCCC"/>
+            </w:tcBorders>
+          </w:tcPr>
+          <w:p>
+            <w:pPr>
+              <w:spacing w:before="60" w:after="60" w:line="252" w:lineRule="auto"/>
+              <w:jc w:val="left"/>
+            </w:pPr>
+            <w:r/>
+            <w:r>
+              <w:t>774.25</w:t>
+            </w:r>
+          </w:p>
+        </w:tc>
+        <w:tc>
+          <w:tcPr>
+            <w:tcW w:type="dxa" w:w="2016"/>
+            <w:shd w:fill="FFFFFF"/>
+            <w:tcMar>
+              <w:top w:w="100" w:type="dxa"/>
+              <w:bottom w:w="100" w:type="dxa"/>
+              <w:left w:w="120" w:type="dxa"/>
+              <w:right w:w="120" w:type="dxa"/>
+            </w:tcMar>
+            <w:tcBorders>
+              <w:top w:val="single" w:sz="4" w:space="0" w:color="CCCCCC"/>
+              <w:bottom w:val="single" w:sz="4" w:space="0" w:color="CCCCCC"/>
+              <w:left w:val="single" w:sz="4" w:space="0" w:color="CCCCCC"/>
+              <w:right w:val="single" w:sz="4" w:space="0" w:color="CCCCCC"/>
+            </w:tcBorders>
+          </w:tcPr>
+          <w:p>
+            <w:pPr>
+              <w:spacing w:before="60" w:after="60" w:line="252" w:lineRule="auto"/>
+              <w:jc w:val="left"/>
+            </w:pPr>
+            <w:r/>
+            <w:r>
+              <w:t>781.75</w:t>
+            </w:r>
+          </w:p>
+        </w:tc>
+        <w:tc>
+          <w:tcPr>
+            <w:tcW w:type="dxa" w:w="1152"/>
+            <w:shd w:fill="FFFFFF"/>
             <w:tcMar>
               <w:top w:w="100" w:type="dxa"/>
               <w:bottom w:w="100" w:type="dxa"/>
@@ -27644,64 +30285,8 @@
         </w:tc>
         <w:tc>
           <w:tcPr>
-            <w:tcW w:type="dxa" w:w="2016"/>
-            <w:shd w:fill="F8FAFC"/>
-            <w:tcMar>
-              <w:top w:w="100" w:type="dxa"/>
-              <w:bottom w:w="100" w:type="dxa"/>
-              <w:left w:w="120" w:type="dxa"/>
-              <w:right w:w="120" w:type="dxa"/>
-            </w:tcMar>
-            <w:tcBorders>
-              <w:top w:val="single" w:sz="4" w:space="0" w:color="CCCCCC"/>
-              <w:bottom w:val="single" w:sz="4" w:space="0" w:color="CCCCCC"/>
-              <w:left w:val="single" w:sz="4" w:space="0" w:color="CCCCCC"/>
-              <w:right w:val="single" w:sz="4" w:space="0" w:color="CCCCCC"/>
-            </w:tcBorders>
-          </w:tcPr>
-          <w:p>
-            <w:pPr>
-              <w:spacing w:before="60" w:after="60" w:line="252" w:lineRule="auto"/>
-              <w:jc w:val="left"/>
-            </w:pPr>
-            <w:r/>
-            <w:r>
-              <w:t>781.75</w:t>
-            </w:r>
-          </w:p>
-        </w:tc>
-        <w:tc>
-          <w:tcPr>
-            <w:tcW w:type="dxa" w:w="1152"/>
-            <w:shd w:fill="F8FAFC"/>
-            <w:tcMar>
-              <w:top w:w="100" w:type="dxa"/>
-              <w:bottom w:w="100" w:type="dxa"/>
-              <w:left w:w="120" w:type="dxa"/>
-              <w:right w:w="120" w:type="dxa"/>
-            </w:tcMar>
-            <w:tcBorders>
-              <w:top w:val="single" w:sz="4" w:space="0" w:color="CCCCCC"/>
-              <w:bottom w:val="single" w:sz="4" w:space="0" w:color="CCCCCC"/>
-              <w:left w:val="single" w:sz="4" w:space="0" w:color="CCCCCC"/>
-              <w:right w:val="single" w:sz="4" w:space="0" w:color="CCCCCC"/>
-            </w:tcBorders>
-          </w:tcPr>
-          <w:p>
-            <w:pPr>
-              <w:spacing w:before="60" w:after="60" w:line="252" w:lineRule="auto"/>
-              <w:jc w:val="left"/>
-            </w:pPr>
-            <w:r/>
-            <w:r>
-              <w:t>755.25</w:t>
-            </w:r>
-          </w:p>
-        </w:tc>
-        <w:tc>
-          <w:tcPr>
             <w:tcW w:type="dxa" w:w="1728"/>
-            <w:shd w:fill="F8FAFC"/>
+            <w:shd w:fill="FFFFFF"/>
             <w:tcMar>
               <w:top w:w="100" w:type="dxa"/>
               <w:bottom w:w="100" w:type="dxa"/>
@@ -27725,7 +30310,712 @@
               <w:rPr>
                 <w:b/>
               </w:rPr>
-              <w:t>770.00</w:t>
+              <w:t>773.25</w:t>
+            </w:r>
+          </w:p>
+        </w:tc>
+        <w:tc>
+          <w:tcPr>
+            <w:tcW w:type="dxa" w:w="3456"/>
+            <w:shd w:fill="FFFFFF"/>
+            <w:tcMar>
+              <w:top w:w="100" w:type="dxa"/>
+              <w:bottom w:w="100" w:type="dxa"/>
+              <w:left w:w="120" w:type="dxa"/>
+              <w:right w:w="120" w:type="dxa"/>
+            </w:tcMar>
+            <w:tcBorders>
+              <w:top w:val="single" w:sz="4" w:space="0" w:color="CCCCCC"/>
+              <w:bottom w:val="single" w:sz="4" w:space="0" w:color="CCCCCC"/>
+              <w:left w:val="single" w:sz="4" w:space="0" w:color="CCCCCC"/>
+              <w:right w:val="single" w:sz="4" w:space="0" w:color="CCCCCC"/>
+            </w:tcBorders>
+          </w:tcPr>
+          <w:p>
+            <w:pPr>
+              <w:spacing w:before="60" w:after="60" w:line="252" w:lineRule="auto"/>
+              <w:jc w:val="left"/>
+            </w:pPr>
+            <w:r/>
+            <w:r>
+              <w:rPr>
+                <w:b/>
+              </w:rPr>
+              <w:t>-1.00</w:t>
+            </w:r>
+          </w:p>
+        </w:tc>
+        <w:tc>
+          <w:tcPr>
+            <w:tcW w:type="dxa" w:w="1440"/>
+            <w:shd w:fill="FFFFFF"/>
+            <w:tcMar>
+              <w:top w:w="100" w:type="dxa"/>
+              <w:bottom w:w="100" w:type="dxa"/>
+              <w:left w:w="120" w:type="dxa"/>
+              <w:right w:w="120" w:type="dxa"/>
+            </w:tcMar>
+            <w:tcBorders>
+              <w:top w:val="single" w:sz="4" w:space="0" w:color="CCCCCC"/>
+              <w:bottom w:val="single" w:sz="4" w:space="0" w:color="CCCCCC"/>
+              <w:left w:val="single" w:sz="4" w:space="0" w:color="CCCCCC"/>
+              <w:right w:val="single" w:sz="4" w:space="0" w:color="CCCCCC"/>
+            </w:tcBorders>
+          </w:tcPr>
+          <w:p>
+            <w:pPr>
+              <w:spacing w:before="60" w:after="60" w:line="252" w:lineRule="auto"/>
+              <w:jc w:val="left"/>
+            </w:pPr>
+            <w:r/>
+            <w:r>
+              <w:t>BEAR</w:t>
+            </w:r>
+          </w:p>
+        </w:tc>
+      </w:tr>
+      <w:tr>
+        <w:tc>
+          <w:tcPr>
+            <w:tcW w:type="dxa" w:w="1584"/>
+            <w:shd w:fill="F8FAFC"/>
+            <w:tcMar>
+              <w:top w:w="100" w:type="dxa"/>
+              <w:bottom w:w="100" w:type="dxa"/>
+              <w:left w:w="120" w:type="dxa"/>
+              <w:right w:w="120" w:type="dxa"/>
+            </w:tcMar>
+            <w:tcBorders>
+              <w:top w:val="single" w:sz="4" w:space="0" w:color="CCCCCC"/>
+              <w:bottom w:val="single" w:sz="4" w:space="0" w:color="CCCCCC"/>
+              <w:left w:val="single" w:sz="4" w:space="0" w:color="CCCCCC"/>
+              <w:right w:val="single" w:sz="4" w:space="0" w:color="CCCCCC"/>
+            </w:tcBorders>
+          </w:tcPr>
+          <w:p>
+            <w:pPr>
+              <w:spacing w:before="60" w:after="60" w:line="252" w:lineRule="auto"/>
+              <w:jc w:val="left"/>
+            </w:pPr>
+            <w:r/>
+            <w:r>
+              <w:rPr>
+                <w:b/>
+              </w:rPr>
+              <w:t>Fri 11/09</w:t>
+            </w:r>
+          </w:p>
+        </w:tc>
+        <w:tc>
+          <w:tcPr>
+            <w:tcW w:type="dxa" w:w="864"/>
+            <w:shd w:fill="F8FAFC"/>
+            <w:tcMar>
+              <w:top w:w="100" w:type="dxa"/>
+              <w:bottom w:w="100" w:type="dxa"/>
+              <w:left w:w="120" w:type="dxa"/>
+              <w:right w:w="120" w:type="dxa"/>
+            </w:tcMar>
+            <w:tcBorders>
+              <w:top w:val="single" w:sz="4" w:space="0" w:color="CCCCCC"/>
+              <w:bottom w:val="single" w:sz="4" w:space="0" w:color="CCCCCC"/>
+              <w:left w:val="single" w:sz="4" w:space="0" w:color="CCCCCC"/>
+              <w:right w:val="single" w:sz="4" w:space="0" w:color="CCCCCC"/>
+            </w:tcBorders>
+          </w:tcPr>
+          <w:p>
+            <w:pPr>
+              <w:spacing w:before="60" w:after="60" w:line="252" w:lineRule="auto"/>
+              <w:jc w:val="left"/>
+            </w:pPr>
+            <w:r/>
+            <w:r>
+              <w:t>London 15-19</w:t>
+            </w:r>
+          </w:p>
+        </w:tc>
+        <w:tc>
+          <w:tcPr>
+            <w:tcW w:type="dxa" w:w="1440"/>
+            <w:shd w:fill="F8FAFC"/>
+            <w:tcMar>
+              <w:top w:w="100" w:type="dxa"/>
+              <w:bottom w:w="100" w:type="dxa"/>
+              <w:left w:w="120" w:type="dxa"/>
+              <w:right w:w="120" w:type="dxa"/>
+            </w:tcMar>
+            <w:tcBorders>
+              <w:top w:val="single" w:sz="4" w:space="0" w:color="CCCCCC"/>
+              <w:bottom w:val="single" w:sz="4" w:space="0" w:color="CCCCCC"/>
+              <w:left w:val="single" w:sz="4" w:space="0" w:color="CCCCCC"/>
+              <w:right w:val="single" w:sz="4" w:space="0" w:color="CCCCCC"/>
+            </w:tcBorders>
+          </w:tcPr>
+          <w:p>
+            <w:pPr>
+              <w:spacing w:before="60" w:after="60" w:line="252" w:lineRule="auto"/>
+              <w:jc w:val="left"/>
+            </w:pPr>
+            <w:r/>
+            <w:r>
+              <w:t>773.25</w:t>
+            </w:r>
+          </w:p>
+        </w:tc>
+        <w:tc>
+          <w:tcPr>
+            <w:tcW w:type="dxa" w:w="2016"/>
+            <w:shd w:fill="F8FAFC"/>
+            <w:tcMar>
+              <w:top w:w="100" w:type="dxa"/>
+              <w:bottom w:w="100" w:type="dxa"/>
+              <w:left w:w="120" w:type="dxa"/>
+              <w:right w:w="120" w:type="dxa"/>
+            </w:tcMar>
+            <w:tcBorders>
+              <w:top w:val="single" w:sz="4" w:space="0" w:color="CCCCCC"/>
+              <w:bottom w:val="single" w:sz="4" w:space="0" w:color="CCCCCC"/>
+              <w:left w:val="single" w:sz="4" w:space="0" w:color="CCCCCC"/>
+              <w:right w:val="single" w:sz="4" w:space="0" w:color="CCCCCC"/>
+            </w:tcBorders>
+          </w:tcPr>
+          <w:p>
+            <w:pPr>
+              <w:spacing w:before="60" w:after="60" w:line="252" w:lineRule="auto"/>
+              <w:jc w:val="left"/>
+            </w:pPr>
+            <w:r/>
+            <w:r>
+              <w:t>780.25</w:t>
+            </w:r>
+          </w:p>
+        </w:tc>
+        <w:tc>
+          <w:tcPr>
+            <w:tcW w:type="dxa" w:w="1152"/>
+            <w:shd w:fill="F8FAFC"/>
+            <w:tcMar>
+              <w:top w:w="100" w:type="dxa"/>
+              <w:bottom w:w="100" w:type="dxa"/>
+              <w:left w:w="120" w:type="dxa"/>
+              <w:right w:w="120" w:type="dxa"/>
+            </w:tcMar>
+            <w:tcBorders>
+              <w:top w:val="single" w:sz="4" w:space="0" w:color="CCCCCC"/>
+              <w:bottom w:val="single" w:sz="4" w:space="0" w:color="CCCCCC"/>
+              <w:left w:val="single" w:sz="4" w:space="0" w:color="CCCCCC"/>
+              <w:right w:val="single" w:sz="4" w:space="0" w:color="CCCCCC"/>
+            </w:tcBorders>
+          </w:tcPr>
+          <w:p>
+            <w:pPr>
+              <w:spacing w:before="60" w:after="60" w:line="252" w:lineRule="auto"/>
+              <w:jc w:val="left"/>
+            </w:pPr>
+            <w:r/>
+            <w:r>
+              <w:t>759.75</w:t>
+            </w:r>
+          </w:p>
+        </w:tc>
+        <w:tc>
+          <w:tcPr>
+            <w:tcW w:type="dxa" w:w="1728"/>
+            <w:shd w:fill="F8FAFC"/>
+            <w:tcMar>
+              <w:top w:w="100" w:type="dxa"/>
+              <w:bottom w:w="100" w:type="dxa"/>
+              <w:left w:w="120" w:type="dxa"/>
+              <w:right w:w="120" w:type="dxa"/>
+            </w:tcMar>
+            <w:tcBorders>
+              <w:top w:val="single" w:sz="4" w:space="0" w:color="CCCCCC"/>
+              <w:bottom w:val="single" w:sz="4" w:space="0" w:color="CCCCCC"/>
+              <w:left w:val="single" w:sz="4" w:space="0" w:color="CCCCCC"/>
+              <w:right w:val="single" w:sz="4" w:space="0" w:color="CCCCCC"/>
+            </w:tcBorders>
+          </w:tcPr>
+          <w:p>
+            <w:pPr>
+              <w:spacing w:before="60" w:after="60" w:line="252" w:lineRule="auto"/>
+              <w:jc w:val="left"/>
+            </w:pPr>
+            <w:r/>
+            <w:r>
+              <w:rPr>
+                <w:b/>
+              </w:rPr>
+              <w:t>774.00</w:t>
+            </w:r>
+          </w:p>
+        </w:tc>
+        <w:tc>
+          <w:tcPr>
+            <w:tcW w:type="dxa" w:w="3456"/>
+            <w:shd w:fill="F8FAFC"/>
+            <w:tcMar>
+              <w:top w:w="100" w:type="dxa"/>
+              <w:bottom w:w="100" w:type="dxa"/>
+              <w:left w:w="120" w:type="dxa"/>
+              <w:right w:w="120" w:type="dxa"/>
+            </w:tcMar>
+            <w:tcBorders>
+              <w:top w:val="single" w:sz="4" w:space="0" w:color="CCCCCC"/>
+              <w:bottom w:val="single" w:sz="4" w:space="0" w:color="CCCCCC"/>
+              <w:left w:val="single" w:sz="4" w:space="0" w:color="CCCCCC"/>
+              <w:right w:val="single" w:sz="4" w:space="0" w:color="CCCCCC"/>
+            </w:tcBorders>
+          </w:tcPr>
+          <w:p>
+            <w:pPr>
+              <w:spacing w:before="60" w:after="60" w:line="252" w:lineRule="auto"/>
+              <w:jc w:val="left"/>
+            </w:pPr>
+            <w:r/>
+            <w:r>
+              <w:rPr>
+                <w:b/>
+              </w:rPr>
+              <w:t>+0.75</w:t>
+            </w:r>
+          </w:p>
+        </w:tc>
+        <w:tc>
+          <w:tcPr>
+            <w:tcW w:type="dxa" w:w="1440"/>
+            <w:shd w:fill="F8FAFC"/>
+            <w:tcMar>
+              <w:top w:w="100" w:type="dxa"/>
+              <w:bottom w:w="100" w:type="dxa"/>
+              <w:left w:w="120" w:type="dxa"/>
+              <w:right w:w="120" w:type="dxa"/>
+            </w:tcMar>
+            <w:tcBorders>
+              <w:top w:val="single" w:sz="4" w:space="0" w:color="CCCCCC"/>
+              <w:bottom w:val="single" w:sz="4" w:space="0" w:color="CCCCCC"/>
+              <w:left w:val="single" w:sz="4" w:space="0" w:color="CCCCCC"/>
+              <w:right w:val="single" w:sz="4" w:space="0" w:color="CCCCCC"/>
+            </w:tcBorders>
+          </w:tcPr>
+          <w:p>
+            <w:pPr>
+              <w:spacing w:before="60" w:after="60" w:line="252" w:lineRule="auto"/>
+              <w:jc w:val="left"/>
+            </w:pPr>
+            <w:r/>
+            <w:r>
+              <w:t>BULL</w:t>
+            </w:r>
+          </w:p>
+        </w:tc>
+      </w:tr>
+      <w:tr>
+        <w:tc>
+          <w:tcPr>
+            <w:tcW w:type="dxa" w:w="1584"/>
+            <w:shd w:fill="FFFFFF"/>
+            <w:tcMar>
+              <w:top w:w="100" w:type="dxa"/>
+              <w:bottom w:w="100" w:type="dxa"/>
+              <w:left w:w="120" w:type="dxa"/>
+              <w:right w:w="120" w:type="dxa"/>
+            </w:tcMar>
+            <w:tcBorders>
+              <w:top w:val="single" w:sz="4" w:space="0" w:color="CCCCCC"/>
+              <w:bottom w:val="single" w:sz="4" w:space="0" w:color="CCCCCC"/>
+              <w:left w:val="single" w:sz="4" w:space="0" w:color="CCCCCC"/>
+              <w:right w:val="single" w:sz="4" w:space="0" w:color="CCCCCC"/>
+            </w:tcBorders>
+          </w:tcPr>
+          <w:p>
+            <w:pPr>
+              <w:spacing w:before="60" w:after="60" w:line="252" w:lineRule="auto"/>
+              <w:jc w:val="left"/>
+            </w:pPr>
+            <w:r/>
+            <w:r>
+              <w:rPr>
+                <w:b/>
+              </w:rPr>
+              <w:t>Fri 11/09</w:t>
+            </w:r>
+          </w:p>
+        </w:tc>
+        <w:tc>
+          <w:tcPr>
+            <w:tcW w:type="dxa" w:w="864"/>
+            <w:shd w:fill="FFFFFF"/>
+            <w:tcMar>
+              <w:top w:w="100" w:type="dxa"/>
+              <w:bottom w:w="100" w:type="dxa"/>
+              <w:left w:w="120" w:type="dxa"/>
+              <w:right w:w="120" w:type="dxa"/>
+            </w:tcMar>
+            <w:tcBorders>
+              <w:top w:val="single" w:sz="4" w:space="0" w:color="CCCCCC"/>
+              <w:bottom w:val="single" w:sz="4" w:space="0" w:color="CCCCCC"/>
+              <w:left w:val="single" w:sz="4" w:space="0" w:color="CCCCCC"/>
+              <w:right w:val="single" w:sz="4" w:space="0" w:color="CCCCCC"/>
+            </w:tcBorders>
+          </w:tcPr>
+          <w:p>
+            <w:pPr>
+              <w:spacing w:before="60" w:after="60" w:line="252" w:lineRule="auto"/>
+              <w:jc w:val="left"/>
+            </w:pPr>
+            <w:r/>
+            <w:r>
+              <w:t>Pre-NY 19-21</w:t>
+            </w:r>
+          </w:p>
+        </w:tc>
+        <w:tc>
+          <w:tcPr>
+            <w:tcW w:type="dxa" w:w="1440"/>
+            <w:shd w:fill="FFFFFF"/>
+            <w:tcMar>
+              <w:top w:w="100" w:type="dxa"/>
+              <w:bottom w:w="100" w:type="dxa"/>
+              <w:left w:w="120" w:type="dxa"/>
+              <w:right w:w="120" w:type="dxa"/>
+            </w:tcMar>
+            <w:tcBorders>
+              <w:top w:val="single" w:sz="4" w:space="0" w:color="CCCCCC"/>
+              <w:bottom w:val="single" w:sz="4" w:space="0" w:color="CCCCCC"/>
+              <w:left w:val="single" w:sz="4" w:space="0" w:color="CCCCCC"/>
+              <w:right w:val="single" w:sz="4" w:space="0" w:color="CCCCCC"/>
+            </w:tcBorders>
+          </w:tcPr>
+          <w:p>
+            <w:pPr>
+              <w:spacing w:before="60" w:after="60" w:line="252" w:lineRule="auto"/>
+              <w:jc w:val="left"/>
+            </w:pPr>
+            <w:r/>
+            <w:r>
+              <w:t>774.00</w:t>
+            </w:r>
+          </w:p>
+        </w:tc>
+        <w:tc>
+          <w:tcPr>
+            <w:tcW w:type="dxa" w:w="2016"/>
+            <w:shd w:fill="FFFFFF"/>
+            <w:tcMar>
+              <w:top w:w="100" w:type="dxa"/>
+              <w:bottom w:w="100" w:type="dxa"/>
+              <w:left w:w="120" w:type="dxa"/>
+              <w:right w:w="120" w:type="dxa"/>
+            </w:tcMar>
+            <w:tcBorders>
+              <w:top w:val="single" w:sz="4" w:space="0" w:color="CCCCCC"/>
+              <w:bottom w:val="single" w:sz="4" w:space="0" w:color="CCCCCC"/>
+              <w:left w:val="single" w:sz="4" w:space="0" w:color="CCCCCC"/>
+              <w:right w:val="single" w:sz="4" w:space="0" w:color="CCCCCC"/>
+            </w:tcBorders>
+          </w:tcPr>
+          <w:p>
+            <w:pPr>
+              <w:spacing w:before="60" w:after="60" w:line="252" w:lineRule="auto"/>
+              <w:jc w:val="left"/>
+            </w:pPr>
+            <w:r/>
+            <w:r>
+              <w:t>783.25</w:t>
+            </w:r>
+          </w:p>
+        </w:tc>
+        <w:tc>
+          <w:tcPr>
+            <w:tcW w:type="dxa" w:w="1152"/>
+            <w:shd w:fill="FFFFFF"/>
+            <w:tcMar>
+              <w:top w:w="100" w:type="dxa"/>
+              <w:bottom w:w="100" w:type="dxa"/>
+              <w:left w:w="120" w:type="dxa"/>
+              <w:right w:w="120" w:type="dxa"/>
+            </w:tcMar>
+            <w:tcBorders>
+              <w:top w:val="single" w:sz="4" w:space="0" w:color="CCCCCC"/>
+              <w:bottom w:val="single" w:sz="4" w:space="0" w:color="CCCCCC"/>
+              <w:left w:val="single" w:sz="4" w:space="0" w:color="CCCCCC"/>
+              <w:right w:val="single" w:sz="4" w:space="0" w:color="CCCCCC"/>
+            </w:tcBorders>
+          </w:tcPr>
+          <w:p>
+            <w:pPr>
+              <w:spacing w:before="60" w:after="60" w:line="252" w:lineRule="auto"/>
+              <w:jc w:val="left"/>
+            </w:pPr>
+            <w:r/>
+            <w:r>
+              <w:t>766.75</w:t>
+            </w:r>
+          </w:p>
+        </w:tc>
+        <w:tc>
+          <w:tcPr>
+            <w:tcW w:type="dxa" w:w="1728"/>
+            <w:shd w:fill="FFFFFF"/>
+            <w:tcMar>
+              <w:top w:w="100" w:type="dxa"/>
+              <w:bottom w:w="100" w:type="dxa"/>
+              <w:left w:w="120" w:type="dxa"/>
+              <w:right w:w="120" w:type="dxa"/>
+            </w:tcMar>
+            <w:tcBorders>
+              <w:top w:val="single" w:sz="4" w:space="0" w:color="CCCCCC"/>
+              <w:bottom w:val="single" w:sz="4" w:space="0" w:color="CCCCCC"/>
+              <w:left w:val="single" w:sz="4" w:space="0" w:color="CCCCCC"/>
+              <w:right w:val="single" w:sz="4" w:space="0" w:color="CCCCCC"/>
+            </w:tcBorders>
+          </w:tcPr>
+          <w:p>
+            <w:pPr>
+              <w:spacing w:before="60" w:after="60" w:line="252" w:lineRule="auto"/>
+              <w:jc w:val="left"/>
+            </w:pPr>
+            <w:r/>
+            <w:r>
+              <w:rPr>
+                <w:b/>
+              </w:rPr>
+              <w:t>773.75</w:t>
+            </w:r>
+          </w:p>
+        </w:tc>
+        <w:tc>
+          <w:tcPr>
+            <w:tcW w:type="dxa" w:w="3456"/>
+            <w:shd w:fill="FFFFFF"/>
+            <w:tcMar>
+              <w:top w:w="100" w:type="dxa"/>
+              <w:bottom w:w="100" w:type="dxa"/>
+              <w:left w:w="120" w:type="dxa"/>
+              <w:right w:w="120" w:type="dxa"/>
+            </w:tcMar>
+            <w:tcBorders>
+              <w:top w:val="single" w:sz="4" w:space="0" w:color="CCCCCC"/>
+              <w:bottom w:val="single" w:sz="4" w:space="0" w:color="CCCCCC"/>
+              <w:left w:val="single" w:sz="4" w:space="0" w:color="CCCCCC"/>
+              <w:right w:val="single" w:sz="4" w:space="0" w:color="CCCCCC"/>
+            </w:tcBorders>
+          </w:tcPr>
+          <w:p>
+            <w:pPr>
+              <w:spacing w:before="60" w:after="60" w:line="252" w:lineRule="auto"/>
+              <w:jc w:val="left"/>
+            </w:pPr>
+            <w:r/>
+            <w:r>
+              <w:rPr>
+                <w:b/>
+              </w:rPr>
+              <w:t>-0.25</w:t>
+            </w:r>
+          </w:p>
+        </w:tc>
+        <w:tc>
+          <w:tcPr>
+            <w:tcW w:type="dxa" w:w="1440"/>
+            <w:shd w:fill="FFFFFF"/>
+            <w:tcMar>
+              <w:top w:w="100" w:type="dxa"/>
+              <w:bottom w:w="100" w:type="dxa"/>
+              <w:left w:w="120" w:type="dxa"/>
+              <w:right w:w="120" w:type="dxa"/>
+            </w:tcMar>
+            <w:tcBorders>
+              <w:top w:val="single" w:sz="4" w:space="0" w:color="CCCCCC"/>
+              <w:bottom w:val="single" w:sz="4" w:space="0" w:color="CCCCCC"/>
+              <w:left w:val="single" w:sz="4" w:space="0" w:color="CCCCCC"/>
+              <w:right w:val="single" w:sz="4" w:space="0" w:color="CCCCCC"/>
+            </w:tcBorders>
+          </w:tcPr>
+          <w:p>
+            <w:pPr>
+              <w:spacing w:before="60" w:after="60" w:line="252" w:lineRule="auto"/>
+              <w:jc w:val="left"/>
+            </w:pPr>
+            <w:r/>
+            <w:r>
+              <w:t>BEAR</w:t>
+            </w:r>
+          </w:p>
+        </w:tc>
+      </w:tr>
+      <w:tr>
+        <w:tc>
+          <w:tcPr>
+            <w:tcW w:type="dxa" w:w="1584"/>
+            <w:shd w:fill="F8FAFC"/>
+            <w:tcMar>
+              <w:top w:w="100" w:type="dxa"/>
+              <w:bottom w:w="100" w:type="dxa"/>
+              <w:left w:w="120" w:type="dxa"/>
+              <w:right w:w="120" w:type="dxa"/>
+            </w:tcMar>
+            <w:tcBorders>
+              <w:top w:val="single" w:sz="4" w:space="0" w:color="CCCCCC"/>
+              <w:bottom w:val="single" w:sz="4" w:space="0" w:color="CCCCCC"/>
+              <w:left w:val="single" w:sz="4" w:space="0" w:color="CCCCCC"/>
+              <w:right w:val="single" w:sz="4" w:space="0" w:color="CCCCCC"/>
+            </w:tcBorders>
+          </w:tcPr>
+          <w:p>
+            <w:pPr>
+              <w:spacing w:before="60" w:after="60" w:line="252" w:lineRule="auto"/>
+              <w:jc w:val="left"/>
+            </w:pPr>
+            <w:r/>
+            <w:r>
+              <w:rPr>
+                <w:b/>
+              </w:rPr>
+              <w:t>Fri 11/09</w:t>
+            </w:r>
+          </w:p>
+        </w:tc>
+        <w:tc>
+          <w:tcPr>
+            <w:tcW w:type="dxa" w:w="864"/>
+            <w:shd w:fill="F8FAFC"/>
+            <w:tcMar>
+              <w:top w:w="100" w:type="dxa"/>
+              <w:bottom w:w="100" w:type="dxa"/>
+              <w:left w:w="120" w:type="dxa"/>
+              <w:right w:w="120" w:type="dxa"/>
+            </w:tcMar>
+            <w:tcBorders>
+              <w:top w:val="single" w:sz="4" w:space="0" w:color="CCCCCC"/>
+              <w:bottom w:val="single" w:sz="4" w:space="0" w:color="CCCCCC"/>
+              <w:left w:val="single" w:sz="4" w:space="0" w:color="CCCCCC"/>
+              <w:right w:val="single" w:sz="4" w:space="0" w:color="CCCCCC"/>
+            </w:tcBorders>
+          </w:tcPr>
+          <w:p>
+            <w:pPr>
+              <w:spacing w:before="60" w:after="60" w:line="252" w:lineRule="auto"/>
+              <w:jc w:val="left"/>
+            </w:pPr>
+            <w:r/>
+            <w:r>
+              <w:t>NY Open 21-23</w:t>
+            </w:r>
+          </w:p>
+        </w:tc>
+        <w:tc>
+          <w:tcPr>
+            <w:tcW w:type="dxa" w:w="1440"/>
+            <w:shd w:fill="F8FAFC"/>
+            <w:tcMar>
+              <w:top w:w="100" w:type="dxa"/>
+              <w:bottom w:w="100" w:type="dxa"/>
+              <w:left w:w="120" w:type="dxa"/>
+              <w:right w:w="120" w:type="dxa"/>
+            </w:tcMar>
+            <w:tcBorders>
+              <w:top w:val="single" w:sz="4" w:space="0" w:color="CCCCCC"/>
+              <w:bottom w:val="single" w:sz="4" w:space="0" w:color="CCCCCC"/>
+              <w:left w:val="single" w:sz="4" w:space="0" w:color="CCCCCC"/>
+              <w:right w:val="single" w:sz="4" w:space="0" w:color="CCCCCC"/>
+            </w:tcBorders>
+          </w:tcPr>
+          <w:p>
+            <w:pPr>
+              <w:spacing w:before="60" w:after="60" w:line="252" w:lineRule="auto"/>
+              <w:jc w:val="left"/>
+            </w:pPr>
+            <w:r/>
+            <w:r>
+              <w:t>773.75</w:t>
+            </w:r>
+          </w:p>
+        </w:tc>
+        <w:tc>
+          <w:tcPr>
+            <w:tcW w:type="dxa" w:w="2016"/>
+            <w:shd w:fill="F8FAFC"/>
+            <w:tcMar>
+              <w:top w:w="100" w:type="dxa"/>
+              <w:bottom w:w="100" w:type="dxa"/>
+              <w:left w:w="120" w:type="dxa"/>
+              <w:right w:w="120" w:type="dxa"/>
+            </w:tcMar>
+            <w:tcBorders>
+              <w:top w:val="single" w:sz="4" w:space="0" w:color="CCCCCC"/>
+              <w:bottom w:val="single" w:sz="4" w:space="0" w:color="CCCCCC"/>
+              <w:left w:val="single" w:sz="4" w:space="0" w:color="CCCCCC"/>
+              <w:right w:val="single" w:sz="4" w:space="0" w:color="CCCCCC"/>
+            </w:tcBorders>
+          </w:tcPr>
+          <w:p>
+            <w:pPr>
+              <w:spacing w:before="60" w:after="60" w:line="252" w:lineRule="auto"/>
+              <w:jc w:val="left"/>
+            </w:pPr>
+            <w:r/>
+            <w:r>
+              <w:t>782.25</w:t>
+            </w:r>
+          </w:p>
+        </w:tc>
+        <w:tc>
+          <w:tcPr>
+            <w:tcW w:type="dxa" w:w="1152"/>
+            <w:shd w:fill="F8FAFC"/>
+            <w:tcMar>
+              <w:top w:w="100" w:type="dxa"/>
+              <w:bottom w:w="100" w:type="dxa"/>
+              <w:left w:w="120" w:type="dxa"/>
+              <w:right w:w="120" w:type="dxa"/>
+            </w:tcMar>
+            <w:tcBorders>
+              <w:top w:val="single" w:sz="4" w:space="0" w:color="CCCCCC"/>
+              <w:bottom w:val="single" w:sz="4" w:space="0" w:color="CCCCCC"/>
+              <w:left w:val="single" w:sz="4" w:space="0" w:color="CCCCCC"/>
+              <w:right w:val="single" w:sz="4" w:space="0" w:color="CCCCCC"/>
+            </w:tcBorders>
+          </w:tcPr>
+          <w:p>
+            <w:pPr>
+              <w:spacing w:before="60" w:after="60" w:line="252" w:lineRule="auto"/>
+              <w:jc w:val="left"/>
+            </w:pPr>
+            <w:r/>
+            <w:r>
+              <w:t>759.75</w:t>
+            </w:r>
+          </w:p>
+        </w:tc>
+        <w:tc>
+          <w:tcPr>
+            <w:tcW w:type="dxa" w:w="1728"/>
+            <w:shd w:fill="F8FAFC"/>
+            <w:tcMar>
+              <w:top w:w="100" w:type="dxa"/>
+              <w:bottom w:w="100" w:type="dxa"/>
+              <w:left w:w="120" w:type="dxa"/>
+              <w:right w:w="120" w:type="dxa"/>
+            </w:tcMar>
+            <w:tcBorders>
+              <w:top w:val="single" w:sz="4" w:space="0" w:color="CCCCCC"/>
+              <w:bottom w:val="single" w:sz="4" w:space="0" w:color="CCCCCC"/>
+              <w:left w:val="single" w:sz="4" w:space="0" w:color="CCCCCC"/>
+              <w:right w:val="single" w:sz="4" w:space="0" w:color="CCCCCC"/>
+            </w:tcBorders>
+          </w:tcPr>
+          <w:p>
+            <w:pPr>
+              <w:spacing w:before="60" w:after="60" w:line="252" w:lineRule="auto"/>
+              <w:jc w:val="left"/>
+            </w:pPr>
+            <w:r/>
+            <w:r>
+              <w:rPr>
+                <w:b/>
+              </w:rPr>
+              <w:t>775.50</w:t>
             </w:r>
           </w:p>
         </w:tc>
@@ -27817,7 +31107,7 @@
               <w:rPr>
                 <w:b/>
               </w:rPr>
-              <w:t>Wed 09/09</w:t>
+              <w:t>Fri 11/09</w:t>
             </w:r>
           </w:p>
         </w:tc>
@@ -27845,7 +31135,7 @@
             </w:pPr>
             <w:r/>
             <w:r>
-              <w:t>Pre-NY 19-21</w:t>
+              <w:t>NY Close 23-01</w:t>
             </w:r>
           </w:p>
         </w:tc>
@@ -27873,7 +31163,7 @@
             </w:pPr>
             <w:r/>
             <w:r>
-              <w:t>770.00</w:t>
+              <w:t>775.50</w:t>
             </w:r>
           </w:p>
         </w:tc>
@@ -27901,7 +31191,7 @@
             </w:pPr>
             <w:r/>
             <w:r>
-              <w:t>779.25</w:t>
+              <w:t>781.75</w:t>
             </w:r>
           </w:p>
         </w:tc>
@@ -27929,7 +31219,7 @@
             </w:pPr>
             <w:r/>
             <w:r>
-              <w:t>759.25</w:t>
+              <w:t>769.00</w:t>
             </w:r>
           </w:p>
         </w:tc>
@@ -27960,3297 +31250,7 @@
               <w:rPr>
                 <w:b/>
               </w:rPr>
-              <w:t>770.50</w:t>
-            </w:r>
-          </w:p>
-        </w:tc>
-        <w:tc>
-          <w:tcPr>
-            <w:tcW w:type="dxa" w:w="3456"/>
-            <w:shd w:fill="FFFFFF"/>
-            <w:tcMar>
-              <w:top w:w="100" w:type="dxa"/>
-              <w:bottom w:w="100" w:type="dxa"/>
-              <w:left w:w="120" w:type="dxa"/>
-              <w:right w:w="120" w:type="dxa"/>
-            </w:tcMar>
-            <w:tcBorders>
-              <w:top w:val="single" w:sz="4" w:space="0" w:color="CCCCCC"/>
-              <w:bottom w:val="single" w:sz="4" w:space="0" w:color="CCCCCC"/>
-              <w:left w:val="single" w:sz="4" w:space="0" w:color="CCCCCC"/>
-              <w:right w:val="single" w:sz="4" w:space="0" w:color="CCCCCC"/>
-            </w:tcBorders>
-          </w:tcPr>
-          <w:p>
-            <w:pPr>
-              <w:spacing w:before="60" w:after="60" w:line="252" w:lineRule="auto"/>
-              <w:jc w:val="left"/>
-            </w:pPr>
-            <w:r/>
-            <w:r>
-              <w:rPr>
-                <w:b/>
-              </w:rPr>
-              <w:t>+0.50</w:t>
-            </w:r>
-          </w:p>
-        </w:tc>
-        <w:tc>
-          <w:tcPr>
-            <w:tcW w:type="dxa" w:w="1440"/>
-            <w:shd w:fill="FFFFFF"/>
-            <w:tcMar>
-              <w:top w:w="100" w:type="dxa"/>
-              <w:bottom w:w="100" w:type="dxa"/>
-              <w:left w:w="120" w:type="dxa"/>
-              <w:right w:w="120" w:type="dxa"/>
-            </w:tcMar>
-            <w:tcBorders>
-              <w:top w:val="single" w:sz="4" w:space="0" w:color="CCCCCC"/>
-              <w:bottom w:val="single" w:sz="4" w:space="0" w:color="CCCCCC"/>
-              <w:left w:val="single" w:sz="4" w:space="0" w:color="CCCCCC"/>
-              <w:right w:val="single" w:sz="4" w:space="0" w:color="CCCCCC"/>
-            </w:tcBorders>
-          </w:tcPr>
-          <w:p>
-            <w:pPr>
-              <w:spacing w:before="60" w:after="60" w:line="252" w:lineRule="auto"/>
-              <w:jc w:val="left"/>
-            </w:pPr>
-            <w:r/>
-            <w:r>
-              <w:t>BULL</w:t>
-            </w:r>
-          </w:p>
-        </w:tc>
-      </w:tr>
-      <w:tr>
-        <w:tc>
-          <w:tcPr>
-            <w:tcW w:type="dxa" w:w="1584"/>
-            <w:shd w:fill="F8FAFC"/>
-            <w:tcMar>
-              <w:top w:w="100" w:type="dxa"/>
-              <w:bottom w:w="100" w:type="dxa"/>
-              <w:left w:w="120" w:type="dxa"/>
-              <w:right w:w="120" w:type="dxa"/>
-            </w:tcMar>
-            <w:tcBorders>
-              <w:top w:val="single" w:sz="4" w:space="0" w:color="CCCCCC"/>
-              <w:bottom w:val="single" w:sz="4" w:space="0" w:color="CCCCCC"/>
-              <w:left w:val="single" w:sz="4" w:space="0" w:color="CCCCCC"/>
-              <w:right w:val="single" w:sz="4" w:space="0" w:color="CCCCCC"/>
-            </w:tcBorders>
-          </w:tcPr>
-          <w:p>
-            <w:pPr>
-              <w:spacing w:before="60" w:after="60" w:line="252" w:lineRule="auto"/>
-              <w:jc w:val="left"/>
-            </w:pPr>
-            <w:r/>
-            <w:r>
-              <w:rPr>
-                <w:b/>
-              </w:rPr>
-              <w:t>Wed 09/09</w:t>
-            </w:r>
-          </w:p>
-        </w:tc>
-        <w:tc>
-          <w:tcPr>
-            <w:tcW w:type="dxa" w:w="864"/>
-            <w:shd w:fill="F8FAFC"/>
-            <w:tcMar>
-              <w:top w:w="100" w:type="dxa"/>
-              <w:bottom w:w="100" w:type="dxa"/>
-              <w:left w:w="120" w:type="dxa"/>
-              <w:right w:w="120" w:type="dxa"/>
-            </w:tcMar>
-            <w:tcBorders>
-              <w:top w:val="single" w:sz="4" w:space="0" w:color="CCCCCC"/>
-              <w:bottom w:val="single" w:sz="4" w:space="0" w:color="CCCCCC"/>
-              <w:left w:val="single" w:sz="4" w:space="0" w:color="CCCCCC"/>
-              <w:right w:val="single" w:sz="4" w:space="0" w:color="CCCCCC"/>
-            </w:tcBorders>
-          </w:tcPr>
-          <w:p>
-            <w:pPr>
-              <w:spacing w:before="60" w:after="60" w:line="252" w:lineRule="auto"/>
-              <w:jc w:val="left"/>
-            </w:pPr>
-            <w:r/>
-            <w:r>
-              <w:t>NY Open 21-23</w:t>
-            </w:r>
-          </w:p>
-        </w:tc>
-        <w:tc>
-          <w:tcPr>
-            <w:tcW w:type="dxa" w:w="1440"/>
-            <w:shd w:fill="F8FAFC"/>
-            <w:tcMar>
-              <w:top w:w="100" w:type="dxa"/>
-              <w:bottom w:w="100" w:type="dxa"/>
-              <w:left w:w="120" w:type="dxa"/>
-              <w:right w:w="120" w:type="dxa"/>
-            </w:tcMar>
-            <w:tcBorders>
-              <w:top w:val="single" w:sz="4" w:space="0" w:color="CCCCCC"/>
-              <w:bottom w:val="single" w:sz="4" w:space="0" w:color="CCCCCC"/>
-              <w:left w:val="single" w:sz="4" w:space="0" w:color="CCCCCC"/>
-              <w:right w:val="single" w:sz="4" w:space="0" w:color="CCCCCC"/>
-            </w:tcBorders>
-          </w:tcPr>
-          <w:p>
-            <w:pPr>
-              <w:spacing w:before="60" w:after="60" w:line="252" w:lineRule="auto"/>
-              <w:jc w:val="left"/>
-            </w:pPr>
-            <w:r/>
-            <w:r>
-              <w:t>770.50</w:t>
-            </w:r>
-          </w:p>
-        </w:tc>
-        <w:tc>
-          <w:tcPr>
-            <w:tcW w:type="dxa" w:w="2016"/>
-            <w:shd w:fill="F8FAFC"/>
-            <w:tcMar>
-              <w:top w:w="100" w:type="dxa"/>
-              <w:bottom w:w="100" w:type="dxa"/>
-              <w:left w:w="120" w:type="dxa"/>
-              <w:right w:w="120" w:type="dxa"/>
-            </w:tcMar>
-            <w:tcBorders>
-              <w:top w:val="single" w:sz="4" w:space="0" w:color="CCCCCC"/>
-              <w:bottom w:val="single" w:sz="4" w:space="0" w:color="CCCCCC"/>
-              <w:left w:val="single" w:sz="4" w:space="0" w:color="CCCCCC"/>
-              <w:right w:val="single" w:sz="4" w:space="0" w:color="CCCCCC"/>
-            </w:tcBorders>
-          </w:tcPr>
-          <w:p>
-            <w:pPr>
-              <w:spacing w:before="60" w:after="60" w:line="252" w:lineRule="auto"/>
-              <w:jc w:val="left"/>
-            </w:pPr>
-            <w:r/>
-            <w:r>
-              <w:t>782.75</w:t>
-            </w:r>
-          </w:p>
-        </w:tc>
-        <w:tc>
-          <w:tcPr>
-            <w:tcW w:type="dxa" w:w="1152"/>
-            <w:shd w:fill="F8FAFC"/>
-            <w:tcMar>
-              <w:top w:w="100" w:type="dxa"/>
-              <w:bottom w:w="100" w:type="dxa"/>
-              <w:left w:w="120" w:type="dxa"/>
-              <w:right w:w="120" w:type="dxa"/>
-            </w:tcMar>
-            <w:tcBorders>
-              <w:top w:val="single" w:sz="4" w:space="0" w:color="CCCCCC"/>
-              <w:bottom w:val="single" w:sz="4" w:space="0" w:color="CCCCCC"/>
-              <w:left w:val="single" w:sz="4" w:space="0" w:color="CCCCCC"/>
-              <w:right w:val="single" w:sz="4" w:space="0" w:color="CCCCCC"/>
-            </w:tcBorders>
-          </w:tcPr>
-          <w:p>
-            <w:pPr>
-              <w:spacing w:before="60" w:after="60" w:line="252" w:lineRule="auto"/>
-              <w:jc w:val="left"/>
-            </w:pPr>
-            <w:r/>
-            <w:r>
-              <w:t>756.25</w:t>
-            </w:r>
-          </w:p>
-        </w:tc>
-        <w:tc>
-          <w:tcPr>
-            <w:tcW w:type="dxa" w:w="1728"/>
-            <w:shd w:fill="F8FAFC"/>
-            <w:tcMar>
-              <w:top w:w="100" w:type="dxa"/>
-              <w:bottom w:w="100" w:type="dxa"/>
-              <w:left w:w="120" w:type="dxa"/>
-              <w:right w:w="120" w:type="dxa"/>
-            </w:tcMar>
-            <w:tcBorders>
-              <w:top w:val="single" w:sz="4" w:space="0" w:color="CCCCCC"/>
-              <w:bottom w:val="single" w:sz="4" w:space="0" w:color="CCCCCC"/>
-              <w:left w:val="single" w:sz="4" w:space="0" w:color="CCCCCC"/>
-              <w:right w:val="single" w:sz="4" w:space="0" w:color="CCCCCC"/>
-            </w:tcBorders>
-          </w:tcPr>
-          <w:p>
-            <w:pPr>
-              <w:spacing w:before="60" w:after="60" w:line="252" w:lineRule="auto"/>
-              <w:jc w:val="left"/>
-            </w:pPr>
-            <w:r/>
-            <w:r>
-              <w:rPr>
-                <w:b/>
-              </w:rPr>
-              <w:t>769.00</w:t>
-            </w:r>
-          </w:p>
-        </w:tc>
-        <w:tc>
-          <w:tcPr>
-            <w:tcW w:type="dxa" w:w="3456"/>
-            <w:shd w:fill="F8FAFC"/>
-            <w:tcMar>
-              <w:top w:w="100" w:type="dxa"/>
-              <w:bottom w:w="100" w:type="dxa"/>
-              <w:left w:w="120" w:type="dxa"/>
-              <w:right w:w="120" w:type="dxa"/>
-            </w:tcMar>
-            <w:tcBorders>
-              <w:top w:val="single" w:sz="4" w:space="0" w:color="CCCCCC"/>
-              <w:bottom w:val="single" w:sz="4" w:space="0" w:color="CCCCCC"/>
-              <w:left w:val="single" w:sz="4" w:space="0" w:color="CCCCCC"/>
-              <w:right w:val="single" w:sz="4" w:space="0" w:color="CCCCCC"/>
-            </w:tcBorders>
-          </w:tcPr>
-          <w:p>
-            <w:pPr>
-              <w:spacing w:before="60" w:after="60" w:line="252" w:lineRule="auto"/>
-              <w:jc w:val="left"/>
-            </w:pPr>
-            <w:r/>
-            <w:r>
-              <w:rPr>
-                <w:b/>
-              </w:rPr>
-              <w:t>-1.50</w:t>
-            </w:r>
-          </w:p>
-        </w:tc>
-        <w:tc>
-          <w:tcPr>
-            <w:tcW w:type="dxa" w:w="1440"/>
-            <w:shd w:fill="F8FAFC"/>
-            <w:tcMar>
-              <w:top w:w="100" w:type="dxa"/>
-              <w:bottom w:w="100" w:type="dxa"/>
-              <w:left w:w="120" w:type="dxa"/>
-              <w:right w:w="120" w:type="dxa"/>
-            </w:tcMar>
-            <w:tcBorders>
-              <w:top w:val="single" w:sz="4" w:space="0" w:color="CCCCCC"/>
-              <w:bottom w:val="single" w:sz="4" w:space="0" w:color="CCCCCC"/>
-              <w:left w:val="single" w:sz="4" w:space="0" w:color="CCCCCC"/>
-              <w:right w:val="single" w:sz="4" w:space="0" w:color="CCCCCC"/>
-            </w:tcBorders>
-          </w:tcPr>
-          <w:p>
-            <w:pPr>
-              <w:spacing w:before="60" w:after="60" w:line="252" w:lineRule="auto"/>
-              <w:jc w:val="left"/>
-            </w:pPr>
-            <w:r/>
-            <w:r>
-              <w:t>BEAR</w:t>
-            </w:r>
-          </w:p>
-        </w:tc>
-      </w:tr>
-      <w:tr>
-        <w:tc>
-          <w:tcPr>
-            <w:tcW w:type="dxa" w:w="1584"/>
-            <w:shd w:fill="FFFFFF"/>
-            <w:tcMar>
-              <w:top w:w="100" w:type="dxa"/>
-              <w:bottom w:w="100" w:type="dxa"/>
-              <w:left w:w="120" w:type="dxa"/>
-              <w:right w:w="120" w:type="dxa"/>
-            </w:tcMar>
-            <w:tcBorders>
-              <w:top w:val="single" w:sz="4" w:space="0" w:color="CCCCCC"/>
-              <w:bottom w:val="single" w:sz="4" w:space="0" w:color="CCCCCC"/>
-              <w:left w:val="single" w:sz="4" w:space="0" w:color="CCCCCC"/>
-              <w:right w:val="single" w:sz="4" w:space="0" w:color="CCCCCC"/>
-            </w:tcBorders>
-          </w:tcPr>
-          <w:p>
-            <w:pPr>
-              <w:spacing w:before="60" w:after="60" w:line="252" w:lineRule="auto"/>
-              <w:jc w:val="left"/>
-            </w:pPr>
-            <w:r/>
-            <w:r>
-              <w:rPr>
-                <w:b/>
-              </w:rPr>
-              <w:t>Wed 09/09</w:t>
-            </w:r>
-          </w:p>
-        </w:tc>
-        <w:tc>
-          <w:tcPr>
-            <w:tcW w:type="dxa" w:w="864"/>
-            <w:shd w:fill="FFFFFF"/>
-            <w:tcMar>
-              <w:top w:w="100" w:type="dxa"/>
-              <w:bottom w:w="100" w:type="dxa"/>
-              <w:left w:w="120" w:type="dxa"/>
-              <w:right w:w="120" w:type="dxa"/>
-            </w:tcMar>
-            <w:tcBorders>
-              <w:top w:val="single" w:sz="4" w:space="0" w:color="CCCCCC"/>
-              <w:bottom w:val="single" w:sz="4" w:space="0" w:color="CCCCCC"/>
-              <w:left w:val="single" w:sz="4" w:space="0" w:color="CCCCCC"/>
-              <w:right w:val="single" w:sz="4" w:space="0" w:color="CCCCCC"/>
-            </w:tcBorders>
-          </w:tcPr>
-          <w:p>
-            <w:pPr>
-              <w:spacing w:before="60" w:after="60" w:line="252" w:lineRule="auto"/>
-              <w:jc w:val="left"/>
-            </w:pPr>
-            <w:r/>
-            <w:r>
-              <w:t>NY Close 23-01</w:t>
-            </w:r>
-          </w:p>
-        </w:tc>
-        <w:tc>
-          <w:tcPr>
-            <w:tcW w:type="dxa" w:w="1440"/>
-            <w:shd w:fill="FFFFFF"/>
-            <w:tcMar>
-              <w:top w:w="100" w:type="dxa"/>
-              <w:bottom w:w="100" w:type="dxa"/>
-              <w:left w:w="120" w:type="dxa"/>
-              <w:right w:w="120" w:type="dxa"/>
-            </w:tcMar>
-            <w:tcBorders>
-              <w:top w:val="single" w:sz="4" w:space="0" w:color="CCCCCC"/>
-              <w:bottom w:val="single" w:sz="4" w:space="0" w:color="CCCCCC"/>
-              <w:left w:val="single" w:sz="4" w:space="0" w:color="CCCCCC"/>
-              <w:right w:val="single" w:sz="4" w:space="0" w:color="CCCCCC"/>
-            </w:tcBorders>
-          </w:tcPr>
-          <w:p>
-            <w:pPr>
-              <w:spacing w:before="60" w:after="60" w:line="252" w:lineRule="auto"/>
-              <w:jc w:val="left"/>
-            </w:pPr>
-            <w:r/>
-            <w:r>
-              <w:t>769.00</w:t>
-            </w:r>
-          </w:p>
-        </w:tc>
-        <w:tc>
-          <w:tcPr>
-            <w:tcW w:type="dxa" w:w="2016"/>
-            <w:shd w:fill="FFFFFF"/>
-            <w:tcMar>
-              <w:top w:w="100" w:type="dxa"/>
-              <w:bottom w:w="100" w:type="dxa"/>
-              <w:left w:w="120" w:type="dxa"/>
-              <w:right w:w="120" w:type="dxa"/>
-            </w:tcMar>
-            <w:tcBorders>
-              <w:top w:val="single" w:sz="4" w:space="0" w:color="CCCCCC"/>
-              <w:bottom w:val="single" w:sz="4" w:space="0" w:color="CCCCCC"/>
-              <w:left w:val="single" w:sz="4" w:space="0" w:color="CCCCCC"/>
-              <w:right w:val="single" w:sz="4" w:space="0" w:color="CCCCCC"/>
-            </w:tcBorders>
-          </w:tcPr>
-          <w:p>
-            <w:pPr>
-              <w:spacing w:before="60" w:after="60" w:line="252" w:lineRule="auto"/>
-              <w:jc w:val="left"/>
-            </w:pPr>
-            <w:r/>
-            <w:r>
-              <w:t>776.00</w:t>
-            </w:r>
-          </w:p>
-        </w:tc>
-        <w:tc>
-          <w:tcPr>
-            <w:tcW w:type="dxa" w:w="1152"/>
-            <w:shd w:fill="FFFFFF"/>
-            <w:tcMar>
-              <w:top w:w="100" w:type="dxa"/>
-              <w:bottom w:w="100" w:type="dxa"/>
-              <w:left w:w="120" w:type="dxa"/>
-              <w:right w:w="120" w:type="dxa"/>
-            </w:tcMar>
-            <w:tcBorders>
-              <w:top w:val="single" w:sz="4" w:space="0" w:color="CCCCCC"/>
-              <w:bottom w:val="single" w:sz="4" w:space="0" w:color="CCCCCC"/>
-              <w:left w:val="single" w:sz="4" w:space="0" w:color="CCCCCC"/>
-              <w:right w:val="single" w:sz="4" w:space="0" w:color="CCCCCC"/>
-            </w:tcBorders>
-          </w:tcPr>
-          <w:p>
-            <w:pPr>
-              <w:spacing w:before="60" w:after="60" w:line="252" w:lineRule="auto"/>
-              <w:jc w:val="left"/>
-            </w:pPr>
-            <w:r/>
-            <w:r>
-              <w:t>759.50</w:t>
-            </w:r>
-          </w:p>
-        </w:tc>
-        <w:tc>
-          <w:tcPr>
-            <w:tcW w:type="dxa" w:w="1728"/>
-            <w:shd w:fill="FFFFFF"/>
-            <w:tcMar>
-              <w:top w:w="100" w:type="dxa"/>
-              <w:bottom w:w="100" w:type="dxa"/>
-              <w:left w:w="120" w:type="dxa"/>
-              <w:right w:w="120" w:type="dxa"/>
-            </w:tcMar>
-            <w:tcBorders>
-              <w:top w:val="single" w:sz="4" w:space="0" w:color="CCCCCC"/>
-              <w:bottom w:val="single" w:sz="4" w:space="0" w:color="CCCCCC"/>
-              <w:left w:val="single" w:sz="4" w:space="0" w:color="CCCCCC"/>
-              <w:right w:val="single" w:sz="4" w:space="0" w:color="CCCCCC"/>
-            </w:tcBorders>
-          </w:tcPr>
-          <w:p>
-            <w:pPr>
-              <w:spacing w:before="60" w:after="60" w:line="252" w:lineRule="auto"/>
-              <w:jc w:val="left"/>
-            </w:pPr>
-            <w:r/>
-            <w:r>
-              <w:rPr>
-                <w:b/>
-              </w:rPr>
-              <w:t>769.50</w:t>
-            </w:r>
-          </w:p>
-        </w:tc>
-        <w:tc>
-          <w:tcPr>
-            <w:tcW w:type="dxa" w:w="3456"/>
-            <w:shd w:fill="FFFFFF"/>
-            <w:tcMar>
-              <w:top w:w="100" w:type="dxa"/>
-              <w:bottom w:w="100" w:type="dxa"/>
-              <w:left w:w="120" w:type="dxa"/>
-              <w:right w:w="120" w:type="dxa"/>
-            </w:tcMar>
-            <w:tcBorders>
-              <w:top w:val="single" w:sz="4" w:space="0" w:color="CCCCCC"/>
-              <w:bottom w:val="single" w:sz="4" w:space="0" w:color="CCCCCC"/>
-              <w:left w:val="single" w:sz="4" w:space="0" w:color="CCCCCC"/>
-              <w:right w:val="single" w:sz="4" w:space="0" w:color="CCCCCC"/>
-            </w:tcBorders>
-          </w:tcPr>
-          <w:p>
-            <w:pPr>
-              <w:spacing w:before="60" w:after="60" w:line="252" w:lineRule="auto"/>
-              <w:jc w:val="left"/>
-            </w:pPr>
-            <w:r/>
-            <w:r>
-              <w:rPr>
-                <w:b/>
-              </w:rPr>
-              <w:t>+0.50</w:t>
-            </w:r>
-          </w:p>
-        </w:tc>
-        <w:tc>
-          <w:tcPr>
-            <w:tcW w:type="dxa" w:w="1440"/>
-            <w:shd w:fill="FFFFFF"/>
-            <w:tcMar>
-              <w:top w:w="100" w:type="dxa"/>
-              <w:bottom w:w="100" w:type="dxa"/>
-              <w:left w:w="120" w:type="dxa"/>
-              <w:right w:w="120" w:type="dxa"/>
-            </w:tcMar>
-            <w:tcBorders>
-              <w:top w:val="single" w:sz="4" w:space="0" w:color="CCCCCC"/>
-              <w:bottom w:val="single" w:sz="4" w:space="0" w:color="CCCCCC"/>
-              <w:left w:val="single" w:sz="4" w:space="0" w:color="CCCCCC"/>
-              <w:right w:val="single" w:sz="4" w:space="0" w:color="CCCCCC"/>
-            </w:tcBorders>
-          </w:tcPr>
-          <w:p>
-            <w:pPr>
-              <w:spacing w:before="60" w:after="60" w:line="252" w:lineRule="auto"/>
-              <w:jc w:val="left"/>
-            </w:pPr>
-            <w:r/>
-            <w:r>
-              <w:t>BULL</w:t>
-            </w:r>
-          </w:p>
-        </w:tc>
-      </w:tr>
-      <w:tr>
-        <w:tc>
-          <w:tcPr>
-            <w:tcW w:type="dxa" w:w="1584"/>
-            <w:shd w:fill="F8FAFC"/>
-            <w:tcMar>
-              <w:top w:w="100" w:type="dxa"/>
-              <w:bottom w:w="100" w:type="dxa"/>
-              <w:left w:w="120" w:type="dxa"/>
-              <w:right w:w="120" w:type="dxa"/>
-            </w:tcMar>
-            <w:tcBorders>
-              <w:top w:val="single" w:sz="4" w:space="0" w:color="CCCCCC"/>
-              <w:bottom w:val="single" w:sz="4" w:space="0" w:color="CCCCCC"/>
-              <w:left w:val="single" w:sz="4" w:space="0" w:color="CCCCCC"/>
-              <w:right w:val="single" w:sz="4" w:space="0" w:color="CCCCCC"/>
-            </w:tcBorders>
-          </w:tcPr>
-          <w:p>
-            <w:pPr>
-              <w:spacing w:before="60" w:after="60" w:line="252" w:lineRule="auto"/>
-              <w:jc w:val="left"/>
-            </w:pPr>
-            <w:r/>
-            <w:r>
-              <w:rPr>
-                <w:b/>
-              </w:rPr>
-              <w:t>Thu 10/09</w:t>
-            </w:r>
-          </w:p>
-        </w:tc>
-        <w:tc>
-          <w:tcPr>
-            <w:tcW w:type="dxa" w:w="864"/>
-            <w:shd w:fill="F8FAFC"/>
-            <w:tcMar>
-              <w:top w:w="100" w:type="dxa"/>
-              <w:bottom w:w="100" w:type="dxa"/>
-              <w:left w:w="120" w:type="dxa"/>
-              <w:right w:w="120" w:type="dxa"/>
-            </w:tcMar>
-            <w:tcBorders>
-              <w:top w:val="single" w:sz="4" w:space="0" w:color="CCCCCC"/>
-              <w:bottom w:val="single" w:sz="4" w:space="0" w:color="CCCCCC"/>
-              <w:left w:val="single" w:sz="4" w:space="0" w:color="CCCCCC"/>
-              <w:right w:val="single" w:sz="4" w:space="0" w:color="CCCCCC"/>
-            </w:tcBorders>
-          </w:tcPr>
-          <w:p>
-            <w:pPr>
-              <w:spacing w:before="60" w:after="60" w:line="252" w:lineRule="auto"/>
-              <w:jc w:val="left"/>
-            </w:pPr>
-            <w:r/>
-            <w:r>
-              <w:t>Asia 07-11</w:t>
-            </w:r>
-          </w:p>
-        </w:tc>
-        <w:tc>
-          <w:tcPr>
-            <w:tcW w:type="dxa" w:w="1440"/>
-            <w:shd w:fill="F8FAFC"/>
-            <w:tcMar>
-              <w:top w:w="100" w:type="dxa"/>
-              <w:bottom w:w="100" w:type="dxa"/>
-              <w:left w:w="120" w:type="dxa"/>
-              <w:right w:w="120" w:type="dxa"/>
-            </w:tcMar>
-            <w:tcBorders>
-              <w:top w:val="single" w:sz="4" w:space="0" w:color="CCCCCC"/>
-              <w:bottom w:val="single" w:sz="4" w:space="0" w:color="CCCCCC"/>
-              <w:left w:val="single" w:sz="4" w:space="0" w:color="CCCCCC"/>
-              <w:right w:val="single" w:sz="4" w:space="0" w:color="CCCCCC"/>
-            </w:tcBorders>
-          </w:tcPr>
-          <w:p>
-            <w:pPr>
-              <w:spacing w:before="60" w:after="60" w:line="252" w:lineRule="auto"/>
-              <w:jc w:val="left"/>
-            </w:pPr>
-            <w:r/>
-            <w:r>
-              <w:t>769.50</w:t>
-            </w:r>
-          </w:p>
-        </w:tc>
-        <w:tc>
-          <w:tcPr>
-            <w:tcW w:type="dxa" w:w="2016"/>
-            <w:shd w:fill="F8FAFC"/>
-            <w:tcMar>
-              <w:top w:w="100" w:type="dxa"/>
-              <w:bottom w:w="100" w:type="dxa"/>
-              <w:left w:w="120" w:type="dxa"/>
-              <w:right w:w="120" w:type="dxa"/>
-            </w:tcMar>
-            <w:tcBorders>
-              <w:top w:val="single" w:sz="4" w:space="0" w:color="CCCCCC"/>
-              <w:bottom w:val="single" w:sz="4" w:space="0" w:color="CCCCCC"/>
-              <w:left w:val="single" w:sz="4" w:space="0" w:color="CCCCCC"/>
-              <w:right w:val="single" w:sz="4" w:space="0" w:color="CCCCCC"/>
-            </w:tcBorders>
-          </w:tcPr>
-          <w:p>
-            <w:pPr>
-              <w:spacing w:before="60" w:after="60" w:line="252" w:lineRule="auto"/>
-              <w:jc w:val="left"/>
-            </w:pPr>
-            <w:r/>
-            <w:r>
-              <w:t>780.00</w:t>
-            </w:r>
-          </w:p>
-        </w:tc>
-        <w:tc>
-          <w:tcPr>
-            <w:tcW w:type="dxa" w:w="1152"/>
-            <w:shd w:fill="F8FAFC"/>
-            <w:tcMar>
-              <w:top w:w="100" w:type="dxa"/>
-              <w:bottom w:w="100" w:type="dxa"/>
-              <w:left w:w="120" w:type="dxa"/>
-              <w:right w:w="120" w:type="dxa"/>
-            </w:tcMar>
-            <w:tcBorders>
-              <w:top w:val="single" w:sz="4" w:space="0" w:color="CCCCCC"/>
-              <w:bottom w:val="single" w:sz="4" w:space="0" w:color="CCCCCC"/>
-              <w:left w:val="single" w:sz="4" w:space="0" w:color="CCCCCC"/>
-              <w:right w:val="single" w:sz="4" w:space="0" w:color="CCCCCC"/>
-            </w:tcBorders>
-          </w:tcPr>
-          <w:p>
-            <w:pPr>
-              <w:spacing w:before="60" w:after="60" w:line="252" w:lineRule="auto"/>
-              <w:jc w:val="left"/>
-            </w:pPr>
-            <w:r/>
-            <w:r>
-              <w:t>762.25</w:t>
-            </w:r>
-          </w:p>
-        </w:tc>
-        <w:tc>
-          <w:tcPr>
-            <w:tcW w:type="dxa" w:w="1728"/>
-            <w:shd w:fill="F8FAFC"/>
-            <w:tcMar>
-              <w:top w:w="100" w:type="dxa"/>
-              <w:bottom w:w="100" w:type="dxa"/>
-              <w:left w:w="120" w:type="dxa"/>
-              <w:right w:w="120" w:type="dxa"/>
-            </w:tcMar>
-            <w:tcBorders>
-              <w:top w:val="single" w:sz="4" w:space="0" w:color="CCCCCC"/>
-              <w:bottom w:val="single" w:sz="4" w:space="0" w:color="CCCCCC"/>
-              <w:left w:val="single" w:sz="4" w:space="0" w:color="CCCCCC"/>
-              <w:right w:val="single" w:sz="4" w:space="0" w:color="CCCCCC"/>
-            </w:tcBorders>
-          </w:tcPr>
-          <w:p>
-            <w:pPr>
-              <w:spacing w:before="60" w:after="60" w:line="252" w:lineRule="auto"/>
-              <w:jc w:val="left"/>
-            </w:pPr>
-            <w:r/>
-            <w:r>
-              <w:rPr>
-                <w:b/>
-              </w:rPr>
-              <w:t>769.25</w:t>
-            </w:r>
-          </w:p>
-        </w:tc>
-        <w:tc>
-          <w:tcPr>
-            <w:tcW w:type="dxa" w:w="3456"/>
-            <w:shd w:fill="F8FAFC"/>
-            <w:tcMar>
-              <w:top w:w="100" w:type="dxa"/>
-              <w:bottom w:w="100" w:type="dxa"/>
-              <w:left w:w="120" w:type="dxa"/>
-              <w:right w:w="120" w:type="dxa"/>
-            </w:tcMar>
-            <w:tcBorders>
-              <w:top w:val="single" w:sz="4" w:space="0" w:color="CCCCCC"/>
-              <w:bottom w:val="single" w:sz="4" w:space="0" w:color="CCCCCC"/>
-              <w:left w:val="single" w:sz="4" w:space="0" w:color="CCCCCC"/>
-              <w:right w:val="single" w:sz="4" w:space="0" w:color="CCCCCC"/>
-            </w:tcBorders>
-          </w:tcPr>
-          <w:p>
-            <w:pPr>
-              <w:spacing w:before="60" w:after="60" w:line="252" w:lineRule="auto"/>
-              <w:jc w:val="left"/>
-            </w:pPr>
-            <w:r/>
-            <w:r>
-              <w:rPr>
-                <w:b/>
-              </w:rPr>
-              <w:t>-0.25</w:t>
-            </w:r>
-          </w:p>
-        </w:tc>
-        <w:tc>
-          <w:tcPr>
-            <w:tcW w:type="dxa" w:w="1440"/>
-            <w:shd w:fill="F8FAFC"/>
-            <w:tcMar>
-              <w:top w:w="100" w:type="dxa"/>
-              <w:bottom w:w="100" w:type="dxa"/>
-              <w:left w:w="120" w:type="dxa"/>
-              <w:right w:w="120" w:type="dxa"/>
-            </w:tcMar>
-            <w:tcBorders>
-              <w:top w:val="single" w:sz="4" w:space="0" w:color="CCCCCC"/>
-              <w:bottom w:val="single" w:sz="4" w:space="0" w:color="CCCCCC"/>
-              <w:left w:val="single" w:sz="4" w:space="0" w:color="CCCCCC"/>
-              <w:right w:val="single" w:sz="4" w:space="0" w:color="CCCCCC"/>
-            </w:tcBorders>
-          </w:tcPr>
-          <w:p>
-            <w:pPr>
-              <w:spacing w:before="60" w:after="60" w:line="252" w:lineRule="auto"/>
-              <w:jc w:val="left"/>
-            </w:pPr>
-            <w:r/>
-            <w:r>
-              <w:t>BEAR</w:t>
-            </w:r>
-          </w:p>
-        </w:tc>
-      </w:tr>
-      <w:tr>
-        <w:tc>
-          <w:tcPr>
-            <w:tcW w:type="dxa" w:w="1584"/>
-            <w:shd w:fill="FFFFFF"/>
-            <w:tcMar>
-              <w:top w:w="100" w:type="dxa"/>
-              <w:bottom w:w="100" w:type="dxa"/>
-              <w:left w:w="120" w:type="dxa"/>
-              <w:right w:w="120" w:type="dxa"/>
-            </w:tcMar>
-            <w:tcBorders>
-              <w:top w:val="single" w:sz="4" w:space="0" w:color="CCCCCC"/>
-              <w:bottom w:val="single" w:sz="4" w:space="0" w:color="CCCCCC"/>
-              <w:left w:val="single" w:sz="4" w:space="0" w:color="CCCCCC"/>
-              <w:right w:val="single" w:sz="4" w:space="0" w:color="CCCCCC"/>
-            </w:tcBorders>
-          </w:tcPr>
-          <w:p>
-            <w:pPr>
-              <w:spacing w:before="60" w:after="60" w:line="252" w:lineRule="auto"/>
-              <w:jc w:val="left"/>
-            </w:pPr>
-            <w:r/>
-            <w:r>
-              <w:rPr>
-                <w:b/>
-              </w:rPr>
-              <w:t>Thu 10/09</w:t>
-            </w:r>
-          </w:p>
-        </w:tc>
-        <w:tc>
-          <w:tcPr>
-            <w:tcW w:type="dxa" w:w="864"/>
-            <w:shd w:fill="FFFFFF"/>
-            <w:tcMar>
-              <w:top w:w="100" w:type="dxa"/>
-              <w:bottom w:w="100" w:type="dxa"/>
-              <w:left w:w="120" w:type="dxa"/>
-              <w:right w:w="120" w:type="dxa"/>
-            </w:tcMar>
-            <w:tcBorders>
-              <w:top w:val="single" w:sz="4" w:space="0" w:color="CCCCCC"/>
-              <w:bottom w:val="single" w:sz="4" w:space="0" w:color="CCCCCC"/>
-              <w:left w:val="single" w:sz="4" w:space="0" w:color="CCCCCC"/>
-              <w:right w:val="single" w:sz="4" w:space="0" w:color="CCCCCC"/>
-            </w:tcBorders>
-          </w:tcPr>
-          <w:p>
-            <w:pPr>
-              <w:spacing w:before="60" w:after="60" w:line="252" w:lineRule="auto"/>
-              <w:jc w:val="left"/>
-            </w:pPr>
-            <w:r/>
-            <w:r>
-              <w:t>Asia 11-15</w:t>
-            </w:r>
-          </w:p>
-        </w:tc>
-        <w:tc>
-          <w:tcPr>
-            <w:tcW w:type="dxa" w:w="1440"/>
-            <w:shd w:fill="FFFFFF"/>
-            <w:tcMar>
-              <w:top w:w="100" w:type="dxa"/>
-              <w:bottom w:w="100" w:type="dxa"/>
-              <w:left w:w="120" w:type="dxa"/>
-              <w:right w:w="120" w:type="dxa"/>
-            </w:tcMar>
-            <w:tcBorders>
-              <w:top w:val="single" w:sz="4" w:space="0" w:color="CCCCCC"/>
-              <w:bottom w:val="single" w:sz="4" w:space="0" w:color="CCCCCC"/>
-              <w:left w:val="single" w:sz="4" w:space="0" w:color="CCCCCC"/>
-              <w:right w:val="single" w:sz="4" w:space="0" w:color="CCCCCC"/>
-            </w:tcBorders>
-          </w:tcPr>
-          <w:p>
-            <w:pPr>
-              <w:spacing w:before="60" w:after="60" w:line="252" w:lineRule="auto"/>
-              <w:jc w:val="left"/>
-            </w:pPr>
-            <w:r/>
-            <w:r>
-              <w:t>769.25</w:t>
-            </w:r>
-          </w:p>
-        </w:tc>
-        <w:tc>
-          <w:tcPr>
-            <w:tcW w:type="dxa" w:w="2016"/>
-            <w:shd w:fill="FFFFFF"/>
-            <w:tcMar>
-              <w:top w:w="100" w:type="dxa"/>
-              <w:bottom w:w="100" w:type="dxa"/>
-              <w:left w:w="120" w:type="dxa"/>
-              <w:right w:w="120" w:type="dxa"/>
-            </w:tcMar>
-            <w:tcBorders>
-              <w:top w:val="single" w:sz="4" w:space="0" w:color="CCCCCC"/>
-              <w:bottom w:val="single" w:sz="4" w:space="0" w:color="CCCCCC"/>
-              <w:left w:val="single" w:sz="4" w:space="0" w:color="CCCCCC"/>
-              <w:right w:val="single" w:sz="4" w:space="0" w:color="CCCCCC"/>
-            </w:tcBorders>
-          </w:tcPr>
-          <w:p>
-            <w:pPr>
-              <w:spacing w:before="60" w:after="60" w:line="252" w:lineRule="auto"/>
-              <w:jc w:val="left"/>
-            </w:pPr>
-            <w:r/>
-            <w:r>
-              <w:t>779.00</w:t>
-            </w:r>
-          </w:p>
-        </w:tc>
-        <w:tc>
-          <w:tcPr>
-            <w:tcW w:type="dxa" w:w="1152"/>
-            <w:shd w:fill="FFFFFF"/>
-            <w:tcMar>
-              <w:top w:w="100" w:type="dxa"/>
-              <w:bottom w:w="100" w:type="dxa"/>
-              <w:left w:w="120" w:type="dxa"/>
-              <w:right w:w="120" w:type="dxa"/>
-            </w:tcMar>
-            <w:tcBorders>
-              <w:top w:val="single" w:sz="4" w:space="0" w:color="CCCCCC"/>
-              <w:bottom w:val="single" w:sz="4" w:space="0" w:color="CCCCCC"/>
-              <w:left w:val="single" w:sz="4" w:space="0" w:color="CCCCCC"/>
-              <w:right w:val="single" w:sz="4" w:space="0" w:color="CCCCCC"/>
-            </w:tcBorders>
-          </w:tcPr>
-          <w:p>
-            <w:pPr>
-              <w:spacing w:before="60" w:after="60" w:line="252" w:lineRule="auto"/>
-              <w:jc w:val="left"/>
-            </w:pPr>
-            <w:r/>
-            <w:r>
-              <w:t>759.50</w:t>
-            </w:r>
-          </w:p>
-        </w:tc>
-        <w:tc>
-          <w:tcPr>
-            <w:tcW w:type="dxa" w:w="1728"/>
-            <w:shd w:fill="FFFFFF"/>
-            <w:tcMar>
-              <w:top w:w="100" w:type="dxa"/>
-              <w:bottom w:w="100" w:type="dxa"/>
-              <w:left w:w="120" w:type="dxa"/>
-              <w:right w:w="120" w:type="dxa"/>
-            </w:tcMar>
-            <w:tcBorders>
-              <w:top w:val="single" w:sz="4" w:space="0" w:color="CCCCCC"/>
-              <w:bottom w:val="single" w:sz="4" w:space="0" w:color="CCCCCC"/>
-              <w:left w:val="single" w:sz="4" w:space="0" w:color="CCCCCC"/>
-              <w:right w:val="single" w:sz="4" w:space="0" w:color="CCCCCC"/>
-            </w:tcBorders>
-          </w:tcPr>
-          <w:p>
-            <w:pPr>
-              <w:spacing w:before="60" w:after="60" w:line="252" w:lineRule="auto"/>
-              <w:jc w:val="left"/>
-            </w:pPr>
-            <w:r/>
-            <w:r>
-              <w:rPr>
-                <w:b/>
-              </w:rPr>
-              <w:t>769.75</w:t>
-            </w:r>
-          </w:p>
-        </w:tc>
-        <w:tc>
-          <w:tcPr>
-            <w:tcW w:type="dxa" w:w="3456"/>
-            <w:shd w:fill="FFFFFF"/>
-            <w:tcMar>
-              <w:top w:w="100" w:type="dxa"/>
-              <w:bottom w:w="100" w:type="dxa"/>
-              <w:left w:w="120" w:type="dxa"/>
-              <w:right w:w="120" w:type="dxa"/>
-            </w:tcMar>
-            <w:tcBorders>
-              <w:top w:val="single" w:sz="4" w:space="0" w:color="CCCCCC"/>
-              <w:bottom w:val="single" w:sz="4" w:space="0" w:color="CCCCCC"/>
-              <w:left w:val="single" w:sz="4" w:space="0" w:color="CCCCCC"/>
-              <w:right w:val="single" w:sz="4" w:space="0" w:color="CCCCCC"/>
-            </w:tcBorders>
-          </w:tcPr>
-          <w:p>
-            <w:pPr>
-              <w:spacing w:before="60" w:after="60" w:line="252" w:lineRule="auto"/>
-              <w:jc w:val="left"/>
-            </w:pPr>
-            <w:r/>
-            <w:r>
-              <w:rPr>
-                <w:b/>
-              </w:rPr>
-              <w:t>+0.50</w:t>
-            </w:r>
-          </w:p>
-        </w:tc>
-        <w:tc>
-          <w:tcPr>
-            <w:tcW w:type="dxa" w:w="1440"/>
-            <w:shd w:fill="FFFFFF"/>
-            <w:tcMar>
-              <w:top w:w="100" w:type="dxa"/>
-              <w:bottom w:w="100" w:type="dxa"/>
-              <w:left w:w="120" w:type="dxa"/>
-              <w:right w:w="120" w:type="dxa"/>
-            </w:tcMar>
-            <w:tcBorders>
-              <w:top w:val="single" w:sz="4" w:space="0" w:color="CCCCCC"/>
-              <w:bottom w:val="single" w:sz="4" w:space="0" w:color="CCCCCC"/>
-              <w:left w:val="single" w:sz="4" w:space="0" w:color="CCCCCC"/>
-              <w:right w:val="single" w:sz="4" w:space="0" w:color="CCCCCC"/>
-            </w:tcBorders>
-          </w:tcPr>
-          <w:p>
-            <w:pPr>
-              <w:spacing w:before="60" w:after="60" w:line="252" w:lineRule="auto"/>
-              <w:jc w:val="left"/>
-            </w:pPr>
-            <w:r/>
-            <w:r>
-              <w:t>BULL</w:t>
-            </w:r>
-          </w:p>
-        </w:tc>
-      </w:tr>
-      <w:tr>
-        <w:tc>
-          <w:tcPr>
-            <w:tcW w:type="dxa" w:w="1584"/>
-            <w:shd w:fill="F8FAFC"/>
-            <w:tcMar>
-              <w:top w:w="100" w:type="dxa"/>
-              <w:bottom w:w="100" w:type="dxa"/>
-              <w:left w:w="120" w:type="dxa"/>
-              <w:right w:w="120" w:type="dxa"/>
-            </w:tcMar>
-            <w:tcBorders>
-              <w:top w:val="single" w:sz="4" w:space="0" w:color="CCCCCC"/>
-              <w:bottom w:val="single" w:sz="4" w:space="0" w:color="CCCCCC"/>
-              <w:left w:val="single" w:sz="4" w:space="0" w:color="CCCCCC"/>
-              <w:right w:val="single" w:sz="4" w:space="0" w:color="CCCCCC"/>
-            </w:tcBorders>
-          </w:tcPr>
-          <w:p>
-            <w:pPr>
-              <w:spacing w:before="60" w:after="60" w:line="252" w:lineRule="auto"/>
-              <w:jc w:val="left"/>
-            </w:pPr>
-            <w:r/>
-            <w:r>
-              <w:rPr>
-                <w:b/>
-              </w:rPr>
-              <w:t>Thu 10/09</w:t>
-            </w:r>
-          </w:p>
-        </w:tc>
-        <w:tc>
-          <w:tcPr>
-            <w:tcW w:type="dxa" w:w="864"/>
-            <w:shd w:fill="F8FAFC"/>
-            <w:tcMar>
-              <w:top w:w="100" w:type="dxa"/>
-              <w:bottom w:w="100" w:type="dxa"/>
-              <w:left w:w="120" w:type="dxa"/>
-              <w:right w:w="120" w:type="dxa"/>
-            </w:tcMar>
-            <w:tcBorders>
-              <w:top w:val="single" w:sz="4" w:space="0" w:color="CCCCCC"/>
-              <w:bottom w:val="single" w:sz="4" w:space="0" w:color="CCCCCC"/>
-              <w:left w:val="single" w:sz="4" w:space="0" w:color="CCCCCC"/>
-              <w:right w:val="single" w:sz="4" w:space="0" w:color="CCCCCC"/>
-            </w:tcBorders>
-          </w:tcPr>
-          <w:p>
-            <w:pPr>
-              <w:spacing w:before="60" w:after="60" w:line="252" w:lineRule="auto"/>
-              <w:jc w:val="left"/>
-            </w:pPr>
-            <w:r/>
-            <w:r>
-              <w:t>London 15-19</w:t>
-            </w:r>
-          </w:p>
-        </w:tc>
-        <w:tc>
-          <w:tcPr>
-            <w:tcW w:type="dxa" w:w="1440"/>
-            <w:shd w:fill="F8FAFC"/>
-            <w:tcMar>
-              <w:top w:w="100" w:type="dxa"/>
-              <w:bottom w:w="100" w:type="dxa"/>
-              <w:left w:w="120" w:type="dxa"/>
-              <w:right w:w="120" w:type="dxa"/>
-            </w:tcMar>
-            <w:tcBorders>
-              <w:top w:val="single" w:sz="4" w:space="0" w:color="CCCCCC"/>
-              <w:bottom w:val="single" w:sz="4" w:space="0" w:color="CCCCCC"/>
-              <w:left w:val="single" w:sz="4" w:space="0" w:color="CCCCCC"/>
-              <w:right w:val="single" w:sz="4" w:space="0" w:color="CCCCCC"/>
-            </w:tcBorders>
-          </w:tcPr>
-          <w:p>
-            <w:pPr>
-              <w:spacing w:before="60" w:after="60" w:line="252" w:lineRule="auto"/>
-              <w:jc w:val="left"/>
-            </w:pPr>
-            <w:r/>
-            <w:r>
-              <w:t>769.75</w:t>
-            </w:r>
-          </w:p>
-        </w:tc>
-        <w:tc>
-          <w:tcPr>
-            <w:tcW w:type="dxa" w:w="2016"/>
-            <w:shd w:fill="F8FAFC"/>
-            <w:tcMar>
-              <w:top w:w="100" w:type="dxa"/>
-              <w:bottom w:w="100" w:type="dxa"/>
-              <w:left w:w="120" w:type="dxa"/>
-              <w:right w:w="120" w:type="dxa"/>
-            </w:tcMar>
-            <w:tcBorders>
-              <w:top w:val="single" w:sz="4" w:space="0" w:color="CCCCCC"/>
-              <w:bottom w:val="single" w:sz="4" w:space="0" w:color="CCCCCC"/>
-              <w:left w:val="single" w:sz="4" w:space="0" w:color="CCCCCC"/>
-              <w:right w:val="single" w:sz="4" w:space="0" w:color="CCCCCC"/>
-            </w:tcBorders>
-          </w:tcPr>
-          <w:p>
-            <w:pPr>
-              <w:spacing w:before="60" w:after="60" w:line="252" w:lineRule="auto"/>
-              <w:jc w:val="left"/>
-            </w:pPr>
-            <w:r/>
-            <w:r>
-              <w:t>780.50</w:t>
-            </w:r>
-          </w:p>
-        </w:tc>
-        <w:tc>
-          <w:tcPr>
-            <w:tcW w:type="dxa" w:w="1152"/>
-            <w:shd w:fill="F8FAFC"/>
-            <w:tcMar>
-              <w:top w:w="100" w:type="dxa"/>
-              <w:bottom w:w="100" w:type="dxa"/>
-              <w:left w:w="120" w:type="dxa"/>
-              <w:right w:w="120" w:type="dxa"/>
-            </w:tcMar>
-            <w:tcBorders>
-              <w:top w:val="single" w:sz="4" w:space="0" w:color="CCCCCC"/>
-              <w:bottom w:val="single" w:sz="4" w:space="0" w:color="CCCCCC"/>
-              <w:left w:val="single" w:sz="4" w:space="0" w:color="CCCCCC"/>
-              <w:right w:val="single" w:sz="4" w:space="0" w:color="CCCCCC"/>
-            </w:tcBorders>
-          </w:tcPr>
-          <w:p>
-            <w:pPr>
-              <w:spacing w:before="60" w:after="60" w:line="252" w:lineRule="auto"/>
-              <w:jc w:val="left"/>
-            </w:pPr>
-            <w:r/>
-            <w:r>
-              <w:t>762.50</w:t>
-            </w:r>
-          </w:p>
-        </w:tc>
-        <w:tc>
-          <w:tcPr>
-            <w:tcW w:type="dxa" w:w="1728"/>
-            <w:shd w:fill="F8FAFC"/>
-            <w:tcMar>
-              <w:top w:w="100" w:type="dxa"/>
-              <w:bottom w:w="100" w:type="dxa"/>
-              <w:left w:w="120" w:type="dxa"/>
-              <w:right w:w="120" w:type="dxa"/>
-            </w:tcMar>
-            <w:tcBorders>
-              <w:top w:val="single" w:sz="4" w:space="0" w:color="CCCCCC"/>
-              <w:bottom w:val="single" w:sz="4" w:space="0" w:color="CCCCCC"/>
-              <w:left w:val="single" w:sz="4" w:space="0" w:color="CCCCCC"/>
-              <w:right w:val="single" w:sz="4" w:space="0" w:color="CCCCCC"/>
-            </w:tcBorders>
-          </w:tcPr>
-          <w:p>
-            <w:pPr>
-              <w:spacing w:before="60" w:after="60" w:line="252" w:lineRule="auto"/>
-              <w:jc w:val="left"/>
-            </w:pPr>
-            <w:r/>
-            <w:r>
-              <w:rPr>
-                <w:b/>
-              </w:rPr>
-              <w:t>770.50</w:t>
-            </w:r>
-          </w:p>
-        </w:tc>
-        <w:tc>
-          <w:tcPr>
-            <w:tcW w:type="dxa" w:w="3456"/>
-            <w:shd w:fill="F8FAFC"/>
-            <w:tcMar>
-              <w:top w:w="100" w:type="dxa"/>
-              <w:bottom w:w="100" w:type="dxa"/>
-              <w:left w:w="120" w:type="dxa"/>
-              <w:right w:w="120" w:type="dxa"/>
-            </w:tcMar>
-            <w:tcBorders>
-              <w:top w:val="single" w:sz="4" w:space="0" w:color="CCCCCC"/>
-              <w:bottom w:val="single" w:sz="4" w:space="0" w:color="CCCCCC"/>
-              <w:left w:val="single" w:sz="4" w:space="0" w:color="CCCCCC"/>
-              <w:right w:val="single" w:sz="4" w:space="0" w:color="CCCCCC"/>
-            </w:tcBorders>
-          </w:tcPr>
-          <w:p>
-            <w:pPr>
-              <w:spacing w:before="60" w:after="60" w:line="252" w:lineRule="auto"/>
-              <w:jc w:val="left"/>
-            </w:pPr>
-            <w:r/>
-            <w:r>
-              <w:rPr>
-                <w:b/>
-              </w:rPr>
-              <w:t>+0.75</w:t>
-            </w:r>
-          </w:p>
-        </w:tc>
-        <w:tc>
-          <w:tcPr>
-            <w:tcW w:type="dxa" w:w="1440"/>
-            <w:shd w:fill="F8FAFC"/>
-            <w:tcMar>
-              <w:top w:w="100" w:type="dxa"/>
-              <w:bottom w:w="100" w:type="dxa"/>
-              <w:left w:w="120" w:type="dxa"/>
-              <w:right w:w="120" w:type="dxa"/>
-            </w:tcMar>
-            <w:tcBorders>
-              <w:top w:val="single" w:sz="4" w:space="0" w:color="CCCCCC"/>
-              <w:bottom w:val="single" w:sz="4" w:space="0" w:color="CCCCCC"/>
-              <w:left w:val="single" w:sz="4" w:space="0" w:color="CCCCCC"/>
-              <w:right w:val="single" w:sz="4" w:space="0" w:color="CCCCCC"/>
-            </w:tcBorders>
-          </w:tcPr>
-          <w:p>
-            <w:pPr>
-              <w:spacing w:before="60" w:after="60" w:line="252" w:lineRule="auto"/>
-              <w:jc w:val="left"/>
-            </w:pPr>
-            <w:r/>
-            <w:r>
-              <w:t>BULL</w:t>
-            </w:r>
-          </w:p>
-        </w:tc>
-      </w:tr>
-      <w:tr>
-        <w:tc>
-          <w:tcPr>
-            <w:tcW w:type="dxa" w:w="1584"/>
-            <w:shd w:fill="FFFFFF"/>
-            <w:tcMar>
-              <w:top w:w="100" w:type="dxa"/>
-              <w:bottom w:w="100" w:type="dxa"/>
-              <w:left w:w="120" w:type="dxa"/>
-              <w:right w:w="120" w:type="dxa"/>
-            </w:tcMar>
-            <w:tcBorders>
-              <w:top w:val="single" w:sz="4" w:space="0" w:color="CCCCCC"/>
-              <w:bottom w:val="single" w:sz="4" w:space="0" w:color="CCCCCC"/>
-              <w:left w:val="single" w:sz="4" w:space="0" w:color="CCCCCC"/>
-              <w:right w:val="single" w:sz="4" w:space="0" w:color="CCCCCC"/>
-            </w:tcBorders>
-          </w:tcPr>
-          <w:p>
-            <w:pPr>
-              <w:spacing w:before="60" w:after="60" w:line="252" w:lineRule="auto"/>
-              <w:jc w:val="left"/>
-            </w:pPr>
-            <w:r/>
-            <w:r>
-              <w:rPr>
-                <w:b/>
-              </w:rPr>
-              <w:t>Thu 10/09</w:t>
-            </w:r>
-          </w:p>
-        </w:tc>
-        <w:tc>
-          <w:tcPr>
-            <w:tcW w:type="dxa" w:w="864"/>
-            <w:shd w:fill="FFFFFF"/>
-            <w:tcMar>
-              <w:top w:w="100" w:type="dxa"/>
-              <w:bottom w:w="100" w:type="dxa"/>
-              <w:left w:w="120" w:type="dxa"/>
-              <w:right w:w="120" w:type="dxa"/>
-            </w:tcMar>
-            <w:tcBorders>
-              <w:top w:val="single" w:sz="4" w:space="0" w:color="CCCCCC"/>
-              <w:bottom w:val="single" w:sz="4" w:space="0" w:color="CCCCCC"/>
-              <w:left w:val="single" w:sz="4" w:space="0" w:color="CCCCCC"/>
-              <w:right w:val="single" w:sz="4" w:space="0" w:color="CCCCCC"/>
-            </w:tcBorders>
-          </w:tcPr>
-          <w:p>
-            <w:pPr>
-              <w:spacing w:before="60" w:after="60" w:line="252" w:lineRule="auto"/>
-              <w:jc w:val="left"/>
-            </w:pPr>
-            <w:r/>
-            <w:r>
-              <w:t>Pre-NY 19-21</w:t>
-            </w:r>
-          </w:p>
-        </w:tc>
-        <w:tc>
-          <w:tcPr>
-            <w:tcW w:type="dxa" w:w="1440"/>
-            <w:shd w:fill="FFFFFF"/>
-            <w:tcMar>
-              <w:top w:w="100" w:type="dxa"/>
-              <w:bottom w:w="100" w:type="dxa"/>
-              <w:left w:w="120" w:type="dxa"/>
-              <w:right w:w="120" w:type="dxa"/>
-            </w:tcMar>
-            <w:tcBorders>
-              <w:top w:val="single" w:sz="4" w:space="0" w:color="CCCCCC"/>
-              <w:bottom w:val="single" w:sz="4" w:space="0" w:color="CCCCCC"/>
-              <w:left w:val="single" w:sz="4" w:space="0" w:color="CCCCCC"/>
-              <w:right w:val="single" w:sz="4" w:space="0" w:color="CCCCCC"/>
-            </w:tcBorders>
-          </w:tcPr>
-          <w:p>
-            <w:pPr>
-              <w:spacing w:before="60" w:after="60" w:line="252" w:lineRule="auto"/>
-              <w:jc w:val="left"/>
-            </w:pPr>
-            <w:r/>
-            <w:r>
-              <w:t>770.50</w:t>
-            </w:r>
-          </w:p>
-        </w:tc>
-        <w:tc>
-          <w:tcPr>
-            <w:tcW w:type="dxa" w:w="2016"/>
-            <w:shd w:fill="FFFFFF"/>
-            <w:tcMar>
-              <w:top w:w="100" w:type="dxa"/>
-              <w:bottom w:w="100" w:type="dxa"/>
-              <w:left w:w="120" w:type="dxa"/>
-              <w:right w:w="120" w:type="dxa"/>
-            </w:tcMar>
-            <w:tcBorders>
-              <w:top w:val="single" w:sz="4" w:space="0" w:color="CCCCCC"/>
-              <w:bottom w:val="single" w:sz="4" w:space="0" w:color="CCCCCC"/>
-              <w:left w:val="single" w:sz="4" w:space="0" w:color="CCCCCC"/>
-              <w:right w:val="single" w:sz="4" w:space="0" w:color="CCCCCC"/>
-            </w:tcBorders>
-          </w:tcPr>
-          <w:p>
-            <w:pPr>
-              <w:spacing w:before="60" w:after="60" w:line="252" w:lineRule="auto"/>
-              <w:jc w:val="left"/>
-            </w:pPr>
-            <w:r/>
-            <w:r>
-              <w:t>777.00</w:t>
-            </w:r>
-          </w:p>
-        </w:tc>
-        <w:tc>
-          <w:tcPr>
-            <w:tcW w:type="dxa" w:w="1152"/>
-            <w:shd w:fill="FFFFFF"/>
-            <w:tcMar>
-              <w:top w:w="100" w:type="dxa"/>
-              <w:bottom w:w="100" w:type="dxa"/>
-              <w:left w:w="120" w:type="dxa"/>
-              <w:right w:w="120" w:type="dxa"/>
-            </w:tcMar>
-            <w:tcBorders>
-              <w:top w:val="single" w:sz="4" w:space="0" w:color="CCCCCC"/>
-              <w:bottom w:val="single" w:sz="4" w:space="0" w:color="CCCCCC"/>
-              <w:left w:val="single" w:sz="4" w:space="0" w:color="CCCCCC"/>
-              <w:right w:val="single" w:sz="4" w:space="0" w:color="CCCCCC"/>
-            </w:tcBorders>
-          </w:tcPr>
-          <w:p>
-            <w:pPr>
-              <w:spacing w:before="60" w:after="60" w:line="252" w:lineRule="auto"/>
-              <w:jc w:val="left"/>
-            </w:pPr>
-            <w:r/>
-            <w:r>
-              <w:t>762.00</w:t>
-            </w:r>
-          </w:p>
-        </w:tc>
-        <w:tc>
-          <w:tcPr>
-            <w:tcW w:type="dxa" w:w="1728"/>
-            <w:shd w:fill="FFFFFF"/>
-            <w:tcMar>
-              <w:top w:w="100" w:type="dxa"/>
-              <w:bottom w:w="100" w:type="dxa"/>
-              <w:left w:w="120" w:type="dxa"/>
-              <w:right w:w="120" w:type="dxa"/>
-            </w:tcMar>
-            <w:tcBorders>
-              <w:top w:val="single" w:sz="4" w:space="0" w:color="CCCCCC"/>
-              <w:bottom w:val="single" w:sz="4" w:space="0" w:color="CCCCCC"/>
-              <w:left w:val="single" w:sz="4" w:space="0" w:color="CCCCCC"/>
-              <w:right w:val="single" w:sz="4" w:space="0" w:color="CCCCCC"/>
-            </w:tcBorders>
-          </w:tcPr>
-          <w:p>
-            <w:pPr>
-              <w:spacing w:before="60" w:after="60" w:line="252" w:lineRule="auto"/>
-              <w:jc w:val="left"/>
-            </w:pPr>
-            <w:r/>
-            <w:r>
-              <w:rPr>
-                <w:b/>
-              </w:rPr>
-              <w:t>771.00</w:t>
-            </w:r>
-          </w:p>
-        </w:tc>
-        <w:tc>
-          <w:tcPr>
-            <w:tcW w:type="dxa" w:w="3456"/>
-            <w:shd w:fill="FFFFFF"/>
-            <w:tcMar>
-              <w:top w:w="100" w:type="dxa"/>
-              <w:bottom w:w="100" w:type="dxa"/>
-              <w:left w:w="120" w:type="dxa"/>
-              <w:right w:w="120" w:type="dxa"/>
-            </w:tcMar>
-            <w:tcBorders>
-              <w:top w:val="single" w:sz="4" w:space="0" w:color="CCCCCC"/>
-              <w:bottom w:val="single" w:sz="4" w:space="0" w:color="CCCCCC"/>
-              <w:left w:val="single" w:sz="4" w:space="0" w:color="CCCCCC"/>
-              <w:right w:val="single" w:sz="4" w:space="0" w:color="CCCCCC"/>
-            </w:tcBorders>
-          </w:tcPr>
-          <w:p>
-            <w:pPr>
-              <w:spacing w:before="60" w:after="60" w:line="252" w:lineRule="auto"/>
-              <w:jc w:val="left"/>
-            </w:pPr>
-            <w:r/>
-            <w:r>
-              <w:rPr>
-                <w:b/>
-              </w:rPr>
-              <w:t>+0.50</w:t>
-            </w:r>
-          </w:p>
-        </w:tc>
-        <w:tc>
-          <w:tcPr>
-            <w:tcW w:type="dxa" w:w="1440"/>
-            <w:shd w:fill="FFFFFF"/>
-            <w:tcMar>
-              <w:top w:w="100" w:type="dxa"/>
-              <w:bottom w:w="100" w:type="dxa"/>
-              <w:left w:w="120" w:type="dxa"/>
-              <w:right w:w="120" w:type="dxa"/>
-            </w:tcMar>
-            <w:tcBorders>
-              <w:top w:val="single" w:sz="4" w:space="0" w:color="CCCCCC"/>
-              <w:bottom w:val="single" w:sz="4" w:space="0" w:color="CCCCCC"/>
-              <w:left w:val="single" w:sz="4" w:space="0" w:color="CCCCCC"/>
-              <w:right w:val="single" w:sz="4" w:space="0" w:color="CCCCCC"/>
-            </w:tcBorders>
-          </w:tcPr>
-          <w:p>
-            <w:pPr>
-              <w:spacing w:before="60" w:after="60" w:line="252" w:lineRule="auto"/>
-              <w:jc w:val="left"/>
-            </w:pPr>
-            <w:r/>
-            <w:r>
-              <w:t>BULL</w:t>
-            </w:r>
-          </w:p>
-        </w:tc>
-      </w:tr>
-      <w:tr>
-        <w:tc>
-          <w:tcPr>
-            <w:tcW w:type="dxa" w:w="1584"/>
-            <w:shd w:fill="F8FAFC"/>
-            <w:tcMar>
-              <w:top w:w="100" w:type="dxa"/>
-              <w:bottom w:w="100" w:type="dxa"/>
-              <w:left w:w="120" w:type="dxa"/>
-              <w:right w:w="120" w:type="dxa"/>
-            </w:tcMar>
-            <w:tcBorders>
-              <w:top w:val="single" w:sz="4" w:space="0" w:color="CCCCCC"/>
-              <w:bottom w:val="single" w:sz="4" w:space="0" w:color="CCCCCC"/>
-              <w:left w:val="single" w:sz="4" w:space="0" w:color="CCCCCC"/>
-              <w:right w:val="single" w:sz="4" w:space="0" w:color="CCCCCC"/>
-            </w:tcBorders>
-          </w:tcPr>
-          <w:p>
-            <w:pPr>
-              <w:spacing w:before="60" w:after="60" w:line="252" w:lineRule="auto"/>
-              <w:jc w:val="left"/>
-            </w:pPr>
-            <w:r/>
-            <w:r>
-              <w:rPr>
-                <w:b/>
-              </w:rPr>
-              <w:t>Thu 10/09</w:t>
-            </w:r>
-          </w:p>
-        </w:tc>
-        <w:tc>
-          <w:tcPr>
-            <w:tcW w:type="dxa" w:w="864"/>
-            <w:shd w:fill="F8FAFC"/>
-            <w:tcMar>
-              <w:top w:w="100" w:type="dxa"/>
-              <w:bottom w:w="100" w:type="dxa"/>
-              <w:left w:w="120" w:type="dxa"/>
-              <w:right w:w="120" w:type="dxa"/>
-            </w:tcMar>
-            <w:tcBorders>
-              <w:top w:val="single" w:sz="4" w:space="0" w:color="CCCCCC"/>
-              <w:bottom w:val="single" w:sz="4" w:space="0" w:color="CCCCCC"/>
-              <w:left w:val="single" w:sz="4" w:space="0" w:color="CCCCCC"/>
-              <w:right w:val="single" w:sz="4" w:space="0" w:color="CCCCCC"/>
-            </w:tcBorders>
-          </w:tcPr>
-          <w:p>
-            <w:pPr>
-              <w:spacing w:before="60" w:after="60" w:line="252" w:lineRule="auto"/>
-              <w:jc w:val="left"/>
-            </w:pPr>
-            <w:r/>
-            <w:r>
-              <w:t>NY Open 21-23</w:t>
-            </w:r>
-          </w:p>
-        </w:tc>
-        <w:tc>
-          <w:tcPr>
-            <w:tcW w:type="dxa" w:w="1440"/>
-            <w:shd w:fill="F8FAFC"/>
-            <w:tcMar>
-              <w:top w:w="100" w:type="dxa"/>
-              <w:bottom w:w="100" w:type="dxa"/>
-              <w:left w:w="120" w:type="dxa"/>
-              <w:right w:w="120" w:type="dxa"/>
-            </w:tcMar>
-            <w:tcBorders>
-              <w:top w:val="single" w:sz="4" w:space="0" w:color="CCCCCC"/>
-              <w:bottom w:val="single" w:sz="4" w:space="0" w:color="CCCCCC"/>
-              <w:left w:val="single" w:sz="4" w:space="0" w:color="CCCCCC"/>
-              <w:right w:val="single" w:sz="4" w:space="0" w:color="CCCCCC"/>
-            </w:tcBorders>
-          </w:tcPr>
-          <w:p>
-            <w:pPr>
-              <w:spacing w:before="60" w:after="60" w:line="252" w:lineRule="auto"/>
-              <w:jc w:val="left"/>
-            </w:pPr>
-            <w:r/>
-            <w:r>
-              <w:t>771.00</w:t>
-            </w:r>
-          </w:p>
-        </w:tc>
-        <w:tc>
-          <w:tcPr>
-            <w:tcW w:type="dxa" w:w="2016"/>
-            <w:shd w:fill="F8FAFC"/>
-            <w:tcMar>
-              <w:top w:w="100" w:type="dxa"/>
-              <w:bottom w:w="100" w:type="dxa"/>
-              <w:left w:w="120" w:type="dxa"/>
-              <w:right w:w="120" w:type="dxa"/>
-            </w:tcMar>
-            <w:tcBorders>
-              <w:top w:val="single" w:sz="4" w:space="0" w:color="CCCCCC"/>
-              <w:bottom w:val="single" w:sz="4" w:space="0" w:color="CCCCCC"/>
-              <w:left w:val="single" w:sz="4" w:space="0" w:color="CCCCCC"/>
-              <w:right w:val="single" w:sz="4" w:space="0" w:color="CCCCCC"/>
-            </w:tcBorders>
-          </w:tcPr>
-          <w:p>
-            <w:pPr>
-              <w:spacing w:before="60" w:after="60" w:line="252" w:lineRule="auto"/>
-              <w:jc w:val="left"/>
-            </w:pPr>
-            <w:r/>
-            <w:r>
-              <w:t>782.00</w:t>
-            </w:r>
-          </w:p>
-        </w:tc>
-        <w:tc>
-          <w:tcPr>
-            <w:tcW w:type="dxa" w:w="1152"/>
-            <w:shd w:fill="F8FAFC"/>
-            <w:tcMar>
-              <w:top w:w="100" w:type="dxa"/>
-              <w:bottom w:w="100" w:type="dxa"/>
-              <w:left w:w="120" w:type="dxa"/>
-              <w:right w:w="120" w:type="dxa"/>
-            </w:tcMar>
-            <w:tcBorders>
-              <w:top w:val="single" w:sz="4" w:space="0" w:color="CCCCCC"/>
-              <w:bottom w:val="single" w:sz="4" w:space="0" w:color="CCCCCC"/>
-              <w:left w:val="single" w:sz="4" w:space="0" w:color="CCCCCC"/>
-              <w:right w:val="single" w:sz="4" w:space="0" w:color="CCCCCC"/>
-            </w:tcBorders>
-          </w:tcPr>
-          <w:p>
-            <w:pPr>
-              <w:spacing w:before="60" w:after="60" w:line="252" w:lineRule="auto"/>
-              <w:jc w:val="left"/>
-            </w:pPr>
-            <w:r/>
-            <w:r>
-              <w:t>759.25</w:t>
-            </w:r>
-          </w:p>
-        </w:tc>
-        <w:tc>
-          <w:tcPr>
-            <w:tcW w:type="dxa" w:w="1728"/>
-            <w:shd w:fill="F8FAFC"/>
-            <w:tcMar>
-              <w:top w:w="100" w:type="dxa"/>
-              <w:bottom w:w="100" w:type="dxa"/>
-              <w:left w:w="120" w:type="dxa"/>
-              <w:right w:w="120" w:type="dxa"/>
-            </w:tcMar>
-            <w:tcBorders>
-              <w:top w:val="single" w:sz="4" w:space="0" w:color="CCCCCC"/>
-              <w:bottom w:val="single" w:sz="4" w:space="0" w:color="CCCCCC"/>
-              <w:left w:val="single" w:sz="4" w:space="0" w:color="CCCCCC"/>
-              <w:right w:val="single" w:sz="4" w:space="0" w:color="CCCCCC"/>
-            </w:tcBorders>
-          </w:tcPr>
-          <w:p>
-            <w:pPr>
-              <w:spacing w:before="60" w:after="60" w:line="252" w:lineRule="auto"/>
-              <w:jc w:val="left"/>
-            </w:pPr>
-            <w:r/>
-            <w:r>
-              <w:rPr>
-                <w:b/>
-              </w:rPr>
-              <w:t>774.50</w:t>
-            </w:r>
-          </w:p>
-        </w:tc>
-        <w:tc>
-          <w:tcPr>
-            <w:tcW w:type="dxa" w:w="3456"/>
-            <w:shd w:fill="F8FAFC"/>
-            <w:tcMar>
-              <w:top w:w="100" w:type="dxa"/>
-              <w:bottom w:w="100" w:type="dxa"/>
-              <w:left w:w="120" w:type="dxa"/>
-              <w:right w:w="120" w:type="dxa"/>
-            </w:tcMar>
-            <w:tcBorders>
-              <w:top w:val="single" w:sz="4" w:space="0" w:color="CCCCCC"/>
-              <w:bottom w:val="single" w:sz="4" w:space="0" w:color="CCCCCC"/>
-              <w:left w:val="single" w:sz="4" w:space="0" w:color="CCCCCC"/>
-              <w:right w:val="single" w:sz="4" w:space="0" w:color="CCCCCC"/>
-            </w:tcBorders>
-          </w:tcPr>
-          <w:p>
-            <w:pPr>
-              <w:spacing w:before="60" w:after="60" w:line="252" w:lineRule="auto"/>
-              <w:jc w:val="left"/>
-            </w:pPr>
-            <w:r/>
-            <w:r>
-              <w:rPr>
-                <w:b/>
-              </w:rPr>
-              <w:t>+3.50</w:t>
-            </w:r>
-          </w:p>
-        </w:tc>
-        <w:tc>
-          <w:tcPr>
-            <w:tcW w:type="dxa" w:w="1440"/>
-            <w:shd w:fill="F8FAFC"/>
-            <w:tcMar>
-              <w:top w:w="100" w:type="dxa"/>
-              <w:bottom w:w="100" w:type="dxa"/>
-              <w:left w:w="120" w:type="dxa"/>
-              <w:right w:w="120" w:type="dxa"/>
-            </w:tcMar>
-            <w:tcBorders>
-              <w:top w:val="single" w:sz="4" w:space="0" w:color="CCCCCC"/>
-              <w:bottom w:val="single" w:sz="4" w:space="0" w:color="CCCCCC"/>
-              <w:left w:val="single" w:sz="4" w:space="0" w:color="CCCCCC"/>
-              <w:right w:val="single" w:sz="4" w:space="0" w:color="CCCCCC"/>
-            </w:tcBorders>
-          </w:tcPr>
-          <w:p>
-            <w:pPr>
-              <w:spacing w:before="60" w:after="60" w:line="252" w:lineRule="auto"/>
-              <w:jc w:val="left"/>
-            </w:pPr>
-            <w:r/>
-            <w:r>
-              <w:t>BULL</w:t>
-            </w:r>
-          </w:p>
-        </w:tc>
-      </w:tr>
-      <w:tr>
-        <w:tc>
-          <w:tcPr>
-            <w:tcW w:type="dxa" w:w="1584"/>
-            <w:shd w:fill="FFFFFF"/>
-            <w:tcMar>
-              <w:top w:w="100" w:type="dxa"/>
-              <w:bottom w:w="100" w:type="dxa"/>
-              <w:left w:w="120" w:type="dxa"/>
-              <w:right w:w="120" w:type="dxa"/>
-            </w:tcMar>
-            <w:tcBorders>
-              <w:top w:val="single" w:sz="4" w:space="0" w:color="CCCCCC"/>
-              <w:bottom w:val="single" w:sz="4" w:space="0" w:color="CCCCCC"/>
-              <w:left w:val="single" w:sz="4" w:space="0" w:color="CCCCCC"/>
-              <w:right w:val="single" w:sz="4" w:space="0" w:color="CCCCCC"/>
-            </w:tcBorders>
-          </w:tcPr>
-          <w:p>
-            <w:pPr>
-              <w:spacing w:before="60" w:after="60" w:line="252" w:lineRule="auto"/>
-              <w:jc w:val="left"/>
-            </w:pPr>
-            <w:r/>
-            <w:r>
-              <w:rPr>
-                <w:b/>
-              </w:rPr>
-              <w:t>Thu 10/09</w:t>
-            </w:r>
-          </w:p>
-        </w:tc>
-        <w:tc>
-          <w:tcPr>
-            <w:tcW w:type="dxa" w:w="864"/>
-            <w:shd w:fill="FFFFFF"/>
-            <w:tcMar>
-              <w:top w:w="100" w:type="dxa"/>
-              <w:bottom w:w="100" w:type="dxa"/>
-              <w:left w:w="120" w:type="dxa"/>
-              <w:right w:w="120" w:type="dxa"/>
-            </w:tcMar>
-            <w:tcBorders>
-              <w:top w:val="single" w:sz="4" w:space="0" w:color="CCCCCC"/>
-              <w:bottom w:val="single" w:sz="4" w:space="0" w:color="CCCCCC"/>
-              <w:left w:val="single" w:sz="4" w:space="0" w:color="CCCCCC"/>
-              <w:right w:val="single" w:sz="4" w:space="0" w:color="CCCCCC"/>
-            </w:tcBorders>
-          </w:tcPr>
-          <w:p>
-            <w:pPr>
-              <w:spacing w:before="60" w:after="60" w:line="252" w:lineRule="auto"/>
-              <w:jc w:val="left"/>
-            </w:pPr>
-            <w:r/>
-            <w:r>
-              <w:t>NY Close 23-01</w:t>
-            </w:r>
-          </w:p>
-        </w:tc>
-        <w:tc>
-          <w:tcPr>
-            <w:tcW w:type="dxa" w:w="1440"/>
-            <w:shd w:fill="FFFFFF"/>
-            <w:tcMar>
-              <w:top w:w="100" w:type="dxa"/>
-              <w:bottom w:w="100" w:type="dxa"/>
-              <w:left w:w="120" w:type="dxa"/>
-              <w:right w:w="120" w:type="dxa"/>
-            </w:tcMar>
-            <w:tcBorders>
-              <w:top w:val="single" w:sz="4" w:space="0" w:color="CCCCCC"/>
-              <w:bottom w:val="single" w:sz="4" w:space="0" w:color="CCCCCC"/>
-              <w:left w:val="single" w:sz="4" w:space="0" w:color="CCCCCC"/>
-              <w:right w:val="single" w:sz="4" w:space="0" w:color="CCCCCC"/>
-            </w:tcBorders>
-          </w:tcPr>
-          <w:p>
-            <w:pPr>
-              <w:spacing w:before="60" w:after="60" w:line="252" w:lineRule="auto"/>
-              <w:jc w:val="left"/>
-            </w:pPr>
-            <w:r/>
-            <w:r>
-              <w:t>774.50</w:t>
-            </w:r>
-          </w:p>
-        </w:tc>
-        <w:tc>
-          <w:tcPr>
-            <w:tcW w:type="dxa" w:w="2016"/>
-            <w:shd w:fill="FFFFFF"/>
-            <w:tcMar>
-              <w:top w:w="100" w:type="dxa"/>
-              <w:bottom w:w="100" w:type="dxa"/>
-              <w:left w:w="120" w:type="dxa"/>
-              <w:right w:w="120" w:type="dxa"/>
-            </w:tcMar>
-            <w:tcBorders>
-              <w:top w:val="single" w:sz="4" w:space="0" w:color="CCCCCC"/>
-              <w:bottom w:val="single" w:sz="4" w:space="0" w:color="CCCCCC"/>
-              <w:left w:val="single" w:sz="4" w:space="0" w:color="CCCCCC"/>
-              <w:right w:val="single" w:sz="4" w:space="0" w:color="CCCCCC"/>
-            </w:tcBorders>
-          </w:tcPr>
-          <w:p>
-            <w:pPr>
-              <w:spacing w:before="60" w:after="60" w:line="252" w:lineRule="auto"/>
-              <w:jc w:val="left"/>
-            </w:pPr>
-            <w:r/>
-            <w:r>
-              <w:t>780.00</w:t>
-            </w:r>
-          </w:p>
-        </w:tc>
-        <w:tc>
-          <w:tcPr>
-            <w:tcW w:type="dxa" w:w="1152"/>
-            <w:shd w:fill="FFFFFF"/>
-            <w:tcMar>
-              <w:top w:w="100" w:type="dxa"/>
-              <w:bottom w:w="100" w:type="dxa"/>
-              <w:left w:w="120" w:type="dxa"/>
-              <w:right w:w="120" w:type="dxa"/>
-            </w:tcMar>
-            <w:tcBorders>
-              <w:top w:val="single" w:sz="4" w:space="0" w:color="CCCCCC"/>
-              <w:bottom w:val="single" w:sz="4" w:space="0" w:color="CCCCCC"/>
-              <w:left w:val="single" w:sz="4" w:space="0" w:color="CCCCCC"/>
-              <w:right w:val="single" w:sz="4" w:space="0" w:color="CCCCCC"/>
-            </w:tcBorders>
-          </w:tcPr>
-          <w:p>
-            <w:pPr>
-              <w:spacing w:before="60" w:after="60" w:line="252" w:lineRule="auto"/>
-              <w:jc w:val="left"/>
-            </w:pPr>
-            <w:r/>
-            <w:r>
-              <w:t>766.75</w:t>
-            </w:r>
-          </w:p>
-        </w:tc>
-        <w:tc>
-          <w:tcPr>
-            <w:tcW w:type="dxa" w:w="1728"/>
-            <w:shd w:fill="FFFFFF"/>
-            <w:tcMar>
-              <w:top w:w="100" w:type="dxa"/>
-              <w:bottom w:w="100" w:type="dxa"/>
-              <w:left w:w="120" w:type="dxa"/>
-              <w:right w:w="120" w:type="dxa"/>
-            </w:tcMar>
-            <w:tcBorders>
-              <w:top w:val="single" w:sz="4" w:space="0" w:color="CCCCCC"/>
-              <w:bottom w:val="single" w:sz="4" w:space="0" w:color="CCCCCC"/>
-              <w:left w:val="single" w:sz="4" w:space="0" w:color="CCCCCC"/>
-              <w:right w:val="single" w:sz="4" w:space="0" w:color="CCCCCC"/>
-            </w:tcBorders>
-          </w:tcPr>
-          <w:p>
-            <w:pPr>
-              <w:spacing w:before="60" w:after="60" w:line="252" w:lineRule="auto"/>
-              <w:jc w:val="left"/>
-            </w:pPr>
-            <w:r/>
-            <w:r>
-              <w:rPr>
-                <w:b/>
-              </w:rPr>
-              <w:t>775.25</w:t>
-            </w:r>
-          </w:p>
-        </w:tc>
-        <w:tc>
-          <w:tcPr>
-            <w:tcW w:type="dxa" w:w="3456"/>
-            <w:shd w:fill="FFFFFF"/>
-            <w:tcMar>
-              <w:top w:w="100" w:type="dxa"/>
-              <w:bottom w:w="100" w:type="dxa"/>
-              <w:left w:w="120" w:type="dxa"/>
-              <w:right w:w="120" w:type="dxa"/>
-            </w:tcMar>
-            <w:tcBorders>
-              <w:top w:val="single" w:sz="4" w:space="0" w:color="CCCCCC"/>
-              <w:bottom w:val="single" w:sz="4" w:space="0" w:color="CCCCCC"/>
-              <w:left w:val="single" w:sz="4" w:space="0" w:color="CCCCCC"/>
-              <w:right w:val="single" w:sz="4" w:space="0" w:color="CCCCCC"/>
-            </w:tcBorders>
-          </w:tcPr>
-          <w:p>
-            <w:pPr>
-              <w:spacing w:before="60" w:after="60" w:line="252" w:lineRule="auto"/>
-              <w:jc w:val="left"/>
-            </w:pPr>
-            <w:r/>
-            <w:r>
-              <w:rPr>
-                <w:b/>
-              </w:rPr>
-              <w:t>+0.75</w:t>
-            </w:r>
-          </w:p>
-        </w:tc>
-        <w:tc>
-          <w:tcPr>
-            <w:tcW w:type="dxa" w:w="1440"/>
-            <w:shd w:fill="FFFFFF"/>
-            <w:tcMar>
-              <w:top w:w="100" w:type="dxa"/>
-              <w:bottom w:w="100" w:type="dxa"/>
-              <w:left w:w="120" w:type="dxa"/>
-              <w:right w:w="120" w:type="dxa"/>
-            </w:tcMar>
-            <w:tcBorders>
-              <w:top w:val="single" w:sz="4" w:space="0" w:color="CCCCCC"/>
-              <w:bottom w:val="single" w:sz="4" w:space="0" w:color="CCCCCC"/>
-              <w:left w:val="single" w:sz="4" w:space="0" w:color="CCCCCC"/>
-              <w:right w:val="single" w:sz="4" w:space="0" w:color="CCCCCC"/>
-            </w:tcBorders>
-          </w:tcPr>
-          <w:p>
-            <w:pPr>
-              <w:spacing w:before="60" w:after="60" w:line="252" w:lineRule="auto"/>
-              <w:jc w:val="left"/>
-            </w:pPr>
-            <w:r/>
-            <w:r>
-              <w:t>BULL</w:t>
-            </w:r>
-          </w:p>
-        </w:tc>
-      </w:tr>
-      <w:tr>
-        <w:tc>
-          <w:tcPr>
-            <w:tcW w:type="dxa" w:w="1584"/>
-            <w:shd w:fill="F8FAFC"/>
-            <w:tcMar>
-              <w:top w:w="100" w:type="dxa"/>
-              <w:bottom w:w="100" w:type="dxa"/>
-              <w:left w:w="120" w:type="dxa"/>
-              <w:right w:w="120" w:type="dxa"/>
-            </w:tcMar>
-            <w:tcBorders>
-              <w:top w:val="single" w:sz="4" w:space="0" w:color="CCCCCC"/>
-              <w:bottom w:val="single" w:sz="4" w:space="0" w:color="CCCCCC"/>
-              <w:left w:val="single" w:sz="4" w:space="0" w:color="CCCCCC"/>
-              <w:right w:val="single" w:sz="4" w:space="0" w:color="CCCCCC"/>
-            </w:tcBorders>
-          </w:tcPr>
-          <w:p>
-            <w:pPr>
-              <w:spacing w:before="60" w:after="60" w:line="252" w:lineRule="auto"/>
-              <w:jc w:val="left"/>
-            </w:pPr>
-            <w:r/>
-            <w:r>
-              <w:rPr>
-                <w:b/>
-              </w:rPr>
-              <w:t>Fri 11/09</w:t>
-            </w:r>
-          </w:p>
-        </w:tc>
-        <w:tc>
-          <w:tcPr>
-            <w:tcW w:type="dxa" w:w="864"/>
-            <w:shd w:fill="F8FAFC"/>
-            <w:tcMar>
-              <w:top w:w="100" w:type="dxa"/>
-              <w:bottom w:w="100" w:type="dxa"/>
-              <w:left w:w="120" w:type="dxa"/>
-              <w:right w:w="120" w:type="dxa"/>
-            </w:tcMar>
-            <w:tcBorders>
-              <w:top w:val="single" w:sz="4" w:space="0" w:color="CCCCCC"/>
-              <w:bottom w:val="single" w:sz="4" w:space="0" w:color="CCCCCC"/>
-              <w:left w:val="single" w:sz="4" w:space="0" w:color="CCCCCC"/>
-              <w:right w:val="single" w:sz="4" w:space="0" w:color="CCCCCC"/>
-            </w:tcBorders>
-          </w:tcPr>
-          <w:p>
-            <w:pPr>
-              <w:spacing w:before="60" w:after="60" w:line="252" w:lineRule="auto"/>
-              <w:jc w:val="left"/>
-            </w:pPr>
-            <w:r/>
-            <w:r>
-              <w:t>Asia 07-11</w:t>
-            </w:r>
-          </w:p>
-        </w:tc>
-        <w:tc>
-          <w:tcPr>
-            <w:tcW w:type="dxa" w:w="1440"/>
-            <w:shd w:fill="F8FAFC"/>
-            <w:tcMar>
-              <w:top w:w="100" w:type="dxa"/>
-              <w:bottom w:w="100" w:type="dxa"/>
-              <w:left w:w="120" w:type="dxa"/>
-              <w:right w:w="120" w:type="dxa"/>
-            </w:tcMar>
-            <w:tcBorders>
-              <w:top w:val="single" w:sz="4" w:space="0" w:color="CCCCCC"/>
-              <w:bottom w:val="single" w:sz="4" w:space="0" w:color="CCCCCC"/>
-              <w:left w:val="single" w:sz="4" w:space="0" w:color="CCCCCC"/>
-              <w:right w:val="single" w:sz="4" w:space="0" w:color="CCCCCC"/>
-            </w:tcBorders>
-          </w:tcPr>
-          <w:p>
-            <w:pPr>
-              <w:spacing w:before="60" w:after="60" w:line="252" w:lineRule="auto"/>
-              <w:jc w:val="left"/>
-            </w:pPr>
-            <w:r/>
-            <w:r>
-              <w:t>775.25</w:t>
-            </w:r>
-          </w:p>
-        </w:tc>
-        <w:tc>
-          <w:tcPr>
-            <w:tcW w:type="dxa" w:w="2016"/>
-            <w:shd w:fill="F8FAFC"/>
-            <w:tcMar>
-              <w:top w:w="100" w:type="dxa"/>
-              <w:bottom w:w="100" w:type="dxa"/>
-              <w:left w:w="120" w:type="dxa"/>
-              <w:right w:w="120" w:type="dxa"/>
-            </w:tcMar>
-            <w:tcBorders>
-              <w:top w:val="single" w:sz="4" w:space="0" w:color="CCCCCC"/>
-              <w:bottom w:val="single" w:sz="4" w:space="0" w:color="CCCCCC"/>
-              <w:left w:val="single" w:sz="4" w:space="0" w:color="CCCCCC"/>
-              <w:right w:val="single" w:sz="4" w:space="0" w:color="CCCCCC"/>
-            </w:tcBorders>
-          </w:tcPr>
-          <w:p>
-            <w:pPr>
-              <w:spacing w:before="60" w:after="60" w:line="252" w:lineRule="auto"/>
-              <w:jc w:val="left"/>
-            </w:pPr>
-            <w:r/>
-            <w:r>
-              <w:t>784.50</w:t>
-            </w:r>
-          </w:p>
-        </w:tc>
-        <w:tc>
-          <w:tcPr>
-            <w:tcW w:type="dxa" w:w="1152"/>
-            <w:shd w:fill="F8FAFC"/>
-            <w:tcMar>
-              <w:top w:w="100" w:type="dxa"/>
-              <w:bottom w:w="100" w:type="dxa"/>
-              <w:left w:w="120" w:type="dxa"/>
-              <w:right w:w="120" w:type="dxa"/>
-            </w:tcMar>
-            <w:tcBorders>
-              <w:top w:val="single" w:sz="4" w:space="0" w:color="CCCCCC"/>
-              <w:bottom w:val="single" w:sz="4" w:space="0" w:color="CCCCCC"/>
-              <w:left w:val="single" w:sz="4" w:space="0" w:color="CCCCCC"/>
-              <w:right w:val="single" w:sz="4" w:space="0" w:color="CCCCCC"/>
-            </w:tcBorders>
-          </w:tcPr>
-          <w:p>
-            <w:pPr>
-              <w:spacing w:before="60" w:after="60" w:line="252" w:lineRule="auto"/>
-              <w:jc w:val="left"/>
-            </w:pPr>
-            <w:r/>
-            <w:r>
-              <w:t>768.75</w:t>
-            </w:r>
-          </w:p>
-        </w:tc>
-        <w:tc>
-          <w:tcPr>
-            <w:tcW w:type="dxa" w:w="1728"/>
-            <w:shd w:fill="F8FAFC"/>
-            <w:tcMar>
-              <w:top w:w="100" w:type="dxa"/>
-              <w:bottom w:w="100" w:type="dxa"/>
-              <w:left w:w="120" w:type="dxa"/>
-              <w:right w:w="120" w:type="dxa"/>
-            </w:tcMar>
-            <w:tcBorders>
-              <w:top w:val="single" w:sz="4" w:space="0" w:color="CCCCCC"/>
-              <w:bottom w:val="single" w:sz="4" w:space="0" w:color="CCCCCC"/>
-              <w:left w:val="single" w:sz="4" w:space="0" w:color="CCCCCC"/>
-              <w:right w:val="single" w:sz="4" w:space="0" w:color="CCCCCC"/>
-            </w:tcBorders>
-          </w:tcPr>
-          <w:p>
-            <w:pPr>
-              <w:spacing w:before="60" w:after="60" w:line="252" w:lineRule="auto"/>
-              <w:jc w:val="left"/>
-            </w:pPr>
-            <w:r/>
-            <w:r>
-              <w:rPr>
-                <w:b/>
-              </w:rPr>
-              <w:t>774.50</w:t>
-            </w:r>
-          </w:p>
-        </w:tc>
-        <w:tc>
-          <w:tcPr>
-            <w:tcW w:type="dxa" w:w="3456"/>
-            <w:shd w:fill="F8FAFC"/>
-            <w:tcMar>
-              <w:top w:w="100" w:type="dxa"/>
-              <w:bottom w:w="100" w:type="dxa"/>
-              <w:left w:w="120" w:type="dxa"/>
-              <w:right w:w="120" w:type="dxa"/>
-            </w:tcMar>
-            <w:tcBorders>
-              <w:top w:val="single" w:sz="4" w:space="0" w:color="CCCCCC"/>
-              <w:bottom w:val="single" w:sz="4" w:space="0" w:color="CCCCCC"/>
-              <w:left w:val="single" w:sz="4" w:space="0" w:color="CCCCCC"/>
-              <w:right w:val="single" w:sz="4" w:space="0" w:color="CCCCCC"/>
-            </w:tcBorders>
-          </w:tcPr>
-          <w:p>
-            <w:pPr>
-              <w:spacing w:before="60" w:after="60" w:line="252" w:lineRule="auto"/>
-              <w:jc w:val="left"/>
-            </w:pPr>
-            <w:r/>
-            <w:r>
-              <w:rPr>
-                <w:b/>
-              </w:rPr>
-              <w:t>-0.75</w:t>
-            </w:r>
-          </w:p>
-        </w:tc>
-        <w:tc>
-          <w:tcPr>
-            <w:tcW w:type="dxa" w:w="1440"/>
-            <w:shd w:fill="F8FAFC"/>
-            <w:tcMar>
-              <w:top w:w="100" w:type="dxa"/>
-              <w:bottom w:w="100" w:type="dxa"/>
-              <w:left w:w="120" w:type="dxa"/>
-              <w:right w:w="120" w:type="dxa"/>
-            </w:tcMar>
-            <w:tcBorders>
-              <w:top w:val="single" w:sz="4" w:space="0" w:color="CCCCCC"/>
-              <w:bottom w:val="single" w:sz="4" w:space="0" w:color="CCCCCC"/>
-              <w:left w:val="single" w:sz="4" w:space="0" w:color="CCCCCC"/>
-              <w:right w:val="single" w:sz="4" w:space="0" w:color="CCCCCC"/>
-            </w:tcBorders>
-          </w:tcPr>
-          <w:p>
-            <w:pPr>
-              <w:spacing w:before="60" w:after="60" w:line="252" w:lineRule="auto"/>
-              <w:jc w:val="left"/>
-            </w:pPr>
-            <w:r/>
-            <w:r>
-              <w:t>BEAR</w:t>
-            </w:r>
-          </w:p>
-        </w:tc>
-      </w:tr>
-      <w:tr>
-        <w:tc>
-          <w:tcPr>
-            <w:tcW w:type="dxa" w:w="1584"/>
-            <w:shd w:fill="FFFFFF"/>
-            <w:tcMar>
-              <w:top w:w="100" w:type="dxa"/>
-              <w:bottom w:w="100" w:type="dxa"/>
-              <w:left w:w="120" w:type="dxa"/>
-              <w:right w:w="120" w:type="dxa"/>
-            </w:tcMar>
-            <w:tcBorders>
-              <w:top w:val="single" w:sz="4" w:space="0" w:color="CCCCCC"/>
-              <w:bottom w:val="single" w:sz="4" w:space="0" w:color="CCCCCC"/>
-              <w:left w:val="single" w:sz="4" w:space="0" w:color="CCCCCC"/>
-              <w:right w:val="single" w:sz="4" w:space="0" w:color="CCCCCC"/>
-            </w:tcBorders>
-          </w:tcPr>
-          <w:p>
-            <w:pPr>
-              <w:spacing w:before="60" w:after="60" w:line="252" w:lineRule="auto"/>
-              <w:jc w:val="left"/>
-            </w:pPr>
-            <w:r/>
-            <w:r>
-              <w:rPr>
-                <w:b/>
-              </w:rPr>
-              <w:t>Fri 11/09</w:t>
-            </w:r>
-          </w:p>
-        </w:tc>
-        <w:tc>
-          <w:tcPr>
-            <w:tcW w:type="dxa" w:w="864"/>
-            <w:shd w:fill="FFFFFF"/>
-            <w:tcMar>
-              <w:top w:w="100" w:type="dxa"/>
-              <w:bottom w:w="100" w:type="dxa"/>
-              <w:left w:w="120" w:type="dxa"/>
-              <w:right w:w="120" w:type="dxa"/>
-            </w:tcMar>
-            <w:tcBorders>
-              <w:top w:val="single" w:sz="4" w:space="0" w:color="CCCCCC"/>
-              <w:bottom w:val="single" w:sz="4" w:space="0" w:color="CCCCCC"/>
-              <w:left w:val="single" w:sz="4" w:space="0" w:color="CCCCCC"/>
-              <w:right w:val="single" w:sz="4" w:space="0" w:color="CCCCCC"/>
-            </w:tcBorders>
-          </w:tcPr>
-          <w:p>
-            <w:pPr>
-              <w:spacing w:before="60" w:after="60" w:line="252" w:lineRule="auto"/>
-              <w:jc w:val="left"/>
-            </w:pPr>
-            <w:r/>
-            <w:r>
-              <w:t>Asia 11-15</w:t>
-            </w:r>
-          </w:p>
-        </w:tc>
-        <w:tc>
-          <w:tcPr>
-            <w:tcW w:type="dxa" w:w="1440"/>
-            <w:shd w:fill="FFFFFF"/>
-            <w:tcMar>
-              <w:top w:w="100" w:type="dxa"/>
-              <w:bottom w:w="100" w:type="dxa"/>
-              <w:left w:w="120" w:type="dxa"/>
-              <w:right w:w="120" w:type="dxa"/>
-            </w:tcMar>
-            <w:tcBorders>
-              <w:top w:val="single" w:sz="4" w:space="0" w:color="CCCCCC"/>
-              <w:bottom w:val="single" w:sz="4" w:space="0" w:color="CCCCCC"/>
-              <w:left w:val="single" w:sz="4" w:space="0" w:color="CCCCCC"/>
-              <w:right w:val="single" w:sz="4" w:space="0" w:color="CCCCCC"/>
-            </w:tcBorders>
-          </w:tcPr>
-          <w:p>
-            <w:pPr>
-              <w:spacing w:before="60" w:after="60" w:line="252" w:lineRule="auto"/>
-              <w:jc w:val="left"/>
-            </w:pPr>
-            <w:r/>
-            <w:r>
-              <w:t>774.50</w:t>
-            </w:r>
-          </w:p>
-        </w:tc>
-        <w:tc>
-          <w:tcPr>
-            <w:tcW w:type="dxa" w:w="2016"/>
-            <w:shd w:fill="FFFFFF"/>
-            <w:tcMar>
-              <w:top w:w="100" w:type="dxa"/>
-              <w:bottom w:w="100" w:type="dxa"/>
-              <w:left w:w="120" w:type="dxa"/>
-              <w:right w:w="120" w:type="dxa"/>
-            </w:tcMar>
-            <w:tcBorders>
-              <w:top w:val="single" w:sz="4" w:space="0" w:color="CCCCCC"/>
-              <w:bottom w:val="single" w:sz="4" w:space="0" w:color="CCCCCC"/>
-              <w:left w:val="single" w:sz="4" w:space="0" w:color="CCCCCC"/>
-              <w:right w:val="single" w:sz="4" w:space="0" w:color="CCCCCC"/>
-            </w:tcBorders>
-          </w:tcPr>
-          <w:p>
-            <w:pPr>
-              <w:spacing w:before="60" w:after="60" w:line="252" w:lineRule="auto"/>
-              <w:jc w:val="left"/>
-            </w:pPr>
-            <w:r/>
-            <w:r>
-              <w:t>782.00</w:t>
-            </w:r>
-          </w:p>
-        </w:tc>
-        <w:tc>
-          <w:tcPr>
-            <w:tcW w:type="dxa" w:w="1152"/>
-            <w:shd w:fill="FFFFFF"/>
-            <w:tcMar>
-              <w:top w:w="100" w:type="dxa"/>
-              <w:bottom w:w="100" w:type="dxa"/>
-              <w:left w:w="120" w:type="dxa"/>
-              <w:right w:w="120" w:type="dxa"/>
-            </w:tcMar>
-            <w:tcBorders>
-              <w:top w:val="single" w:sz="4" w:space="0" w:color="CCCCCC"/>
-              <w:bottom w:val="single" w:sz="4" w:space="0" w:color="CCCCCC"/>
-              <w:left w:val="single" w:sz="4" w:space="0" w:color="CCCCCC"/>
-              <w:right w:val="single" w:sz="4" w:space="0" w:color="CCCCCC"/>
-            </w:tcBorders>
-          </w:tcPr>
-          <w:p>
-            <w:pPr>
-              <w:spacing w:before="60" w:after="60" w:line="252" w:lineRule="auto"/>
-              <w:jc w:val="left"/>
-            </w:pPr>
-            <w:r/>
-            <w:r>
-              <w:t>768.50</w:t>
-            </w:r>
-          </w:p>
-        </w:tc>
-        <w:tc>
-          <w:tcPr>
-            <w:tcW w:type="dxa" w:w="1728"/>
-            <w:shd w:fill="FFFFFF"/>
-            <w:tcMar>
-              <w:top w:w="100" w:type="dxa"/>
-              <w:bottom w:w="100" w:type="dxa"/>
-              <w:left w:w="120" w:type="dxa"/>
-              <w:right w:w="120" w:type="dxa"/>
-            </w:tcMar>
-            <w:tcBorders>
-              <w:top w:val="single" w:sz="4" w:space="0" w:color="CCCCCC"/>
-              <w:bottom w:val="single" w:sz="4" w:space="0" w:color="CCCCCC"/>
-              <w:left w:val="single" w:sz="4" w:space="0" w:color="CCCCCC"/>
-              <w:right w:val="single" w:sz="4" w:space="0" w:color="CCCCCC"/>
-            </w:tcBorders>
-          </w:tcPr>
-          <w:p>
-            <w:pPr>
-              <w:spacing w:before="60" w:after="60" w:line="252" w:lineRule="auto"/>
-              <w:jc w:val="left"/>
-            </w:pPr>
-            <w:r/>
-            <w:r>
-              <w:rPr>
-                <w:b/>
-              </w:rPr>
-              <w:t>773.50</w:t>
-            </w:r>
-          </w:p>
-        </w:tc>
-        <w:tc>
-          <w:tcPr>
-            <w:tcW w:type="dxa" w:w="3456"/>
-            <w:shd w:fill="FFFFFF"/>
-            <w:tcMar>
-              <w:top w:w="100" w:type="dxa"/>
-              <w:bottom w:w="100" w:type="dxa"/>
-              <w:left w:w="120" w:type="dxa"/>
-              <w:right w:w="120" w:type="dxa"/>
-            </w:tcMar>
-            <w:tcBorders>
-              <w:top w:val="single" w:sz="4" w:space="0" w:color="CCCCCC"/>
-              <w:bottom w:val="single" w:sz="4" w:space="0" w:color="CCCCCC"/>
-              <w:left w:val="single" w:sz="4" w:space="0" w:color="CCCCCC"/>
-              <w:right w:val="single" w:sz="4" w:space="0" w:color="CCCCCC"/>
-            </w:tcBorders>
-          </w:tcPr>
-          <w:p>
-            <w:pPr>
-              <w:spacing w:before="60" w:after="60" w:line="252" w:lineRule="auto"/>
-              <w:jc w:val="left"/>
-            </w:pPr>
-            <w:r/>
-            <w:r>
-              <w:rPr>
-                <w:b/>
-              </w:rPr>
-              <w:t>-1.00</w:t>
-            </w:r>
-          </w:p>
-        </w:tc>
-        <w:tc>
-          <w:tcPr>
-            <w:tcW w:type="dxa" w:w="1440"/>
-            <w:shd w:fill="FFFFFF"/>
-            <w:tcMar>
-              <w:top w:w="100" w:type="dxa"/>
-              <w:bottom w:w="100" w:type="dxa"/>
-              <w:left w:w="120" w:type="dxa"/>
-              <w:right w:w="120" w:type="dxa"/>
-            </w:tcMar>
-            <w:tcBorders>
-              <w:top w:val="single" w:sz="4" w:space="0" w:color="CCCCCC"/>
-              <w:bottom w:val="single" w:sz="4" w:space="0" w:color="CCCCCC"/>
-              <w:left w:val="single" w:sz="4" w:space="0" w:color="CCCCCC"/>
-              <w:right w:val="single" w:sz="4" w:space="0" w:color="CCCCCC"/>
-            </w:tcBorders>
-          </w:tcPr>
-          <w:p>
-            <w:pPr>
-              <w:spacing w:before="60" w:after="60" w:line="252" w:lineRule="auto"/>
-              <w:jc w:val="left"/>
-            </w:pPr>
-            <w:r/>
-            <w:r>
-              <w:t>BEAR</w:t>
-            </w:r>
-          </w:p>
-        </w:tc>
-      </w:tr>
-      <w:tr>
-        <w:tc>
-          <w:tcPr>
-            <w:tcW w:type="dxa" w:w="1584"/>
-            <w:shd w:fill="F8FAFC"/>
-            <w:tcMar>
-              <w:top w:w="100" w:type="dxa"/>
-              <w:bottom w:w="100" w:type="dxa"/>
-              <w:left w:w="120" w:type="dxa"/>
-              <w:right w:w="120" w:type="dxa"/>
-            </w:tcMar>
-            <w:tcBorders>
-              <w:top w:val="single" w:sz="4" w:space="0" w:color="CCCCCC"/>
-              <w:bottom w:val="single" w:sz="4" w:space="0" w:color="CCCCCC"/>
-              <w:left w:val="single" w:sz="4" w:space="0" w:color="CCCCCC"/>
-              <w:right w:val="single" w:sz="4" w:space="0" w:color="CCCCCC"/>
-            </w:tcBorders>
-          </w:tcPr>
-          <w:p>
-            <w:pPr>
-              <w:spacing w:before="60" w:after="60" w:line="252" w:lineRule="auto"/>
-              <w:jc w:val="left"/>
-            </w:pPr>
-            <w:r/>
-            <w:r>
-              <w:rPr>
-                <w:b/>
-              </w:rPr>
-              <w:t>Fri 11/09</w:t>
-            </w:r>
-          </w:p>
-        </w:tc>
-        <w:tc>
-          <w:tcPr>
-            <w:tcW w:type="dxa" w:w="864"/>
-            <w:shd w:fill="F8FAFC"/>
-            <w:tcMar>
-              <w:top w:w="100" w:type="dxa"/>
-              <w:bottom w:w="100" w:type="dxa"/>
-              <w:left w:w="120" w:type="dxa"/>
-              <w:right w:w="120" w:type="dxa"/>
-            </w:tcMar>
-            <w:tcBorders>
-              <w:top w:val="single" w:sz="4" w:space="0" w:color="CCCCCC"/>
-              <w:bottom w:val="single" w:sz="4" w:space="0" w:color="CCCCCC"/>
-              <w:left w:val="single" w:sz="4" w:space="0" w:color="CCCCCC"/>
-              <w:right w:val="single" w:sz="4" w:space="0" w:color="CCCCCC"/>
-            </w:tcBorders>
-          </w:tcPr>
-          <w:p>
-            <w:pPr>
-              <w:spacing w:before="60" w:after="60" w:line="252" w:lineRule="auto"/>
-              <w:jc w:val="left"/>
-            </w:pPr>
-            <w:r/>
-            <w:r>
-              <w:t>London 15-19</w:t>
-            </w:r>
-          </w:p>
-        </w:tc>
-        <w:tc>
-          <w:tcPr>
-            <w:tcW w:type="dxa" w:w="1440"/>
-            <w:shd w:fill="F8FAFC"/>
-            <w:tcMar>
-              <w:top w:w="100" w:type="dxa"/>
-              <w:bottom w:w="100" w:type="dxa"/>
-              <w:left w:w="120" w:type="dxa"/>
-              <w:right w:w="120" w:type="dxa"/>
-            </w:tcMar>
-            <w:tcBorders>
-              <w:top w:val="single" w:sz="4" w:space="0" w:color="CCCCCC"/>
-              <w:bottom w:val="single" w:sz="4" w:space="0" w:color="CCCCCC"/>
-              <w:left w:val="single" w:sz="4" w:space="0" w:color="CCCCCC"/>
-              <w:right w:val="single" w:sz="4" w:space="0" w:color="CCCCCC"/>
-            </w:tcBorders>
-          </w:tcPr>
-          <w:p>
-            <w:pPr>
-              <w:spacing w:before="60" w:after="60" w:line="252" w:lineRule="auto"/>
-              <w:jc w:val="left"/>
-            </w:pPr>
-            <w:r/>
-            <w:r>
-              <w:t>773.50</w:t>
-            </w:r>
-          </w:p>
-        </w:tc>
-        <w:tc>
-          <w:tcPr>
-            <w:tcW w:type="dxa" w:w="2016"/>
-            <w:shd w:fill="F8FAFC"/>
-            <w:tcMar>
-              <w:top w:w="100" w:type="dxa"/>
-              <w:bottom w:w="100" w:type="dxa"/>
-              <w:left w:w="120" w:type="dxa"/>
-              <w:right w:w="120" w:type="dxa"/>
-            </w:tcMar>
-            <w:tcBorders>
-              <w:top w:val="single" w:sz="4" w:space="0" w:color="CCCCCC"/>
-              <w:bottom w:val="single" w:sz="4" w:space="0" w:color="CCCCCC"/>
-              <w:left w:val="single" w:sz="4" w:space="0" w:color="CCCCCC"/>
-              <w:right w:val="single" w:sz="4" w:space="0" w:color="CCCCCC"/>
-            </w:tcBorders>
-          </w:tcPr>
-          <w:p>
-            <w:pPr>
-              <w:spacing w:before="60" w:after="60" w:line="252" w:lineRule="auto"/>
-              <w:jc w:val="left"/>
-            </w:pPr>
-            <w:r/>
-            <w:r>
-              <w:t>780.50</w:t>
-            </w:r>
-          </w:p>
-        </w:tc>
-        <w:tc>
-          <w:tcPr>
-            <w:tcW w:type="dxa" w:w="1152"/>
-            <w:shd w:fill="F8FAFC"/>
-            <w:tcMar>
-              <w:top w:w="100" w:type="dxa"/>
-              <w:bottom w:w="100" w:type="dxa"/>
-              <w:left w:w="120" w:type="dxa"/>
-              <w:right w:w="120" w:type="dxa"/>
-            </w:tcMar>
-            <w:tcBorders>
-              <w:top w:val="single" w:sz="4" w:space="0" w:color="CCCCCC"/>
-              <w:bottom w:val="single" w:sz="4" w:space="0" w:color="CCCCCC"/>
-              <w:left w:val="single" w:sz="4" w:space="0" w:color="CCCCCC"/>
-              <w:right w:val="single" w:sz="4" w:space="0" w:color="CCCCCC"/>
-            </w:tcBorders>
-          </w:tcPr>
-          <w:p>
-            <w:pPr>
-              <w:spacing w:before="60" w:after="60" w:line="252" w:lineRule="auto"/>
-              <w:jc w:val="left"/>
-            </w:pPr>
-            <w:r/>
-            <w:r>
-              <w:t>760.00</w:t>
-            </w:r>
-          </w:p>
-        </w:tc>
-        <w:tc>
-          <w:tcPr>
-            <w:tcW w:type="dxa" w:w="1728"/>
-            <w:shd w:fill="F8FAFC"/>
-            <w:tcMar>
-              <w:top w:w="100" w:type="dxa"/>
-              <w:bottom w:w="100" w:type="dxa"/>
-              <w:left w:w="120" w:type="dxa"/>
-              <w:right w:w="120" w:type="dxa"/>
-            </w:tcMar>
-            <w:tcBorders>
-              <w:top w:val="single" w:sz="4" w:space="0" w:color="CCCCCC"/>
-              <w:bottom w:val="single" w:sz="4" w:space="0" w:color="CCCCCC"/>
-              <w:left w:val="single" w:sz="4" w:space="0" w:color="CCCCCC"/>
-              <w:right w:val="single" w:sz="4" w:space="0" w:color="CCCCCC"/>
-            </w:tcBorders>
-          </w:tcPr>
-          <w:p>
-            <w:pPr>
-              <w:spacing w:before="60" w:after="60" w:line="252" w:lineRule="auto"/>
-              <w:jc w:val="left"/>
-            </w:pPr>
-            <w:r/>
-            <w:r>
-              <w:rPr>
-                <w:b/>
-              </w:rPr>
-              <w:t>774.25</w:t>
-            </w:r>
-          </w:p>
-        </w:tc>
-        <w:tc>
-          <w:tcPr>
-            <w:tcW w:type="dxa" w:w="3456"/>
-            <w:shd w:fill="F8FAFC"/>
-            <w:tcMar>
-              <w:top w:w="100" w:type="dxa"/>
-              <w:bottom w:w="100" w:type="dxa"/>
-              <w:left w:w="120" w:type="dxa"/>
-              <w:right w:w="120" w:type="dxa"/>
-            </w:tcMar>
-            <w:tcBorders>
-              <w:top w:val="single" w:sz="4" w:space="0" w:color="CCCCCC"/>
-              <w:bottom w:val="single" w:sz="4" w:space="0" w:color="CCCCCC"/>
-              <w:left w:val="single" w:sz="4" w:space="0" w:color="CCCCCC"/>
-              <w:right w:val="single" w:sz="4" w:space="0" w:color="CCCCCC"/>
-            </w:tcBorders>
-          </w:tcPr>
-          <w:p>
-            <w:pPr>
-              <w:spacing w:before="60" w:after="60" w:line="252" w:lineRule="auto"/>
-              <w:jc w:val="left"/>
-            </w:pPr>
-            <w:r/>
-            <w:r>
-              <w:rPr>
-                <w:b/>
-              </w:rPr>
-              <w:t>+0.75</w:t>
-            </w:r>
-          </w:p>
-        </w:tc>
-        <w:tc>
-          <w:tcPr>
-            <w:tcW w:type="dxa" w:w="1440"/>
-            <w:shd w:fill="F8FAFC"/>
-            <w:tcMar>
-              <w:top w:w="100" w:type="dxa"/>
-              <w:bottom w:w="100" w:type="dxa"/>
-              <w:left w:w="120" w:type="dxa"/>
-              <w:right w:w="120" w:type="dxa"/>
-            </w:tcMar>
-            <w:tcBorders>
-              <w:top w:val="single" w:sz="4" w:space="0" w:color="CCCCCC"/>
-              <w:bottom w:val="single" w:sz="4" w:space="0" w:color="CCCCCC"/>
-              <w:left w:val="single" w:sz="4" w:space="0" w:color="CCCCCC"/>
-              <w:right w:val="single" w:sz="4" w:space="0" w:color="CCCCCC"/>
-            </w:tcBorders>
-          </w:tcPr>
-          <w:p>
-            <w:pPr>
-              <w:spacing w:before="60" w:after="60" w:line="252" w:lineRule="auto"/>
-              <w:jc w:val="left"/>
-            </w:pPr>
-            <w:r/>
-            <w:r>
-              <w:t>BULL</w:t>
-            </w:r>
-          </w:p>
-        </w:tc>
-      </w:tr>
-      <w:tr>
-        <w:tc>
-          <w:tcPr>
-            <w:tcW w:type="dxa" w:w="1584"/>
-            <w:shd w:fill="FFFFFF"/>
-            <w:tcMar>
-              <w:top w:w="100" w:type="dxa"/>
-              <w:bottom w:w="100" w:type="dxa"/>
-              <w:left w:w="120" w:type="dxa"/>
-              <w:right w:w="120" w:type="dxa"/>
-            </w:tcMar>
-            <w:tcBorders>
-              <w:top w:val="single" w:sz="4" w:space="0" w:color="CCCCCC"/>
-              <w:bottom w:val="single" w:sz="4" w:space="0" w:color="CCCCCC"/>
-              <w:left w:val="single" w:sz="4" w:space="0" w:color="CCCCCC"/>
-              <w:right w:val="single" w:sz="4" w:space="0" w:color="CCCCCC"/>
-            </w:tcBorders>
-          </w:tcPr>
-          <w:p>
-            <w:pPr>
-              <w:spacing w:before="60" w:after="60" w:line="252" w:lineRule="auto"/>
-              <w:jc w:val="left"/>
-            </w:pPr>
-            <w:r/>
-            <w:r>
-              <w:rPr>
-                <w:b/>
-              </w:rPr>
-              <w:t>Fri 11/09</w:t>
-            </w:r>
-          </w:p>
-        </w:tc>
-        <w:tc>
-          <w:tcPr>
-            <w:tcW w:type="dxa" w:w="864"/>
-            <w:shd w:fill="FFFFFF"/>
-            <w:tcMar>
-              <w:top w:w="100" w:type="dxa"/>
-              <w:bottom w:w="100" w:type="dxa"/>
-              <w:left w:w="120" w:type="dxa"/>
-              <w:right w:w="120" w:type="dxa"/>
-            </w:tcMar>
-            <w:tcBorders>
-              <w:top w:val="single" w:sz="4" w:space="0" w:color="CCCCCC"/>
-              <w:bottom w:val="single" w:sz="4" w:space="0" w:color="CCCCCC"/>
-              <w:left w:val="single" w:sz="4" w:space="0" w:color="CCCCCC"/>
-              <w:right w:val="single" w:sz="4" w:space="0" w:color="CCCCCC"/>
-            </w:tcBorders>
-          </w:tcPr>
-          <w:p>
-            <w:pPr>
-              <w:spacing w:before="60" w:after="60" w:line="252" w:lineRule="auto"/>
-              <w:jc w:val="left"/>
-            </w:pPr>
-            <w:r/>
-            <w:r>
-              <w:t>Pre-NY 19-21</w:t>
-            </w:r>
-          </w:p>
-        </w:tc>
-        <w:tc>
-          <w:tcPr>
-            <w:tcW w:type="dxa" w:w="1440"/>
-            <w:shd w:fill="FFFFFF"/>
-            <w:tcMar>
-              <w:top w:w="100" w:type="dxa"/>
-              <w:bottom w:w="100" w:type="dxa"/>
-              <w:left w:w="120" w:type="dxa"/>
-              <w:right w:w="120" w:type="dxa"/>
-            </w:tcMar>
-            <w:tcBorders>
-              <w:top w:val="single" w:sz="4" w:space="0" w:color="CCCCCC"/>
-              <w:bottom w:val="single" w:sz="4" w:space="0" w:color="CCCCCC"/>
-              <w:left w:val="single" w:sz="4" w:space="0" w:color="CCCCCC"/>
-              <w:right w:val="single" w:sz="4" w:space="0" w:color="CCCCCC"/>
-            </w:tcBorders>
-          </w:tcPr>
-          <w:p>
-            <w:pPr>
-              <w:spacing w:before="60" w:after="60" w:line="252" w:lineRule="auto"/>
-              <w:jc w:val="left"/>
-            </w:pPr>
-            <w:r/>
-            <w:r>
-              <w:t>774.25</w:t>
-            </w:r>
-          </w:p>
-        </w:tc>
-        <w:tc>
-          <w:tcPr>
-            <w:tcW w:type="dxa" w:w="2016"/>
-            <w:shd w:fill="FFFFFF"/>
-            <w:tcMar>
-              <w:top w:w="100" w:type="dxa"/>
-              <w:bottom w:w="100" w:type="dxa"/>
-              <w:left w:w="120" w:type="dxa"/>
-              <w:right w:w="120" w:type="dxa"/>
-            </w:tcMar>
-            <w:tcBorders>
-              <w:top w:val="single" w:sz="4" w:space="0" w:color="CCCCCC"/>
-              <w:bottom w:val="single" w:sz="4" w:space="0" w:color="CCCCCC"/>
-              <w:left w:val="single" w:sz="4" w:space="0" w:color="CCCCCC"/>
-              <w:right w:val="single" w:sz="4" w:space="0" w:color="CCCCCC"/>
-            </w:tcBorders>
-          </w:tcPr>
-          <w:p>
-            <w:pPr>
-              <w:spacing w:before="60" w:after="60" w:line="252" w:lineRule="auto"/>
-              <w:jc w:val="left"/>
-            </w:pPr>
-            <w:r/>
-            <w:r>
-              <w:t>783.50</w:t>
-            </w:r>
-          </w:p>
-        </w:tc>
-        <w:tc>
-          <w:tcPr>
-            <w:tcW w:type="dxa" w:w="1152"/>
-            <w:shd w:fill="FFFFFF"/>
-            <w:tcMar>
-              <w:top w:w="100" w:type="dxa"/>
-              <w:bottom w:w="100" w:type="dxa"/>
-              <w:left w:w="120" w:type="dxa"/>
-              <w:right w:w="120" w:type="dxa"/>
-            </w:tcMar>
-            <w:tcBorders>
-              <w:top w:val="single" w:sz="4" w:space="0" w:color="CCCCCC"/>
-              <w:bottom w:val="single" w:sz="4" w:space="0" w:color="CCCCCC"/>
-              <w:left w:val="single" w:sz="4" w:space="0" w:color="CCCCCC"/>
-              <w:right w:val="single" w:sz="4" w:space="0" w:color="CCCCCC"/>
-            </w:tcBorders>
-          </w:tcPr>
-          <w:p>
-            <w:pPr>
-              <w:spacing w:before="60" w:after="60" w:line="252" w:lineRule="auto"/>
-              <w:jc w:val="left"/>
-            </w:pPr>
-            <w:r/>
-            <w:r>
-              <w:t>767.00</w:t>
-            </w:r>
-          </w:p>
-        </w:tc>
-        <w:tc>
-          <w:tcPr>
-            <w:tcW w:type="dxa" w:w="1728"/>
-            <w:shd w:fill="FFFFFF"/>
-            <w:tcMar>
-              <w:top w:w="100" w:type="dxa"/>
-              <w:bottom w:w="100" w:type="dxa"/>
-              <w:left w:w="120" w:type="dxa"/>
-              <w:right w:w="120" w:type="dxa"/>
-            </w:tcMar>
-            <w:tcBorders>
-              <w:top w:val="single" w:sz="4" w:space="0" w:color="CCCCCC"/>
-              <w:bottom w:val="single" w:sz="4" w:space="0" w:color="CCCCCC"/>
-              <w:left w:val="single" w:sz="4" w:space="0" w:color="CCCCCC"/>
-              <w:right w:val="single" w:sz="4" w:space="0" w:color="CCCCCC"/>
-            </w:tcBorders>
-          </w:tcPr>
-          <w:p>
-            <w:pPr>
-              <w:spacing w:before="60" w:after="60" w:line="252" w:lineRule="auto"/>
-              <w:jc w:val="left"/>
-            </w:pPr>
-            <w:r/>
-            <w:r>
-              <w:rPr>
-                <w:b/>
-              </w:rPr>
-              <w:t>774.00</w:t>
-            </w:r>
-          </w:p>
-        </w:tc>
-        <w:tc>
-          <w:tcPr>
-            <w:tcW w:type="dxa" w:w="3456"/>
-            <w:shd w:fill="FFFFFF"/>
-            <w:tcMar>
-              <w:top w:w="100" w:type="dxa"/>
-              <w:bottom w:w="100" w:type="dxa"/>
-              <w:left w:w="120" w:type="dxa"/>
-              <w:right w:w="120" w:type="dxa"/>
-            </w:tcMar>
-            <w:tcBorders>
-              <w:top w:val="single" w:sz="4" w:space="0" w:color="CCCCCC"/>
-              <w:bottom w:val="single" w:sz="4" w:space="0" w:color="CCCCCC"/>
-              <w:left w:val="single" w:sz="4" w:space="0" w:color="CCCCCC"/>
-              <w:right w:val="single" w:sz="4" w:space="0" w:color="CCCCCC"/>
-            </w:tcBorders>
-          </w:tcPr>
-          <w:p>
-            <w:pPr>
-              <w:spacing w:before="60" w:after="60" w:line="252" w:lineRule="auto"/>
-              <w:jc w:val="left"/>
-            </w:pPr>
-            <w:r/>
-            <w:r>
-              <w:rPr>
-                <w:b/>
-              </w:rPr>
-              <w:t>-0.25</w:t>
-            </w:r>
-          </w:p>
-        </w:tc>
-        <w:tc>
-          <w:tcPr>
-            <w:tcW w:type="dxa" w:w="1440"/>
-            <w:shd w:fill="FFFFFF"/>
-            <w:tcMar>
-              <w:top w:w="100" w:type="dxa"/>
-              <w:bottom w:w="100" w:type="dxa"/>
-              <w:left w:w="120" w:type="dxa"/>
-              <w:right w:w="120" w:type="dxa"/>
-            </w:tcMar>
-            <w:tcBorders>
-              <w:top w:val="single" w:sz="4" w:space="0" w:color="CCCCCC"/>
-              <w:bottom w:val="single" w:sz="4" w:space="0" w:color="CCCCCC"/>
-              <w:left w:val="single" w:sz="4" w:space="0" w:color="CCCCCC"/>
-              <w:right w:val="single" w:sz="4" w:space="0" w:color="CCCCCC"/>
-            </w:tcBorders>
-          </w:tcPr>
-          <w:p>
-            <w:pPr>
-              <w:spacing w:before="60" w:after="60" w:line="252" w:lineRule="auto"/>
-              <w:jc w:val="left"/>
-            </w:pPr>
-            <w:r/>
-            <w:r>
-              <w:t>BEAR</w:t>
-            </w:r>
-          </w:p>
-        </w:tc>
-      </w:tr>
-      <w:tr>
-        <w:tc>
-          <w:tcPr>
-            <w:tcW w:type="dxa" w:w="1584"/>
-            <w:shd w:fill="F8FAFC"/>
-            <w:tcMar>
-              <w:top w:w="100" w:type="dxa"/>
-              <w:bottom w:w="100" w:type="dxa"/>
-              <w:left w:w="120" w:type="dxa"/>
-              <w:right w:w="120" w:type="dxa"/>
-            </w:tcMar>
-            <w:tcBorders>
-              <w:top w:val="single" w:sz="4" w:space="0" w:color="CCCCCC"/>
-              <w:bottom w:val="single" w:sz="4" w:space="0" w:color="CCCCCC"/>
-              <w:left w:val="single" w:sz="4" w:space="0" w:color="CCCCCC"/>
-              <w:right w:val="single" w:sz="4" w:space="0" w:color="CCCCCC"/>
-            </w:tcBorders>
-          </w:tcPr>
-          <w:p>
-            <w:pPr>
-              <w:spacing w:before="60" w:after="60" w:line="252" w:lineRule="auto"/>
-              <w:jc w:val="left"/>
-            </w:pPr>
-            <w:r/>
-            <w:r>
-              <w:rPr>
-                <w:b/>
-              </w:rPr>
-              <w:t>Fri 11/09</w:t>
-            </w:r>
-          </w:p>
-        </w:tc>
-        <w:tc>
-          <w:tcPr>
-            <w:tcW w:type="dxa" w:w="864"/>
-            <w:shd w:fill="F8FAFC"/>
-            <w:tcMar>
-              <w:top w:w="100" w:type="dxa"/>
-              <w:bottom w:w="100" w:type="dxa"/>
-              <w:left w:w="120" w:type="dxa"/>
-              <w:right w:w="120" w:type="dxa"/>
-            </w:tcMar>
-            <w:tcBorders>
-              <w:top w:val="single" w:sz="4" w:space="0" w:color="CCCCCC"/>
-              <w:bottom w:val="single" w:sz="4" w:space="0" w:color="CCCCCC"/>
-              <w:left w:val="single" w:sz="4" w:space="0" w:color="CCCCCC"/>
-              <w:right w:val="single" w:sz="4" w:space="0" w:color="CCCCCC"/>
-            </w:tcBorders>
-          </w:tcPr>
-          <w:p>
-            <w:pPr>
-              <w:spacing w:before="60" w:after="60" w:line="252" w:lineRule="auto"/>
-              <w:jc w:val="left"/>
-            </w:pPr>
-            <w:r/>
-            <w:r>
-              <w:t>NY Open 21-23</w:t>
-            </w:r>
-          </w:p>
-        </w:tc>
-        <w:tc>
-          <w:tcPr>
-            <w:tcW w:type="dxa" w:w="1440"/>
-            <w:shd w:fill="F8FAFC"/>
-            <w:tcMar>
-              <w:top w:w="100" w:type="dxa"/>
-              <w:bottom w:w="100" w:type="dxa"/>
-              <w:left w:w="120" w:type="dxa"/>
-              <w:right w:w="120" w:type="dxa"/>
-            </w:tcMar>
-            <w:tcBorders>
-              <w:top w:val="single" w:sz="4" w:space="0" w:color="CCCCCC"/>
-              <w:bottom w:val="single" w:sz="4" w:space="0" w:color="CCCCCC"/>
-              <w:left w:val="single" w:sz="4" w:space="0" w:color="CCCCCC"/>
-              <w:right w:val="single" w:sz="4" w:space="0" w:color="CCCCCC"/>
-            </w:tcBorders>
-          </w:tcPr>
-          <w:p>
-            <w:pPr>
-              <w:spacing w:before="60" w:after="60" w:line="252" w:lineRule="auto"/>
-              <w:jc w:val="left"/>
-            </w:pPr>
-            <w:r/>
-            <w:r>
-              <w:t>774.00</w:t>
-            </w:r>
-          </w:p>
-        </w:tc>
-        <w:tc>
-          <w:tcPr>
-            <w:tcW w:type="dxa" w:w="2016"/>
-            <w:shd w:fill="F8FAFC"/>
-            <w:tcMar>
-              <w:top w:w="100" w:type="dxa"/>
-              <w:bottom w:w="100" w:type="dxa"/>
-              <w:left w:w="120" w:type="dxa"/>
-              <w:right w:w="120" w:type="dxa"/>
-            </w:tcMar>
-            <w:tcBorders>
-              <w:top w:val="single" w:sz="4" w:space="0" w:color="CCCCCC"/>
-              <w:bottom w:val="single" w:sz="4" w:space="0" w:color="CCCCCC"/>
-              <w:left w:val="single" w:sz="4" w:space="0" w:color="CCCCCC"/>
-              <w:right w:val="single" w:sz="4" w:space="0" w:color="CCCCCC"/>
-            </w:tcBorders>
-          </w:tcPr>
-          <w:p>
-            <w:pPr>
-              <w:spacing w:before="60" w:after="60" w:line="252" w:lineRule="auto"/>
-              <w:jc w:val="left"/>
-            </w:pPr>
-            <w:r/>
-            <w:r>
-              <w:t>782.50</w:t>
-            </w:r>
-          </w:p>
-        </w:tc>
-        <w:tc>
-          <w:tcPr>
-            <w:tcW w:type="dxa" w:w="1152"/>
-            <w:shd w:fill="F8FAFC"/>
-            <w:tcMar>
-              <w:top w:w="100" w:type="dxa"/>
-              <w:bottom w:w="100" w:type="dxa"/>
-              <w:left w:w="120" w:type="dxa"/>
-              <w:right w:w="120" w:type="dxa"/>
-            </w:tcMar>
-            <w:tcBorders>
-              <w:top w:val="single" w:sz="4" w:space="0" w:color="CCCCCC"/>
-              <w:bottom w:val="single" w:sz="4" w:space="0" w:color="CCCCCC"/>
-              <w:left w:val="single" w:sz="4" w:space="0" w:color="CCCCCC"/>
-              <w:right w:val="single" w:sz="4" w:space="0" w:color="CCCCCC"/>
-            </w:tcBorders>
-          </w:tcPr>
-          <w:p>
-            <w:pPr>
-              <w:spacing w:before="60" w:after="60" w:line="252" w:lineRule="auto"/>
-              <w:jc w:val="left"/>
-            </w:pPr>
-            <w:r/>
-            <w:r>
-              <w:t>760.00</w:t>
-            </w:r>
-          </w:p>
-        </w:tc>
-        <w:tc>
-          <w:tcPr>
-            <w:tcW w:type="dxa" w:w="1728"/>
-            <w:shd w:fill="F8FAFC"/>
-            <w:tcMar>
-              <w:top w:w="100" w:type="dxa"/>
-              <w:bottom w:w="100" w:type="dxa"/>
-              <w:left w:w="120" w:type="dxa"/>
-              <w:right w:w="120" w:type="dxa"/>
-            </w:tcMar>
-            <w:tcBorders>
-              <w:top w:val="single" w:sz="4" w:space="0" w:color="CCCCCC"/>
-              <w:bottom w:val="single" w:sz="4" w:space="0" w:color="CCCCCC"/>
-              <w:left w:val="single" w:sz="4" w:space="0" w:color="CCCCCC"/>
-              <w:right w:val="single" w:sz="4" w:space="0" w:color="CCCCCC"/>
-            </w:tcBorders>
-          </w:tcPr>
-          <w:p>
-            <w:pPr>
-              <w:spacing w:before="60" w:after="60" w:line="252" w:lineRule="auto"/>
-              <w:jc w:val="left"/>
-            </w:pPr>
-            <w:r/>
-            <w:r>
-              <w:rPr>
-                <w:b/>
-              </w:rPr>
-              <w:t>775.75</w:t>
-            </w:r>
-          </w:p>
-        </w:tc>
-        <w:tc>
-          <w:tcPr>
-            <w:tcW w:type="dxa" w:w="3456"/>
-            <w:shd w:fill="F8FAFC"/>
-            <w:tcMar>
-              <w:top w:w="100" w:type="dxa"/>
-              <w:bottom w:w="100" w:type="dxa"/>
-              <w:left w:w="120" w:type="dxa"/>
-              <w:right w:w="120" w:type="dxa"/>
-            </w:tcMar>
-            <w:tcBorders>
-              <w:top w:val="single" w:sz="4" w:space="0" w:color="CCCCCC"/>
-              <w:bottom w:val="single" w:sz="4" w:space="0" w:color="CCCCCC"/>
-              <w:left w:val="single" w:sz="4" w:space="0" w:color="CCCCCC"/>
-              <w:right w:val="single" w:sz="4" w:space="0" w:color="CCCCCC"/>
-            </w:tcBorders>
-          </w:tcPr>
-          <w:p>
-            <w:pPr>
-              <w:spacing w:before="60" w:after="60" w:line="252" w:lineRule="auto"/>
-              <w:jc w:val="left"/>
-            </w:pPr>
-            <w:r/>
-            <w:r>
-              <w:rPr>
-                <w:b/>
-              </w:rPr>
-              <w:t>+1.75</w:t>
-            </w:r>
-          </w:p>
-        </w:tc>
-        <w:tc>
-          <w:tcPr>
-            <w:tcW w:type="dxa" w:w="1440"/>
-            <w:shd w:fill="F8FAFC"/>
-            <w:tcMar>
-              <w:top w:w="100" w:type="dxa"/>
-              <w:bottom w:w="100" w:type="dxa"/>
-              <w:left w:w="120" w:type="dxa"/>
-              <w:right w:w="120" w:type="dxa"/>
-            </w:tcMar>
-            <w:tcBorders>
-              <w:top w:val="single" w:sz="4" w:space="0" w:color="CCCCCC"/>
-              <w:bottom w:val="single" w:sz="4" w:space="0" w:color="CCCCCC"/>
-              <w:left w:val="single" w:sz="4" w:space="0" w:color="CCCCCC"/>
-              <w:right w:val="single" w:sz="4" w:space="0" w:color="CCCCCC"/>
-            </w:tcBorders>
-          </w:tcPr>
-          <w:p>
-            <w:pPr>
-              <w:spacing w:before="60" w:after="60" w:line="252" w:lineRule="auto"/>
-              <w:jc w:val="left"/>
-            </w:pPr>
-            <w:r/>
-            <w:r>
-              <w:t>BULL</w:t>
-            </w:r>
-          </w:p>
-        </w:tc>
-      </w:tr>
-      <w:tr>
-        <w:tc>
-          <w:tcPr>
-            <w:tcW w:type="dxa" w:w="1584"/>
-            <w:shd w:fill="FFFFFF"/>
-            <w:tcMar>
-              <w:top w:w="100" w:type="dxa"/>
-              <w:bottom w:w="100" w:type="dxa"/>
-              <w:left w:w="120" w:type="dxa"/>
-              <w:right w:w="120" w:type="dxa"/>
-            </w:tcMar>
-            <w:tcBorders>
-              <w:top w:val="single" w:sz="4" w:space="0" w:color="CCCCCC"/>
-              <w:bottom w:val="single" w:sz="4" w:space="0" w:color="CCCCCC"/>
-              <w:left w:val="single" w:sz="4" w:space="0" w:color="CCCCCC"/>
-              <w:right w:val="single" w:sz="4" w:space="0" w:color="CCCCCC"/>
-            </w:tcBorders>
-          </w:tcPr>
-          <w:p>
-            <w:pPr>
-              <w:spacing w:before="60" w:after="60" w:line="252" w:lineRule="auto"/>
-              <w:jc w:val="left"/>
-            </w:pPr>
-            <w:r/>
-            <w:r>
-              <w:rPr>
-                <w:b/>
-              </w:rPr>
-              <w:t>Fri 11/09</w:t>
-            </w:r>
-          </w:p>
-        </w:tc>
-        <w:tc>
-          <w:tcPr>
-            <w:tcW w:type="dxa" w:w="864"/>
-            <w:shd w:fill="FFFFFF"/>
-            <w:tcMar>
-              <w:top w:w="100" w:type="dxa"/>
-              <w:bottom w:w="100" w:type="dxa"/>
-              <w:left w:w="120" w:type="dxa"/>
-              <w:right w:w="120" w:type="dxa"/>
-            </w:tcMar>
-            <w:tcBorders>
-              <w:top w:val="single" w:sz="4" w:space="0" w:color="CCCCCC"/>
-              <w:bottom w:val="single" w:sz="4" w:space="0" w:color="CCCCCC"/>
-              <w:left w:val="single" w:sz="4" w:space="0" w:color="CCCCCC"/>
-              <w:right w:val="single" w:sz="4" w:space="0" w:color="CCCCCC"/>
-            </w:tcBorders>
-          </w:tcPr>
-          <w:p>
-            <w:pPr>
-              <w:spacing w:before="60" w:after="60" w:line="252" w:lineRule="auto"/>
-              <w:jc w:val="left"/>
-            </w:pPr>
-            <w:r/>
-            <w:r>
-              <w:t>NY Close 23-01</w:t>
-            </w:r>
-          </w:p>
-        </w:tc>
-        <w:tc>
-          <w:tcPr>
-            <w:tcW w:type="dxa" w:w="1440"/>
-            <w:shd w:fill="FFFFFF"/>
-            <w:tcMar>
-              <w:top w:w="100" w:type="dxa"/>
-              <w:bottom w:w="100" w:type="dxa"/>
-              <w:left w:w="120" w:type="dxa"/>
-              <w:right w:w="120" w:type="dxa"/>
-            </w:tcMar>
-            <w:tcBorders>
-              <w:top w:val="single" w:sz="4" w:space="0" w:color="CCCCCC"/>
-              <w:bottom w:val="single" w:sz="4" w:space="0" w:color="CCCCCC"/>
-              <w:left w:val="single" w:sz="4" w:space="0" w:color="CCCCCC"/>
-              <w:right w:val="single" w:sz="4" w:space="0" w:color="CCCCCC"/>
-            </w:tcBorders>
-          </w:tcPr>
-          <w:p>
-            <w:pPr>
-              <w:spacing w:before="60" w:after="60" w:line="252" w:lineRule="auto"/>
-              <w:jc w:val="left"/>
-            </w:pPr>
-            <w:r/>
-            <w:r>
-              <w:t>775.75</w:t>
-            </w:r>
-          </w:p>
-        </w:tc>
-        <w:tc>
-          <w:tcPr>
-            <w:tcW w:type="dxa" w:w="2016"/>
-            <w:shd w:fill="FFFFFF"/>
-            <w:tcMar>
-              <w:top w:w="100" w:type="dxa"/>
-              <w:bottom w:w="100" w:type="dxa"/>
-              <w:left w:w="120" w:type="dxa"/>
-              <w:right w:w="120" w:type="dxa"/>
-            </w:tcMar>
-            <w:tcBorders>
-              <w:top w:val="single" w:sz="4" w:space="0" w:color="CCCCCC"/>
-              <w:bottom w:val="single" w:sz="4" w:space="0" w:color="CCCCCC"/>
-              <w:left w:val="single" w:sz="4" w:space="0" w:color="CCCCCC"/>
-              <w:right w:val="single" w:sz="4" w:space="0" w:color="CCCCCC"/>
-            </w:tcBorders>
-          </w:tcPr>
-          <w:p>
-            <w:pPr>
-              <w:spacing w:before="60" w:after="60" w:line="252" w:lineRule="auto"/>
-              <w:jc w:val="left"/>
-            </w:pPr>
-            <w:r/>
-            <w:r>
-              <w:t>782.00</w:t>
-            </w:r>
-          </w:p>
-        </w:tc>
-        <w:tc>
-          <w:tcPr>
-            <w:tcW w:type="dxa" w:w="1152"/>
-            <w:shd w:fill="FFFFFF"/>
-            <w:tcMar>
-              <w:top w:w="100" w:type="dxa"/>
-              <w:bottom w:w="100" w:type="dxa"/>
-              <w:left w:w="120" w:type="dxa"/>
-              <w:right w:w="120" w:type="dxa"/>
-            </w:tcMar>
-            <w:tcBorders>
-              <w:top w:val="single" w:sz="4" w:space="0" w:color="CCCCCC"/>
-              <w:bottom w:val="single" w:sz="4" w:space="0" w:color="CCCCCC"/>
-              <w:left w:val="single" w:sz="4" w:space="0" w:color="CCCCCC"/>
-              <w:right w:val="single" w:sz="4" w:space="0" w:color="CCCCCC"/>
-            </w:tcBorders>
-          </w:tcPr>
-          <w:p>
-            <w:pPr>
-              <w:spacing w:before="60" w:after="60" w:line="252" w:lineRule="auto"/>
-              <w:jc w:val="left"/>
-            </w:pPr>
-            <w:r/>
-            <w:r>
-              <w:t>769.25</w:t>
-            </w:r>
-          </w:p>
-        </w:tc>
-        <w:tc>
-          <w:tcPr>
-            <w:tcW w:type="dxa" w:w="1728"/>
-            <w:shd w:fill="FFFFFF"/>
-            <w:tcMar>
-              <w:top w:w="100" w:type="dxa"/>
-              <w:bottom w:w="100" w:type="dxa"/>
-              <w:left w:w="120" w:type="dxa"/>
-              <w:right w:w="120" w:type="dxa"/>
-            </w:tcMar>
-            <w:tcBorders>
-              <w:top w:val="single" w:sz="4" w:space="0" w:color="CCCCCC"/>
-              <w:bottom w:val="single" w:sz="4" w:space="0" w:color="CCCCCC"/>
-              <w:left w:val="single" w:sz="4" w:space="0" w:color="CCCCCC"/>
-              <w:right w:val="single" w:sz="4" w:space="0" w:color="CCCCCC"/>
-            </w:tcBorders>
-          </w:tcPr>
-          <w:p>
-            <w:pPr>
-              <w:spacing w:before="60" w:after="60" w:line="252" w:lineRule="auto"/>
-              <w:jc w:val="left"/>
-            </w:pPr>
-            <w:r/>
-            <w:r>
-              <w:rPr>
-                <w:b/>
-              </w:rPr>
-              <w:t>775.00</w:t>
+              <w:t>774.75</w:t>
             </w:r>
           </w:p>
         </w:tc>
